--- a/TestDocs/Architecture_BRD.docx
+++ b/TestDocs/Architecture_BRD.docx
@@ -1,8 +1,8 @@
 
 <file path=word/document.xml><?xml version="1.0" encoding="utf-8"?>
-<w:document xmlns:wpc="http://schemas.microsoft.com/office/word/2010/wordprocessingCanvas" xmlns:mo="http://schemas.microsoft.com/office/mac/office/2008/main" xmlns:mc="http://schemas.openxmlformats.org/markup-compatibility/2006" xmlns:mv="urn:schemas-microsoft-com:mac:vml" xmlns:o="urn:schemas-microsoft-com:office:office" xmlns:r="http://schemas.openxmlformats.org/officeDocument/2006/relationships" xmlns:m="http://schemas.openxmlformats.org/officeDocument/2006/math" xmlns:v="urn:schemas-microsoft-com:vml" xmlns:wp14="http://schemas.microsoft.com/office/word/2010/wordprocessingDrawing" xmlns:wp="http://schemas.openxmlformats.org/drawingml/2006/wordprocessingDrawing" xmlns:w10="urn:schemas-microsoft-com:office:word" xmlns:w="http://schemas.openxmlformats.org/wordprocessingml/2006/main" xmlns:w14="http://schemas.microsoft.com/office/word/2010/wordml" xmlns:wpg="http://schemas.microsoft.com/office/word/2010/wordprocessingGroup" xmlns:wpi="http://schemas.microsoft.com/office/word/2010/wordprocessingInk" xmlns:wne="http://schemas.microsoft.com/office/word/2006/wordml" xmlns:wps="http://schemas.microsoft.com/office/word/2010/wordprocessingShape" mc:Ignorable="w14 wp14">
+<w:document xmlns:wpc="http://schemas.microsoft.com/office/word/2010/wordprocessingCanvas" xmlns:mo="http://schemas.microsoft.com/office/mac/office/2008/main" xmlns:mc="http://schemas.openxmlformats.org/markup-compatibility/2006" xmlns:mv="urn:schemas-microsoft-com:mac:vml" xmlns:o="urn:schemas-microsoft-com:office:office" xmlns:r="http://schemas.openxmlformats.org/officeDocument/2006/relationships" xmlns:m="http://schemas.openxmlformats.org/officeDocument/2006/math" xmlns:v="urn:schemas-microsoft-com:vml" xmlns:wp14="http://schemas.microsoft.com/office/word/2010/wordprocessingDrawing" xmlns:wp="http://schemas.openxmlformats.org/drawingml/2006/wordprocessingDrawing" xmlns:w10="urn:schemas-microsoft-com:office:word" xmlns:w="http://schemas.openxmlformats.org/wordprocessingml/2006/main" xmlns:w14="http://schemas.microsoft.com/office/word/2010/wordml" xmlns:wpg="http://schemas.microsoft.com/office/word/2010/wordprocessingGroup" xmlns:wpi="http://schemas.microsoft.com/office/word/2010/wordprocessingInk" xmlns:wne="http://schemas.microsoft.com/office/word/2006/wordml" xmlns:wps="http://schemas.microsoft.com/office/word/2010/wordprocessingShape" xmlns:a="http://schemas.openxmlformats.org/drawingml/2006/main" xmlns:pic="http://schemas.openxmlformats.org/drawingml/2006/picture" xmlns:a14="http://schemas.microsoft.com/office/drawing/2010/main" mc:Ignorable="w14 wp14">
   <w:body>
-    <w:p>
+    <w:p xmlns:wp14="http://schemas.microsoft.com/office/word/2010/wordml" wp14:textId="77777777">
       <w:pPr>
         <w:pStyle w:val="Title"/>
       </w:pPr>
@@ -10,7 +10,7 @@
         <w:t>NextGen E-Commerce Platform - Architecture &amp; BRD</w:t>
       </w:r>
     </w:p>
-    <w:p>
+    <w:p xmlns:wp14="http://schemas.microsoft.com/office/word/2010/wordml" wp14:textId="77777777">
       <w:pPr>
         <w:pStyle w:val="Heading1"/>
       </w:pPr>
@@ -18,12 +18,12 @@
         <w:t>1. Project Overview</w:t>
       </w:r>
     </w:p>
-    <w:p>
+    <w:p xmlns:wp14="http://schemas.microsoft.com/office/word/2010/wordml" wp14:textId="77777777">
       <w:r>
         <w:t>This document outlines the cloud architecture for the 'Project Phoenix' e-commerce initiative. The project lead is Sarah Jenkins (VP Engineering) and the technical architect is Michael Chen.</w:t>
       </w:r>
     </w:p>
-    <w:p>
+    <w:p xmlns:wp14="http://schemas.microsoft.com/office/word/2010/wordml" wp14:textId="77777777">
       <w:pPr>
         <w:pStyle w:val="Heading1"/>
       </w:pPr>
@@ -31,7 +31,7 @@
         <w:t>2. AWS Infrastructure Details</w:t>
       </w:r>
     </w:p>
-    <w:p>
+    <w:p xmlns:wp14="http://schemas.microsoft.com/office/word/2010/wordml" wp14:textId="77777777">
       <w:r>
         <w:rPr>
           <w:b/>
@@ -40,6 +40,8 @@
       </w:r>
       <w:r>
         <w:t>123456789012</w:t>
+      </w:r>
+      <w:r>
         <w:br/>
       </w:r>
       <w:r>
@@ -50,6 +52,8 @@
       </w:r>
       <w:r>
         <w:t>us-east-1</w:t>
+      </w:r>
+      <w:r>
         <w:br/>
       </w:r>
       <w:r>
@@ -60,6 +64,8 @@
       </w:r>
       <w:r>
         <w:t>arn:aws:lambda:us-east-1:123456789012:function:OrderProcessor-Production</w:t>
+      </w:r>
+      <w:r>
         <w:br/>
       </w:r>
       <w:r>
@@ -70,10 +76,12 @@
       </w:r>
       <w:r>
         <w:t>s3://cust-data-prod-998</w:t>
+      </w:r>
+      <w:r>
         <w:br/>
       </w:r>
     </w:p>
-    <w:p>
+    <w:p xmlns:wp14="http://schemas.microsoft.com/office/word/2010/wordml" wp14:textId="77777777">
       <w:pPr>
         <w:pStyle w:val="Heading1"/>
       </w:pPr>
@@ -81,7 +89,7 @@
         <w:t>3. Network Architecture</w:t>
       </w:r>
     </w:p>
-    <w:p>
+    <w:p xmlns:wp14="http://schemas.microsoft.com/office/word/2010/wordml" wp14:textId="77777777">
       <w:r>
         <w:rPr>
           <w:b/>
@@ -90,6 +98,8 @@
       </w:r>
       <w:r>
         <w:t>vpc-0a1b2c3d4e5f6g7h8</w:t>
+      </w:r>
+      <w:r>
         <w:br/>
       </w:r>
       <w:r>
@@ -100,6 +110,8 @@
       </w:r>
       <w:r>
         <w:t>subnet-04f1e2d3c4b5a69</w:t>
+      </w:r>
+      <w:r>
         <w:br/>
       </w:r>
       <w:r>
@@ -110,6 +122,8 @@
       </w:r>
       <w:r>
         <w:t>10.0.5.42</w:t>
+      </w:r>
+      <w:r>
         <w:br/>
       </w:r>
       <w:r>
@@ -120,10 +134,12 @@
       </w:r>
       <w:r>
         <w:t>192.168.1.1</w:t>
+      </w:r>
+      <w:r>
         <w:br/>
       </w:r>
     </w:p>
-    <w:p>
+    <w:p xmlns:wp14="http://schemas.microsoft.com/office/word/2010/wordml" wp14:textId="77777777">
       <w:pPr>
         <w:pStyle w:val="Heading1"/>
       </w:pPr>
@@ -131,12 +147,12 @@
         <w:t>4. Data Handling &amp; PII</w:t>
       </w:r>
     </w:p>
-    <w:p>
+    <w:p xmlns:wp14="http://schemas.microsoft.com/office/word/2010/wordml" wp14:textId="77777777">
       <w:r>
         <w:t>For testing purposes, the following customer profiles should be used: Jane Doe (jane.doe@example.com) and Robert Wilson (robert.wilson@corporate.net).</w:t>
       </w:r>
     </w:p>
-    <w:p>
+    <w:p xmlns:wp14="http://schemas.microsoft.com/office/word/2010/wordml" wp14:textId="77777777">
       <w:pPr>
         <w:pStyle w:val="Heading1"/>
       </w:pPr>
@@ -144,55 +160,118 @@
         <w:t>5. Legal &amp; Service Accounts</w:t>
       </w:r>
     </w:p>
-    <w:p>
+    <w:p xmlns:wp14="http://schemas.microsoft.com/office/word/2010/wordml" wp14:textId="77777777">
       <w:r>
         <w:rPr>
-          <w:b/>
+          <w:b w:val="1"/>
+          <w:bCs w:val="1"/>
         </w:rPr>
         <w:t xml:space="preserve">Master Service Agreement: </w:t>
       </w:r>
       <w:r>
+        <w:rPr/>
         <w:t>MSA-2026-PHOENIX-001</w:t>
+      </w:r>
+      <w:r>
         <w:br/>
       </w:r>
       <w:r>
         <w:rPr>
-          <w:b/>
+          <w:b w:val="1"/>
+          <w:bCs w:val="1"/>
         </w:rPr>
         <w:t xml:space="preserve">Deployment Service Account: </w:t>
       </w:r>
       <w:r>
+        <w:rPr/>
         <w:t>svc-deployer-phoenix-prod</w:t>
+      </w:r>
+      <w:r>
         <w:br/>
       </w:r>
       <w:r>
         <w:rPr>
-          <w:b/>
+          <w:b w:val="1"/>
+          <w:bCs w:val="1"/>
         </w:rPr>
         <w:t xml:space="preserve">Internal API Secret ID: </w:t>
       </w:r>
       <w:r>
+        <w:rPr/>
         <w:t>SECRET_TOKEN_9921_X</w:t>
+      </w:r>
+      <w:r>
         <w:br/>
       </w:r>
       <w:r>
         <w:rPr>
-          <w:b/>
+          <w:b w:val="1"/>
+          <w:bCs w:val="1"/>
         </w:rPr>
         <w:t xml:space="preserve">Legacy Mainframe ID: </w:t>
       </w:r>
       <w:r>
+        <w:rPr/>
         <w:t>MF-HOST-001-A</w:t>
+      </w:r>
+      <w:r>
         <w:br/>
       </w:r>
     </w:p>
-    <w:p>
+    <w:p xmlns:wp14="http://schemas.microsoft.com/office/word/2010/wordml" wp14:textId="5992DEF8">
+      <w:pPr>
+        <w:pStyle w:val="Normal"/>
+      </w:pPr>
       <w:r>
+        <w:drawing>
+          <wp:inline xmlns:wp14="http://schemas.microsoft.com/office/word/2010/wordprocessingDrawing" wp14:editId="06DDB077" wp14:anchorId="75B700EE">
+            <wp:extent cx="5486400" cy="4143375"/>
+            <wp:effectExtent l="0" t="0" r="0" b="0"/>
+            <wp:docPr id="582709225" name="drawing"/>
+            <wp:cNvGraphicFramePr>
+              <a:graphicFrameLocks noChangeAspect="1"/>
+            </wp:cNvGraphicFramePr>
+            <a:graphic>
+              <a:graphicData xmlns:a="http://schemas.openxmlformats.org/drawingml/2006/main" uri="http://schemas.openxmlformats.org/drawingml/2006/picture">
+                <pic:pic xmlns:pic="http://schemas.openxmlformats.org/drawingml/2006/picture">
+                  <pic:nvPicPr>
+                    <pic:cNvPr id="582709225" name="Picture 582709225"/>
+                    <pic:cNvPicPr/>
+                  </pic:nvPicPr>
+                  <pic:blipFill>
+                    <a:blip xmlns:r="http://schemas.openxmlformats.org/officeDocument/2006/relationships" r:embed="rId1278872813">
+                      <a:extLst>
+                        <a:ext uri="{28A0092B-C50C-407E-A947-70E740481C1C}">
+                          <a14:useLocalDpi xmlns:a14="http://schemas.microsoft.com/office/drawing/2010/main"/>
+                        </a:ext>
+                      </a:extLst>
+                    </a:blip>
+                    <a:stretch>
+                      <a:fillRect/>
+                    </a:stretch>
+                  </pic:blipFill>
+                  <pic:spPr>
+                    <a:xfrm>
+                      <a:off x="0" y="0"/>
+                      <a:ext cx="5486400" cy="4143375"/>
+                    </a:xfrm>
+                    <a:prstGeom prst="rect">
+                      <a:avLst/>
+                    </a:prstGeom>
+                  </pic:spPr>
+                </pic:pic>
+              </a:graphicData>
+            </a:graphic>
+          </wp:inline>
+        </w:drawing>
+      </w:r>
+      <w:r>
+        <w:rPr/>
         <w:t>Please ensure that the contract MSA-2026-PHOENIX-001 is referenced in all communications with the vendor. The service account svc-deployer-phoenix-prod should have minimal permissions.</w:t>
       </w:r>
     </w:p>
     <w:sectPr>
-      <w:pgSz w:w="12240" w:h="15840"/>
+      <w:pgSz w:w="12240" w:h="15840" w:orient="portrait"/>
       <w:pgMar w:top="1440" w:right="1800" w:bottom="1440" w:left="1800" w:header="720" w:footer="720" w:gutter="0"/>
       <w:cols w:space="720"/>
       <w:docGrid w:linePitch="360"/>
@@ -289,7 +368,7 @@
         <w:ind w:left="1440" w:hanging="360"/>
       </w:pPr>
       <w:rPr>
-        <w:rFonts w:ascii="Symbol" w:hAnsi="Symbol" w:hint="default"/>
+        <w:rFonts w:hint="default" w:ascii="Symbol" w:hAnsi="Symbol"/>
       </w:rPr>
     </w:lvl>
   </w:abstractNum>
@@ -310,7 +389,7 @@
         <w:ind w:left="1080" w:hanging="360"/>
       </w:pPr>
       <w:rPr>
-        <w:rFonts w:ascii="Symbol" w:hAnsi="Symbol" w:hint="default"/>
+        <w:rFonts w:hint="default" w:ascii="Symbol" w:hAnsi="Symbol"/>
       </w:rPr>
     </w:lvl>
   </w:abstractNum>
@@ -331,7 +410,7 @@
         <w:ind w:left="720" w:hanging="360"/>
       </w:pPr>
       <w:rPr>
-        <w:rFonts w:ascii="Symbol" w:hAnsi="Symbol" w:hint="default"/>
+        <w:rFonts w:hint="default" w:ascii="Symbol" w:hAnsi="Symbol"/>
       </w:rPr>
     </w:lvl>
   </w:abstractNum>
@@ -370,7 +449,7 @@
         <w:ind w:left="360" w:hanging="360"/>
       </w:pPr>
       <w:rPr>
-        <w:rFonts w:ascii="Symbol" w:hAnsi="Symbol" w:hint="default"/>
+        <w:rFonts w:hint="default" w:ascii="Symbol" w:hAnsi="Symbol"/>
       </w:rPr>
     </w:lvl>
   </w:abstractNum>
@@ -405,11 +484,11 @@
 </file>
 
 <file path=word/styles.xml><?xml version="1.0" encoding="utf-8"?>
-<w:styles xmlns:mc="http://schemas.openxmlformats.org/markup-compatibility/2006" xmlns:r="http://schemas.openxmlformats.org/officeDocument/2006/relationships" xmlns:w="http://schemas.openxmlformats.org/wordprocessingml/2006/main" xmlns:w14="http://schemas.microsoft.com/office/word/2010/wordml" mc:Ignorable="w14">
+<w:styles xmlns:wp14="http://schemas.microsoft.com/office/word/2010/wordprocessingDrawing" xmlns:mc="http://schemas.openxmlformats.org/markup-compatibility/2006" xmlns:r="http://schemas.openxmlformats.org/officeDocument/2006/relationships" xmlns:w="http://schemas.openxmlformats.org/wordprocessingml/2006/main" xmlns:w14="http://schemas.microsoft.com/office/word/2010/wordml" mc:Ignorable="w14 wp14">
   <w:docDefaults>
     <w:rPrDefault>
       <w:rPr>
-        <w:rFonts w:asciiTheme="minorHAnsi" w:eastAsiaTheme="minorEastAsia" w:hAnsiTheme="minorHAnsi" w:cstheme="minorBidi"/>
+        <w:rFonts w:asciiTheme="minorHAnsi" w:hAnsiTheme="minorHAnsi" w:eastAsiaTheme="minorEastAsia" w:cstheme="minorBidi"/>
         <w:sz w:val="22"/>
         <w:szCs w:val="22"/>
         <w:lang w:val="en-US" w:eastAsia="en-US" w:bidi="ar-SA"/>
@@ -422,8 +501,8 @@
     </w:pPrDefault>
   </w:docDefaults>
   <w:latentStyles w:defLockedState="0" w:defUIPriority="99" w:defSemiHidden="1" w:defUnhideWhenUsed="1" w:defQFormat="0" w:count="276">
-    <w:lsdException w:name="Normal" w:semiHidden="0" w:uiPriority="0" w:unhideWhenUsed="0" w:qFormat="1"/>
-    <w:lsdException w:name="heading 1" w:semiHidden="0" w:uiPriority="9" w:unhideWhenUsed="0" w:qFormat="1"/>
+    <w:lsdException w:name="Normal" w:uiPriority="0" w:semiHidden="0" w:unhideWhenUsed="0" w:qFormat="1"/>
+    <w:lsdException w:name="heading 1" w:uiPriority="9" w:semiHidden="0" w:unhideWhenUsed="0" w:qFormat="1"/>
     <w:lsdException w:name="heading 2" w:uiPriority="9" w:qFormat="1"/>
     <w:lsdException w:name="heading 3" w:uiPriority="9" w:qFormat="1"/>
     <w:lsdException w:name="heading 4" w:uiPriority="9" w:qFormat="1"/>
@@ -442,125 +521,125 @@
     <w:lsdException w:name="toc 8" w:uiPriority="39"/>
     <w:lsdException w:name="toc 9" w:uiPriority="39"/>
     <w:lsdException w:name="caption" w:uiPriority="35" w:qFormat="1"/>
-    <w:lsdException w:name="Title" w:semiHidden="0" w:uiPriority="10" w:unhideWhenUsed="0" w:qFormat="1"/>
+    <w:lsdException w:name="Title" w:uiPriority="10" w:semiHidden="0" w:unhideWhenUsed="0" w:qFormat="1"/>
     <w:lsdException w:name="Default Paragraph Font" w:uiPriority="1"/>
-    <w:lsdException w:name="Subtitle" w:semiHidden="0" w:uiPriority="11" w:unhideWhenUsed="0" w:qFormat="1"/>
-    <w:lsdException w:name="Strong" w:semiHidden="0" w:uiPriority="22" w:unhideWhenUsed="0" w:qFormat="1"/>
-    <w:lsdException w:name="Emphasis" w:semiHidden="0" w:uiPriority="20" w:unhideWhenUsed="0" w:qFormat="1"/>
-    <w:lsdException w:name="Table Grid" w:semiHidden="0" w:uiPriority="59" w:unhideWhenUsed="0"/>
+    <w:lsdException w:name="Subtitle" w:uiPriority="11" w:semiHidden="0" w:unhideWhenUsed="0" w:qFormat="1"/>
+    <w:lsdException w:name="Strong" w:uiPriority="22" w:semiHidden="0" w:unhideWhenUsed="0" w:qFormat="1"/>
+    <w:lsdException w:name="Emphasis" w:uiPriority="20" w:semiHidden="0" w:unhideWhenUsed="0" w:qFormat="1"/>
+    <w:lsdException w:name="Table Grid" w:uiPriority="59" w:semiHidden="0" w:unhideWhenUsed="0"/>
     <w:lsdException w:name="Placeholder Text" w:unhideWhenUsed="0"/>
-    <w:lsdException w:name="No Spacing" w:semiHidden="0" w:uiPriority="1" w:unhideWhenUsed="0" w:qFormat="1"/>
-    <w:lsdException w:name="Light Shading" w:semiHidden="0" w:uiPriority="60" w:unhideWhenUsed="0"/>
-    <w:lsdException w:name="Light List" w:semiHidden="0" w:uiPriority="61" w:unhideWhenUsed="0"/>
-    <w:lsdException w:name="Light Grid" w:semiHidden="0" w:uiPriority="62" w:unhideWhenUsed="0"/>
-    <w:lsdException w:name="Medium Shading 1" w:semiHidden="0" w:uiPriority="63" w:unhideWhenUsed="0"/>
-    <w:lsdException w:name="Medium Shading 2" w:semiHidden="0" w:uiPriority="64" w:unhideWhenUsed="0"/>
-    <w:lsdException w:name="Medium List 1" w:semiHidden="0" w:uiPriority="65" w:unhideWhenUsed="0"/>
-    <w:lsdException w:name="Medium List 2" w:semiHidden="0" w:uiPriority="66" w:unhideWhenUsed="0"/>
-    <w:lsdException w:name="Medium Grid 1" w:semiHidden="0" w:uiPriority="67" w:unhideWhenUsed="0"/>
-    <w:lsdException w:name="Medium Grid 2" w:semiHidden="0" w:uiPriority="68" w:unhideWhenUsed="0"/>
-    <w:lsdException w:name="Medium Grid 3" w:semiHidden="0" w:uiPriority="69" w:unhideWhenUsed="0"/>
-    <w:lsdException w:name="Dark List" w:semiHidden="0" w:uiPriority="70" w:unhideWhenUsed="0"/>
-    <w:lsdException w:name="Colorful Shading" w:semiHidden="0" w:uiPriority="71" w:unhideWhenUsed="0"/>
-    <w:lsdException w:name="Colorful List" w:semiHidden="0" w:uiPriority="72" w:unhideWhenUsed="0"/>
-    <w:lsdException w:name="Colorful Grid" w:semiHidden="0" w:uiPriority="73" w:unhideWhenUsed="0"/>
-    <w:lsdException w:name="Light Shading Accent 1" w:semiHidden="0" w:uiPriority="60" w:unhideWhenUsed="0"/>
-    <w:lsdException w:name="Light List Accent 1" w:semiHidden="0" w:uiPriority="61" w:unhideWhenUsed="0"/>
-    <w:lsdException w:name="Light Grid Accent 1" w:semiHidden="0" w:uiPriority="62" w:unhideWhenUsed="0"/>
-    <w:lsdException w:name="Medium Shading 1 Accent 1" w:semiHidden="0" w:uiPriority="63" w:unhideWhenUsed="0"/>
-    <w:lsdException w:name="Medium Shading 2 Accent 1" w:semiHidden="0" w:uiPriority="64" w:unhideWhenUsed="0"/>
-    <w:lsdException w:name="Medium List 1 Accent 1" w:semiHidden="0" w:uiPriority="65" w:unhideWhenUsed="0"/>
+    <w:lsdException w:name="No Spacing" w:uiPriority="1" w:semiHidden="0" w:unhideWhenUsed="0" w:qFormat="1"/>
+    <w:lsdException w:name="Light Shading" w:uiPriority="60" w:semiHidden="0" w:unhideWhenUsed="0"/>
+    <w:lsdException w:name="Light List" w:uiPriority="61" w:semiHidden="0" w:unhideWhenUsed="0"/>
+    <w:lsdException w:name="Light Grid" w:uiPriority="62" w:semiHidden="0" w:unhideWhenUsed="0"/>
+    <w:lsdException w:name="Medium Shading 1" w:uiPriority="63" w:semiHidden="0" w:unhideWhenUsed="0"/>
+    <w:lsdException w:name="Medium Shading 2" w:uiPriority="64" w:semiHidden="0" w:unhideWhenUsed="0"/>
+    <w:lsdException w:name="Medium List 1" w:uiPriority="65" w:semiHidden="0" w:unhideWhenUsed="0"/>
+    <w:lsdException w:name="Medium List 2" w:uiPriority="66" w:semiHidden="0" w:unhideWhenUsed="0"/>
+    <w:lsdException w:name="Medium Grid 1" w:uiPriority="67" w:semiHidden="0" w:unhideWhenUsed="0"/>
+    <w:lsdException w:name="Medium Grid 2" w:uiPriority="68" w:semiHidden="0" w:unhideWhenUsed="0"/>
+    <w:lsdException w:name="Medium Grid 3" w:uiPriority="69" w:semiHidden="0" w:unhideWhenUsed="0"/>
+    <w:lsdException w:name="Dark List" w:uiPriority="70" w:semiHidden="0" w:unhideWhenUsed="0"/>
+    <w:lsdException w:name="Colorful Shading" w:uiPriority="71" w:semiHidden="0" w:unhideWhenUsed="0"/>
+    <w:lsdException w:name="Colorful List" w:uiPriority="72" w:semiHidden="0" w:unhideWhenUsed="0"/>
+    <w:lsdException w:name="Colorful Grid" w:uiPriority="73" w:semiHidden="0" w:unhideWhenUsed="0"/>
+    <w:lsdException w:name="Light Shading Accent 1" w:uiPriority="60" w:semiHidden="0" w:unhideWhenUsed="0"/>
+    <w:lsdException w:name="Light List Accent 1" w:uiPriority="61" w:semiHidden="0" w:unhideWhenUsed="0"/>
+    <w:lsdException w:name="Light Grid Accent 1" w:uiPriority="62" w:semiHidden="0" w:unhideWhenUsed="0"/>
+    <w:lsdException w:name="Medium Shading 1 Accent 1" w:uiPriority="63" w:semiHidden="0" w:unhideWhenUsed="0"/>
+    <w:lsdException w:name="Medium Shading 2 Accent 1" w:uiPriority="64" w:semiHidden="0" w:unhideWhenUsed="0"/>
+    <w:lsdException w:name="Medium List 1 Accent 1" w:uiPriority="65" w:semiHidden="0" w:unhideWhenUsed="0"/>
     <w:lsdException w:name="Revision" w:unhideWhenUsed="0"/>
-    <w:lsdException w:name="List Paragraph" w:semiHidden="0" w:uiPriority="34" w:unhideWhenUsed="0" w:qFormat="1"/>
-    <w:lsdException w:name="Quote" w:semiHidden="0" w:uiPriority="29" w:unhideWhenUsed="0" w:qFormat="1"/>
-    <w:lsdException w:name="Intense Quote" w:semiHidden="0" w:uiPriority="30" w:unhideWhenUsed="0" w:qFormat="1"/>
-    <w:lsdException w:name="Medium List 2 Accent 1" w:semiHidden="0" w:uiPriority="66" w:unhideWhenUsed="0"/>
-    <w:lsdException w:name="Medium Grid 1 Accent 1" w:semiHidden="0" w:uiPriority="67" w:unhideWhenUsed="0"/>
-    <w:lsdException w:name="Medium Grid 2 Accent 1" w:semiHidden="0" w:uiPriority="68" w:unhideWhenUsed="0"/>
-    <w:lsdException w:name="Medium Grid 3 Accent 1" w:semiHidden="0" w:uiPriority="69" w:unhideWhenUsed="0"/>
-    <w:lsdException w:name="Dark List Accent 1" w:semiHidden="0" w:uiPriority="70" w:unhideWhenUsed="0"/>
-    <w:lsdException w:name="Colorful Shading Accent 1" w:semiHidden="0" w:uiPriority="71" w:unhideWhenUsed="0"/>
-    <w:lsdException w:name="Colorful List Accent 1" w:semiHidden="0" w:uiPriority="72" w:unhideWhenUsed="0"/>
-    <w:lsdException w:name="Colorful Grid Accent 1" w:semiHidden="0" w:uiPriority="73" w:unhideWhenUsed="0"/>
-    <w:lsdException w:name="Light Shading Accent 2" w:semiHidden="0" w:uiPriority="60" w:unhideWhenUsed="0"/>
-    <w:lsdException w:name="Light List Accent 2" w:semiHidden="0" w:uiPriority="61" w:unhideWhenUsed="0"/>
-    <w:lsdException w:name="Light Grid Accent 2" w:semiHidden="0" w:uiPriority="62" w:unhideWhenUsed="0"/>
-    <w:lsdException w:name="Medium Shading 1 Accent 2" w:semiHidden="0" w:uiPriority="63" w:unhideWhenUsed="0"/>
-    <w:lsdException w:name="Medium Shading 2 Accent 2" w:semiHidden="0" w:uiPriority="64" w:unhideWhenUsed="0"/>
-    <w:lsdException w:name="Medium List 1 Accent 2" w:semiHidden="0" w:uiPriority="65" w:unhideWhenUsed="0"/>
-    <w:lsdException w:name="Medium List 2 Accent 2" w:semiHidden="0" w:uiPriority="66" w:unhideWhenUsed="0"/>
-    <w:lsdException w:name="Medium Grid 1 Accent 2" w:semiHidden="0" w:uiPriority="67" w:unhideWhenUsed="0"/>
-    <w:lsdException w:name="Medium Grid 2 Accent 2" w:semiHidden="0" w:uiPriority="68" w:unhideWhenUsed="0"/>
-    <w:lsdException w:name="Medium Grid 3 Accent 2" w:semiHidden="0" w:uiPriority="69" w:unhideWhenUsed="0"/>
-    <w:lsdException w:name="Dark List Accent 2" w:semiHidden="0" w:uiPriority="70" w:unhideWhenUsed="0"/>
-    <w:lsdException w:name="Colorful Shading Accent 2" w:semiHidden="0" w:uiPriority="71" w:unhideWhenUsed="0"/>
-    <w:lsdException w:name="Colorful List Accent 2" w:semiHidden="0" w:uiPriority="72" w:unhideWhenUsed="0"/>
-    <w:lsdException w:name="Colorful Grid Accent 2" w:semiHidden="0" w:uiPriority="73" w:unhideWhenUsed="0"/>
-    <w:lsdException w:name="Light Shading Accent 3" w:semiHidden="0" w:uiPriority="60" w:unhideWhenUsed="0"/>
-    <w:lsdException w:name="Light List Accent 3" w:semiHidden="0" w:uiPriority="61" w:unhideWhenUsed="0"/>
-    <w:lsdException w:name="Light Grid Accent 3" w:semiHidden="0" w:uiPriority="62" w:unhideWhenUsed="0"/>
-    <w:lsdException w:name="Medium Shading 1 Accent 3" w:semiHidden="0" w:uiPriority="63" w:unhideWhenUsed="0"/>
-    <w:lsdException w:name="Medium Shading 2 Accent 3" w:semiHidden="0" w:uiPriority="64" w:unhideWhenUsed="0"/>
-    <w:lsdException w:name="Medium List 1 Accent 3" w:semiHidden="0" w:uiPriority="65" w:unhideWhenUsed="0"/>
-    <w:lsdException w:name="Medium List 2 Accent 3" w:semiHidden="0" w:uiPriority="66" w:unhideWhenUsed="0"/>
-    <w:lsdException w:name="Medium Grid 1 Accent 3" w:semiHidden="0" w:uiPriority="67" w:unhideWhenUsed="0"/>
-    <w:lsdException w:name="Medium Grid 2 Accent 3" w:semiHidden="0" w:uiPriority="68" w:unhideWhenUsed="0"/>
-    <w:lsdException w:name="Medium Grid 3 Accent 3" w:semiHidden="0" w:uiPriority="69" w:unhideWhenUsed="0"/>
-    <w:lsdException w:name="Dark List Accent 3" w:semiHidden="0" w:uiPriority="70" w:unhideWhenUsed="0"/>
-    <w:lsdException w:name="Colorful Shading Accent 3" w:semiHidden="0" w:uiPriority="71" w:unhideWhenUsed="0"/>
-    <w:lsdException w:name="Colorful List Accent 3" w:semiHidden="0" w:uiPriority="72" w:unhideWhenUsed="0"/>
-    <w:lsdException w:name="Colorful Grid Accent 3" w:semiHidden="0" w:uiPriority="73" w:unhideWhenUsed="0"/>
-    <w:lsdException w:name="Light Shading Accent 4" w:semiHidden="0" w:uiPriority="60" w:unhideWhenUsed="0"/>
-    <w:lsdException w:name="Light List Accent 4" w:semiHidden="0" w:uiPriority="61" w:unhideWhenUsed="0"/>
-    <w:lsdException w:name="Light Grid Accent 4" w:semiHidden="0" w:uiPriority="62" w:unhideWhenUsed="0"/>
-    <w:lsdException w:name="Medium Shading 1 Accent 4" w:semiHidden="0" w:uiPriority="63" w:unhideWhenUsed="0"/>
-    <w:lsdException w:name="Medium Shading 2 Accent 4" w:semiHidden="0" w:uiPriority="64" w:unhideWhenUsed="0"/>
-    <w:lsdException w:name="Medium List 1 Accent 4" w:semiHidden="0" w:uiPriority="65" w:unhideWhenUsed="0"/>
-    <w:lsdException w:name="Medium List 2 Accent 4" w:semiHidden="0" w:uiPriority="66" w:unhideWhenUsed="0"/>
-    <w:lsdException w:name="Medium Grid 1 Accent 4" w:semiHidden="0" w:uiPriority="67" w:unhideWhenUsed="0"/>
-    <w:lsdException w:name="Medium Grid 2 Accent 4" w:semiHidden="0" w:uiPriority="68" w:unhideWhenUsed="0"/>
-    <w:lsdException w:name="Medium Grid 3 Accent 4" w:semiHidden="0" w:uiPriority="69" w:unhideWhenUsed="0"/>
-    <w:lsdException w:name="Dark List Accent 4" w:semiHidden="0" w:uiPriority="70" w:unhideWhenUsed="0"/>
-    <w:lsdException w:name="Colorful Shading Accent 4" w:semiHidden="0" w:uiPriority="71" w:unhideWhenUsed="0"/>
-    <w:lsdException w:name="Colorful List Accent 4" w:semiHidden="0" w:uiPriority="72" w:unhideWhenUsed="0"/>
-    <w:lsdException w:name="Colorful Grid Accent 4" w:semiHidden="0" w:uiPriority="73" w:unhideWhenUsed="0"/>
-    <w:lsdException w:name="Light Shading Accent 5" w:semiHidden="0" w:uiPriority="60" w:unhideWhenUsed="0"/>
-    <w:lsdException w:name="Light List Accent 5" w:semiHidden="0" w:uiPriority="61" w:unhideWhenUsed="0"/>
-    <w:lsdException w:name="Light Grid Accent 5" w:semiHidden="0" w:uiPriority="62" w:unhideWhenUsed="0"/>
-    <w:lsdException w:name="Medium Shading 1 Accent 5" w:semiHidden="0" w:uiPriority="63" w:unhideWhenUsed="0"/>
-    <w:lsdException w:name="Medium Shading 2 Accent 5" w:semiHidden="0" w:uiPriority="64" w:unhideWhenUsed="0"/>
-    <w:lsdException w:name="Medium List 1 Accent 5" w:semiHidden="0" w:uiPriority="65" w:unhideWhenUsed="0"/>
-    <w:lsdException w:name="Medium List 2 Accent 5" w:semiHidden="0" w:uiPriority="66" w:unhideWhenUsed="0"/>
-    <w:lsdException w:name="Medium Grid 1 Accent 5" w:semiHidden="0" w:uiPriority="67" w:unhideWhenUsed="0"/>
-    <w:lsdException w:name="Medium Grid 2 Accent 5" w:semiHidden="0" w:uiPriority="68" w:unhideWhenUsed="0"/>
-    <w:lsdException w:name="Medium Grid 3 Accent 5" w:semiHidden="0" w:uiPriority="69" w:unhideWhenUsed="0"/>
-    <w:lsdException w:name="Dark List Accent 5" w:semiHidden="0" w:uiPriority="70" w:unhideWhenUsed="0"/>
-    <w:lsdException w:name="Colorful Shading Accent 5" w:semiHidden="0" w:uiPriority="71" w:unhideWhenUsed="0"/>
-    <w:lsdException w:name="Colorful List Accent 5" w:semiHidden="0" w:uiPriority="72" w:unhideWhenUsed="0"/>
-    <w:lsdException w:name="Colorful Grid Accent 5" w:semiHidden="0" w:uiPriority="73" w:unhideWhenUsed="0"/>
-    <w:lsdException w:name="Light Shading Accent 6" w:semiHidden="0" w:uiPriority="60" w:unhideWhenUsed="0"/>
-    <w:lsdException w:name="Light List Accent 6" w:semiHidden="0" w:uiPriority="61" w:unhideWhenUsed="0"/>
-    <w:lsdException w:name="Light Grid Accent 6" w:semiHidden="0" w:uiPriority="62" w:unhideWhenUsed="0"/>
-    <w:lsdException w:name="Medium Shading 1 Accent 6" w:semiHidden="0" w:uiPriority="63" w:unhideWhenUsed="0"/>
-    <w:lsdException w:name="Medium Shading 2 Accent 6" w:semiHidden="0" w:uiPriority="64" w:unhideWhenUsed="0"/>
-    <w:lsdException w:name="Medium List 1 Accent 6" w:semiHidden="0" w:uiPriority="65" w:unhideWhenUsed="0"/>
-    <w:lsdException w:name="Medium List 2 Accent 6" w:semiHidden="0" w:uiPriority="66" w:unhideWhenUsed="0"/>
-    <w:lsdException w:name="Medium Grid 1 Accent 6" w:semiHidden="0" w:uiPriority="67" w:unhideWhenUsed="0"/>
-    <w:lsdException w:name="Medium Grid 2 Accent 6" w:semiHidden="0" w:uiPriority="68" w:unhideWhenUsed="0"/>
-    <w:lsdException w:name="Medium Grid 3 Accent 6" w:semiHidden="0" w:uiPriority="69" w:unhideWhenUsed="0"/>
-    <w:lsdException w:name="Dark List Accent 6" w:semiHidden="0" w:uiPriority="70" w:unhideWhenUsed="0"/>
-    <w:lsdException w:name="Colorful Shading Accent 6" w:semiHidden="0" w:uiPriority="71" w:unhideWhenUsed="0"/>
-    <w:lsdException w:name="Colorful List Accent 6" w:semiHidden="0" w:uiPriority="72" w:unhideWhenUsed="0"/>
-    <w:lsdException w:name="Colorful Grid Accent 6" w:semiHidden="0" w:uiPriority="73" w:unhideWhenUsed="0"/>
-    <w:lsdException w:name="Subtle Emphasis" w:semiHidden="0" w:uiPriority="19" w:unhideWhenUsed="0" w:qFormat="1"/>
-    <w:lsdException w:name="Intense Emphasis" w:semiHidden="0" w:uiPriority="21" w:unhideWhenUsed="0" w:qFormat="1"/>
-    <w:lsdException w:name="Subtle Reference" w:semiHidden="0" w:uiPriority="31" w:unhideWhenUsed="0" w:qFormat="1"/>
-    <w:lsdException w:name="Intense Reference" w:semiHidden="0" w:uiPriority="32" w:unhideWhenUsed="0" w:qFormat="1"/>
-    <w:lsdException w:name="Book Title" w:semiHidden="0" w:uiPriority="33" w:unhideWhenUsed="0" w:qFormat="1"/>
+    <w:lsdException w:name="List Paragraph" w:uiPriority="34" w:semiHidden="0" w:unhideWhenUsed="0" w:qFormat="1"/>
+    <w:lsdException w:name="Quote" w:uiPriority="29" w:semiHidden="0" w:unhideWhenUsed="0" w:qFormat="1"/>
+    <w:lsdException w:name="Intense Quote" w:uiPriority="30" w:semiHidden="0" w:unhideWhenUsed="0" w:qFormat="1"/>
+    <w:lsdException w:name="Medium List 2 Accent 1" w:uiPriority="66" w:semiHidden="0" w:unhideWhenUsed="0"/>
+    <w:lsdException w:name="Medium Grid 1 Accent 1" w:uiPriority="67" w:semiHidden="0" w:unhideWhenUsed="0"/>
+    <w:lsdException w:name="Medium Grid 2 Accent 1" w:uiPriority="68" w:semiHidden="0" w:unhideWhenUsed="0"/>
+    <w:lsdException w:name="Medium Grid 3 Accent 1" w:uiPriority="69" w:semiHidden="0" w:unhideWhenUsed="0"/>
+    <w:lsdException w:name="Dark List Accent 1" w:uiPriority="70" w:semiHidden="0" w:unhideWhenUsed="0"/>
+    <w:lsdException w:name="Colorful Shading Accent 1" w:uiPriority="71" w:semiHidden="0" w:unhideWhenUsed="0"/>
+    <w:lsdException w:name="Colorful List Accent 1" w:uiPriority="72" w:semiHidden="0" w:unhideWhenUsed="0"/>
+    <w:lsdException w:name="Colorful Grid Accent 1" w:uiPriority="73" w:semiHidden="0" w:unhideWhenUsed="0"/>
+    <w:lsdException w:name="Light Shading Accent 2" w:uiPriority="60" w:semiHidden="0" w:unhideWhenUsed="0"/>
+    <w:lsdException w:name="Light List Accent 2" w:uiPriority="61" w:semiHidden="0" w:unhideWhenUsed="0"/>
+    <w:lsdException w:name="Light Grid Accent 2" w:uiPriority="62" w:semiHidden="0" w:unhideWhenUsed="0"/>
+    <w:lsdException w:name="Medium Shading 1 Accent 2" w:uiPriority="63" w:semiHidden="0" w:unhideWhenUsed="0"/>
+    <w:lsdException w:name="Medium Shading 2 Accent 2" w:uiPriority="64" w:semiHidden="0" w:unhideWhenUsed="0"/>
+    <w:lsdException w:name="Medium List 1 Accent 2" w:uiPriority="65" w:semiHidden="0" w:unhideWhenUsed="0"/>
+    <w:lsdException w:name="Medium List 2 Accent 2" w:uiPriority="66" w:semiHidden="0" w:unhideWhenUsed="0"/>
+    <w:lsdException w:name="Medium Grid 1 Accent 2" w:uiPriority="67" w:semiHidden="0" w:unhideWhenUsed="0"/>
+    <w:lsdException w:name="Medium Grid 2 Accent 2" w:uiPriority="68" w:semiHidden="0" w:unhideWhenUsed="0"/>
+    <w:lsdException w:name="Medium Grid 3 Accent 2" w:uiPriority="69" w:semiHidden="0" w:unhideWhenUsed="0"/>
+    <w:lsdException w:name="Dark List Accent 2" w:uiPriority="70" w:semiHidden="0" w:unhideWhenUsed="0"/>
+    <w:lsdException w:name="Colorful Shading Accent 2" w:uiPriority="71" w:semiHidden="0" w:unhideWhenUsed="0"/>
+    <w:lsdException w:name="Colorful List Accent 2" w:uiPriority="72" w:semiHidden="0" w:unhideWhenUsed="0"/>
+    <w:lsdException w:name="Colorful Grid Accent 2" w:uiPriority="73" w:semiHidden="0" w:unhideWhenUsed="0"/>
+    <w:lsdException w:name="Light Shading Accent 3" w:uiPriority="60" w:semiHidden="0" w:unhideWhenUsed="0"/>
+    <w:lsdException w:name="Light List Accent 3" w:uiPriority="61" w:semiHidden="0" w:unhideWhenUsed="0"/>
+    <w:lsdException w:name="Light Grid Accent 3" w:uiPriority="62" w:semiHidden="0" w:unhideWhenUsed="0"/>
+    <w:lsdException w:name="Medium Shading 1 Accent 3" w:uiPriority="63" w:semiHidden="0" w:unhideWhenUsed="0"/>
+    <w:lsdException w:name="Medium Shading 2 Accent 3" w:uiPriority="64" w:semiHidden="0" w:unhideWhenUsed="0"/>
+    <w:lsdException w:name="Medium List 1 Accent 3" w:uiPriority="65" w:semiHidden="0" w:unhideWhenUsed="0"/>
+    <w:lsdException w:name="Medium List 2 Accent 3" w:uiPriority="66" w:semiHidden="0" w:unhideWhenUsed="0"/>
+    <w:lsdException w:name="Medium Grid 1 Accent 3" w:uiPriority="67" w:semiHidden="0" w:unhideWhenUsed="0"/>
+    <w:lsdException w:name="Medium Grid 2 Accent 3" w:uiPriority="68" w:semiHidden="0" w:unhideWhenUsed="0"/>
+    <w:lsdException w:name="Medium Grid 3 Accent 3" w:uiPriority="69" w:semiHidden="0" w:unhideWhenUsed="0"/>
+    <w:lsdException w:name="Dark List Accent 3" w:uiPriority="70" w:semiHidden="0" w:unhideWhenUsed="0"/>
+    <w:lsdException w:name="Colorful Shading Accent 3" w:uiPriority="71" w:semiHidden="0" w:unhideWhenUsed="0"/>
+    <w:lsdException w:name="Colorful List Accent 3" w:uiPriority="72" w:semiHidden="0" w:unhideWhenUsed="0"/>
+    <w:lsdException w:name="Colorful Grid Accent 3" w:uiPriority="73" w:semiHidden="0" w:unhideWhenUsed="0"/>
+    <w:lsdException w:name="Light Shading Accent 4" w:uiPriority="60" w:semiHidden="0" w:unhideWhenUsed="0"/>
+    <w:lsdException w:name="Light List Accent 4" w:uiPriority="61" w:semiHidden="0" w:unhideWhenUsed="0"/>
+    <w:lsdException w:name="Light Grid Accent 4" w:uiPriority="62" w:semiHidden="0" w:unhideWhenUsed="0"/>
+    <w:lsdException w:name="Medium Shading 1 Accent 4" w:uiPriority="63" w:semiHidden="0" w:unhideWhenUsed="0"/>
+    <w:lsdException w:name="Medium Shading 2 Accent 4" w:uiPriority="64" w:semiHidden="0" w:unhideWhenUsed="0"/>
+    <w:lsdException w:name="Medium List 1 Accent 4" w:uiPriority="65" w:semiHidden="0" w:unhideWhenUsed="0"/>
+    <w:lsdException w:name="Medium List 2 Accent 4" w:uiPriority="66" w:semiHidden="0" w:unhideWhenUsed="0"/>
+    <w:lsdException w:name="Medium Grid 1 Accent 4" w:uiPriority="67" w:semiHidden="0" w:unhideWhenUsed="0"/>
+    <w:lsdException w:name="Medium Grid 2 Accent 4" w:uiPriority="68" w:semiHidden="0" w:unhideWhenUsed="0"/>
+    <w:lsdException w:name="Medium Grid 3 Accent 4" w:uiPriority="69" w:semiHidden="0" w:unhideWhenUsed="0"/>
+    <w:lsdException w:name="Dark List Accent 4" w:uiPriority="70" w:semiHidden="0" w:unhideWhenUsed="0"/>
+    <w:lsdException w:name="Colorful Shading Accent 4" w:uiPriority="71" w:semiHidden="0" w:unhideWhenUsed="0"/>
+    <w:lsdException w:name="Colorful List Accent 4" w:uiPriority="72" w:semiHidden="0" w:unhideWhenUsed="0"/>
+    <w:lsdException w:name="Colorful Grid Accent 4" w:uiPriority="73" w:semiHidden="0" w:unhideWhenUsed="0"/>
+    <w:lsdException w:name="Light Shading Accent 5" w:uiPriority="60" w:semiHidden="0" w:unhideWhenUsed="0"/>
+    <w:lsdException w:name="Light List Accent 5" w:uiPriority="61" w:semiHidden="0" w:unhideWhenUsed="0"/>
+    <w:lsdException w:name="Light Grid Accent 5" w:uiPriority="62" w:semiHidden="0" w:unhideWhenUsed="0"/>
+    <w:lsdException w:name="Medium Shading 1 Accent 5" w:uiPriority="63" w:semiHidden="0" w:unhideWhenUsed="0"/>
+    <w:lsdException w:name="Medium Shading 2 Accent 5" w:uiPriority="64" w:semiHidden="0" w:unhideWhenUsed="0"/>
+    <w:lsdException w:name="Medium List 1 Accent 5" w:uiPriority="65" w:semiHidden="0" w:unhideWhenUsed="0"/>
+    <w:lsdException w:name="Medium List 2 Accent 5" w:uiPriority="66" w:semiHidden="0" w:unhideWhenUsed="0"/>
+    <w:lsdException w:name="Medium Grid 1 Accent 5" w:uiPriority="67" w:semiHidden="0" w:unhideWhenUsed="0"/>
+    <w:lsdException w:name="Medium Grid 2 Accent 5" w:uiPriority="68" w:semiHidden="0" w:unhideWhenUsed="0"/>
+    <w:lsdException w:name="Medium Grid 3 Accent 5" w:uiPriority="69" w:semiHidden="0" w:unhideWhenUsed="0"/>
+    <w:lsdException w:name="Dark List Accent 5" w:uiPriority="70" w:semiHidden="0" w:unhideWhenUsed="0"/>
+    <w:lsdException w:name="Colorful Shading Accent 5" w:uiPriority="71" w:semiHidden="0" w:unhideWhenUsed="0"/>
+    <w:lsdException w:name="Colorful List Accent 5" w:uiPriority="72" w:semiHidden="0" w:unhideWhenUsed="0"/>
+    <w:lsdException w:name="Colorful Grid Accent 5" w:uiPriority="73" w:semiHidden="0" w:unhideWhenUsed="0"/>
+    <w:lsdException w:name="Light Shading Accent 6" w:uiPriority="60" w:semiHidden="0" w:unhideWhenUsed="0"/>
+    <w:lsdException w:name="Light List Accent 6" w:uiPriority="61" w:semiHidden="0" w:unhideWhenUsed="0"/>
+    <w:lsdException w:name="Light Grid Accent 6" w:uiPriority="62" w:semiHidden="0" w:unhideWhenUsed="0"/>
+    <w:lsdException w:name="Medium Shading 1 Accent 6" w:uiPriority="63" w:semiHidden="0" w:unhideWhenUsed="0"/>
+    <w:lsdException w:name="Medium Shading 2 Accent 6" w:uiPriority="64" w:semiHidden="0" w:unhideWhenUsed="0"/>
+    <w:lsdException w:name="Medium List 1 Accent 6" w:uiPriority="65" w:semiHidden="0" w:unhideWhenUsed="0"/>
+    <w:lsdException w:name="Medium List 2 Accent 6" w:uiPriority="66" w:semiHidden="0" w:unhideWhenUsed="0"/>
+    <w:lsdException w:name="Medium Grid 1 Accent 6" w:uiPriority="67" w:semiHidden="0" w:unhideWhenUsed="0"/>
+    <w:lsdException w:name="Medium Grid 2 Accent 6" w:uiPriority="68" w:semiHidden="0" w:unhideWhenUsed="0"/>
+    <w:lsdException w:name="Medium Grid 3 Accent 6" w:uiPriority="69" w:semiHidden="0" w:unhideWhenUsed="0"/>
+    <w:lsdException w:name="Dark List Accent 6" w:uiPriority="70" w:semiHidden="0" w:unhideWhenUsed="0"/>
+    <w:lsdException w:name="Colorful Shading Accent 6" w:uiPriority="71" w:semiHidden="0" w:unhideWhenUsed="0"/>
+    <w:lsdException w:name="Colorful List Accent 6" w:uiPriority="72" w:semiHidden="0" w:unhideWhenUsed="0"/>
+    <w:lsdException w:name="Colorful Grid Accent 6" w:uiPriority="73" w:semiHidden="0" w:unhideWhenUsed="0"/>
+    <w:lsdException w:name="Subtle Emphasis" w:uiPriority="19" w:semiHidden="0" w:unhideWhenUsed="0" w:qFormat="1"/>
+    <w:lsdException w:name="Intense Emphasis" w:uiPriority="21" w:semiHidden="0" w:unhideWhenUsed="0" w:qFormat="1"/>
+    <w:lsdException w:name="Subtle Reference" w:uiPriority="31" w:semiHidden="0" w:unhideWhenUsed="0" w:qFormat="1"/>
+    <w:lsdException w:name="Intense Reference" w:uiPriority="32" w:semiHidden="0" w:unhideWhenUsed="0" w:qFormat="1"/>
+    <w:lsdException w:name="Book Title" w:uiPriority="33" w:semiHidden="0" w:unhideWhenUsed="0" w:qFormat="1"/>
     <w:lsdException w:name="Bibliography" w:uiPriority="37"/>
     <w:lsdException w:name="TOC Heading" w:uiPriority="39" w:qFormat="1"/>
   </w:latentStyles>
-  <w:style w:type="paragraph" w:default="1" w:styleId="Normal">
+  <w:style w:type="paragraph" w:styleId="Normal" w:default="1">
     <w:name w:val="Normal"/>
     <w:qFormat/>
     <w:rsid w:val="00FC693F"/>
@@ -580,7 +659,7 @@
       <w:spacing w:after="0" w:line="240" w:lineRule="auto"/>
     </w:pPr>
   </w:style>
-  <w:style w:type="character" w:customStyle="1" w:styleId="HeaderChar">
+  <w:style w:type="character" w:styleId="HeaderChar" w:customStyle="1">
     <w:name w:val="Header Char"/>
     <w:basedOn w:val="DefaultParagraphFont"/>
     <w:link w:val="Header"/>
@@ -602,7 +681,7 @@
       <w:spacing w:after="0" w:line="240" w:lineRule="auto"/>
     </w:pPr>
   </w:style>
-  <w:style w:type="character" w:customStyle="1" w:styleId="FooterChar">
+  <w:style w:type="character" w:styleId="FooterChar" w:customStyle="1">
     <w:name w:val="Footer Char"/>
     <w:basedOn w:val="DefaultParagraphFont"/>
     <w:link w:val="Footer"/>
@@ -624,7 +703,7 @@
       <w:outlineLvl w:val="0"/>
     </w:pPr>
     <w:rPr>
-      <w:rFonts w:asciiTheme="majorHAnsi" w:eastAsiaTheme="majorEastAsia" w:hAnsiTheme="majorHAnsi" w:cstheme="majorBidi"/>
+      <w:rFonts w:asciiTheme="majorHAnsi" w:hAnsiTheme="majorHAnsi" w:eastAsiaTheme="majorEastAsia" w:cstheme="majorBidi"/>
       <w:b/>
       <w:bCs/>
       <w:color w:val="365F91" w:themeColor="accent1" w:themeShade="BF"/>
@@ -648,7 +727,7 @@
       <w:outlineLvl w:val="1"/>
     </w:pPr>
     <w:rPr>
-      <w:rFonts w:asciiTheme="majorHAnsi" w:eastAsiaTheme="majorEastAsia" w:hAnsiTheme="majorHAnsi" w:cstheme="majorBidi"/>
+      <w:rFonts w:asciiTheme="majorHAnsi" w:hAnsiTheme="majorHAnsi" w:eastAsiaTheme="majorEastAsia" w:cstheme="majorBidi"/>
       <w:b/>
       <w:bCs/>
       <w:color w:val="4F81BD" w:themeColor="accent1"/>
@@ -672,7 +751,7 @@
       <w:outlineLvl w:val="2"/>
     </w:pPr>
     <w:rPr>
-      <w:rFonts w:asciiTheme="majorHAnsi" w:eastAsiaTheme="majorEastAsia" w:hAnsiTheme="majorHAnsi" w:cstheme="majorBidi"/>
+      <w:rFonts w:asciiTheme="majorHAnsi" w:hAnsiTheme="majorHAnsi" w:eastAsiaTheme="majorEastAsia" w:cstheme="majorBidi"/>
       <w:b/>
       <w:bCs/>
       <w:color w:val="4F81BD" w:themeColor="accent1"/>
@@ -695,7 +774,7 @@
       <w:outlineLvl w:val="3"/>
     </w:pPr>
     <w:rPr>
-      <w:rFonts w:asciiTheme="majorHAnsi" w:eastAsiaTheme="majorEastAsia" w:hAnsiTheme="majorHAnsi" w:cstheme="majorBidi"/>
+      <w:rFonts w:asciiTheme="majorHAnsi" w:hAnsiTheme="majorHAnsi" w:eastAsiaTheme="majorEastAsia" w:cstheme="majorBidi"/>
       <w:b/>
       <w:bCs/>
       <w:i/>
@@ -720,7 +799,7 @@
       <w:outlineLvl w:val="4"/>
     </w:pPr>
     <w:rPr>
-      <w:rFonts w:asciiTheme="majorHAnsi" w:eastAsiaTheme="majorEastAsia" w:hAnsiTheme="majorHAnsi" w:cstheme="majorBidi"/>
+      <w:rFonts w:asciiTheme="majorHAnsi" w:hAnsiTheme="majorHAnsi" w:eastAsiaTheme="majorEastAsia" w:cstheme="majorBidi"/>
       <w:color w:val="243F60" w:themeColor="accent1" w:themeShade="7F"/>
     </w:rPr>
   </w:style>
@@ -741,7 +820,7 @@
       <w:outlineLvl w:val="5"/>
     </w:pPr>
     <w:rPr>
-      <w:rFonts w:asciiTheme="majorHAnsi" w:eastAsiaTheme="majorEastAsia" w:hAnsiTheme="majorHAnsi" w:cstheme="majorBidi"/>
+      <w:rFonts w:asciiTheme="majorHAnsi" w:hAnsiTheme="majorHAnsi" w:eastAsiaTheme="majorEastAsia" w:cstheme="majorBidi"/>
       <w:i/>
       <w:iCs/>
       <w:color w:val="243F60" w:themeColor="accent1" w:themeShade="7F"/>
@@ -764,7 +843,7 @@
       <w:outlineLvl w:val="6"/>
     </w:pPr>
     <w:rPr>
-      <w:rFonts w:asciiTheme="majorHAnsi" w:eastAsiaTheme="majorEastAsia" w:hAnsiTheme="majorHAnsi" w:cstheme="majorBidi"/>
+      <w:rFonts w:asciiTheme="majorHAnsi" w:hAnsiTheme="majorHAnsi" w:eastAsiaTheme="majorEastAsia" w:cstheme="majorBidi"/>
       <w:i/>
       <w:iCs/>
       <w:color w:val="404040" w:themeColor="text1" w:themeTint="BF"/>
@@ -787,7 +866,7 @@
       <w:outlineLvl w:val="7"/>
     </w:pPr>
     <w:rPr>
-      <w:rFonts w:asciiTheme="majorHAnsi" w:eastAsiaTheme="majorEastAsia" w:hAnsiTheme="majorHAnsi" w:cstheme="majorBidi"/>
+      <w:rFonts w:asciiTheme="majorHAnsi" w:hAnsiTheme="majorHAnsi" w:eastAsiaTheme="majorEastAsia" w:cstheme="majorBidi"/>
       <w:color w:val="4F81BD" w:themeColor="accent1"/>
       <w:sz w:val="20"/>
       <w:szCs w:val="20"/>
@@ -810,7 +889,7 @@
       <w:outlineLvl w:val="8"/>
     </w:pPr>
     <w:rPr>
-      <w:rFonts w:asciiTheme="majorHAnsi" w:eastAsiaTheme="majorEastAsia" w:hAnsiTheme="majorHAnsi" w:cstheme="majorBidi"/>
+      <w:rFonts w:asciiTheme="majorHAnsi" w:hAnsiTheme="majorHAnsi" w:eastAsiaTheme="majorEastAsia" w:cstheme="majorBidi"/>
       <w:i/>
       <w:iCs/>
       <w:color w:val="404040" w:themeColor="text1" w:themeTint="BF"/>
@@ -818,13 +897,13 @@
       <w:szCs w:val="20"/>
     </w:rPr>
   </w:style>
-  <w:style w:type="character" w:default="1" w:styleId="DefaultParagraphFont">
+  <w:style w:type="character" w:styleId="DefaultParagraphFont" w:default="1">
     <w:name w:val="Default Paragraph Font"/>
     <w:uiPriority w:val="1"/>
     <w:semiHidden/>
     <w:unhideWhenUsed/>
   </w:style>
-  <w:style w:type="table" w:default="1" w:styleId="TableNormal">
+  <w:style w:type="table" w:styleId="TableNormal" w:default="1">
     <w:name w:val="Normal Table"/>
     <w:uiPriority w:val="99"/>
     <w:semiHidden/>
@@ -839,7 +918,7 @@
       </w:tblCellMar>
     </w:tblPr>
   </w:style>
-  <w:style w:type="numbering" w:default="1" w:styleId="NoList">
+  <w:style w:type="numbering" w:styleId="NoList" w:default="1">
     <w:name w:val="No List"/>
     <w:uiPriority w:val="99"/>
     <w:semiHidden/>
@@ -854,14 +933,14 @@
       <w:spacing w:after="0" w:line="240" w:lineRule="auto"/>
     </w:pPr>
   </w:style>
-  <w:style w:type="character" w:customStyle="1" w:styleId="Heading1Char">
+  <w:style w:type="character" w:styleId="Heading1Char" w:customStyle="1">
     <w:name w:val="Heading 1 Char"/>
     <w:basedOn w:val="DefaultParagraphFont"/>
     <w:link w:val="Heading1"/>
     <w:uiPriority w:val="9"/>
     <w:rsid w:val="00FC693F"/>
     <w:rPr>
-      <w:rFonts w:asciiTheme="majorHAnsi" w:eastAsiaTheme="majorEastAsia" w:hAnsiTheme="majorHAnsi" w:cstheme="majorBidi"/>
+      <w:rFonts w:asciiTheme="majorHAnsi" w:hAnsiTheme="majorHAnsi" w:eastAsiaTheme="majorEastAsia" w:cstheme="majorBidi"/>
       <w:b/>
       <w:bCs/>
       <w:color w:val="365F91" w:themeColor="accent1" w:themeShade="BF"/>
@@ -869,14 +948,14 @@
       <w:szCs w:val="28"/>
     </w:rPr>
   </w:style>
-  <w:style w:type="character" w:customStyle="1" w:styleId="Heading2Char">
+  <w:style w:type="character" w:styleId="Heading2Char" w:customStyle="1">
     <w:name w:val="Heading 2 Char"/>
     <w:basedOn w:val="DefaultParagraphFont"/>
     <w:link w:val="Heading2"/>
     <w:uiPriority w:val="9"/>
     <w:rsid w:val="00FC693F"/>
     <w:rPr>
-      <w:rFonts w:asciiTheme="majorHAnsi" w:eastAsiaTheme="majorEastAsia" w:hAnsiTheme="majorHAnsi" w:cstheme="majorBidi"/>
+      <w:rFonts w:asciiTheme="majorHAnsi" w:hAnsiTheme="majorHAnsi" w:eastAsiaTheme="majorEastAsia" w:cstheme="majorBidi"/>
       <w:b/>
       <w:bCs/>
       <w:color w:val="4F81BD" w:themeColor="accent1"/>
@@ -884,14 +963,14 @@
       <w:szCs w:val="26"/>
     </w:rPr>
   </w:style>
-  <w:style w:type="character" w:customStyle="1" w:styleId="Heading3Char">
+  <w:style w:type="character" w:styleId="Heading3Char" w:customStyle="1">
     <w:name w:val="Heading 3 Char"/>
     <w:basedOn w:val="DefaultParagraphFont"/>
     <w:link w:val="Heading3"/>
     <w:uiPriority w:val="9"/>
     <w:rsid w:val="00FC693F"/>
     <w:rPr>
-      <w:rFonts w:asciiTheme="majorHAnsi" w:eastAsiaTheme="majorEastAsia" w:hAnsiTheme="majorHAnsi" w:cstheme="majorBidi"/>
+      <w:rFonts w:asciiTheme="majorHAnsi" w:hAnsiTheme="majorHAnsi" w:eastAsiaTheme="majorEastAsia" w:cstheme="majorBidi"/>
       <w:b/>
       <w:bCs/>
       <w:color w:val="4F81BD" w:themeColor="accent1"/>
@@ -907,13 +986,13 @@
     <w:rsid w:val="00FC693F"/>
     <w:pPr>
       <w:pBdr>
-        <w:bottom w:val="single" w:sz="8" w:space="4" w:color="4F81BD" w:themeColor="accent1"/>
+        <w:bottom w:val="single" w:color="4F81BD" w:themeColor="accent1" w:sz="8" w:space="4"/>
       </w:pBdr>
       <w:spacing w:after="300" w:line="240" w:lineRule="auto"/>
       <w:contextualSpacing/>
     </w:pPr>
     <w:rPr>
-      <w:rFonts w:asciiTheme="majorHAnsi" w:eastAsiaTheme="majorEastAsia" w:hAnsiTheme="majorHAnsi" w:cstheme="majorBidi"/>
+      <w:rFonts w:asciiTheme="majorHAnsi" w:hAnsiTheme="majorHAnsi" w:eastAsiaTheme="majorEastAsia" w:cstheme="majorBidi"/>
       <w:color w:val="17365D" w:themeColor="text2" w:themeShade="BF"/>
       <w:spacing w:val="5"/>
       <w:kern w:val="28"/>
@@ -921,14 +1000,14 @@
       <w:szCs w:val="52"/>
     </w:rPr>
   </w:style>
-  <w:style w:type="character" w:customStyle="1" w:styleId="TitleChar">
+  <w:style w:type="character" w:styleId="TitleChar" w:customStyle="1">
     <w:name w:val="Title Char"/>
     <w:basedOn w:val="DefaultParagraphFont"/>
     <w:link w:val="Title"/>
     <w:uiPriority w:val="10"/>
     <w:rsid w:val="00FC693F"/>
     <w:rPr>
-      <w:rFonts w:asciiTheme="majorHAnsi" w:eastAsiaTheme="majorEastAsia" w:hAnsiTheme="majorHAnsi" w:cstheme="majorBidi"/>
+      <w:rFonts w:asciiTheme="majorHAnsi" w:hAnsiTheme="majorHAnsi" w:eastAsiaTheme="majorEastAsia" w:cstheme="majorBidi"/>
       <w:color w:val="17365D" w:themeColor="text2" w:themeShade="BF"/>
       <w:spacing w:val="5"/>
       <w:kern w:val="28"/>
@@ -950,7 +1029,7 @@
       </w:numPr>
     </w:pPr>
     <w:rPr>
-      <w:rFonts w:asciiTheme="majorHAnsi" w:eastAsiaTheme="majorEastAsia" w:hAnsiTheme="majorHAnsi" w:cstheme="majorBidi"/>
+      <w:rFonts w:asciiTheme="majorHAnsi" w:hAnsiTheme="majorHAnsi" w:eastAsiaTheme="majorEastAsia" w:cstheme="majorBidi"/>
       <w:i/>
       <w:iCs/>
       <w:color w:val="4F81BD" w:themeColor="accent1"/>
@@ -959,14 +1038,14 @@
       <w:szCs w:val="24"/>
     </w:rPr>
   </w:style>
-  <w:style w:type="character" w:customStyle="1" w:styleId="SubtitleChar">
+  <w:style w:type="character" w:styleId="SubtitleChar" w:customStyle="1">
     <w:name w:val="Subtitle Char"/>
     <w:basedOn w:val="DefaultParagraphFont"/>
     <w:link w:val="Subtitle"/>
     <w:uiPriority w:val="11"/>
     <w:rsid w:val="00FC693F"/>
     <w:rPr>
-      <w:rFonts w:asciiTheme="majorHAnsi" w:eastAsiaTheme="majorEastAsia" w:hAnsiTheme="majorHAnsi" w:cstheme="majorBidi"/>
+      <w:rFonts w:asciiTheme="majorHAnsi" w:hAnsiTheme="majorHAnsi" w:eastAsiaTheme="majorEastAsia" w:cstheme="majorBidi"/>
       <w:i/>
       <w:iCs/>
       <w:color w:val="4F81BD" w:themeColor="accent1"/>
@@ -997,7 +1076,7 @@
       <w:spacing w:after="120"/>
     </w:pPr>
   </w:style>
-  <w:style w:type="character" w:customStyle="1" w:styleId="BodyTextChar">
+  <w:style w:type="character" w:styleId="BodyTextChar" w:customStyle="1">
     <w:name w:val="Body Text Char"/>
     <w:basedOn w:val="DefaultParagraphFont"/>
     <w:link w:val="BodyText"/>
@@ -1015,7 +1094,7 @@
       <w:spacing w:after="120" w:line="480" w:lineRule="auto"/>
     </w:pPr>
   </w:style>
-  <w:style w:type="character" w:customStyle="1" w:styleId="BodyText2Char">
+  <w:style w:type="character" w:styleId="BodyText2Char" w:customStyle="1">
     <w:name w:val="Body Text 2 Char"/>
     <w:basedOn w:val="DefaultParagraphFont"/>
     <w:link w:val="BodyText2"/>
@@ -1037,7 +1116,7 @@
       <w:szCs w:val="16"/>
     </w:rPr>
   </w:style>
-  <w:style w:type="character" w:customStyle="1" w:styleId="BodyText3Char">
+  <w:style w:type="character" w:styleId="BodyText3Char" w:customStyle="1">
     <w:name w:val="Body Text 3 Char"/>
     <w:basedOn w:val="DefaultParagraphFont"/>
     <w:link w:val="BodyText3"/>
@@ -1218,7 +1297,7 @@
       <w:szCs w:val="20"/>
     </w:rPr>
   </w:style>
-  <w:style w:type="character" w:customStyle="1" w:styleId="MacroTextChar">
+  <w:style w:type="character" w:styleId="MacroTextChar" w:customStyle="1">
     <w:name w:val="Macro Text Char"/>
     <w:basedOn w:val="DefaultParagraphFont"/>
     <w:link w:val="MacroText"/>
@@ -1244,7 +1323,7 @@
       <w:color w:val="000000" w:themeColor="text1"/>
     </w:rPr>
   </w:style>
-  <w:style w:type="character" w:customStyle="1" w:styleId="QuoteChar">
+  <w:style w:type="character" w:styleId="QuoteChar" w:customStyle="1">
     <w:name w:val="Quote Char"/>
     <w:basedOn w:val="DefaultParagraphFont"/>
     <w:link w:val="Quote"/>
@@ -1256,7 +1335,7 @@
       <w:color w:val="000000" w:themeColor="text1"/>
     </w:rPr>
   </w:style>
-  <w:style w:type="character" w:customStyle="1" w:styleId="Heading4Char">
+  <w:style w:type="character" w:styleId="Heading4Char" w:customStyle="1">
     <w:name w:val="Heading 4 Char"/>
     <w:basedOn w:val="DefaultParagraphFont"/>
     <w:link w:val="Heading4"/>
@@ -1264,7 +1343,7 @@
     <w:semiHidden/>
     <w:rsid w:val="00FC693F"/>
     <w:rPr>
-      <w:rFonts w:asciiTheme="majorHAnsi" w:eastAsiaTheme="majorEastAsia" w:hAnsiTheme="majorHAnsi" w:cstheme="majorBidi"/>
+      <w:rFonts w:asciiTheme="majorHAnsi" w:hAnsiTheme="majorHAnsi" w:eastAsiaTheme="majorEastAsia" w:cstheme="majorBidi"/>
       <w:b/>
       <w:bCs/>
       <w:i/>
@@ -1272,7 +1351,7 @@
       <w:color w:val="4F81BD" w:themeColor="accent1"/>
     </w:rPr>
   </w:style>
-  <w:style w:type="character" w:customStyle="1" w:styleId="Heading5Char">
+  <w:style w:type="character" w:styleId="Heading5Char" w:customStyle="1">
     <w:name w:val="Heading 5 Char"/>
     <w:basedOn w:val="DefaultParagraphFont"/>
     <w:link w:val="Heading5"/>
@@ -1280,11 +1359,11 @@
     <w:semiHidden/>
     <w:rsid w:val="00FC693F"/>
     <w:rPr>
-      <w:rFonts w:asciiTheme="majorHAnsi" w:eastAsiaTheme="majorEastAsia" w:hAnsiTheme="majorHAnsi" w:cstheme="majorBidi"/>
+      <w:rFonts w:asciiTheme="majorHAnsi" w:hAnsiTheme="majorHAnsi" w:eastAsiaTheme="majorEastAsia" w:cstheme="majorBidi"/>
       <w:color w:val="243F60" w:themeColor="accent1" w:themeShade="7F"/>
     </w:rPr>
   </w:style>
-  <w:style w:type="character" w:customStyle="1" w:styleId="Heading6Char">
+  <w:style w:type="character" w:styleId="Heading6Char" w:customStyle="1">
     <w:name w:val="Heading 6 Char"/>
     <w:basedOn w:val="DefaultParagraphFont"/>
     <w:link w:val="Heading6"/>
@@ -1292,13 +1371,13 @@
     <w:semiHidden/>
     <w:rsid w:val="00FC693F"/>
     <w:rPr>
-      <w:rFonts w:asciiTheme="majorHAnsi" w:eastAsiaTheme="majorEastAsia" w:hAnsiTheme="majorHAnsi" w:cstheme="majorBidi"/>
+      <w:rFonts w:asciiTheme="majorHAnsi" w:hAnsiTheme="majorHAnsi" w:eastAsiaTheme="majorEastAsia" w:cstheme="majorBidi"/>
       <w:i/>
       <w:iCs/>
       <w:color w:val="243F60" w:themeColor="accent1" w:themeShade="7F"/>
     </w:rPr>
   </w:style>
-  <w:style w:type="character" w:customStyle="1" w:styleId="Heading7Char">
+  <w:style w:type="character" w:styleId="Heading7Char" w:customStyle="1">
     <w:name w:val="Heading 7 Char"/>
     <w:basedOn w:val="DefaultParagraphFont"/>
     <w:link w:val="Heading7"/>
@@ -1306,13 +1385,13 @@
     <w:semiHidden/>
     <w:rsid w:val="00FC693F"/>
     <w:rPr>
-      <w:rFonts w:asciiTheme="majorHAnsi" w:eastAsiaTheme="majorEastAsia" w:hAnsiTheme="majorHAnsi" w:cstheme="majorBidi"/>
+      <w:rFonts w:asciiTheme="majorHAnsi" w:hAnsiTheme="majorHAnsi" w:eastAsiaTheme="majorEastAsia" w:cstheme="majorBidi"/>
       <w:i/>
       <w:iCs/>
       <w:color w:val="404040" w:themeColor="text1" w:themeTint="BF"/>
     </w:rPr>
   </w:style>
-  <w:style w:type="character" w:customStyle="1" w:styleId="Heading8Char">
+  <w:style w:type="character" w:styleId="Heading8Char" w:customStyle="1">
     <w:name w:val="Heading 8 Char"/>
     <w:basedOn w:val="DefaultParagraphFont"/>
     <w:link w:val="Heading8"/>
@@ -1320,13 +1399,13 @@
     <w:semiHidden/>
     <w:rsid w:val="00FC693F"/>
     <w:rPr>
-      <w:rFonts w:asciiTheme="majorHAnsi" w:eastAsiaTheme="majorEastAsia" w:hAnsiTheme="majorHAnsi" w:cstheme="majorBidi"/>
+      <w:rFonts w:asciiTheme="majorHAnsi" w:hAnsiTheme="majorHAnsi" w:eastAsiaTheme="majorEastAsia" w:cstheme="majorBidi"/>
       <w:color w:val="4F81BD" w:themeColor="accent1"/>
       <w:sz w:val="20"/>
       <w:szCs w:val="20"/>
     </w:rPr>
   </w:style>
-  <w:style w:type="character" w:customStyle="1" w:styleId="Heading9Char">
+  <w:style w:type="character" w:styleId="Heading9Char" w:customStyle="1">
     <w:name w:val="Heading 9 Char"/>
     <w:basedOn w:val="DefaultParagraphFont"/>
     <w:link w:val="Heading9"/>
@@ -1334,7 +1413,7 @@
     <w:semiHidden/>
     <w:rsid w:val="00FC693F"/>
     <w:rPr>
-      <w:rFonts w:asciiTheme="majorHAnsi" w:eastAsiaTheme="majorEastAsia" w:hAnsiTheme="majorHAnsi" w:cstheme="majorBidi"/>
+      <w:rFonts w:asciiTheme="majorHAnsi" w:hAnsiTheme="majorHAnsi" w:eastAsiaTheme="majorEastAsia" w:cstheme="majorBidi"/>
       <w:i/>
       <w:iCs/>
       <w:color w:val="404040" w:themeColor="text1" w:themeTint="BF"/>
@@ -1394,7 +1473,7 @@
     <w:rsid w:val="00FC693F"/>
     <w:pPr>
       <w:pBdr>
-        <w:bottom w:val="single" w:sz="4" w:space="4" w:color="4F81BD" w:themeColor="accent1"/>
+        <w:bottom w:val="single" w:color="4F81BD" w:themeColor="accent1" w:sz="4" w:space="4"/>
       </w:pBdr>
       <w:spacing w:before="200" w:after="280"/>
       <w:ind w:left="936" w:right="936"/>
@@ -1407,7 +1486,7 @@
       <w:color w:val="4F81BD" w:themeColor="accent1"/>
     </w:rPr>
   </w:style>
-  <w:style w:type="character" w:customStyle="1" w:styleId="IntenseQuoteChar">
+  <w:style w:type="character" w:styleId="IntenseQuoteChar" w:customStyle="1">
     <w:name w:val="Intense Quote Char"/>
     <w:basedOn w:val="DefaultParagraphFont"/>
     <w:link w:val="IntenseQuote"/>
@@ -1511,12 +1590,12 @@
     <w:tblPr>
       <w:tblInd w:w="0" w:type="dxa"/>
       <w:tblBorders>
-        <w:top w:val="single" w:sz="4" w:space="0" w:color="auto"/>
-        <w:left w:val="single" w:sz="4" w:space="0" w:color="auto"/>
-        <w:bottom w:val="single" w:sz="4" w:space="0" w:color="auto"/>
-        <w:right w:val="single" w:sz="4" w:space="0" w:color="auto"/>
-        <w:insideH w:val="single" w:sz="4" w:space="0" w:color="auto"/>
-        <w:insideV w:val="single" w:sz="4" w:space="0" w:color="auto"/>
+        <w:top w:val="single" w:color="auto" w:sz="4" w:space="0"/>
+        <w:left w:val="single" w:color="auto" w:sz="4" w:space="0"/>
+        <w:bottom w:val="single" w:color="auto" w:sz="4" w:space="0"/>
+        <w:right w:val="single" w:color="auto" w:sz="4" w:space="0"/>
+        <w:insideH w:val="single" w:color="auto" w:sz="4" w:space="0"/>
+        <w:insideV w:val="single" w:color="auto" w:sz="4" w:space="0"/>
       </w:tblBorders>
       <w:tblCellMar>
         <w:top w:w="0" w:type="dxa"/>
@@ -1542,8 +1621,8 @@
       <w:tblStyleColBandSize w:val="1"/>
       <w:tblInd w:w="0" w:type="dxa"/>
       <w:tblBorders>
-        <w:top w:val="single" w:sz="8" w:space="0" w:color="000000" w:themeColor="text1"/>
-        <w:bottom w:val="single" w:sz="8" w:space="0" w:color="000000" w:themeColor="text1"/>
+        <w:top w:val="single" w:color="000000" w:themeColor="text1" w:sz="8" w:space="0"/>
+        <w:bottom w:val="single" w:color="000000" w:themeColor="text1" w:sz="8" w:space="0"/>
       </w:tblBorders>
       <w:tblCellMar>
         <w:top w:w="0" w:type="dxa"/>
@@ -1563,9 +1642,9 @@
       <w:tblPr/>
       <w:tcPr>
         <w:tcBorders>
-          <w:top w:val="single" w:sz="8" w:space="0" w:color="000000" w:themeColor="text1"/>
-          <w:left w:val="nil"/>
-          <w:bottom w:val="single" w:sz="8" w:space="0" w:color="000000" w:themeColor="text1"/>
+          <w:top w:val="single" w:color="000000" w:themeColor="text1" w:sz="8" w:space="0"/>
+          <w:left w:val="nil"/>
+          <w:bottom w:val="single" w:color="000000" w:themeColor="text1" w:sz="8" w:space="0"/>
           <w:right w:val="nil"/>
           <w:insideH w:val="nil"/>
           <w:insideV w:val="nil"/>
@@ -1583,9 +1662,9 @@
       <w:tblPr/>
       <w:tcPr>
         <w:tcBorders>
-          <w:top w:val="single" w:sz="8" w:space="0" w:color="000000" w:themeColor="text1"/>
-          <w:left w:val="nil"/>
-          <w:bottom w:val="single" w:sz="8" w:space="0" w:color="000000" w:themeColor="text1"/>
+          <w:top w:val="single" w:color="000000" w:themeColor="text1" w:sz="8" w:space="0"/>
+          <w:left w:val="nil"/>
+          <w:bottom w:val="single" w:color="000000" w:themeColor="text1" w:sz="8" w:space="0"/>
           <w:right w:val="nil"/>
           <w:insideH w:val="nil"/>
           <w:insideV w:val="nil"/>
@@ -1645,8 +1724,8 @@
       <w:tblStyleColBandSize w:val="1"/>
       <w:tblInd w:w="0" w:type="dxa"/>
       <w:tblBorders>
-        <w:top w:val="single" w:sz="8" w:space="0" w:color="4F81BD" w:themeColor="accent1"/>
-        <w:bottom w:val="single" w:sz="8" w:space="0" w:color="4F81BD" w:themeColor="accent1"/>
+        <w:top w:val="single" w:color="4F81BD" w:themeColor="accent1" w:sz="8" w:space="0"/>
+        <w:bottom w:val="single" w:color="4F81BD" w:themeColor="accent1" w:sz="8" w:space="0"/>
       </w:tblBorders>
       <w:tblCellMar>
         <w:top w:w="0" w:type="dxa"/>
@@ -1666,9 +1745,9 @@
       <w:tblPr/>
       <w:tcPr>
         <w:tcBorders>
-          <w:top w:val="single" w:sz="8" w:space="0" w:color="4F81BD" w:themeColor="accent1"/>
-          <w:left w:val="nil"/>
-          <w:bottom w:val="single" w:sz="8" w:space="0" w:color="4F81BD" w:themeColor="accent1"/>
+          <w:top w:val="single" w:color="4F81BD" w:themeColor="accent1" w:sz="8" w:space="0"/>
+          <w:left w:val="nil"/>
+          <w:bottom w:val="single" w:color="4F81BD" w:themeColor="accent1" w:sz="8" w:space="0"/>
           <w:right w:val="nil"/>
           <w:insideH w:val="nil"/>
           <w:insideV w:val="nil"/>
@@ -1686,9 +1765,9 @@
       <w:tblPr/>
       <w:tcPr>
         <w:tcBorders>
-          <w:top w:val="single" w:sz="8" w:space="0" w:color="4F81BD" w:themeColor="accent1"/>
-          <w:left w:val="nil"/>
-          <w:bottom w:val="single" w:sz="8" w:space="0" w:color="4F81BD" w:themeColor="accent1"/>
+          <w:top w:val="single" w:color="4F81BD" w:themeColor="accent1" w:sz="8" w:space="0"/>
+          <w:left w:val="nil"/>
+          <w:bottom w:val="single" w:color="4F81BD" w:themeColor="accent1" w:sz="8" w:space="0"/>
           <w:right w:val="nil"/>
           <w:insideH w:val="nil"/>
           <w:insideV w:val="nil"/>
@@ -1748,8 +1827,8 @@
       <w:tblStyleColBandSize w:val="1"/>
       <w:tblInd w:w="0" w:type="dxa"/>
       <w:tblBorders>
-        <w:top w:val="single" w:sz="8" w:space="0" w:color="C0504D" w:themeColor="accent2"/>
-        <w:bottom w:val="single" w:sz="8" w:space="0" w:color="C0504D" w:themeColor="accent2"/>
+        <w:top w:val="single" w:color="C0504D" w:themeColor="accent2" w:sz="8" w:space="0"/>
+        <w:bottom w:val="single" w:color="C0504D" w:themeColor="accent2" w:sz="8" w:space="0"/>
       </w:tblBorders>
       <w:tblCellMar>
         <w:top w:w="0" w:type="dxa"/>
@@ -1769,9 +1848,9 @@
       <w:tblPr/>
       <w:tcPr>
         <w:tcBorders>
-          <w:top w:val="single" w:sz="8" w:space="0" w:color="C0504D" w:themeColor="accent2"/>
-          <w:left w:val="nil"/>
-          <w:bottom w:val="single" w:sz="8" w:space="0" w:color="C0504D" w:themeColor="accent2"/>
+          <w:top w:val="single" w:color="C0504D" w:themeColor="accent2" w:sz="8" w:space="0"/>
+          <w:left w:val="nil"/>
+          <w:bottom w:val="single" w:color="C0504D" w:themeColor="accent2" w:sz="8" w:space="0"/>
           <w:right w:val="nil"/>
           <w:insideH w:val="nil"/>
           <w:insideV w:val="nil"/>
@@ -1789,9 +1868,9 @@
       <w:tblPr/>
       <w:tcPr>
         <w:tcBorders>
-          <w:top w:val="single" w:sz="8" w:space="0" w:color="C0504D" w:themeColor="accent2"/>
-          <w:left w:val="nil"/>
-          <w:bottom w:val="single" w:sz="8" w:space="0" w:color="C0504D" w:themeColor="accent2"/>
+          <w:top w:val="single" w:color="C0504D" w:themeColor="accent2" w:sz="8" w:space="0"/>
+          <w:left w:val="nil"/>
+          <w:bottom w:val="single" w:color="C0504D" w:themeColor="accent2" w:sz="8" w:space="0"/>
           <w:right w:val="nil"/>
           <w:insideH w:val="nil"/>
           <w:insideV w:val="nil"/>
@@ -1851,8 +1930,8 @@
       <w:tblStyleColBandSize w:val="1"/>
       <w:tblInd w:w="0" w:type="dxa"/>
       <w:tblBorders>
-        <w:top w:val="single" w:sz="8" w:space="0" w:color="9BBB59" w:themeColor="accent3"/>
-        <w:bottom w:val="single" w:sz="8" w:space="0" w:color="9BBB59" w:themeColor="accent3"/>
+        <w:top w:val="single" w:color="9BBB59" w:themeColor="accent3" w:sz="8" w:space="0"/>
+        <w:bottom w:val="single" w:color="9BBB59" w:themeColor="accent3" w:sz="8" w:space="0"/>
       </w:tblBorders>
       <w:tblCellMar>
         <w:top w:w="0" w:type="dxa"/>
@@ -1872,9 +1951,9 @@
       <w:tblPr/>
       <w:tcPr>
         <w:tcBorders>
-          <w:top w:val="single" w:sz="8" w:space="0" w:color="9BBB59" w:themeColor="accent3"/>
-          <w:left w:val="nil"/>
-          <w:bottom w:val="single" w:sz="8" w:space="0" w:color="9BBB59" w:themeColor="accent3"/>
+          <w:top w:val="single" w:color="9BBB59" w:themeColor="accent3" w:sz="8" w:space="0"/>
+          <w:left w:val="nil"/>
+          <w:bottom w:val="single" w:color="9BBB59" w:themeColor="accent3" w:sz="8" w:space="0"/>
           <w:right w:val="nil"/>
           <w:insideH w:val="nil"/>
           <w:insideV w:val="nil"/>
@@ -1892,9 +1971,9 @@
       <w:tblPr/>
       <w:tcPr>
         <w:tcBorders>
-          <w:top w:val="single" w:sz="8" w:space="0" w:color="9BBB59" w:themeColor="accent3"/>
-          <w:left w:val="nil"/>
-          <w:bottom w:val="single" w:sz="8" w:space="0" w:color="9BBB59" w:themeColor="accent3"/>
+          <w:top w:val="single" w:color="9BBB59" w:themeColor="accent3" w:sz="8" w:space="0"/>
+          <w:left w:val="nil"/>
+          <w:bottom w:val="single" w:color="9BBB59" w:themeColor="accent3" w:sz="8" w:space="0"/>
           <w:right w:val="nil"/>
           <w:insideH w:val="nil"/>
           <w:insideV w:val="nil"/>
@@ -1954,8 +2033,8 @@
       <w:tblStyleColBandSize w:val="1"/>
       <w:tblInd w:w="0" w:type="dxa"/>
       <w:tblBorders>
-        <w:top w:val="single" w:sz="8" w:space="0" w:color="8064A2" w:themeColor="accent4"/>
-        <w:bottom w:val="single" w:sz="8" w:space="0" w:color="8064A2" w:themeColor="accent4"/>
+        <w:top w:val="single" w:color="8064A2" w:themeColor="accent4" w:sz="8" w:space="0"/>
+        <w:bottom w:val="single" w:color="8064A2" w:themeColor="accent4" w:sz="8" w:space="0"/>
       </w:tblBorders>
       <w:tblCellMar>
         <w:top w:w="0" w:type="dxa"/>
@@ -1975,9 +2054,9 @@
       <w:tblPr/>
       <w:tcPr>
         <w:tcBorders>
-          <w:top w:val="single" w:sz="8" w:space="0" w:color="8064A2" w:themeColor="accent4"/>
-          <w:left w:val="nil"/>
-          <w:bottom w:val="single" w:sz="8" w:space="0" w:color="8064A2" w:themeColor="accent4"/>
+          <w:top w:val="single" w:color="8064A2" w:themeColor="accent4" w:sz="8" w:space="0"/>
+          <w:left w:val="nil"/>
+          <w:bottom w:val="single" w:color="8064A2" w:themeColor="accent4" w:sz="8" w:space="0"/>
           <w:right w:val="nil"/>
           <w:insideH w:val="nil"/>
           <w:insideV w:val="nil"/>
@@ -1995,9 +2074,9 @@
       <w:tblPr/>
       <w:tcPr>
         <w:tcBorders>
-          <w:top w:val="single" w:sz="8" w:space="0" w:color="8064A2" w:themeColor="accent4"/>
-          <w:left w:val="nil"/>
-          <w:bottom w:val="single" w:sz="8" w:space="0" w:color="8064A2" w:themeColor="accent4"/>
+          <w:top w:val="single" w:color="8064A2" w:themeColor="accent4" w:sz="8" w:space="0"/>
+          <w:left w:val="nil"/>
+          <w:bottom w:val="single" w:color="8064A2" w:themeColor="accent4" w:sz="8" w:space="0"/>
           <w:right w:val="nil"/>
           <w:insideH w:val="nil"/>
           <w:insideV w:val="nil"/>
@@ -2057,8 +2136,8 @@
       <w:tblStyleColBandSize w:val="1"/>
       <w:tblInd w:w="0" w:type="dxa"/>
       <w:tblBorders>
-        <w:top w:val="single" w:sz="8" w:space="0" w:color="4BACC6" w:themeColor="accent5"/>
-        <w:bottom w:val="single" w:sz="8" w:space="0" w:color="4BACC6" w:themeColor="accent5"/>
+        <w:top w:val="single" w:color="4BACC6" w:themeColor="accent5" w:sz="8" w:space="0"/>
+        <w:bottom w:val="single" w:color="4BACC6" w:themeColor="accent5" w:sz="8" w:space="0"/>
       </w:tblBorders>
       <w:tblCellMar>
         <w:top w:w="0" w:type="dxa"/>
@@ -2078,9 +2157,9 @@
       <w:tblPr/>
       <w:tcPr>
         <w:tcBorders>
-          <w:top w:val="single" w:sz="8" w:space="0" w:color="4BACC6" w:themeColor="accent5"/>
-          <w:left w:val="nil"/>
-          <w:bottom w:val="single" w:sz="8" w:space="0" w:color="4BACC6" w:themeColor="accent5"/>
+          <w:top w:val="single" w:color="4BACC6" w:themeColor="accent5" w:sz="8" w:space="0"/>
+          <w:left w:val="nil"/>
+          <w:bottom w:val="single" w:color="4BACC6" w:themeColor="accent5" w:sz="8" w:space="0"/>
           <w:right w:val="nil"/>
           <w:insideH w:val="nil"/>
           <w:insideV w:val="nil"/>
@@ -2098,9 +2177,9 @@
       <w:tblPr/>
       <w:tcPr>
         <w:tcBorders>
-          <w:top w:val="single" w:sz="8" w:space="0" w:color="4BACC6" w:themeColor="accent5"/>
-          <w:left w:val="nil"/>
-          <w:bottom w:val="single" w:sz="8" w:space="0" w:color="4BACC6" w:themeColor="accent5"/>
+          <w:top w:val="single" w:color="4BACC6" w:themeColor="accent5" w:sz="8" w:space="0"/>
+          <w:left w:val="nil"/>
+          <w:bottom w:val="single" w:color="4BACC6" w:themeColor="accent5" w:sz="8" w:space="0"/>
           <w:right w:val="nil"/>
           <w:insideH w:val="nil"/>
           <w:insideV w:val="nil"/>
@@ -2160,8 +2239,8 @@
       <w:tblStyleColBandSize w:val="1"/>
       <w:tblInd w:w="0" w:type="dxa"/>
       <w:tblBorders>
-        <w:top w:val="single" w:sz="8" w:space="0" w:color="F79646" w:themeColor="accent6"/>
-        <w:bottom w:val="single" w:sz="8" w:space="0" w:color="F79646" w:themeColor="accent6"/>
+        <w:top w:val="single" w:color="F79646" w:themeColor="accent6" w:sz="8" w:space="0"/>
+        <w:bottom w:val="single" w:color="F79646" w:themeColor="accent6" w:sz="8" w:space="0"/>
       </w:tblBorders>
       <w:tblCellMar>
         <w:top w:w="0" w:type="dxa"/>
@@ -2181,9 +2260,9 @@
       <w:tblPr/>
       <w:tcPr>
         <w:tcBorders>
-          <w:top w:val="single" w:sz="8" w:space="0" w:color="F79646" w:themeColor="accent6"/>
-          <w:left w:val="nil"/>
-          <w:bottom w:val="single" w:sz="8" w:space="0" w:color="F79646" w:themeColor="accent6"/>
+          <w:top w:val="single" w:color="F79646" w:themeColor="accent6" w:sz="8" w:space="0"/>
+          <w:left w:val="nil"/>
+          <w:bottom w:val="single" w:color="F79646" w:themeColor="accent6" w:sz="8" w:space="0"/>
           <w:right w:val="nil"/>
           <w:insideH w:val="nil"/>
           <w:insideV w:val="nil"/>
@@ -2201,9 +2280,9 @@
       <w:tblPr/>
       <w:tcPr>
         <w:tcBorders>
-          <w:top w:val="single" w:sz="8" w:space="0" w:color="F79646" w:themeColor="accent6"/>
-          <w:left w:val="nil"/>
-          <w:bottom w:val="single" w:sz="8" w:space="0" w:color="F79646" w:themeColor="accent6"/>
+          <w:top w:val="single" w:color="F79646" w:themeColor="accent6" w:sz="8" w:space="0"/>
+          <w:left w:val="nil"/>
+          <w:bottom w:val="single" w:color="F79646" w:themeColor="accent6" w:sz="8" w:space="0"/>
           <w:right w:val="nil"/>
           <w:insideH w:val="nil"/>
           <w:insideV w:val="nil"/>
@@ -2260,10 +2339,10 @@
       <w:tblStyleColBandSize w:val="1"/>
       <w:tblInd w:w="0" w:type="dxa"/>
       <w:tblBorders>
-        <w:top w:val="single" w:sz="8" w:space="0" w:color="000000" w:themeColor="text1"/>
-        <w:left w:val="single" w:sz="8" w:space="0" w:color="000000" w:themeColor="text1"/>
-        <w:bottom w:val="single" w:sz="8" w:space="0" w:color="000000" w:themeColor="text1"/>
-        <w:right w:val="single" w:sz="8" w:space="0" w:color="000000" w:themeColor="text1"/>
+        <w:top w:val="single" w:color="000000" w:themeColor="text1" w:sz="8" w:space="0"/>
+        <w:left w:val="single" w:color="000000" w:themeColor="text1" w:sz="8" w:space="0"/>
+        <w:bottom w:val="single" w:color="000000" w:themeColor="text1" w:sz="8" w:space="0"/>
+        <w:right w:val="single" w:color="000000" w:themeColor="text1" w:sz="8" w:space="0"/>
       </w:tblBorders>
       <w:tblCellMar>
         <w:top w:w="0" w:type="dxa"/>
@@ -2297,10 +2376,10 @@
       <w:tblPr/>
       <w:tcPr>
         <w:tcBorders>
-          <w:top w:val="double" w:sz="6" w:space="0" w:color="000000" w:themeColor="text1"/>
-          <w:left w:val="single" w:sz="8" w:space="0" w:color="000000" w:themeColor="text1"/>
-          <w:bottom w:val="single" w:sz="8" w:space="0" w:color="000000" w:themeColor="text1"/>
-          <w:right w:val="single" w:sz="8" w:space="0" w:color="000000" w:themeColor="text1"/>
+          <w:top w:val="double" w:color="000000" w:themeColor="text1" w:sz="6" w:space="0"/>
+          <w:left w:val="single" w:color="000000" w:themeColor="text1" w:sz="8" w:space="0"/>
+          <w:bottom w:val="single" w:color="000000" w:themeColor="text1" w:sz="8" w:space="0"/>
+          <w:right w:val="single" w:color="000000" w:themeColor="text1" w:sz="8" w:space="0"/>
         </w:tcBorders>
       </w:tcPr>
     </w:tblStylePr>
@@ -2320,10 +2399,10 @@
       <w:tblPr/>
       <w:tcPr>
         <w:tcBorders>
-          <w:top w:val="single" w:sz="8" w:space="0" w:color="000000" w:themeColor="text1"/>
-          <w:left w:val="single" w:sz="8" w:space="0" w:color="000000" w:themeColor="text1"/>
-          <w:bottom w:val="single" w:sz="8" w:space="0" w:color="000000" w:themeColor="text1"/>
-          <w:right w:val="single" w:sz="8" w:space="0" w:color="000000" w:themeColor="text1"/>
+          <w:top w:val="single" w:color="000000" w:themeColor="text1" w:sz="8" w:space="0"/>
+          <w:left w:val="single" w:color="000000" w:themeColor="text1" w:sz="8" w:space="0"/>
+          <w:bottom w:val="single" w:color="000000" w:themeColor="text1" w:sz="8" w:space="0"/>
+          <w:right w:val="single" w:color="000000" w:themeColor="text1" w:sz="8" w:space="0"/>
         </w:tcBorders>
       </w:tcPr>
     </w:tblStylePr>
@@ -2331,10 +2410,10 @@
       <w:tblPr/>
       <w:tcPr>
         <w:tcBorders>
-          <w:top w:val="single" w:sz="8" w:space="0" w:color="000000" w:themeColor="text1"/>
-          <w:left w:val="single" w:sz="8" w:space="0" w:color="000000" w:themeColor="text1"/>
-          <w:bottom w:val="single" w:sz="8" w:space="0" w:color="000000" w:themeColor="text1"/>
-          <w:right w:val="single" w:sz="8" w:space="0" w:color="000000" w:themeColor="text1"/>
+          <w:top w:val="single" w:color="000000" w:themeColor="text1" w:sz="8" w:space="0"/>
+          <w:left w:val="single" w:color="000000" w:themeColor="text1" w:sz="8" w:space="0"/>
+          <w:bottom w:val="single" w:color="000000" w:themeColor="text1" w:sz="8" w:space="0"/>
+          <w:right w:val="single" w:color="000000" w:themeColor="text1" w:sz="8" w:space="0"/>
         </w:tcBorders>
       </w:tcPr>
     </w:tblStylePr>
@@ -2352,10 +2431,10 @@
       <w:tblStyleColBandSize w:val="1"/>
       <w:tblInd w:w="0" w:type="dxa"/>
       <w:tblBorders>
-        <w:top w:val="single" w:sz="8" w:space="0" w:color="4F81BD" w:themeColor="accent1"/>
-        <w:left w:val="single" w:sz="8" w:space="0" w:color="4F81BD" w:themeColor="accent1"/>
-        <w:bottom w:val="single" w:sz="8" w:space="0" w:color="4F81BD" w:themeColor="accent1"/>
-        <w:right w:val="single" w:sz="8" w:space="0" w:color="4F81BD" w:themeColor="accent1"/>
+        <w:top w:val="single" w:color="4F81BD" w:themeColor="accent1" w:sz="8" w:space="0"/>
+        <w:left w:val="single" w:color="4F81BD" w:themeColor="accent1" w:sz="8" w:space="0"/>
+        <w:bottom w:val="single" w:color="4F81BD" w:themeColor="accent1" w:sz="8" w:space="0"/>
+        <w:right w:val="single" w:color="4F81BD" w:themeColor="accent1" w:sz="8" w:space="0"/>
       </w:tblBorders>
       <w:tblCellMar>
         <w:top w:w="0" w:type="dxa"/>
@@ -2389,10 +2468,10 @@
       <w:tblPr/>
       <w:tcPr>
         <w:tcBorders>
-          <w:top w:val="double" w:sz="6" w:space="0" w:color="4F81BD" w:themeColor="accent1"/>
-          <w:left w:val="single" w:sz="8" w:space="0" w:color="4F81BD" w:themeColor="accent1"/>
-          <w:bottom w:val="single" w:sz="8" w:space="0" w:color="4F81BD" w:themeColor="accent1"/>
-          <w:right w:val="single" w:sz="8" w:space="0" w:color="4F81BD" w:themeColor="accent1"/>
+          <w:top w:val="double" w:color="4F81BD" w:themeColor="accent1" w:sz="6" w:space="0"/>
+          <w:left w:val="single" w:color="4F81BD" w:themeColor="accent1" w:sz="8" w:space="0"/>
+          <w:bottom w:val="single" w:color="4F81BD" w:themeColor="accent1" w:sz="8" w:space="0"/>
+          <w:right w:val="single" w:color="4F81BD" w:themeColor="accent1" w:sz="8" w:space="0"/>
         </w:tcBorders>
       </w:tcPr>
     </w:tblStylePr>
@@ -2412,10 +2491,10 @@
       <w:tblPr/>
       <w:tcPr>
         <w:tcBorders>
-          <w:top w:val="single" w:sz="8" w:space="0" w:color="4F81BD" w:themeColor="accent1"/>
-          <w:left w:val="single" w:sz="8" w:space="0" w:color="4F81BD" w:themeColor="accent1"/>
-          <w:bottom w:val="single" w:sz="8" w:space="0" w:color="4F81BD" w:themeColor="accent1"/>
-          <w:right w:val="single" w:sz="8" w:space="0" w:color="4F81BD" w:themeColor="accent1"/>
+          <w:top w:val="single" w:color="4F81BD" w:themeColor="accent1" w:sz="8" w:space="0"/>
+          <w:left w:val="single" w:color="4F81BD" w:themeColor="accent1" w:sz="8" w:space="0"/>
+          <w:bottom w:val="single" w:color="4F81BD" w:themeColor="accent1" w:sz="8" w:space="0"/>
+          <w:right w:val="single" w:color="4F81BD" w:themeColor="accent1" w:sz="8" w:space="0"/>
         </w:tcBorders>
       </w:tcPr>
     </w:tblStylePr>
@@ -2423,10 +2502,10 @@
       <w:tblPr/>
       <w:tcPr>
         <w:tcBorders>
-          <w:top w:val="single" w:sz="8" w:space="0" w:color="4F81BD" w:themeColor="accent1"/>
-          <w:left w:val="single" w:sz="8" w:space="0" w:color="4F81BD" w:themeColor="accent1"/>
-          <w:bottom w:val="single" w:sz="8" w:space="0" w:color="4F81BD" w:themeColor="accent1"/>
-          <w:right w:val="single" w:sz="8" w:space="0" w:color="4F81BD" w:themeColor="accent1"/>
+          <w:top w:val="single" w:color="4F81BD" w:themeColor="accent1" w:sz="8" w:space="0"/>
+          <w:left w:val="single" w:color="4F81BD" w:themeColor="accent1" w:sz="8" w:space="0"/>
+          <w:bottom w:val="single" w:color="4F81BD" w:themeColor="accent1" w:sz="8" w:space="0"/>
+          <w:right w:val="single" w:color="4F81BD" w:themeColor="accent1" w:sz="8" w:space="0"/>
         </w:tcBorders>
       </w:tcPr>
     </w:tblStylePr>
@@ -2444,10 +2523,10 @@
       <w:tblStyleColBandSize w:val="1"/>
       <w:tblInd w:w="0" w:type="dxa"/>
       <w:tblBorders>
-        <w:top w:val="single" w:sz="8" w:space="0" w:color="C0504D" w:themeColor="accent2"/>
-        <w:left w:val="single" w:sz="8" w:space="0" w:color="C0504D" w:themeColor="accent2"/>
-        <w:bottom w:val="single" w:sz="8" w:space="0" w:color="C0504D" w:themeColor="accent2"/>
-        <w:right w:val="single" w:sz="8" w:space="0" w:color="C0504D" w:themeColor="accent2"/>
+        <w:top w:val="single" w:color="C0504D" w:themeColor="accent2" w:sz="8" w:space="0"/>
+        <w:left w:val="single" w:color="C0504D" w:themeColor="accent2" w:sz="8" w:space="0"/>
+        <w:bottom w:val="single" w:color="C0504D" w:themeColor="accent2" w:sz="8" w:space="0"/>
+        <w:right w:val="single" w:color="C0504D" w:themeColor="accent2" w:sz="8" w:space="0"/>
       </w:tblBorders>
       <w:tblCellMar>
         <w:top w:w="0" w:type="dxa"/>
@@ -2481,10 +2560,10 @@
       <w:tblPr/>
       <w:tcPr>
         <w:tcBorders>
-          <w:top w:val="double" w:sz="6" w:space="0" w:color="C0504D" w:themeColor="accent2"/>
-          <w:left w:val="single" w:sz="8" w:space="0" w:color="C0504D" w:themeColor="accent2"/>
-          <w:bottom w:val="single" w:sz="8" w:space="0" w:color="C0504D" w:themeColor="accent2"/>
-          <w:right w:val="single" w:sz="8" w:space="0" w:color="C0504D" w:themeColor="accent2"/>
+          <w:top w:val="double" w:color="C0504D" w:themeColor="accent2" w:sz="6" w:space="0"/>
+          <w:left w:val="single" w:color="C0504D" w:themeColor="accent2" w:sz="8" w:space="0"/>
+          <w:bottom w:val="single" w:color="C0504D" w:themeColor="accent2" w:sz="8" w:space="0"/>
+          <w:right w:val="single" w:color="C0504D" w:themeColor="accent2" w:sz="8" w:space="0"/>
         </w:tcBorders>
       </w:tcPr>
     </w:tblStylePr>
@@ -2504,10 +2583,10 @@
       <w:tblPr/>
       <w:tcPr>
         <w:tcBorders>
-          <w:top w:val="single" w:sz="8" w:space="0" w:color="C0504D" w:themeColor="accent2"/>
-          <w:left w:val="single" w:sz="8" w:space="0" w:color="C0504D" w:themeColor="accent2"/>
-          <w:bottom w:val="single" w:sz="8" w:space="0" w:color="C0504D" w:themeColor="accent2"/>
-          <w:right w:val="single" w:sz="8" w:space="0" w:color="C0504D" w:themeColor="accent2"/>
+          <w:top w:val="single" w:color="C0504D" w:themeColor="accent2" w:sz="8" w:space="0"/>
+          <w:left w:val="single" w:color="C0504D" w:themeColor="accent2" w:sz="8" w:space="0"/>
+          <w:bottom w:val="single" w:color="C0504D" w:themeColor="accent2" w:sz="8" w:space="0"/>
+          <w:right w:val="single" w:color="C0504D" w:themeColor="accent2" w:sz="8" w:space="0"/>
         </w:tcBorders>
       </w:tcPr>
     </w:tblStylePr>
@@ -2515,10 +2594,10 @@
       <w:tblPr/>
       <w:tcPr>
         <w:tcBorders>
-          <w:top w:val="single" w:sz="8" w:space="0" w:color="C0504D" w:themeColor="accent2"/>
-          <w:left w:val="single" w:sz="8" w:space="0" w:color="C0504D" w:themeColor="accent2"/>
-          <w:bottom w:val="single" w:sz="8" w:space="0" w:color="C0504D" w:themeColor="accent2"/>
-          <w:right w:val="single" w:sz="8" w:space="0" w:color="C0504D" w:themeColor="accent2"/>
+          <w:top w:val="single" w:color="C0504D" w:themeColor="accent2" w:sz="8" w:space="0"/>
+          <w:left w:val="single" w:color="C0504D" w:themeColor="accent2" w:sz="8" w:space="0"/>
+          <w:bottom w:val="single" w:color="C0504D" w:themeColor="accent2" w:sz="8" w:space="0"/>
+          <w:right w:val="single" w:color="C0504D" w:themeColor="accent2" w:sz="8" w:space="0"/>
         </w:tcBorders>
       </w:tcPr>
     </w:tblStylePr>
@@ -2536,10 +2615,10 @@
       <w:tblStyleColBandSize w:val="1"/>
       <w:tblInd w:w="0" w:type="dxa"/>
       <w:tblBorders>
-        <w:top w:val="single" w:sz="8" w:space="0" w:color="9BBB59" w:themeColor="accent3"/>
-        <w:left w:val="single" w:sz="8" w:space="0" w:color="9BBB59" w:themeColor="accent3"/>
-        <w:bottom w:val="single" w:sz="8" w:space="0" w:color="9BBB59" w:themeColor="accent3"/>
-        <w:right w:val="single" w:sz="8" w:space="0" w:color="9BBB59" w:themeColor="accent3"/>
+        <w:top w:val="single" w:color="9BBB59" w:themeColor="accent3" w:sz="8" w:space="0"/>
+        <w:left w:val="single" w:color="9BBB59" w:themeColor="accent3" w:sz="8" w:space="0"/>
+        <w:bottom w:val="single" w:color="9BBB59" w:themeColor="accent3" w:sz="8" w:space="0"/>
+        <w:right w:val="single" w:color="9BBB59" w:themeColor="accent3" w:sz="8" w:space="0"/>
       </w:tblBorders>
       <w:tblCellMar>
         <w:top w:w="0" w:type="dxa"/>
@@ -2573,10 +2652,10 @@
       <w:tblPr/>
       <w:tcPr>
         <w:tcBorders>
-          <w:top w:val="double" w:sz="6" w:space="0" w:color="9BBB59" w:themeColor="accent3"/>
-          <w:left w:val="single" w:sz="8" w:space="0" w:color="9BBB59" w:themeColor="accent3"/>
-          <w:bottom w:val="single" w:sz="8" w:space="0" w:color="9BBB59" w:themeColor="accent3"/>
-          <w:right w:val="single" w:sz="8" w:space="0" w:color="9BBB59" w:themeColor="accent3"/>
+          <w:top w:val="double" w:color="9BBB59" w:themeColor="accent3" w:sz="6" w:space="0"/>
+          <w:left w:val="single" w:color="9BBB59" w:themeColor="accent3" w:sz="8" w:space="0"/>
+          <w:bottom w:val="single" w:color="9BBB59" w:themeColor="accent3" w:sz="8" w:space="0"/>
+          <w:right w:val="single" w:color="9BBB59" w:themeColor="accent3" w:sz="8" w:space="0"/>
         </w:tcBorders>
       </w:tcPr>
     </w:tblStylePr>
@@ -2596,10 +2675,10 @@
       <w:tblPr/>
       <w:tcPr>
         <w:tcBorders>
-          <w:top w:val="single" w:sz="8" w:space="0" w:color="9BBB59" w:themeColor="accent3"/>
-          <w:left w:val="single" w:sz="8" w:space="0" w:color="9BBB59" w:themeColor="accent3"/>
-          <w:bottom w:val="single" w:sz="8" w:space="0" w:color="9BBB59" w:themeColor="accent3"/>
-          <w:right w:val="single" w:sz="8" w:space="0" w:color="9BBB59" w:themeColor="accent3"/>
+          <w:top w:val="single" w:color="9BBB59" w:themeColor="accent3" w:sz="8" w:space="0"/>
+          <w:left w:val="single" w:color="9BBB59" w:themeColor="accent3" w:sz="8" w:space="0"/>
+          <w:bottom w:val="single" w:color="9BBB59" w:themeColor="accent3" w:sz="8" w:space="0"/>
+          <w:right w:val="single" w:color="9BBB59" w:themeColor="accent3" w:sz="8" w:space="0"/>
         </w:tcBorders>
       </w:tcPr>
     </w:tblStylePr>
@@ -2607,10 +2686,10 @@
       <w:tblPr/>
       <w:tcPr>
         <w:tcBorders>
-          <w:top w:val="single" w:sz="8" w:space="0" w:color="9BBB59" w:themeColor="accent3"/>
-          <w:left w:val="single" w:sz="8" w:space="0" w:color="9BBB59" w:themeColor="accent3"/>
-          <w:bottom w:val="single" w:sz="8" w:space="0" w:color="9BBB59" w:themeColor="accent3"/>
-          <w:right w:val="single" w:sz="8" w:space="0" w:color="9BBB59" w:themeColor="accent3"/>
+          <w:top w:val="single" w:color="9BBB59" w:themeColor="accent3" w:sz="8" w:space="0"/>
+          <w:left w:val="single" w:color="9BBB59" w:themeColor="accent3" w:sz="8" w:space="0"/>
+          <w:bottom w:val="single" w:color="9BBB59" w:themeColor="accent3" w:sz="8" w:space="0"/>
+          <w:right w:val="single" w:color="9BBB59" w:themeColor="accent3" w:sz="8" w:space="0"/>
         </w:tcBorders>
       </w:tcPr>
     </w:tblStylePr>
@@ -2628,10 +2707,10 @@
       <w:tblStyleColBandSize w:val="1"/>
       <w:tblInd w:w="0" w:type="dxa"/>
       <w:tblBorders>
-        <w:top w:val="single" w:sz="8" w:space="0" w:color="8064A2" w:themeColor="accent4"/>
-        <w:left w:val="single" w:sz="8" w:space="0" w:color="8064A2" w:themeColor="accent4"/>
-        <w:bottom w:val="single" w:sz="8" w:space="0" w:color="8064A2" w:themeColor="accent4"/>
-        <w:right w:val="single" w:sz="8" w:space="0" w:color="8064A2" w:themeColor="accent4"/>
+        <w:top w:val="single" w:color="8064A2" w:themeColor="accent4" w:sz="8" w:space="0"/>
+        <w:left w:val="single" w:color="8064A2" w:themeColor="accent4" w:sz="8" w:space="0"/>
+        <w:bottom w:val="single" w:color="8064A2" w:themeColor="accent4" w:sz="8" w:space="0"/>
+        <w:right w:val="single" w:color="8064A2" w:themeColor="accent4" w:sz="8" w:space="0"/>
       </w:tblBorders>
       <w:tblCellMar>
         <w:top w:w="0" w:type="dxa"/>
@@ -2665,10 +2744,10 @@
       <w:tblPr/>
       <w:tcPr>
         <w:tcBorders>
-          <w:top w:val="double" w:sz="6" w:space="0" w:color="8064A2" w:themeColor="accent4"/>
-          <w:left w:val="single" w:sz="8" w:space="0" w:color="8064A2" w:themeColor="accent4"/>
-          <w:bottom w:val="single" w:sz="8" w:space="0" w:color="8064A2" w:themeColor="accent4"/>
-          <w:right w:val="single" w:sz="8" w:space="0" w:color="8064A2" w:themeColor="accent4"/>
+          <w:top w:val="double" w:color="8064A2" w:themeColor="accent4" w:sz="6" w:space="0"/>
+          <w:left w:val="single" w:color="8064A2" w:themeColor="accent4" w:sz="8" w:space="0"/>
+          <w:bottom w:val="single" w:color="8064A2" w:themeColor="accent4" w:sz="8" w:space="0"/>
+          <w:right w:val="single" w:color="8064A2" w:themeColor="accent4" w:sz="8" w:space="0"/>
         </w:tcBorders>
       </w:tcPr>
     </w:tblStylePr>
@@ -2688,10 +2767,10 @@
       <w:tblPr/>
       <w:tcPr>
         <w:tcBorders>
-          <w:top w:val="single" w:sz="8" w:space="0" w:color="8064A2" w:themeColor="accent4"/>
-          <w:left w:val="single" w:sz="8" w:space="0" w:color="8064A2" w:themeColor="accent4"/>
-          <w:bottom w:val="single" w:sz="8" w:space="0" w:color="8064A2" w:themeColor="accent4"/>
-          <w:right w:val="single" w:sz="8" w:space="0" w:color="8064A2" w:themeColor="accent4"/>
+          <w:top w:val="single" w:color="8064A2" w:themeColor="accent4" w:sz="8" w:space="0"/>
+          <w:left w:val="single" w:color="8064A2" w:themeColor="accent4" w:sz="8" w:space="0"/>
+          <w:bottom w:val="single" w:color="8064A2" w:themeColor="accent4" w:sz="8" w:space="0"/>
+          <w:right w:val="single" w:color="8064A2" w:themeColor="accent4" w:sz="8" w:space="0"/>
         </w:tcBorders>
       </w:tcPr>
     </w:tblStylePr>
@@ -2699,10 +2778,10 @@
       <w:tblPr/>
       <w:tcPr>
         <w:tcBorders>
-          <w:top w:val="single" w:sz="8" w:space="0" w:color="8064A2" w:themeColor="accent4"/>
-          <w:left w:val="single" w:sz="8" w:space="0" w:color="8064A2" w:themeColor="accent4"/>
-          <w:bottom w:val="single" w:sz="8" w:space="0" w:color="8064A2" w:themeColor="accent4"/>
-          <w:right w:val="single" w:sz="8" w:space="0" w:color="8064A2" w:themeColor="accent4"/>
+          <w:top w:val="single" w:color="8064A2" w:themeColor="accent4" w:sz="8" w:space="0"/>
+          <w:left w:val="single" w:color="8064A2" w:themeColor="accent4" w:sz="8" w:space="0"/>
+          <w:bottom w:val="single" w:color="8064A2" w:themeColor="accent4" w:sz="8" w:space="0"/>
+          <w:right w:val="single" w:color="8064A2" w:themeColor="accent4" w:sz="8" w:space="0"/>
         </w:tcBorders>
       </w:tcPr>
     </w:tblStylePr>
@@ -2720,10 +2799,10 @@
       <w:tblStyleColBandSize w:val="1"/>
       <w:tblInd w:w="0" w:type="dxa"/>
       <w:tblBorders>
-        <w:top w:val="single" w:sz="8" w:space="0" w:color="4BACC6" w:themeColor="accent5"/>
-        <w:left w:val="single" w:sz="8" w:space="0" w:color="4BACC6" w:themeColor="accent5"/>
-        <w:bottom w:val="single" w:sz="8" w:space="0" w:color="4BACC6" w:themeColor="accent5"/>
-        <w:right w:val="single" w:sz="8" w:space="0" w:color="4BACC6" w:themeColor="accent5"/>
+        <w:top w:val="single" w:color="4BACC6" w:themeColor="accent5" w:sz="8" w:space="0"/>
+        <w:left w:val="single" w:color="4BACC6" w:themeColor="accent5" w:sz="8" w:space="0"/>
+        <w:bottom w:val="single" w:color="4BACC6" w:themeColor="accent5" w:sz="8" w:space="0"/>
+        <w:right w:val="single" w:color="4BACC6" w:themeColor="accent5" w:sz="8" w:space="0"/>
       </w:tblBorders>
       <w:tblCellMar>
         <w:top w:w="0" w:type="dxa"/>
@@ -2757,10 +2836,10 @@
       <w:tblPr/>
       <w:tcPr>
         <w:tcBorders>
-          <w:top w:val="double" w:sz="6" w:space="0" w:color="4BACC6" w:themeColor="accent5"/>
-          <w:left w:val="single" w:sz="8" w:space="0" w:color="4BACC6" w:themeColor="accent5"/>
-          <w:bottom w:val="single" w:sz="8" w:space="0" w:color="4BACC6" w:themeColor="accent5"/>
-          <w:right w:val="single" w:sz="8" w:space="0" w:color="4BACC6" w:themeColor="accent5"/>
+          <w:top w:val="double" w:color="4BACC6" w:themeColor="accent5" w:sz="6" w:space="0"/>
+          <w:left w:val="single" w:color="4BACC6" w:themeColor="accent5" w:sz="8" w:space="0"/>
+          <w:bottom w:val="single" w:color="4BACC6" w:themeColor="accent5" w:sz="8" w:space="0"/>
+          <w:right w:val="single" w:color="4BACC6" w:themeColor="accent5" w:sz="8" w:space="0"/>
         </w:tcBorders>
       </w:tcPr>
     </w:tblStylePr>
@@ -2780,10 +2859,10 @@
       <w:tblPr/>
       <w:tcPr>
         <w:tcBorders>
-          <w:top w:val="single" w:sz="8" w:space="0" w:color="4BACC6" w:themeColor="accent5"/>
-          <w:left w:val="single" w:sz="8" w:space="0" w:color="4BACC6" w:themeColor="accent5"/>
-          <w:bottom w:val="single" w:sz="8" w:space="0" w:color="4BACC6" w:themeColor="accent5"/>
-          <w:right w:val="single" w:sz="8" w:space="0" w:color="4BACC6" w:themeColor="accent5"/>
+          <w:top w:val="single" w:color="4BACC6" w:themeColor="accent5" w:sz="8" w:space="0"/>
+          <w:left w:val="single" w:color="4BACC6" w:themeColor="accent5" w:sz="8" w:space="0"/>
+          <w:bottom w:val="single" w:color="4BACC6" w:themeColor="accent5" w:sz="8" w:space="0"/>
+          <w:right w:val="single" w:color="4BACC6" w:themeColor="accent5" w:sz="8" w:space="0"/>
         </w:tcBorders>
       </w:tcPr>
     </w:tblStylePr>
@@ -2791,10 +2870,10 @@
       <w:tblPr/>
       <w:tcPr>
         <w:tcBorders>
-          <w:top w:val="single" w:sz="8" w:space="0" w:color="4BACC6" w:themeColor="accent5"/>
-          <w:left w:val="single" w:sz="8" w:space="0" w:color="4BACC6" w:themeColor="accent5"/>
-          <w:bottom w:val="single" w:sz="8" w:space="0" w:color="4BACC6" w:themeColor="accent5"/>
-          <w:right w:val="single" w:sz="8" w:space="0" w:color="4BACC6" w:themeColor="accent5"/>
+          <w:top w:val="single" w:color="4BACC6" w:themeColor="accent5" w:sz="8" w:space="0"/>
+          <w:left w:val="single" w:color="4BACC6" w:themeColor="accent5" w:sz="8" w:space="0"/>
+          <w:bottom w:val="single" w:color="4BACC6" w:themeColor="accent5" w:sz="8" w:space="0"/>
+          <w:right w:val="single" w:color="4BACC6" w:themeColor="accent5" w:sz="8" w:space="0"/>
         </w:tcBorders>
       </w:tcPr>
     </w:tblStylePr>
@@ -2812,10 +2891,10 @@
       <w:tblStyleColBandSize w:val="1"/>
       <w:tblInd w:w="0" w:type="dxa"/>
       <w:tblBorders>
-        <w:top w:val="single" w:sz="8" w:space="0" w:color="F79646" w:themeColor="accent6"/>
-        <w:left w:val="single" w:sz="8" w:space="0" w:color="F79646" w:themeColor="accent6"/>
-        <w:bottom w:val="single" w:sz="8" w:space="0" w:color="F79646" w:themeColor="accent6"/>
-        <w:right w:val="single" w:sz="8" w:space="0" w:color="F79646" w:themeColor="accent6"/>
+        <w:top w:val="single" w:color="F79646" w:themeColor="accent6" w:sz="8" w:space="0"/>
+        <w:left w:val="single" w:color="F79646" w:themeColor="accent6" w:sz="8" w:space="0"/>
+        <w:bottom w:val="single" w:color="F79646" w:themeColor="accent6" w:sz="8" w:space="0"/>
+        <w:right w:val="single" w:color="F79646" w:themeColor="accent6" w:sz="8" w:space="0"/>
       </w:tblBorders>
       <w:tblCellMar>
         <w:top w:w="0" w:type="dxa"/>
@@ -2849,10 +2928,10 @@
       <w:tblPr/>
       <w:tcPr>
         <w:tcBorders>
-          <w:top w:val="double" w:sz="6" w:space="0" w:color="F79646" w:themeColor="accent6"/>
-          <w:left w:val="single" w:sz="8" w:space="0" w:color="F79646" w:themeColor="accent6"/>
-          <w:bottom w:val="single" w:sz="8" w:space="0" w:color="F79646" w:themeColor="accent6"/>
-          <w:right w:val="single" w:sz="8" w:space="0" w:color="F79646" w:themeColor="accent6"/>
+          <w:top w:val="double" w:color="F79646" w:themeColor="accent6" w:sz="6" w:space="0"/>
+          <w:left w:val="single" w:color="F79646" w:themeColor="accent6" w:sz="8" w:space="0"/>
+          <w:bottom w:val="single" w:color="F79646" w:themeColor="accent6" w:sz="8" w:space="0"/>
+          <w:right w:val="single" w:color="F79646" w:themeColor="accent6" w:sz="8" w:space="0"/>
         </w:tcBorders>
       </w:tcPr>
     </w:tblStylePr>
@@ -2872,10 +2951,10 @@
       <w:tblPr/>
       <w:tcPr>
         <w:tcBorders>
-          <w:top w:val="single" w:sz="8" w:space="0" w:color="F79646" w:themeColor="accent6"/>
-          <w:left w:val="single" w:sz="8" w:space="0" w:color="F79646" w:themeColor="accent6"/>
-          <w:bottom w:val="single" w:sz="8" w:space="0" w:color="F79646" w:themeColor="accent6"/>
-          <w:right w:val="single" w:sz="8" w:space="0" w:color="F79646" w:themeColor="accent6"/>
+          <w:top w:val="single" w:color="F79646" w:themeColor="accent6" w:sz="8" w:space="0"/>
+          <w:left w:val="single" w:color="F79646" w:themeColor="accent6" w:sz="8" w:space="0"/>
+          <w:bottom w:val="single" w:color="F79646" w:themeColor="accent6" w:sz="8" w:space="0"/>
+          <w:right w:val="single" w:color="F79646" w:themeColor="accent6" w:sz="8" w:space="0"/>
         </w:tcBorders>
       </w:tcPr>
     </w:tblStylePr>
@@ -2883,10 +2962,10 @@
       <w:tblPr/>
       <w:tcPr>
         <w:tcBorders>
-          <w:top w:val="single" w:sz="8" w:space="0" w:color="F79646" w:themeColor="accent6"/>
-          <w:left w:val="single" w:sz="8" w:space="0" w:color="F79646" w:themeColor="accent6"/>
-          <w:bottom w:val="single" w:sz="8" w:space="0" w:color="F79646" w:themeColor="accent6"/>
-          <w:right w:val="single" w:sz="8" w:space="0" w:color="F79646" w:themeColor="accent6"/>
+          <w:top w:val="single" w:color="F79646" w:themeColor="accent6" w:sz="8" w:space="0"/>
+          <w:left w:val="single" w:color="F79646" w:themeColor="accent6" w:sz="8" w:space="0"/>
+          <w:bottom w:val="single" w:color="F79646" w:themeColor="accent6" w:sz="8" w:space="0"/>
+          <w:right w:val="single" w:color="F79646" w:themeColor="accent6" w:sz="8" w:space="0"/>
         </w:tcBorders>
       </w:tcPr>
     </w:tblStylePr>
@@ -2904,12 +2983,12 @@
       <w:tblStyleColBandSize w:val="1"/>
       <w:tblInd w:w="0" w:type="dxa"/>
       <w:tblBorders>
-        <w:top w:val="single" w:sz="8" w:space="0" w:color="000000" w:themeColor="text1"/>
-        <w:left w:val="single" w:sz="8" w:space="0" w:color="000000" w:themeColor="text1"/>
-        <w:bottom w:val="single" w:sz="8" w:space="0" w:color="000000" w:themeColor="text1"/>
-        <w:right w:val="single" w:sz="8" w:space="0" w:color="000000" w:themeColor="text1"/>
-        <w:insideH w:val="single" w:sz="8" w:space="0" w:color="000000" w:themeColor="text1"/>
-        <w:insideV w:val="single" w:sz="8" w:space="0" w:color="000000" w:themeColor="text1"/>
+        <w:top w:val="single" w:color="000000" w:themeColor="text1" w:sz="8" w:space="0"/>
+        <w:left w:val="single" w:color="000000" w:themeColor="text1" w:sz="8" w:space="0"/>
+        <w:bottom w:val="single" w:color="000000" w:themeColor="text1" w:sz="8" w:space="0"/>
+        <w:right w:val="single" w:color="000000" w:themeColor="text1" w:sz="8" w:space="0"/>
+        <w:insideH w:val="single" w:color="000000" w:themeColor="text1" w:sz="8" w:space="0"/>
+        <w:insideV w:val="single" w:color="000000" w:themeColor="text1" w:sz="8" w:space="0"/>
       </w:tblBorders>
       <w:tblCellMar>
         <w:top w:w="0" w:type="dxa"/>
@@ -2923,19 +3002,19 @@
         <w:spacing w:before="0" w:after="0" w:line="240" w:lineRule="auto"/>
       </w:pPr>
       <w:rPr>
-        <w:rFonts w:asciiTheme="majorHAnsi" w:eastAsiaTheme="majorEastAsia" w:hAnsiTheme="majorHAnsi" w:cstheme="majorBidi"/>
-        <w:b/>
-        <w:bCs/>
-      </w:rPr>
-      <w:tblPr/>
-      <w:tcPr>
-        <w:tcBorders>
-          <w:top w:val="single" w:sz="8" w:space="0" w:color="000000" w:themeColor="text1"/>
-          <w:left w:val="single" w:sz="8" w:space="0" w:color="000000" w:themeColor="text1"/>
-          <w:bottom w:val="single" w:sz="18" w:space="0" w:color="000000" w:themeColor="text1"/>
-          <w:right w:val="single" w:sz="8" w:space="0" w:color="000000" w:themeColor="text1"/>
-          <w:insideH w:val="nil"/>
-          <w:insideV w:val="single" w:sz="8" w:space="0" w:color="000000" w:themeColor="text1"/>
+        <w:rFonts w:asciiTheme="majorHAnsi" w:hAnsiTheme="majorHAnsi" w:eastAsiaTheme="majorEastAsia" w:cstheme="majorBidi"/>
+        <w:b/>
+        <w:bCs/>
+      </w:rPr>
+      <w:tblPr/>
+      <w:tcPr>
+        <w:tcBorders>
+          <w:top w:val="single" w:color="000000" w:themeColor="text1" w:sz="8" w:space="0"/>
+          <w:left w:val="single" w:color="000000" w:themeColor="text1" w:sz="8" w:space="0"/>
+          <w:bottom w:val="single" w:color="000000" w:themeColor="text1" w:sz="18" w:space="0"/>
+          <w:right w:val="single" w:color="000000" w:themeColor="text1" w:sz="8" w:space="0"/>
+          <w:insideH w:val="nil"/>
+          <w:insideV w:val="single" w:color="000000" w:themeColor="text1" w:sz="8" w:space="0"/>
         </w:tcBorders>
       </w:tcPr>
     </w:tblStylePr>
@@ -2944,42 +3023,42 @@
         <w:spacing w:before="0" w:after="0" w:line="240" w:lineRule="auto"/>
       </w:pPr>
       <w:rPr>
-        <w:rFonts w:asciiTheme="majorHAnsi" w:eastAsiaTheme="majorEastAsia" w:hAnsiTheme="majorHAnsi" w:cstheme="majorBidi"/>
-        <w:b/>
-        <w:bCs/>
-      </w:rPr>
-      <w:tblPr/>
-      <w:tcPr>
-        <w:tcBorders>
-          <w:top w:val="double" w:sz="6" w:space="0" w:color="000000" w:themeColor="text1"/>
-          <w:left w:val="single" w:sz="8" w:space="0" w:color="000000" w:themeColor="text1"/>
-          <w:bottom w:val="single" w:sz="8" w:space="0" w:color="000000" w:themeColor="text1"/>
-          <w:right w:val="single" w:sz="8" w:space="0" w:color="000000" w:themeColor="text1"/>
-          <w:insideH w:val="nil"/>
-          <w:insideV w:val="single" w:sz="8" w:space="0" w:color="000000" w:themeColor="text1"/>
+        <w:rFonts w:asciiTheme="majorHAnsi" w:hAnsiTheme="majorHAnsi" w:eastAsiaTheme="majorEastAsia" w:cstheme="majorBidi"/>
+        <w:b/>
+        <w:bCs/>
+      </w:rPr>
+      <w:tblPr/>
+      <w:tcPr>
+        <w:tcBorders>
+          <w:top w:val="double" w:color="000000" w:themeColor="text1" w:sz="6" w:space="0"/>
+          <w:left w:val="single" w:color="000000" w:themeColor="text1" w:sz="8" w:space="0"/>
+          <w:bottom w:val="single" w:color="000000" w:themeColor="text1" w:sz="8" w:space="0"/>
+          <w:right w:val="single" w:color="000000" w:themeColor="text1" w:sz="8" w:space="0"/>
+          <w:insideH w:val="nil"/>
+          <w:insideV w:val="single" w:color="000000" w:themeColor="text1" w:sz="8" w:space="0"/>
         </w:tcBorders>
       </w:tcPr>
     </w:tblStylePr>
     <w:tblStylePr w:type="firstCol">
       <w:rPr>
-        <w:rFonts w:asciiTheme="majorHAnsi" w:eastAsiaTheme="majorEastAsia" w:hAnsiTheme="majorHAnsi" w:cstheme="majorBidi"/>
+        <w:rFonts w:asciiTheme="majorHAnsi" w:hAnsiTheme="majorHAnsi" w:eastAsiaTheme="majorEastAsia" w:cstheme="majorBidi"/>
         <w:b/>
         <w:bCs/>
       </w:rPr>
     </w:tblStylePr>
     <w:tblStylePr w:type="lastCol">
       <w:rPr>
-        <w:rFonts w:asciiTheme="majorHAnsi" w:eastAsiaTheme="majorEastAsia" w:hAnsiTheme="majorHAnsi" w:cstheme="majorBidi"/>
-        <w:b/>
-        <w:bCs/>
-      </w:rPr>
-      <w:tblPr/>
-      <w:tcPr>
-        <w:tcBorders>
-          <w:top w:val="single" w:sz="8" w:space="0" w:color="000000" w:themeColor="text1"/>
-          <w:left w:val="single" w:sz="8" w:space="0" w:color="000000" w:themeColor="text1"/>
-          <w:bottom w:val="single" w:sz="8" w:space="0" w:color="000000" w:themeColor="text1"/>
-          <w:right w:val="single" w:sz="8" w:space="0" w:color="000000" w:themeColor="text1"/>
+        <w:rFonts w:asciiTheme="majorHAnsi" w:hAnsiTheme="majorHAnsi" w:eastAsiaTheme="majorEastAsia" w:cstheme="majorBidi"/>
+        <w:b/>
+        <w:bCs/>
+      </w:rPr>
+      <w:tblPr/>
+      <w:tcPr>
+        <w:tcBorders>
+          <w:top w:val="single" w:color="000000" w:themeColor="text1" w:sz="8" w:space="0"/>
+          <w:left w:val="single" w:color="000000" w:themeColor="text1" w:sz="8" w:space="0"/>
+          <w:bottom w:val="single" w:color="000000" w:themeColor="text1" w:sz="8" w:space="0"/>
+          <w:right w:val="single" w:color="000000" w:themeColor="text1" w:sz="8" w:space="0"/>
         </w:tcBorders>
       </w:tcPr>
     </w:tblStylePr>
@@ -2987,10 +3066,10 @@
       <w:tblPr/>
       <w:tcPr>
         <w:tcBorders>
-          <w:top w:val="single" w:sz="8" w:space="0" w:color="000000" w:themeColor="text1"/>
-          <w:left w:val="single" w:sz="8" w:space="0" w:color="000000" w:themeColor="text1"/>
-          <w:bottom w:val="single" w:sz="8" w:space="0" w:color="000000" w:themeColor="text1"/>
-          <w:right w:val="single" w:sz="8" w:space="0" w:color="000000" w:themeColor="text1"/>
+          <w:top w:val="single" w:color="000000" w:themeColor="text1" w:sz="8" w:space="0"/>
+          <w:left w:val="single" w:color="000000" w:themeColor="text1" w:sz="8" w:space="0"/>
+          <w:bottom w:val="single" w:color="000000" w:themeColor="text1" w:sz="8" w:space="0"/>
+          <w:right w:val="single" w:color="000000" w:themeColor="text1" w:sz="8" w:space="0"/>
         </w:tcBorders>
         <w:shd w:val="clear" w:color="auto" w:fill="C0C0C0" w:themeFill="text1" w:themeFillTint="3F"/>
       </w:tcPr>
@@ -2999,11 +3078,11 @@
       <w:tblPr/>
       <w:tcPr>
         <w:tcBorders>
-          <w:top w:val="single" w:sz="8" w:space="0" w:color="000000" w:themeColor="text1"/>
-          <w:left w:val="single" w:sz="8" w:space="0" w:color="000000" w:themeColor="text1"/>
-          <w:bottom w:val="single" w:sz="8" w:space="0" w:color="000000" w:themeColor="text1"/>
-          <w:right w:val="single" w:sz="8" w:space="0" w:color="000000" w:themeColor="text1"/>
-          <w:insideV w:val="single" w:sz="8" w:space="0" w:color="000000" w:themeColor="text1"/>
+          <w:top w:val="single" w:color="000000" w:themeColor="text1" w:sz="8" w:space="0"/>
+          <w:left w:val="single" w:color="000000" w:themeColor="text1" w:sz="8" w:space="0"/>
+          <w:bottom w:val="single" w:color="000000" w:themeColor="text1" w:sz="8" w:space="0"/>
+          <w:right w:val="single" w:color="000000" w:themeColor="text1" w:sz="8" w:space="0"/>
+          <w:insideV w:val="single" w:color="000000" w:themeColor="text1" w:sz="8" w:space="0"/>
         </w:tcBorders>
         <w:shd w:val="clear" w:color="auto" w:fill="C0C0C0" w:themeFill="text1" w:themeFillTint="3F"/>
       </w:tcPr>
@@ -3012,11 +3091,11 @@
       <w:tblPr/>
       <w:tcPr>
         <w:tcBorders>
-          <w:top w:val="single" w:sz="8" w:space="0" w:color="000000" w:themeColor="text1"/>
-          <w:left w:val="single" w:sz="8" w:space="0" w:color="000000" w:themeColor="text1"/>
-          <w:bottom w:val="single" w:sz="8" w:space="0" w:color="000000" w:themeColor="text1"/>
-          <w:right w:val="single" w:sz="8" w:space="0" w:color="000000" w:themeColor="text1"/>
-          <w:insideV w:val="single" w:sz="8" w:space="0" w:color="000000" w:themeColor="text1"/>
+          <w:top w:val="single" w:color="000000" w:themeColor="text1" w:sz="8" w:space="0"/>
+          <w:left w:val="single" w:color="000000" w:themeColor="text1" w:sz="8" w:space="0"/>
+          <w:bottom w:val="single" w:color="000000" w:themeColor="text1" w:sz="8" w:space="0"/>
+          <w:right w:val="single" w:color="000000" w:themeColor="text1" w:sz="8" w:space="0"/>
+          <w:insideV w:val="single" w:color="000000" w:themeColor="text1" w:sz="8" w:space="0"/>
         </w:tcBorders>
       </w:tcPr>
     </w:tblStylePr>
@@ -3034,12 +3113,12 @@
       <w:tblStyleColBandSize w:val="1"/>
       <w:tblInd w:w="0" w:type="dxa"/>
       <w:tblBorders>
-        <w:top w:val="single" w:sz="8" w:space="0" w:color="4F81BD" w:themeColor="accent1"/>
-        <w:left w:val="single" w:sz="8" w:space="0" w:color="4F81BD" w:themeColor="accent1"/>
-        <w:bottom w:val="single" w:sz="8" w:space="0" w:color="4F81BD" w:themeColor="accent1"/>
-        <w:right w:val="single" w:sz="8" w:space="0" w:color="4F81BD" w:themeColor="accent1"/>
-        <w:insideH w:val="single" w:sz="8" w:space="0" w:color="4F81BD" w:themeColor="accent1"/>
-        <w:insideV w:val="single" w:sz="8" w:space="0" w:color="4F81BD" w:themeColor="accent1"/>
+        <w:top w:val="single" w:color="4F81BD" w:themeColor="accent1" w:sz="8" w:space="0"/>
+        <w:left w:val="single" w:color="4F81BD" w:themeColor="accent1" w:sz="8" w:space="0"/>
+        <w:bottom w:val="single" w:color="4F81BD" w:themeColor="accent1" w:sz="8" w:space="0"/>
+        <w:right w:val="single" w:color="4F81BD" w:themeColor="accent1" w:sz="8" w:space="0"/>
+        <w:insideH w:val="single" w:color="4F81BD" w:themeColor="accent1" w:sz="8" w:space="0"/>
+        <w:insideV w:val="single" w:color="4F81BD" w:themeColor="accent1" w:sz="8" w:space="0"/>
       </w:tblBorders>
       <w:tblCellMar>
         <w:top w:w="0" w:type="dxa"/>
@@ -3053,19 +3132,19 @@
         <w:spacing w:before="0" w:after="0" w:line="240" w:lineRule="auto"/>
       </w:pPr>
       <w:rPr>
-        <w:rFonts w:asciiTheme="majorHAnsi" w:eastAsiaTheme="majorEastAsia" w:hAnsiTheme="majorHAnsi" w:cstheme="majorBidi"/>
-        <w:b/>
-        <w:bCs/>
-      </w:rPr>
-      <w:tblPr/>
-      <w:tcPr>
-        <w:tcBorders>
-          <w:top w:val="single" w:sz="8" w:space="0" w:color="4F81BD" w:themeColor="accent1"/>
-          <w:left w:val="single" w:sz="8" w:space="0" w:color="4F81BD" w:themeColor="accent1"/>
-          <w:bottom w:val="single" w:sz="18" w:space="0" w:color="4F81BD" w:themeColor="accent1"/>
-          <w:right w:val="single" w:sz="8" w:space="0" w:color="4F81BD" w:themeColor="accent1"/>
-          <w:insideH w:val="nil"/>
-          <w:insideV w:val="single" w:sz="8" w:space="0" w:color="4F81BD" w:themeColor="accent1"/>
+        <w:rFonts w:asciiTheme="majorHAnsi" w:hAnsiTheme="majorHAnsi" w:eastAsiaTheme="majorEastAsia" w:cstheme="majorBidi"/>
+        <w:b/>
+        <w:bCs/>
+      </w:rPr>
+      <w:tblPr/>
+      <w:tcPr>
+        <w:tcBorders>
+          <w:top w:val="single" w:color="4F81BD" w:themeColor="accent1" w:sz="8" w:space="0"/>
+          <w:left w:val="single" w:color="4F81BD" w:themeColor="accent1" w:sz="8" w:space="0"/>
+          <w:bottom w:val="single" w:color="4F81BD" w:themeColor="accent1" w:sz="18" w:space="0"/>
+          <w:right w:val="single" w:color="4F81BD" w:themeColor="accent1" w:sz="8" w:space="0"/>
+          <w:insideH w:val="nil"/>
+          <w:insideV w:val="single" w:color="4F81BD" w:themeColor="accent1" w:sz="8" w:space="0"/>
         </w:tcBorders>
       </w:tcPr>
     </w:tblStylePr>
@@ -3074,42 +3153,42 @@
         <w:spacing w:before="0" w:after="0" w:line="240" w:lineRule="auto"/>
       </w:pPr>
       <w:rPr>
-        <w:rFonts w:asciiTheme="majorHAnsi" w:eastAsiaTheme="majorEastAsia" w:hAnsiTheme="majorHAnsi" w:cstheme="majorBidi"/>
-        <w:b/>
-        <w:bCs/>
-      </w:rPr>
-      <w:tblPr/>
-      <w:tcPr>
-        <w:tcBorders>
-          <w:top w:val="double" w:sz="6" w:space="0" w:color="4F81BD" w:themeColor="accent1"/>
-          <w:left w:val="single" w:sz="8" w:space="0" w:color="4F81BD" w:themeColor="accent1"/>
-          <w:bottom w:val="single" w:sz="8" w:space="0" w:color="4F81BD" w:themeColor="accent1"/>
-          <w:right w:val="single" w:sz="8" w:space="0" w:color="4F81BD" w:themeColor="accent1"/>
-          <w:insideH w:val="nil"/>
-          <w:insideV w:val="single" w:sz="8" w:space="0" w:color="4F81BD" w:themeColor="accent1"/>
+        <w:rFonts w:asciiTheme="majorHAnsi" w:hAnsiTheme="majorHAnsi" w:eastAsiaTheme="majorEastAsia" w:cstheme="majorBidi"/>
+        <w:b/>
+        <w:bCs/>
+      </w:rPr>
+      <w:tblPr/>
+      <w:tcPr>
+        <w:tcBorders>
+          <w:top w:val="double" w:color="4F81BD" w:themeColor="accent1" w:sz="6" w:space="0"/>
+          <w:left w:val="single" w:color="4F81BD" w:themeColor="accent1" w:sz="8" w:space="0"/>
+          <w:bottom w:val="single" w:color="4F81BD" w:themeColor="accent1" w:sz="8" w:space="0"/>
+          <w:right w:val="single" w:color="4F81BD" w:themeColor="accent1" w:sz="8" w:space="0"/>
+          <w:insideH w:val="nil"/>
+          <w:insideV w:val="single" w:color="4F81BD" w:themeColor="accent1" w:sz="8" w:space="0"/>
         </w:tcBorders>
       </w:tcPr>
     </w:tblStylePr>
     <w:tblStylePr w:type="firstCol">
       <w:rPr>
-        <w:rFonts w:asciiTheme="majorHAnsi" w:eastAsiaTheme="majorEastAsia" w:hAnsiTheme="majorHAnsi" w:cstheme="majorBidi"/>
+        <w:rFonts w:asciiTheme="majorHAnsi" w:hAnsiTheme="majorHAnsi" w:eastAsiaTheme="majorEastAsia" w:cstheme="majorBidi"/>
         <w:b/>
         <w:bCs/>
       </w:rPr>
     </w:tblStylePr>
     <w:tblStylePr w:type="lastCol">
       <w:rPr>
-        <w:rFonts w:asciiTheme="majorHAnsi" w:eastAsiaTheme="majorEastAsia" w:hAnsiTheme="majorHAnsi" w:cstheme="majorBidi"/>
-        <w:b/>
-        <w:bCs/>
-      </w:rPr>
-      <w:tblPr/>
-      <w:tcPr>
-        <w:tcBorders>
-          <w:top w:val="single" w:sz="8" w:space="0" w:color="4F81BD" w:themeColor="accent1"/>
-          <w:left w:val="single" w:sz="8" w:space="0" w:color="4F81BD" w:themeColor="accent1"/>
-          <w:bottom w:val="single" w:sz="8" w:space="0" w:color="4F81BD" w:themeColor="accent1"/>
-          <w:right w:val="single" w:sz="8" w:space="0" w:color="4F81BD" w:themeColor="accent1"/>
+        <w:rFonts w:asciiTheme="majorHAnsi" w:hAnsiTheme="majorHAnsi" w:eastAsiaTheme="majorEastAsia" w:cstheme="majorBidi"/>
+        <w:b/>
+        <w:bCs/>
+      </w:rPr>
+      <w:tblPr/>
+      <w:tcPr>
+        <w:tcBorders>
+          <w:top w:val="single" w:color="4F81BD" w:themeColor="accent1" w:sz="8" w:space="0"/>
+          <w:left w:val="single" w:color="4F81BD" w:themeColor="accent1" w:sz="8" w:space="0"/>
+          <w:bottom w:val="single" w:color="4F81BD" w:themeColor="accent1" w:sz="8" w:space="0"/>
+          <w:right w:val="single" w:color="4F81BD" w:themeColor="accent1" w:sz="8" w:space="0"/>
         </w:tcBorders>
       </w:tcPr>
     </w:tblStylePr>
@@ -3117,10 +3196,10 @@
       <w:tblPr/>
       <w:tcPr>
         <w:tcBorders>
-          <w:top w:val="single" w:sz="8" w:space="0" w:color="4F81BD" w:themeColor="accent1"/>
-          <w:left w:val="single" w:sz="8" w:space="0" w:color="4F81BD" w:themeColor="accent1"/>
-          <w:bottom w:val="single" w:sz="8" w:space="0" w:color="4F81BD" w:themeColor="accent1"/>
-          <w:right w:val="single" w:sz="8" w:space="0" w:color="4F81BD" w:themeColor="accent1"/>
+          <w:top w:val="single" w:color="4F81BD" w:themeColor="accent1" w:sz="8" w:space="0"/>
+          <w:left w:val="single" w:color="4F81BD" w:themeColor="accent1" w:sz="8" w:space="0"/>
+          <w:bottom w:val="single" w:color="4F81BD" w:themeColor="accent1" w:sz="8" w:space="0"/>
+          <w:right w:val="single" w:color="4F81BD" w:themeColor="accent1" w:sz="8" w:space="0"/>
         </w:tcBorders>
         <w:shd w:val="clear" w:color="auto" w:fill="D3DFEE" w:themeFill="accent1" w:themeFillTint="3F"/>
       </w:tcPr>
@@ -3129,11 +3208,11 @@
       <w:tblPr/>
       <w:tcPr>
         <w:tcBorders>
-          <w:top w:val="single" w:sz="8" w:space="0" w:color="4F81BD" w:themeColor="accent1"/>
-          <w:left w:val="single" w:sz="8" w:space="0" w:color="4F81BD" w:themeColor="accent1"/>
-          <w:bottom w:val="single" w:sz="8" w:space="0" w:color="4F81BD" w:themeColor="accent1"/>
-          <w:right w:val="single" w:sz="8" w:space="0" w:color="4F81BD" w:themeColor="accent1"/>
-          <w:insideV w:val="single" w:sz="8" w:space="0" w:color="4F81BD" w:themeColor="accent1"/>
+          <w:top w:val="single" w:color="4F81BD" w:themeColor="accent1" w:sz="8" w:space="0"/>
+          <w:left w:val="single" w:color="4F81BD" w:themeColor="accent1" w:sz="8" w:space="0"/>
+          <w:bottom w:val="single" w:color="4F81BD" w:themeColor="accent1" w:sz="8" w:space="0"/>
+          <w:right w:val="single" w:color="4F81BD" w:themeColor="accent1" w:sz="8" w:space="0"/>
+          <w:insideV w:val="single" w:color="4F81BD" w:themeColor="accent1" w:sz="8" w:space="0"/>
         </w:tcBorders>
         <w:shd w:val="clear" w:color="auto" w:fill="D3DFEE" w:themeFill="accent1" w:themeFillTint="3F"/>
       </w:tcPr>
@@ -3142,11 +3221,11 @@
       <w:tblPr/>
       <w:tcPr>
         <w:tcBorders>
-          <w:top w:val="single" w:sz="8" w:space="0" w:color="4F81BD" w:themeColor="accent1"/>
-          <w:left w:val="single" w:sz="8" w:space="0" w:color="4F81BD" w:themeColor="accent1"/>
-          <w:bottom w:val="single" w:sz="8" w:space="0" w:color="4F81BD" w:themeColor="accent1"/>
-          <w:right w:val="single" w:sz="8" w:space="0" w:color="4F81BD" w:themeColor="accent1"/>
-          <w:insideV w:val="single" w:sz="8" w:space="0" w:color="4F81BD" w:themeColor="accent1"/>
+          <w:top w:val="single" w:color="4F81BD" w:themeColor="accent1" w:sz="8" w:space="0"/>
+          <w:left w:val="single" w:color="4F81BD" w:themeColor="accent1" w:sz="8" w:space="0"/>
+          <w:bottom w:val="single" w:color="4F81BD" w:themeColor="accent1" w:sz="8" w:space="0"/>
+          <w:right w:val="single" w:color="4F81BD" w:themeColor="accent1" w:sz="8" w:space="0"/>
+          <w:insideV w:val="single" w:color="4F81BD" w:themeColor="accent1" w:sz="8" w:space="0"/>
         </w:tcBorders>
       </w:tcPr>
     </w:tblStylePr>
@@ -3164,12 +3243,12 @@
       <w:tblStyleColBandSize w:val="1"/>
       <w:tblInd w:w="0" w:type="dxa"/>
       <w:tblBorders>
-        <w:top w:val="single" w:sz="8" w:space="0" w:color="C0504D" w:themeColor="accent2"/>
-        <w:left w:val="single" w:sz="8" w:space="0" w:color="C0504D" w:themeColor="accent2"/>
-        <w:bottom w:val="single" w:sz="8" w:space="0" w:color="C0504D" w:themeColor="accent2"/>
-        <w:right w:val="single" w:sz="8" w:space="0" w:color="C0504D" w:themeColor="accent2"/>
-        <w:insideH w:val="single" w:sz="8" w:space="0" w:color="C0504D" w:themeColor="accent2"/>
-        <w:insideV w:val="single" w:sz="8" w:space="0" w:color="C0504D" w:themeColor="accent2"/>
+        <w:top w:val="single" w:color="C0504D" w:themeColor="accent2" w:sz="8" w:space="0"/>
+        <w:left w:val="single" w:color="C0504D" w:themeColor="accent2" w:sz="8" w:space="0"/>
+        <w:bottom w:val="single" w:color="C0504D" w:themeColor="accent2" w:sz="8" w:space="0"/>
+        <w:right w:val="single" w:color="C0504D" w:themeColor="accent2" w:sz="8" w:space="0"/>
+        <w:insideH w:val="single" w:color="C0504D" w:themeColor="accent2" w:sz="8" w:space="0"/>
+        <w:insideV w:val="single" w:color="C0504D" w:themeColor="accent2" w:sz="8" w:space="0"/>
       </w:tblBorders>
       <w:tblCellMar>
         <w:top w:w="0" w:type="dxa"/>
@@ -3183,19 +3262,19 @@
         <w:spacing w:before="0" w:after="0" w:line="240" w:lineRule="auto"/>
       </w:pPr>
       <w:rPr>
-        <w:rFonts w:asciiTheme="majorHAnsi" w:eastAsiaTheme="majorEastAsia" w:hAnsiTheme="majorHAnsi" w:cstheme="majorBidi"/>
-        <w:b/>
-        <w:bCs/>
-      </w:rPr>
-      <w:tblPr/>
-      <w:tcPr>
-        <w:tcBorders>
-          <w:top w:val="single" w:sz="8" w:space="0" w:color="C0504D" w:themeColor="accent2"/>
-          <w:left w:val="single" w:sz="8" w:space="0" w:color="C0504D" w:themeColor="accent2"/>
-          <w:bottom w:val="single" w:sz="18" w:space="0" w:color="C0504D" w:themeColor="accent2"/>
-          <w:right w:val="single" w:sz="8" w:space="0" w:color="C0504D" w:themeColor="accent2"/>
-          <w:insideH w:val="nil"/>
-          <w:insideV w:val="single" w:sz="8" w:space="0" w:color="C0504D" w:themeColor="accent2"/>
+        <w:rFonts w:asciiTheme="majorHAnsi" w:hAnsiTheme="majorHAnsi" w:eastAsiaTheme="majorEastAsia" w:cstheme="majorBidi"/>
+        <w:b/>
+        <w:bCs/>
+      </w:rPr>
+      <w:tblPr/>
+      <w:tcPr>
+        <w:tcBorders>
+          <w:top w:val="single" w:color="C0504D" w:themeColor="accent2" w:sz="8" w:space="0"/>
+          <w:left w:val="single" w:color="C0504D" w:themeColor="accent2" w:sz="8" w:space="0"/>
+          <w:bottom w:val="single" w:color="C0504D" w:themeColor="accent2" w:sz="18" w:space="0"/>
+          <w:right w:val="single" w:color="C0504D" w:themeColor="accent2" w:sz="8" w:space="0"/>
+          <w:insideH w:val="nil"/>
+          <w:insideV w:val="single" w:color="C0504D" w:themeColor="accent2" w:sz="8" w:space="0"/>
         </w:tcBorders>
       </w:tcPr>
     </w:tblStylePr>
@@ -3204,42 +3283,42 @@
         <w:spacing w:before="0" w:after="0" w:line="240" w:lineRule="auto"/>
       </w:pPr>
       <w:rPr>
-        <w:rFonts w:asciiTheme="majorHAnsi" w:eastAsiaTheme="majorEastAsia" w:hAnsiTheme="majorHAnsi" w:cstheme="majorBidi"/>
-        <w:b/>
-        <w:bCs/>
-      </w:rPr>
-      <w:tblPr/>
-      <w:tcPr>
-        <w:tcBorders>
-          <w:top w:val="double" w:sz="6" w:space="0" w:color="C0504D" w:themeColor="accent2"/>
-          <w:left w:val="single" w:sz="8" w:space="0" w:color="C0504D" w:themeColor="accent2"/>
-          <w:bottom w:val="single" w:sz="8" w:space="0" w:color="C0504D" w:themeColor="accent2"/>
-          <w:right w:val="single" w:sz="8" w:space="0" w:color="C0504D" w:themeColor="accent2"/>
-          <w:insideH w:val="nil"/>
-          <w:insideV w:val="single" w:sz="8" w:space="0" w:color="C0504D" w:themeColor="accent2"/>
+        <w:rFonts w:asciiTheme="majorHAnsi" w:hAnsiTheme="majorHAnsi" w:eastAsiaTheme="majorEastAsia" w:cstheme="majorBidi"/>
+        <w:b/>
+        <w:bCs/>
+      </w:rPr>
+      <w:tblPr/>
+      <w:tcPr>
+        <w:tcBorders>
+          <w:top w:val="double" w:color="C0504D" w:themeColor="accent2" w:sz="6" w:space="0"/>
+          <w:left w:val="single" w:color="C0504D" w:themeColor="accent2" w:sz="8" w:space="0"/>
+          <w:bottom w:val="single" w:color="C0504D" w:themeColor="accent2" w:sz="8" w:space="0"/>
+          <w:right w:val="single" w:color="C0504D" w:themeColor="accent2" w:sz="8" w:space="0"/>
+          <w:insideH w:val="nil"/>
+          <w:insideV w:val="single" w:color="C0504D" w:themeColor="accent2" w:sz="8" w:space="0"/>
         </w:tcBorders>
       </w:tcPr>
     </w:tblStylePr>
     <w:tblStylePr w:type="firstCol">
       <w:rPr>
-        <w:rFonts w:asciiTheme="majorHAnsi" w:eastAsiaTheme="majorEastAsia" w:hAnsiTheme="majorHAnsi" w:cstheme="majorBidi"/>
+        <w:rFonts w:asciiTheme="majorHAnsi" w:hAnsiTheme="majorHAnsi" w:eastAsiaTheme="majorEastAsia" w:cstheme="majorBidi"/>
         <w:b/>
         <w:bCs/>
       </w:rPr>
     </w:tblStylePr>
     <w:tblStylePr w:type="lastCol">
       <w:rPr>
-        <w:rFonts w:asciiTheme="majorHAnsi" w:eastAsiaTheme="majorEastAsia" w:hAnsiTheme="majorHAnsi" w:cstheme="majorBidi"/>
-        <w:b/>
-        <w:bCs/>
-      </w:rPr>
-      <w:tblPr/>
-      <w:tcPr>
-        <w:tcBorders>
-          <w:top w:val="single" w:sz="8" w:space="0" w:color="C0504D" w:themeColor="accent2"/>
-          <w:left w:val="single" w:sz="8" w:space="0" w:color="C0504D" w:themeColor="accent2"/>
-          <w:bottom w:val="single" w:sz="8" w:space="0" w:color="C0504D" w:themeColor="accent2"/>
-          <w:right w:val="single" w:sz="8" w:space="0" w:color="C0504D" w:themeColor="accent2"/>
+        <w:rFonts w:asciiTheme="majorHAnsi" w:hAnsiTheme="majorHAnsi" w:eastAsiaTheme="majorEastAsia" w:cstheme="majorBidi"/>
+        <w:b/>
+        <w:bCs/>
+      </w:rPr>
+      <w:tblPr/>
+      <w:tcPr>
+        <w:tcBorders>
+          <w:top w:val="single" w:color="C0504D" w:themeColor="accent2" w:sz="8" w:space="0"/>
+          <w:left w:val="single" w:color="C0504D" w:themeColor="accent2" w:sz="8" w:space="0"/>
+          <w:bottom w:val="single" w:color="C0504D" w:themeColor="accent2" w:sz="8" w:space="0"/>
+          <w:right w:val="single" w:color="C0504D" w:themeColor="accent2" w:sz="8" w:space="0"/>
         </w:tcBorders>
       </w:tcPr>
     </w:tblStylePr>
@@ -3247,10 +3326,10 @@
       <w:tblPr/>
       <w:tcPr>
         <w:tcBorders>
-          <w:top w:val="single" w:sz="8" w:space="0" w:color="C0504D" w:themeColor="accent2"/>
-          <w:left w:val="single" w:sz="8" w:space="0" w:color="C0504D" w:themeColor="accent2"/>
-          <w:bottom w:val="single" w:sz="8" w:space="0" w:color="C0504D" w:themeColor="accent2"/>
-          <w:right w:val="single" w:sz="8" w:space="0" w:color="C0504D" w:themeColor="accent2"/>
+          <w:top w:val="single" w:color="C0504D" w:themeColor="accent2" w:sz="8" w:space="0"/>
+          <w:left w:val="single" w:color="C0504D" w:themeColor="accent2" w:sz="8" w:space="0"/>
+          <w:bottom w:val="single" w:color="C0504D" w:themeColor="accent2" w:sz="8" w:space="0"/>
+          <w:right w:val="single" w:color="C0504D" w:themeColor="accent2" w:sz="8" w:space="0"/>
         </w:tcBorders>
         <w:shd w:val="clear" w:color="auto" w:fill="EFD3D2" w:themeFill="accent2" w:themeFillTint="3F"/>
       </w:tcPr>
@@ -3259,11 +3338,11 @@
       <w:tblPr/>
       <w:tcPr>
         <w:tcBorders>
-          <w:top w:val="single" w:sz="8" w:space="0" w:color="C0504D" w:themeColor="accent2"/>
-          <w:left w:val="single" w:sz="8" w:space="0" w:color="C0504D" w:themeColor="accent2"/>
-          <w:bottom w:val="single" w:sz="8" w:space="0" w:color="C0504D" w:themeColor="accent2"/>
-          <w:right w:val="single" w:sz="8" w:space="0" w:color="C0504D" w:themeColor="accent2"/>
-          <w:insideV w:val="single" w:sz="8" w:space="0" w:color="C0504D" w:themeColor="accent2"/>
+          <w:top w:val="single" w:color="C0504D" w:themeColor="accent2" w:sz="8" w:space="0"/>
+          <w:left w:val="single" w:color="C0504D" w:themeColor="accent2" w:sz="8" w:space="0"/>
+          <w:bottom w:val="single" w:color="C0504D" w:themeColor="accent2" w:sz="8" w:space="0"/>
+          <w:right w:val="single" w:color="C0504D" w:themeColor="accent2" w:sz="8" w:space="0"/>
+          <w:insideV w:val="single" w:color="C0504D" w:themeColor="accent2" w:sz="8" w:space="0"/>
         </w:tcBorders>
         <w:shd w:val="clear" w:color="auto" w:fill="EFD3D2" w:themeFill="accent2" w:themeFillTint="3F"/>
       </w:tcPr>
@@ -3272,11 +3351,11 @@
       <w:tblPr/>
       <w:tcPr>
         <w:tcBorders>
-          <w:top w:val="single" w:sz="8" w:space="0" w:color="C0504D" w:themeColor="accent2"/>
-          <w:left w:val="single" w:sz="8" w:space="0" w:color="C0504D" w:themeColor="accent2"/>
-          <w:bottom w:val="single" w:sz="8" w:space="0" w:color="C0504D" w:themeColor="accent2"/>
-          <w:right w:val="single" w:sz="8" w:space="0" w:color="C0504D" w:themeColor="accent2"/>
-          <w:insideV w:val="single" w:sz="8" w:space="0" w:color="C0504D" w:themeColor="accent2"/>
+          <w:top w:val="single" w:color="C0504D" w:themeColor="accent2" w:sz="8" w:space="0"/>
+          <w:left w:val="single" w:color="C0504D" w:themeColor="accent2" w:sz="8" w:space="0"/>
+          <w:bottom w:val="single" w:color="C0504D" w:themeColor="accent2" w:sz="8" w:space="0"/>
+          <w:right w:val="single" w:color="C0504D" w:themeColor="accent2" w:sz="8" w:space="0"/>
+          <w:insideV w:val="single" w:color="C0504D" w:themeColor="accent2" w:sz="8" w:space="0"/>
         </w:tcBorders>
       </w:tcPr>
     </w:tblStylePr>
@@ -3294,12 +3373,12 @@
       <w:tblStyleColBandSize w:val="1"/>
       <w:tblInd w:w="0" w:type="dxa"/>
       <w:tblBorders>
-        <w:top w:val="single" w:sz="8" w:space="0" w:color="9BBB59" w:themeColor="accent3"/>
-        <w:left w:val="single" w:sz="8" w:space="0" w:color="9BBB59" w:themeColor="accent3"/>
-        <w:bottom w:val="single" w:sz="8" w:space="0" w:color="9BBB59" w:themeColor="accent3"/>
-        <w:right w:val="single" w:sz="8" w:space="0" w:color="9BBB59" w:themeColor="accent3"/>
-        <w:insideH w:val="single" w:sz="8" w:space="0" w:color="9BBB59" w:themeColor="accent3"/>
-        <w:insideV w:val="single" w:sz="8" w:space="0" w:color="9BBB59" w:themeColor="accent3"/>
+        <w:top w:val="single" w:color="9BBB59" w:themeColor="accent3" w:sz="8" w:space="0"/>
+        <w:left w:val="single" w:color="9BBB59" w:themeColor="accent3" w:sz="8" w:space="0"/>
+        <w:bottom w:val="single" w:color="9BBB59" w:themeColor="accent3" w:sz="8" w:space="0"/>
+        <w:right w:val="single" w:color="9BBB59" w:themeColor="accent3" w:sz="8" w:space="0"/>
+        <w:insideH w:val="single" w:color="9BBB59" w:themeColor="accent3" w:sz="8" w:space="0"/>
+        <w:insideV w:val="single" w:color="9BBB59" w:themeColor="accent3" w:sz="8" w:space="0"/>
       </w:tblBorders>
       <w:tblCellMar>
         <w:top w:w="0" w:type="dxa"/>
@@ -3313,19 +3392,19 @@
         <w:spacing w:before="0" w:after="0" w:line="240" w:lineRule="auto"/>
       </w:pPr>
       <w:rPr>
-        <w:rFonts w:asciiTheme="majorHAnsi" w:eastAsiaTheme="majorEastAsia" w:hAnsiTheme="majorHAnsi" w:cstheme="majorBidi"/>
-        <w:b/>
-        <w:bCs/>
-      </w:rPr>
-      <w:tblPr/>
-      <w:tcPr>
-        <w:tcBorders>
-          <w:top w:val="single" w:sz="8" w:space="0" w:color="9BBB59" w:themeColor="accent3"/>
-          <w:left w:val="single" w:sz="8" w:space="0" w:color="9BBB59" w:themeColor="accent3"/>
-          <w:bottom w:val="single" w:sz="18" w:space="0" w:color="9BBB59" w:themeColor="accent3"/>
-          <w:right w:val="single" w:sz="8" w:space="0" w:color="9BBB59" w:themeColor="accent3"/>
-          <w:insideH w:val="nil"/>
-          <w:insideV w:val="single" w:sz="8" w:space="0" w:color="9BBB59" w:themeColor="accent3"/>
+        <w:rFonts w:asciiTheme="majorHAnsi" w:hAnsiTheme="majorHAnsi" w:eastAsiaTheme="majorEastAsia" w:cstheme="majorBidi"/>
+        <w:b/>
+        <w:bCs/>
+      </w:rPr>
+      <w:tblPr/>
+      <w:tcPr>
+        <w:tcBorders>
+          <w:top w:val="single" w:color="9BBB59" w:themeColor="accent3" w:sz="8" w:space="0"/>
+          <w:left w:val="single" w:color="9BBB59" w:themeColor="accent3" w:sz="8" w:space="0"/>
+          <w:bottom w:val="single" w:color="9BBB59" w:themeColor="accent3" w:sz="18" w:space="0"/>
+          <w:right w:val="single" w:color="9BBB59" w:themeColor="accent3" w:sz="8" w:space="0"/>
+          <w:insideH w:val="nil"/>
+          <w:insideV w:val="single" w:color="9BBB59" w:themeColor="accent3" w:sz="8" w:space="0"/>
         </w:tcBorders>
       </w:tcPr>
     </w:tblStylePr>
@@ -3334,42 +3413,42 @@
         <w:spacing w:before="0" w:after="0" w:line="240" w:lineRule="auto"/>
       </w:pPr>
       <w:rPr>
-        <w:rFonts w:asciiTheme="majorHAnsi" w:eastAsiaTheme="majorEastAsia" w:hAnsiTheme="majorHAnsi" w:cstheme="majorBidi"/>
-        <w:b/>
-        <w:bCs/>
-      </w:rPr>
-      <w:tblPr/>
-      <w:tcPr>
-        <w:tcBorders>
-          <w:top w:val="double" w:sz="6" w:space="0" w:color="9BBB59" w:themeColor="accent3"/>
-          <w:left w:val="single" w:sz="8" w:space="0" w:color="9BBB59" w:themeColor="accent3"/>
-          <w:bottom w:val="single" w:sz="8" w:space="0" w:color="9BBB59" w:themeColor="accent3"/>
-          <w:right w:val="single" w:sz="8" w:space="0" w:color="9BBB59" w:themeColor="accent3"/>
-          <w:insideH w:val="nil"/>
-          <w:insideV w:val="single" w:sz="8" w:space="0" w:color="9BBB59" w:themeColor="accent3"/>
+        <w:rFonts w:asciiTheme="majorHAnsi" w:hAnsiTheme="majorHAnsi" w:eastAsiaTheme="majorEastAsia" w:cstheme="majorBidi"/>
+        <w:b/>
+        <w:bCs/>
+      </w:rPr>
+      <w:tblPr/>
+      <w:tcPr>
+        <w:tcBorders>
+          <w:top w:val="double" w:color="9BBB59" w:themeColor="accent3" w:sz="6" w:space="0"/>
+          <w:left w:val="single" w:color="9BBB59" w:themeColor="accent3" w:sz="8" w:space="0"/>
+          <w:bottom w:val="single" w:color="9BBB59" w:themeColor="accent3" w:sz="8" w:space="0"/>
+          <w:right w:val="single" w:color="9BBB59" w:themeColor="accent3" w:sz="8" w:space="0"/>
+          <w:insideH w:val="nil"/>
+          <w:insideV w:val="single" w:color="9BBB59" w:themeColor="accent3" w:sz="8" w:space="0"/>
         </w:tcBorders>
       </w:tcPr>
     </w:tblStylePr>
     <w:tblStylePr w:type="firstCol">
       <w:rPr>
-        <w:rFonts w:asciiTheme="majorHAnsi" w:eastAsiaTheme="majorEastAsia" w:hAnsiTheme="majorHAnsi" w:cstheme="majorBidi"/>
+        <w:rFonts w:asciiTheme="majorHAnsi" w:hAnsiTheme="majorHAnsi" w:eastAsiaTheme="majorEastAsia" w:cstheme="majorBidi"/>
         <w:b/>
         <w:bCs/>
       </w:rPr>
     </w:tblStylePr>
     <w:tblStylePr w:type="lastCol">
       <w:rPr>
-        <w:rFonts w:asciiTheme="majorHAnsi" w:eastAsiaTheme="majorEastAsia" w:hAnsiTheme="majorHAnsi" w:cstheme="majorBidi"/>
-        <w:b/>
-        <w:bCs/>
-      </w:rPr>
-      <w:tblPr/>
-      <w:tcPr>
-        <w:tcBorders>
-          <w:top w:val="single" w:sz="8" w:space="0" w:color="9BBB59" w:themeColor="accent3"/>
-          <w:left w:val="single" w:sz="8" w:space="0" w:color="9BBB59" w:themeColor="accent3"/>
-          <w:bottom w:val="single" w:sz="8" w:space="0" w:color="9BBB59" w:themeColor="accent3"/>
-          <w:right w:val="single" w:sz="8" w:space="0" w:color="9BBB59" w:themeColor="accent3"/>
+        <w:rFonts w:asciiTheme="majorHAnsi" w:hAnsiTheme="majorHAnsi" w:eastAsiaTheme="majorEastAsia" w:cstheme="majorBidi"/>
+        <w:b/>
+        <w:bCs/>
+      </w:rPr>
+      <w:tblPr/>
+      <w:tcPr>
+        <w:tcBorders>
+          <w:top w:val="single" w:color="9BBB59" w:themeColor="accent3" w:sz="8" w:space="0"/>
+          <w:left w:val="single" w:color="9BBB59" w:themeColor="accent3" w:sz="8" w:space="0"/>
+          <w:bottom w:val="single" w:color="9BBB59" w:themeColor="accent3" w:sz="8" w:space="0"/>
+          <w:right w:val="single" w:color="9BBB59" w:themeColor="accent3" w:sz="8" w:space="0"/>
         </w:tcBorders>
       </w:tcPr>
     </w:tblStylePr>
@@ -3377,10 +3456,10 @@
       <w:tblPr/>
       <w:tcPr>
         <w:tcBorders>
-          <w:top w:val="single" w:sz="8" w:space="0" w:color="9BBB59" w:themeColor="accent3"/>
-          <w:left w:val="single" w:sz="8" w:space="0" w:color="9BBB59" w:themeColor="accent3"/>
-          <w:bottom w:val="single" w:sz="8" w:space="0" w:color="9BBB59" w:themeColor="accent3"/>
-          <w:right w:val="single" w:sz="8" w:space="0" w:color="9BBB59" w:themeColor="accent3"/>
+          <w:top w:val="single" w:color="9BBB59" w:themeColor="accent3" w:sz="8" w:space="0"/>
+          <w:left w:val="single" w:color="9BBB59" w:themeColor="accent3" w:sz="8" w:space="0"/>
+          <w:bottom w:val="single" w:color="9BBB59" w:themeColor="accent3" w:sz="8" w:space="0"/>
+          <w:right w:val="single" w:color="9BBB59" w:themeColor="accent3" w:sz="8" w:space="0"/>
         </w:tcBorders>
         <w:shd w:val="clear" w:color="auto" w:fill="E6EED5" w:themeFill="accent3" w:themeFillTint="3F"/>
       </w:tcPr>
@@ -3389,11 +3468,11 @@
       <w:tblPr/>
       <w:tcPr>
         <w:tcBorders>
-          <w:top w:val="single" w:sz="8" w:space="0" w:color="9BBB59" w:themeColor="accent3"/>
-          <w:left w:val="single" w:sz="8" w:space="0" w:color="9BBB59" w:themeColor="accent3"/>
-          <w:bottom w:val="single" w:sz="8" w:space="0" w:color="9BBB59" w:themeColor="accent3"/>
-          <w:right w:val="single" w:sz="8" w:space="0" w:color="9BBB59" w:themeColor="accent3"/>
-          <w:insideV w:val="single" w:sz="8" w:space="0" w:color="9BBB59" w:themeColor="accent3"/>
+          <w:top w:val="single" w:color="9BBB59" w:themeColor="accent3" w:sz="8" w:space="0"/>
+          <w:left w:val="single" w:color="9BBB59" w:themeColor="accent3" w:sz="8" w:space="0"/>
+          <w:bottom w:val="single" w:color="9BBB59" w:themeColor="accent3" w:sz="8" w:space="0"/>
+          <w:right w:val="single" w:color="9BBB59" w:themeColor="accent3" w:sz="8" w:space="0"/>
+          <w:insideV w:val="single" w:color="9BBB59" w:themeColor="accent3" w:sz="8" w:space="0"/>
         </w:tcBorders>
         <w:shd w:val="clear" w:color="auto" w:fill="E6EED5" w:themeFill="accent3" w:themeFillTint="3F"/>
       </w:tcPr>
@@ -3402,11 +3481,11 @@
       <w:tblPr/>
       <w:tcPr>
         <w:tcBorders>
-          <w:top w:val="single" w:sz="8" w:space="0" w:color="9BBB59" w:themeColor="accent3"/>
-          <w:left w:val="single" w:sz="8" w:space="0" w:color="9BBB59" w:themeColor="accent3"/>
-          <w:bottom w:val="single" w:sz="8" w:space="0" w:color="9BBB59" w:themeColor="accent3"/>
-          <w:right w:val="single" w:sz="8" w:space="0" w:color="9BBB59" w:themeColor="accent3"/>
-          <w:insideV w:val="single" w:sz="8" w:space="0" w:color="9BBB59" w:themeColor="accent3"/>
+          <w:top w:val="single" w:color="9BBB59" w:themeColor="accent3" w:sz="8" w:space="0"/>
+          <w:left w:val="single" w:color="9BBB59" w:themeColor="accent3" w:sz="8" w:space="0"/>
+          <w:bottom w:val="single" w:color="9BBB59" w:themeColor="accent3" w:sz="8" w:space="0"/>
+          <w:right w:val="single" w:color="9BBB59" w:themeColor="accent3" w:sz="8" w:space="0"/>
+          <w:insideV w:val="single" w:color="9BBB59" w:themeColor="accent3" w:sz="8" w:space="0"/>
         </w:tcBorders>
       </w:tcPr>
     </w:tblStylePr>
@@ -3424,12 +3503,12 @@
       <w:tblStyleColBandSize w:val="1"/>
       <w:tblInd w:w="0" w:type="dxa"/>
       <w:tblBorders>
-        <w:top w:val="single" w:sz="8" w:space="0" w:color="8064A2" w:themeColor="accent4"/>
-        <w:left w:val="single" w:sz="8" w:space="0" w:color="8064A2" w:themeColor="accent4"/>
-        <w:bottom w:val="single" w:sz="8" w:space="0" w:color="8064A2" w:themeColor="accent4"/>
-        <w:right w:val="single" w:sz="8" w:space="0" w:color="8064A2" w:themeColor="accent4"/>
-        <w:insideH w:val="single" w:sz="8" w:space="0" w:color="8064A2" w:themeColor="accent4"/>
-        <w:insideV w:val="single" w:sz="8" w:space="0" w:color="8064A2" w:themeColor="accent4"/>
+        <w:top w:val="single" w:color="8064A2" w:themeColor="accent4" w:sz="8" w:space="0"/>
+        <w:left w:val="single" w:color="8064A2" w:themeColor="accent4" w:sz="8" w:space="0"/>
+        <w:bottom w:val="single" w:color="8064A2" w:themeColor="accent4" w:sz="8" w:space="0"/>
+        <w:right w:val="single" w:color="8064A2" w:themeColor="accent4" w:sz="8" w:space="0"/>
+        <w:insideH w:val="single" w:color="8064A2" w:themeColor="accent4" w:sz="8" w:space="0"/>
+        <w:insideV w:val="single" w:color="8064A2" w:themeColor="accent4" w:sz="8" w:space="0"/>
       </w:tblBorders>
       <w:tblCellMar>
         <w:top w:w="0" w:type="dxa"/>
@@ -3443,19 +3522,19 @@
         <w:spacing w:before="0" w:after="0" w:line="240" w:lineRule="auto"/>
       </w:pPr>
       <w:rPr>
-        <w:rFonts w:asciiTheme="majorHAnsi" w:eastAsiaTheme="majorEastAsia" w:hAnsiTheme="majorHAnsi" w:cstheme="majorBidi"/>
-        <w:b/>
-        <w:bCs/>
-      </w:rPr>
-      <w:tblPr/>
-      <w:tcPr>
-        <w:tcBorders>
-          <w:top w:val="single" w:sz="8" w:space="0" w:color="8064A2" w:themeColor="accent4"/>
-          <w:left w:val="single" w:sz="8" w:space="0" w:color="8064A2" w:themeColor="accent4"/>
-          <w:bottom w:val="single" w:sz="18" w:space="0" w:color="8064A2" w:themeColor="accent4"/>
-          <w:right w:val="single" w:sz="8" w:space="0" w:color="8064A2" w:themeColor="accent4"/>
-          <w:insideH w:val="nil"/>
-          <w:insideV w:val="single" w:sz="8" w:space="0" w:color="8064A2" w:themeColor="accent4"/>
+        <w:rFonts w:asciiTheme="majorHAnsi" w:hAnsiTheme="majorHAnsi" w:eastAsiaTheme="majorEastAsia" w:cstheme="majorBidi"/>
+        <w:b/>
+        <w:bCs/>
+      </w:rPr>
+      <w:tblPr/>
+      <w:tcPr>
+        <w:tcBorders>
+          <w:top w:val="single" w:color="8064A2" w:themeColor="accent4" w:sz="8" w:space="0"/>
+          <w:left w:val="single" w:color="8064A2" w:themeColor="accent4" w:sz="8" w:space="0"/>
+          <w:bottom w:val="single" w:color="8064A2" w:themeColor="accent4" w:sz="18" w:space="0"/>
+          <w:right w:val="single" w:color="8064A2" w:themeColor="accent4" w:sz="8" w:space="0"/>
+          <w:insideH w:val="nil"/>
+          <w:insideV w:val="single" w:color="8064A2" w:themeColor="accent4" w:sz="8" w:space="0"/>
         </w:tcBorders>
       </w:tcPr>
     </w:tblStylePr>
@@ -3464,42 +3543,42 @@
         <w:spacing w:before="0" w:after="0" w:line="240" w:lineRule="auto"/>
       </w:pPr>
       <w:rPr>
-        <w:rFonts w:asciiTheme="majorHAnsi" w:eastAsiaTheme="majorEastAsia" w:hAnsiTheme="majorHAnsi" w:cstheme="majorBidi"/>
-        <w:b/>
-        <w:bCs/>
-      </w:rPr>
-      <w:tblPr/>
-      <w:tcPr>
-        <w:tcBorders>
-          <w:top w:val="double" w:sz="6" w:space="0" w:color="8064A2" w:themeColor="accent4"/>
-          <w:left w:val="single" w:sz="8" w:space="0" w:color="8064A2" w:themeColor="accent4"/>
-          <w:bottom w:val="single" w:sz="8" w:space="0" w:color="8064A2" w:themeColor="accent4"/>
-          <w:right w:val="single" w:sz="8" w:space="0" w:color="8064A2" w:themeColor="accent4"/>
-          <w:insideH w:val="nil"/>
-          <w:insideV w:val="single" w:sz="8" w:space="0" w:color="8064A2" w:themeColor="accent4"/>
+        <w:rFonts w:asciiTheme="majorHAnsi" w:hAnsiTheme="majorHAnsi" w:eastAsiaTheme="majorEastAsia" w:cstheme="majorBidi"/>
+        <w:b/>
+        <w:bCs/>
+      </w:rPr>
+      <w:tblPr/>
+      <w:tcPr>
+        <w:tcBorders>
+          <w:top w:val="double" w:color="8064A2" w:themeColor="accent4" w:sz="6" w:space="0"/>
+          <w:left w:val="single" w:color="8064A2" w:themeColor="accent4" w:sz="8" w:space="0"/>
+          <w:bottom w:val="single" w:color="8064A2" w:themeColor="accent4" w:sz="8" w:space="0"/>
+          <w:right w:val="single" w:color="8064A2" w:themeColor="accent4" w:sz="8" w:space="0"/>
+          <w:insideH w:val="nil"/>
+          <w:insideV w:val="single" w:color="8064A2" w:themeColor="accent4" w:sz="8" w:space="0"/>
         </w:tcBorders>
       </w:tcPr>
     </w:tblStylePr>
     <w:tblStylePr w:type="firstCol">
       <w:rPr>
-        <w:rFonts w:asciiTheme="majorHAnsi" w:eastAsiaTheme="majorEastAsia" w:hAnsiTheme="majorHAnsi" w:cstheme="majorBidi"/>
+        <w:rFonts w:asciiTheme="majorHAnsi" w:hAnsiTheme="majorHAnsi" w:eastAsiaTheme="majorEastAsia" w:cstheme="majorBidi"/>
         <w:b/>
         <w:bCs/>
       </w:rPr>
     </w:tblStylePr>
     <w:tblStylePr w:type="lastCol">
       <w:rPr>
-        <w:rFonts w:asciiTheme="majorHAnsi" w:eastAsiaTheme="majorEastAsia" w:hAnsiTheme="majorHAnsi" w:cstheme="majorBidi"/>
-        <w:b/>
-        <w:bCs/>
-      </w:rPr>
-      <w:tblPr/>
-      <w:tcPr>
-        <w:tcBorders>
-          <w:top w:val="single" w:sz="8" w:space="0" w:color="8064A2" w:themeColor="accent4"/>
-          <w:left w:val="single" w:sz="8" w:space="0" w:color="8064A2" w:themeColor="accent4"/>
-          <w:bottom w:val="single" w:sz="8" w:space="0" w:color="8064A2" w:themeColor="accent4"/>
-          <w:right w:val="single" w:sz="8" w:space="0" w:color="8064A2" w:themeColor="accent4"/>
+        <w:rFonts w:asciiTheme="majorHAnsi" w:hAnsiTheme="majorHAnsi" w:eastAsiaTheme="majorEastAsia" w:cstheme="majorBidi"/>
+        <w:b/>
+        <w:bCs/>
+      </w:rPr>
+      <w:tblPr/>
+      <w:tcPr>
+        <w:tcBorders>
+          <w:top w:val="single" w:color="8064A2" w:themeColor="accent4" w:sz="8" w:space="0"/>
+          <w:left w:val="single" w:color="8064A2" w:themeColor="accent4" w:sz="8" w:space="0"/>
+          <w:bottom w:val="single" w:color="8064A2" w:themeColor="accent4" w:sz="8" w:space="0"/>
+          <w:right w:val="single" w:color="8064A2" w:themeColor="accent4" w:sz="8" w:space="0"/>
         </w:tcBorders>
       </w:tcPr>
     </w:tblStylePr>
@@ -3507,10 +3586,10 @@
       <w:tblPr/>
       <w:tcPr>
         <w:tcBorders>
-          <w:top w:val="single" w:sz="8" w:space="0" w:color="8064A2" w:themeColor="accent4"/>
-          <w:left w:val="single" w:sz="8" w:space="0" w:color="8064A2" w:themeColor="accent4"/>
-          <w:bottom w:val="single" w:sz="8" w:space="0" w:color="8064A2" w:themeColor="accent4"/>
-          <w:right w:val="single" w:sz="8" w:space="0" w:color="8064A2" w:themeColor="accent4"/>
+          <w:top w:val="single" w:color="8064A2" w:themeColor="accent4" w:sz="8" w:space="0"/>
+          <w:left w:val="single" w:color="8064A2" w:themeColor="accent4" w:sz="8" w:space="0"/>
+          <w:bottom w:val="single" w:color="8064A2" w:themeColor="accent4" w:sz="8" w:space="0"/>
+          <w:right w:val="single" w:color="8064A2" w:themeColor="accent4" w:sz="8" w:space="0"/>
         </w:tcBorders>
         <w:shd w:val="clear" w:color="auto" w:fill="DFD8E8" w:themeFill="accent4" w:themeFillTint="3F"/>
       </w:tcPr>
@@ -3519,11 +3598,11 @@
       <w:tblPr/>
       <w:tcPr>
         <w:tcBorders>
-          <w:top w:val="single" w:sz="8" w:space="0" w:color="8064A2" w:themeColor="accent4"/>
-          <w:left w:val="single" w:sz="8" w:space="0" w:color="8064A2" w:themeColor="accent4"/>
-          <w:bottom w:val="single" w:sz="8" w:space="0" w:color="8064A2" w:themeColor="accent4"/>
-          <w:right w:val="single" w:sz="8" w:space="0" w:color="8064A2" w:themeColor="accent4"/>
-          <w:insideV w:val="single" w:sz="8" w:space="0" w:color="8064A2" w:themeColor="accent4"/>
+          <w:top w:val="single" w:color="8064A2" w:themeColor="accent4" w:sz="8" w:space="0"/>
+          <w:left w:val="single" w:color="8064A2" w:themeColor="accent4" w:sz="8" w:space="0"/>
+          <w:bottom w:val="single" w:color="8064A2" w:themeColor="accent4" w:sz="8" w:space="0"/>
+          <w:right w:val="single" w:color="8064A2" w:themeColor="accent4" w:sz="8" w:space="0"/>
+          <w:insideV w:val="single" w:color="8064A2" w:themeColor="accent4" w:sz="8" w:space="0"/>
         </w:tcBorders>
         <w:shd w:val="clear" w:color="auto" w:fill="DFD8E8" w:themeFill="accent4" w:themeFillTint="3F"/>
       </w:tcPr>
@@ -3532,11 +3611,11 @@
       <w:tblPr/>
       <w:tcPr>
         <w:tcBorders>
-          <w:top w:val="single" w:sz="8" w:space="0" w:color="8064A2" w:themeColor="accent4"/>
-          <w:left w:val="single" w:sz="8" w:space="0" w:color="8064A2" w:themeColor="accent4"/>
-          <w:bottom w:val="single" w:sz="8" w:space="0" w:color="8064A2" w:themeColor="accent4"/>
-          <w:right w:val="single" w:sz="8" w:space="0" w:color="8064A2" w:themeColor="accent4"/>
-          <w:insideV w:val="single" w:sz="8" w:space="0" w:color="8064A2" w:themeColor="accent4"/>
+          <w:top w:val="single" w:color="8064A2" w:themeColor="accent4" w:sz="8" w:space="0"/>
+          <w:left w:val="single" w:color="8064A2" w:themeColor="accent4" w:sz="8" w:space="0"/>
+          <w:bottom w:val="single" w:color="8064A2" w:themeColor="accent4" w:sz="8" w:space="0"/>
+          <w:right w:val="single" w:color="8064A2" w:themeColor="accent4" w:sz="8" w:space="0"/>
+          <w:insideV w:val="single" w:color="8064A2" w:themeColor="accent4" w:sz="8" w:space="0"/>
         </w:tcBorders>
       </w:tcPr>
     </w:tblStylePr>
@@ -3554,12 +3633,12 @@
       <w:tblStyleColBandSize w:val="1"/>
       <w:tblInd w:w="0" w:type="dxa"/>
       <w:tblBorders>
-        <w:top w:val="single" w:sz="8" w:space="0" w:color="4BACC6" w:themeColor="accent5"/>
-        <w:left w:val="single" w:sz="8" w:space="0" w:color="4BACC6" w:themeColor="accent5"/>
-        <w:bottom w:val="single" w:sz="8" w:space="0" w:color="4BACC6" w:themeColor="accent5"/>
-        <w:right w:val="single" w:sz="8" w:space="0" w:color="4BACC6" w:themeColor="accent5"/>
-        <w:insideH w:val="single" w:sz="8" w:space="0" w:color="4BACC6" w:themeColor="accent5"/>
-        <w:insideV w:val="single" w:sz="8" w:space="0" w:color="4BACC6" w:themeColor="accent5"/>
+        <w:top w:val="single" w:color="4BACC6" w:themeColor="accent5" w:sz="8" w:space="0"/>
+        <w:left w:val="single" w:color="4BACC6" w:themeColor="accent5" w:sz="8" w:space="0"/>
+        <w:bottom w:val="single" w:color="4BACC6" w:themeColor="accent5" w:sz="8" w:space="0"/>
+        <w:right w:val="single" w:color="4BACC6" w:themeColor="accent5" w:sz="8" w:space="0"/>
+        <w:insideH w:val="single" w:color="4BACC6" w:themeColor="accent5" w:sz="8" w:space="0"/>
+        <w:insideV w:val="single" w:color="4BACC6" w:themeColor="accent5" w:sz="8" w:space="0"/>
       </w:tblBorders>
       <w:tblCellMar>
         <w:top w:w="0" w:type="dxa"/>
@@ -3573,19 +3652,19 @@
         <w:spacing w:before="0" w:after="0" w:line="240" w:lineRule="auto"/>
       </w:pPr>
       <w:rPr>
-        <w:rFonts w:asciiTheme="majorHAnsi" w:eastAsiaTheme="majorEastAsia" w:hAnsiTheme="majorHAnsi" w:cstheme="majorBidi"/>
-        <w:b/>
-        <w:bCs/>
-      </w:rPr>
-      <w:tblPr/>
-      <w:tcPr>
-        <w:tcBorders>
-          <w:top w:val="single" w:sz="8" w:space="0" w:color="4BACC6" w:themeColor="accent5"/>
-          <w:left w:val="single" w:sz="8" w:space="0" w:color="4BACC6" w:themeColor="accent5"/>
-          <w:bottom w:val="single" w:sz="18" w:space="0" w:color="4BACC6" w:themeColor="accent5"/>
-          <w:right w:val="single" w:sz="8" w:space="0" w:color="4BACC6" w:themeColor="accent5"/>
-          <w:insideH w:val="nil"/>
-          <w:insideV w:val="single" w:sz="8" w:space="0" w:color="4BACC6" w:themeColor="accent5"/>
+        <w:rFonts w:asciiTheme="majorHAnsi" w:hAnsiTheme="majorHAnsi" w:eastAsiaTheme="majorEastAsia" w:cstheme="majorBidi"/>
+        <w:b/>
+        <w:bCs/>
+      </w:rPr>
+      <w:tblPr/>
+      <w:tcPr>
+        <w:tcBorders>
+          <w:top w:val="single" w:color="4BACC6" w:themeColor="accent5" w:sz="8" w:space="0"/>
+          <w:left w:val="single" w:color="4BACC6" w:themeColor="accent5" w:sz="8" w:space="0"/>
+          <w:bottom w:val="single" w:color="4BACC6" w:themeColor="accent5" w:sz="18" w:space="0"/>
+          <w:right w:val="single" w:color="4BACC6" w:themeColor="accent5" w:sz="8" w:space="0"/>
+          <w:insideH w:val="nil"/>
+          <w:insideV w:val="single" w:color="4BACC6" w:themeColor="accent5" w:sz="8" w:space="0"/>
         </w:tcBorders>
       </w:tcPr>
     </w:tblStylePr>
@@ -3594,42 +3673,42 @@
         <w:spacing w:before="0" w:after="0" w:line="240" w:lineRule="auto"/>
       </w:pPr>
       <w:rPr>
-        <w:rFonts w:asciiTheme="majorHAnsi" w:eastAsiaTheme="majorEastAsia" w:hAnsiTheme="majorHAnsi" w:cstheme="majorBidi"/>
-        <w:b/>
-        <w:bCs/>
-      </w:rPr>
-      <w:tblPr/>
-      <w:tcPr>
-        <w:tcBorders>
-          <w:top w:val="double" w:sz="6" w:space="0" w:color="4BACC6" w:themeColor="accent5"/>
-          <w:left w:val="single" w:sz="8" w:space="0" w:color="4BACC6" w:themeColor="accent5"/>
-          <w:bottom w:val="single" w:sz="8" w:space="0" w:color="4BACC6" w:themeColor="accent5"/>
-          <w:right w:val="single" w:sz="8" w:space="0" w:color="4BACC6" w:themeColor="accent5"/>
-          <w:insideH w:val="nil"/>
-          <w:insideV w:val="single" w:sz="8" w:space="0" w:color="4BACC6" w:themeColor="accent5"/>
+        <w:rFonts w:asciiTheme="majorHAnsi" w:hAnsiTheme="majorHAnsi" w:eastAsiaTheme="majorEastAsia" w:cstheme="majorBidi"/>
+        <w:b/>
+        <w:bCs/>
+      </w:rPr>
+      <w:tblPr/>
+      <w:tcPr>
+        <w:tcBorders>
+          <w:top w:val="double" w:color="4BACC6" w:themeColor="accent5" w:sz="6" w:space="0"/>
+          <w:left w:val="single" w:color="4BACC6" w:themeColor="accent5" w:sz="8" w:space="0"/>
+          <w:bottom w:val="single" w:color="4BACC6" w:themeColor="accent5" w:sz="8" w:space="0"/>
+          <w:right w:val="single" w:color="4BACC6" w:themeColor="accent5" w:sz="8" w:space="0"/>
+          <w:insideH w:val="nil"/>
+          <w:insideV w:val="single" w:color="4BACC6" w:themeColor="accent5" w:sz="8" w:space="0"/>
         </w:tcBorders>
       </w:tcPr>
     </w:tblStylePr>
     <w:tblStylePr w:type="firstCol">
       <w:rPr>
-        <w:rFonts w:asciiTheme="majorHAnsi" w:eastAsiaTheme="majorEastAsia" w:hAnsiTheme="majorHAnsi" w:cstheme="majorBidi"/>
+        <w:rFonts w:asciiTheme="majorHAnsi" w:hAnsiTheme="majorHAnsi" w:eastAsiaTheme="majorEastAsia" w:cstheme="majorBidi"/>
         <w:b/>
         <w:bCs/>
       </w:rPr>
     </w:tblStylePr>
     <w:tblStylePr w:type="lastCol">
       <w:rPr>
-        <w:rFonts w:asciiTheme="majorHAnsi" w:eastAsiaTheme="majorEastAsia" w:hAnsiTheme="majorHAnsi" w:cstheme="majorBidi"/>
-        <w:b/>
-        <w:bCs/>
-      </w:rPr>
-      <w:tblPr/>
-      <w:tcPr>
-        <w:tcBorders>
-          <w:top w:val="single" w:sz="8" w:space="0" w:color="4BACC6" w:themeColor="accent5"/>
-          <w:left w:val="single" w:sz="8" w:space="0" w:color="4BACC6" w:themeColor="accent5"/>
-          <w:bottom w:val="single" w:sz="8" w:space="0" w:color="4BACC6" w:themeColor="accent5"/>
-          <w:right w:val="single" w:sz="8" w:space="0" w:color="4BACC6" w:themeColor="accent5"/>
+        <w:rFonts w:asciiTheme="majorHAnsi" w:hAnsiTheme="majorHAnsi" w:eastAsiaTheme="majorEastAsia" w:cstheme="majorBidi"/>
+        <w:b/>
+        <w:bCs/>
+      </w:rPr>
+      <w:tblPr/>
+      <w:tcPr>
+        <w:tcBorders>
+          <w:top w:val="single" w:color="4BACC6" w:themeColor="accent5" w:sz="8" w:space="0"/>
+          <w:left w:val="single" w:color="4BACC6" w:themeColor="accent5" w:sz="8" w:space="0"/>
+          <w:bottom w:val="single" w:color="4BACC6" w:themeColor="accent5" w:sz="8" w:space="0"/>
+          <w:right w:val="single" w:color="4BACC6" w:themeColor="accent5" w:sz="8" w:space="0"/>
         </w:tcBorders>
       </w:tcPr>
     </w:tblStylePr>
@@ -3637,10 +3716,10 @@
       <w:tblPr/>
       <w:tcPr>
         <w:tcBorders>
-          <w:top w:val="single" w:sz="8" w:space="0" w:color="4BACC6" w:themeColor="accent5"/>
-          <w:left w:val="single" w:sz="8" w:space="0" w:color="4BACC6" w:themeColor="accent5"/>
-          <w:bottom w:val="single" w:sz="8" w:space="0" w:color="4BACC6" w:themeColor="accent5"/>
-          <w:right w:val="single" w:sz="8" w:space="0" w:color="4BACC6" w:themeColor="accent5"/>
+          <w:top w:val="single" w:color="4BACC6" w:themeColor="accent5" w:sz="8" w:space="0"/>
+          <w:left w:val="single" w:color="4BACC6" w:themeColor="accent5" w:sz="8" w:space="0"/>
+          <w:bottom w:val="single" w:color="4BACC6" w:themeColor="accent5" w:sz="8" w:space="0"/>
+          <w:right w:val="single" w:color="4BACC6" w:themeColor="accent5" w:sz="8" w:space="0"/>
         </w:tcBorders>
         <w:shd w:val="clear" w:color="auto" w:fill="D2EAF1" w:themeFill="accent5" w:themeFillTint="3F"/>
       </w:tcPr>
@@ -3649,11 +3728,11 @@
       <w:tblPr/>
       <w:tcPr>
         <w:tcBorders>
-          <w:top w:val="single" w:sz="8" w:space="0" w:color="4BACC6" w:themeColor="accent5"/>
-          <w:left w:val="single" w:sz="8" w:space="0" w:color="4BACC6" w:themeColor="accent5"/>
-          <w:bottom w:val="single" w:sz="8" w:space="0" w:color="4BACC6" w:themeColor="accent5"/>
-          <w:right w:val="single" w:sz="8" w:space="0" w:color="4BACC6" w:themeColor="accent5"/>
-          <w:insideV w:val="single" w:sz="8" w:space="0" w:color="4BACC6" w:themeColor="accent5"/>
+          <w:top w:val="single" w:color="4BACC6" w:themeColor="accent5" w:sz="8" w:space="0"/>
+          <w:left w:val="single" w:color="4BACC6" w:themeColor="accent5" w:sz="8" w:space="0"/>
+          <w:bottom w:val="single" w:color="4BACC6" w:themeColor="accent5" w:sz="8" w:space="0"/>
+          <w:right w:val="single" w:color="4BACC6" w:themeColor="accent5" w:sz="8" w:space="0"/>
+          <w:insideV w:val="single" w:color="4BACC6" w:themeColor="accent5" w:sz="8" w:space="0"/>
         </w:tcBorders>
         <w:shd w:val="clear" w:color="auto" w:fill="D2EAF1" w:themeFill="accent5" w:themeFillTint="3F"/>
       </w:tcPr>
@@ -3662,11 +3741,11 @@
       <w:tblPr/>
       <w:tcPr>
         <w:tcBorders>
-          <w:top w:val="single" w:sz="8" w:space="0" w:color="4BACC6" w:themeColor="accent5"/>
-          <w:left w:val="single" w:sz="8" w:space="0" w:color="4BACC6" w:themeColor="accent5"/>
-          <w:bottom w:val="single" w:sz="8" w:space="0" w:color="4BACC6" w:themeColor="accent5"/>
-          <w:right w:val="single" w:sz="8" w:space="0" w:color="4BACC6" w:themeColor="accent5"/>
-          <w:insideV w:val="single" w:sz="8" w:space="0" w:color="4BACC6" w:themeColor="accent5"/>
+          <w:top w:val="single" w:color="4BACC6" w:themeColor="accent5" w:sz="8" w:space="0"/>
+          <w:left w:val="single" w:color="4BACC6" w:themeColor="accent5" w:sz="8" w:space="0"/>
+          <w:bottom w:val="single" w:color="4BACC6" w:themeColor="accent5" w:sz="8" w:space="0"/>
+          <w:right w:val="single" w:color="4BACC6" w:themeColor="accent5" w:sz="8" w:space="0"/>
+          <w:insideV w:val="single" w:color="4BACC6" w:themeColor="accent5" w:sz="8" w:space="0"/>
         </w:tcBorders>
       </w:tcPr>
     </w:tblStylePr>
@@ -3684,12 +3763,12 @@
       <w:tblStyleColBandSize w:val="1"/>
       <w:tblInd w:w="0" w:type="dxa"/>
       <w:tblBorders>
-        <w:top w:val="single" w:sz="8" w:space="0" w:color="F79646" w:themeColor="accent6"/>
-        <w:left w:val="single" w:sz="8" w:space="0" w:color="F79646" w:themeColor="accent6"/>
-        <w:bottom w:val="single" w:sz="8" w:space="0" w:color="F79646" w:themeColor="accent6"/>
-        <w:right w:val="single" w:sz="8" w:space="0" w:color="F79646" w:themeColor="accent6"/>
-        <w:insideH w:val="single" w:sz="8" w:space="0" w:color="F79646" w:themeColor="accent6"/>
-        <w:insideV w:val="single" w:sz="8" w:space="0" w:color="F79646" w:themeColor="accent6"/>
+        <w:top w:val="single" w:color="F79646" w:themeColor="accent6" w:sz="8" w:space="0"/>
+        <w:left w:val="single" w:color="F79646" w:themeColor="accent6" w:sz="8" w:space="0"/>
+        <w:bottom w:val="single" w:color="F79646" w:themeColor="accent6" w:sz="8" w:space="0"/>
+        <w:right w:val="single" w:color="F79646" w:themeColor="accent6" w:sz="8" w:space="0"/>
+        <w:insideH w:val="single" w:color="F79646" w:themeColor="accent6" w:sz="8" w:space="0"/>
+        <w:insideV w:val="single" w:color="F79646" w:themeColor="accent6" w:sz="8" w:space="0"/>
       </w:tblBorders>
       <w:tblCellMar>
         <w:top w:w="0" w:type="dxa"/>
@@ -3703,19 +3782,19 @@
         <w:spacing w:before="0" w:after="0" w:line="240" w:lineRule="auto"/>
       </w:pPr>
       <w:rPr>
-        <w:rFonts w:asciiTheme="majorHAnsi" w:eastAsiaTheme="majorEastAsia" w:hAnsiTheme="majorHAnsi" w:cstheme="majorBidi"/>
-        <w:b/>
-        <w:bCs/>
-      </w:rPr>
-      <w:tblPr/>
-      <w:tcPr>
-        <w:tcBorders>
-          <w:top w:val="single" w:sz="8" w:space="0" w:color="F79646" w:themeColor="accent6"/>
-          <w:left w:val="single" w:sz="8" w:space="0" w:color="F79646" w:themeColor="accent6"/>
-          <w:bottom w:val="single" w:sz="18" w:space="0" w:color="F79646" w:themeColor="accent6"/>
-          <w:right w:val="single" w:sz="8" w:space="0" w:color="F79646" w:themeColor="accent6"/>
-          <w:insideH w:val="nil"/>
-          <w:insideV w:val="single" w:sz="8" w:space="0" w:color="F79646" w:themeColor="accent6"/>
+        <w:rFonts w:asciiTheme="majorHAnsi" w:hAnsiTheme="majorHAnsi" w:eastAsiaTheme="majorEastAsia" w:cstheme="majorBidi"/>
+        <w:b/>
+        <w:bCs/>
+      </w:rPr>
+      <w:tblPr/>
+      <w:tcPr>
+        <w:tcBorders>
+          <w:top w:val="single" w:color="F79646" w:themeColor="accent6" w:sz="8" w:space="0"/>
+          <w:left w:val="single" w:color="F79646" w:themeColor="accent6" w:sz="8" w:space="0"/>
+          <w:bottom w:val="single" w:color="F79646" w:themeColor="accent6" w:sz="18" w:space="0"/>
+          <w:right w:val="single" w:color="F79646" w:themeColor="accent6" w:sz="8" w:space="0"/>
+          <w:insideH w:val="nil"/>
+          <w:insideV w:val="single" w:color="F79646" w:themeColor="accent6" w:sz="8" w:space="0"/>
         </w:tcBorders>
       </w:tcPr>
     </w:tblStylePr>
@@ -3724,42 +3803,42 @@
         <w:spacing w:before="0" w:after="0" w:line="240" w:lineRule="auto"/>
       </w:pPr>
       <w:rPr>
-        <w:rFonts w:asciiTheme="majorHAnsi" w:eastAsiaTheme="majorEastAsia" w:hAnsiTheme="majorHAnsi" w:cstheme="majorBidi"/>
-        <w:b/>
-        <w:bCs/>
-      </w:rPr>
-      <w:tblPr/>
-      <w:tcPr>
-        <w:tcBorders>
-          <w:top w:val="double" w:sz="6" w:space="0" w:color="F79646" w:themeColor="accent6"/>
-          <w:left w:val="single" w:sz="8" w:space="0" w:color="F79646" w:themeColor="accent6"/>
-          <w:bottom w:val="single" w:sz="8" w:space="0" w:color="F79646" w:themeColor="accent6"/>
-          <w:right w:val="single" w:sz="8" w:space="0" w:color="F79646" w:themeColor="accent6"/>
-          <w:insideH w:val="nil"/>
-          <w:insideV w:val="single" w:sz="8" w:space="0" w:color="F79646" w:themeColor="accent6"/>
+        <w:rFonts w:asciiTheme="majorHAnsi" w:hAnsiTheme="majorHAnsi" w:eastAsiaTheme="majorEastAsia" w:cstheme="majorBidi"/>
+        <w:b/>
+        <w:bCs/>
+      </w:rPr>
+      <w:tblPr/>
+      <w:tcPr>
+        <w:tcBorders>
+          <w:top w:val="double" w:color="F79646" w:themeColor="accent6" w:sz="6" w:space="0"/>
+          <w:left w:val="single" w:color="F79646" w:themeColor="accent6" w:sz="8" w:space="0"/>
+          <w:bottom w:val="single" w:color="F79646" w:themeColor="accent6" w:sz="8" w:space="0"/>
+          <w:right w:val="single" w:color="F79646" w:themeColor="accent6" w:sz="8" w:space="0"/>
+          <w:insideH w:val="nil"/>
+          <w:insideV w:val="single" w:color="F79646" w:themeColor="accent6" w:sz="8" w:space="0"/>
         </w:tcBorders>
       </w:tcPr>
     </w:tblStylePr>
     <w:tblStylePr w:type="firstCol">
       <w:rPr>
-        <w:rFonts w:asciiTheme="majorHAnsi" w:eastAsiaTheme="majorEastAsia" w:hAnsiTheme="majorHAnsi" w:cstheme="majorBidi"/>
+        <w:rFonts w:asciiTheme="majorHAnsi" w:hAnsiTheme="majorHAnsi" w:eastAsiaTheme="majorEastAsia" w:cstheme="majorBidi"/>
         <w:b/>
         <w:bCs/>
       </w:rPr>
     </w:tblStylePr>
     <w:tblStylePr w:type="lastCol">
       <w:rPr>
-        <w:rFonts w:asciiTheme="majorHAnsi" w:eastAsiaTheme="majorEastAsia" w:hAnsiTheme="majorHAnsi" w:cstheme="majorBidi"/>
-        <w:b/>
-        <w:bCs/>
-      </w:rPr>
-      <w:tblPr/>
-      <w:tcPr>
-        <w:tcBorders>
-          <w:top w:val="single" w:sz="8" w:space="0" w:color="F79646" w:themeColor="accent6"/>
-          <w:left w:val="single" w:sz="8" w:space="0" w:color="F79646" w:themeColor="accent6"/>
-          <w:bottom w:val="single" w:sz="8" w:space="0" w:color="F79646" w:themeColor="accent6"/>
-          <w:right w:val="single" w:sz="8" w:space="0" w:color="F79646" w:themeColor="accent6"/>
+        <w:rFonts w:asciiTheme="majorHAnsi" w:hAnsiTheme="majorHAnsi" w:eastAsiaTheme="majorEastAsia" w:cstheme="majorBidi"/>
+        <w:b/>
+        <w:bCs/>
+      </w:rPr>
+      <w:tblPr/>
+      <w:tcPr>
+        <w:tcBorders>
+          <w:top w:val="single" w:color="F79646" w:themeColor="accent6" w:sz="8" w:space="0"/>
+          <w:left w:val="single" w:color="F79646" w:themeColor="accent6" w:sz="8" w:space="0"/>
+          <w:bottom w:val="single" w:color="F79646" w:themeColor="accent6" w:sz="8" w:space="0"/>
+          <w:right w:val="single" w:color="F79646" w:themeColor="accent6" w:sz="8" w:space="0"/>
         </w:tcBorders>
       </w:tcPr>
     </w:tblStylePr>
@@ -3767,10 +3846,10 @@
       <w:tblPr/>
       <w:tcPr>
         <w:tcBorders>
-          <w:top w:val="single" w:sz="8" w:space="0" w:color="F79646" w:themeColor="accent6"/>
-          <w:left w:val="single" w:sz="8" w:space="0" w:color="F79646" w:themeColor="accent6"/>
-          <w:bottom w:val="single" w:sz="8" w:space="0" w:color="F79646" w:themeColor="accent6"/>
-          <w:right w:val="single" w:sz="8" w:space="0" w:color="F79646" w:themeColor="accent6"/>
+          <w:top w:val="single" w:color="F79646" w:themeColor="accent6" w:sz="8" w:space="0"/>
+          <w:left w:val="single" w:color="F79646" w:themeColor="accent6" w:sz="8" w:space="0"/>
+          <w:bottom w:val="single" w:color="F79646" w:themeColor="accent6" w:sz="8" w:space="0"/>
+          <w:right w:val="single" w:color="F79646" w:themeColor="accent6" w:sz="8" w:space="0"/>
         </w:tcBorders>
         <w:shd w:val="clear" w:color="auto" w:fill="FDE4D0" w:themeFill="accent6" w:themeFillTint="3F"/>
       </w:tcPr>
@@ -3779,11 +3858,11 @@
       <w:tblPr/>
       <w:tcPr>
         <w:tcBorders>
-          <w:top w:val="single" w:sz="8" w:space="0" w:color="F79646" w:themeColor="accent6"/>
-          <w:left w:val="single" w:sz="8" w:space="0" w:color="F79646" w:themeColor="accent6"/>
-          <w:bottom w:val="single" w:sz="8" w:space="0" w:color="F79646" w:themeColor="accent6"/>
-          <w:right w:val="single" w:sz="8" w:space="0" w:color="F79646" w:themeColor="accent6"/>
-          <w:insideV w:val="single" w:sz="8" w:space="0" w:color="F79646" w:themeColor="accent6"/>
+          <w:top w:val="single" w:color="F79646" w:themeColor="accent6" w:sz="8" w:space="0"/>
+          <w:left w:val="single" w:color="F79646" w:themeColor="accent6" w:sz="8" w:space="0"/>
+          <w:bottom w:val="single" w:color="F79646" w:themeColor="accent6" w:sz="8" w:space="0"/>
+          <w:right w:val="single" w:color="F79646" w:themeColor="accent6" w:sz="8" w:space="0"/>
+          <w:insideV w:val="single" w:color="F79646" w:themeColor="accent6" w:sz="8" w:space="0"/>
         </w:tcBorders>
         <w:shd w:val="clear" w:color="auto" w:fill="FDE4D0" w:themeFill="accent6" w:themeFillTint="3F"/>
       </w:tcPr>
@@ -3792,11 +3871,11 @@
       <w:tblPr/>
       <w:tcPr>
         <w:tcBorders>
-          <w:top w:val="single" w:sz="8" w:space="0" w:color="F79646" w:themeColor="accent6"/>
-          <w:left w:val="single" w:sz="8" w:space="0" w:color="F79646" w:themeColor="accent6"/>
-          <w:bottom w:val="single" w:sz="8" w:space="0" w:color="F79646" w:themeColor="accent6"/>
-          <w:right w:val="single" w:sz="8" w:space="0" w:color="F79646" w:themeColor="accent6"/>
-          <w:insideV w:val="single" w:sz="8" w:space="0" w:color="F79646" w:themeColor="accent6"/>
+          <w:top w:val="single" w:color="F79646" w:themeColor="accent6" w:sz="8" w:space="0"/>
+          <w:left w:val="single" w:color="F79646" w:themeColor="accent6" w:sz="8" w:space="0"/>
+          <w:bottom w:val="single" w:color="F79646" w:themeColor="accent6" w:sz="8" w:space="0"/>
+          <w:right w:val="single" w:color="F79646" w:themeColor="accent6" w:sz="8" w:space="0"/>
+          <w:insideV w:val="single" w:color="F79646" w:themeColor="accent6" w:sz="8" w:space="0"/>
         </w:tcBorders>
       </w:tcPr>
     </w:tblStylePr>
@@ -3814,11 +3893,11 @@
       <w:tblStyleColBandSize w:val="1"/>
       <w:tblInd w:w="0" w:type="dxa"/>
       <w:tblBorders>
-        <w:top w:val="single" w:sz="8" w:space="0" w:color="404040" w:themeColor="text1" w:themeTint="BF"/>
-        <w:left w:val="single" w:sz="8" w:space="0" w:color="404040" w:themeColor="text1" w:themeTint="BF"/>
-        <w:bottom w:val="single" w:sz="8" w:space="0" w:color="404040" w:themeColor="text1" w:themeTint="BF"/>
-        <w:right w:val="single" w:sz="8" w:space="0" w:color="404040" w:themeColor="text1" w:themeTint="BF"/>
-        <w:insideH w:val="single" w:sz="8" w:space="0" w:color="404040" w:themeColor="text1" w:themeTint="BF"/>
+        <w:top w:val="single" w:color="404040" w:themeColor="text1" w:themeTint="BF" w:sz="8" w:space="0"/>
+        <w:left w:val="single" w:color="404040" w:themeColor="text1" w:themeTint="BF" w:sz="8" w:space="0"/>
+        <w:bottom w:val="single" w:color="404040" w:themeColor="text1" w:themeTint="BF" w:sz="8" w:space="0"/>
+        <w:right w:val="single" w:color="404040" w:themeColor="text1" w:themeTint="BF" w:sz="8" w:space="0"/>
+        <w:insideH w:val="single" w:color="404040" w:themeColor="text1" w:themeTint="BF" w:sz="8" w:space="0"/>
       </w:tblBorders>
       <w:tblCellMar>
         <w:top w:w="0" w:type="dxa"/>
@@ -3839,10 +3918,10 @@
       <w:tblPr/>
       <w:tcPr>
         <w:tcBorders>
-          <w:top w:val="single" w:sz="8" w:space="0" w:color="404040" w:themeColor="text1" w:themeTint="BF"/>
-          <w:left w:val="single" w:sz="8" w:space="0" w:color="404040" w:themeColor="text1" w:themeTint="BF"/>
-          <w:bottom w:val="single" w:sz="8" w:space="0" w:color="404040" w:themeColor="text1" w:themeTint="BF"/>
-          <w:right w:val="single" w:sz="8" w:space="0" w:color="404040" w:themeColor="text1" w:themeTint="BF"/>
+          <w:top w:val="single" w:color="404040" w:themeColor="text1" w:themeTint="BF" w:sz="8" w:space="0"/>
+          <w:left w:val="single" w:color="404040" w:themeColor="text1" w:themeTint="BF" w:sz="8" w:space="0"/>
+          <w:bottom w:val="single" w:color="404040" w:themeColor="text1" w:themeTint="BF" w:sz="8" w:space="0"/>
+          <w:right w:val="single" w:color="404040" w:themeColor="text1" w:themeTint="BF" w:sz="8" w:space="0"/>
           <w:insideH w:val="nil"/>
           <w:insideV w:val="nil"/>
         </w:tcBorders>
@@ -3860,10 +3939,10 @@
       <w:tblPr/>
       <w:tcPr>
         <w:tcBorders>
-          <w:top w:val="double" w:sz="6" w:space="0" w:color="404040" w:themeColor="text1" w:themeTint="BF"/>
-          <w:left w:val="single" w:sz="8" w:space="0" w:color="404040" w:themeColor="text1" w:themeTint="BF"/>
-          <w:bottom w:val="single" w:sz="8" w:space="0" w:color="404040" w:themeColor="text1" w:themeTint="BF"/>
-          <w:right w:val="single" w:sz="8" w:space="0" w:color="404040" w:themeColor="text1" w:themeTint="BF"/>
+          <w:top w:val="double" w:color="404040" w:themeColor="text1" w:themeTint="BF" w:sz="6" w:space="0"/>
+          <w:left w:val="single" w:color="404040" w:themeColor="text1" w:themeTint="BF" w:sz="8" w:space="0"/>
+          <w:bottom w:val="single" w:color="404040" w:themeColor="text1" w:themeTint="BF" w:sz="8" w:space="0"/>
+          <w:right w:val="single" w:color="404040" w:themeColor="text1" w:themeTint="BF" w:sz="8" w:space="0"/>
           <w:insideH w:val="nil"/>
           <w:insideV w:val="nil"/>
         </w:tcBorders>
@@ -3920,11 +3999,11 @@
       <w:tblStyleColBandSize w:val="1"/>
       <w:tblInd w:w="0" w:type="dxa"/>
       <w:tblBorders>
-        <w:top w:val="single" w:sz="8" w:space="0" w:color="7BA0CD" w:themeColor="accent1" w:themeTint="BF"/>
-        <w:left w:val="single" w:sz="8" w:space="0" w:color="7BA0CD" w:themeColor="accent1" w:themeTint="BF"/>
-        <w:bottom w:val="single" w:sz="8" w:space="0" w:color="7BA0CD" w:themeColor="accent1" w:themeTint="BF"/>
-        <w:right w:val="single" w:sz="8" w:space="0" w:color="7BA0CD" w:themeColor="accent1" w:themeTint="BF"/>
-        <w:insideH w:val="single" w:sz="8" w:space="0" w:color="7BA0CD" w:themeColor="accent1" w:themeTint="BF"/>
+        <w:top w:val="single" w:color="7BA0CD" w:themeColor="accent1" w:themeTint="BF" w:sz="8" w:space="0"/>
+        <w:left w:val="single" w:color="7BA0CD" w:themeColor="accent1" w:themeTint="BF" w:sz="8" w:space="0"/>
+        <w:bottom w:val="single" w:color="7BA0CD" w:themeColor="accent1" w:themeTint="BF" w:sz="8" w:space="0"/>
+        <w:right w:val="single" w:color="7BA0CD" w:themeColor="accent1" w:themeTint="BF" w:sz="8" w:space="0"/>
+        <w:insideH w:val="single" w:color="7BA0CD" w:themeColor="accent1" w:themeTint="BF" w:sz="8" w:space="0"/>
       </w:tblBorders>
       <w:tblCellMar>
         <w:top w:w="0" w:type="dxa"/>
@@ -3945,10 +4024,10 @@
       <w:tblPr/>
       <w:tcPr>
         <w:tcBorders>
-          <w:top w:val="single" w:sz="8" w:space="0" w:color="7BA0CD" w:themeColor="accent1" w:themeTint="BF"/>
-          <w:left w:val="single" w:sz="8" w:space="0" w:color="7BA0CD" w:themeColor="accent1" w:themeTint="BF"/>
-          <w:bottom w:val="single" w:sz="8" w:space="0" w:color="7BA0CD" w:themeColor="accent1" w:themeTint="BF"/>
-          <w:right w:val="single" w:sz="8" w:space="0" w:color="7BA0CD" w:themeColor="accent1" w:themeTint="BF"/>
+          <w:top w:val="single" w:color="7BA0CD" w:themeColor="accent1" w:themeTint="BF" w:sz="8" w:space="0"/>
+          <w:left w:val="single" w:color="7BA0CD" w:themeColor="accent1" w:themeTint="BF" w:sz="8" w:space="0"/>
+          <w:bottom w:val="single" w:color="7BA0CD" w:themeColor="accent1" w:themeTint="BF" w:sz="8" w:space="0"/>
+          <w:right w:val="single" w:color="7BA0CD" w:themeColor="accent1" w:themeTint="BF" w:sz="8" w:space="0"/>
           <w:insideH w:val="nil"/>
           <w:insideV w:val="nil"/>
         </w:tcBorders>
@@ -3966,10 +4045,10 @@
       <w:tblPr/>
       <w:tcPr>
         <w:tcBorders>
-          <w:top w:val="double" w:sz="6" w:space="0" w:color="7BA0CD" w:themeColor="accent1" w:themeTint="BF"/>
-          <w:left w:val="single" w:sz="8" w:space="0" w:color="7BA0CD" w:themeColor="accent1" w:themeTint="BF"/>
-          <w:bottom w:val="single" w:sz="8" w:space="0" w:color="7BA0CD" w:themeColor="accent1" w:themeTint="BF"/>
-          <w:right w:val="single" w:sz="8" w:space="0" w:color="7BA0CD" w:themeColor="accent1" w:themeTint="BF"/>
+          <w:top w:val="double" w:color="7BA0CD" w:themeColor="accent1" w:themeTint="BF" w:sz="6" w:space="0"/>
+          <w:left w:val="single" w:color="7BA0CD" w:themeColor="accent1" w:themeTint="BF" w:sz="8" w:space="0"/>
+          <w:bottom w:val="single" w:color="7BA0CD" w:themeColor="accent1" w:themeTint="BF" w:sz="8" w:space="0"/>
+          <w:right w:val="single" w:color="7BA0CD" w:themeColor="accent1" w:themeTint="BF" w:sz="8" w:space="0"/>
           <w:insideH w:val="nil"/>
           <w:insideV w:val="nil"/>
         </w:tcBorders>
@@ -4026,11 +4105,11 @@
       <w:tblStyleColBandSize w:val="1"/>
       <w:tblInd w:w="0" w:type="dxa"/>
       <w:tblBorders>
-        <w:top w:val="single" w:sz="8" w:space="0" w:color="CF7B79" w:themeColor="accent2" w:themeTint="BF"/>
-        <w:left w:val="single" w:sz="8" w:space="0" w:color="CF7B79" w:themeColor="accent2" w:themeTint="BF"/>
-        <w:bottom w:val="single" w:sz="8" w:space="0" w:color="CF7B79" w:themeColor="accent2" w:themeTint="BF"/>
-        <w:right w:val="single" w:sz="8" w:space="0" w:color="CF7B79" w:themeColor="accent2" w:themeTint="BF"/>
-        <w:insideH w:val="single" w:sz="8" w:space="0" w:color="CF7B79" w:themeColor="accent2" w:themeTint="BF"/>
+        <w:top w:val="single" w:color="CF7B79" w:themeColor="accent2" w:themeTint="BF" w:sz="8" w:space="0"/>
+        <w:left w:val="single" w:color="CF7B79" w:themeColor="accent2" w:themeTint="BF" w:sz="8" w:space="0"/>
+        <w:bottom w:val="single" w:color="CF7B79" w:themeColor="accent2" w:themeTint="BF" w:sz="8" w:space="0"/>
+        <w:right w:val="single" w:color="CF7B79" w:themeColor="accent2" w:themeTint="BF" w:sz="8" w:space="0"/>
+        <w:insideH w:val="single" w:color="CF7B79" w:themeColor="accent2" w:themeTint="BF" w:sz="8" w:space="0"/>
       </w:tblBorders>
       <w:tblCellMar>
         <w:top w:w="0" w:type="dxa"/>
@@ -4051,10 +4130,10 @@
       <w:tblPr/>
       <w:tcPr>
         <w:tcBorders>
-          <w:top w:val="single" w:sz="8" w:space="0" w:color="CF7B79" w:themeColor="accent2" w:themeTint="BF"/>
-          <w:left w:val="single" w:sz="8" w:space="0" w:color="CF7B79" w:themeColor="accent2" w:themeTint="BF"/>
-          <w:bottom w:val="single" w:sz="8" w:space="0" w:color="CF7B79" w:themeColor="accent2" w:themeTint="BF"/>
-          <w:right w:val="single" w:sz="8" w:space="0" w:color="CF7B79" w:themeColor="accent2" w:themeTint="BF"/>
+          <w:top w:val="single" w:color="CF7B79" w:themeColor="accent2" w:themeTint="BF" w:sz="8" w:space="0"/>
+          <w:left w:val="single" w:color="CF7B79" w:themeColor="accent2" w:themeTint="BF" w:sz="8" w:space="0"/>
+          <w:bottom w:val="single" w:color="CF7B79" w:themeColor="accent2" w:themeTint="BF" w:sz="8" w:space="0"/>
+          <w:right w:val="single" w:color="CF7B79" w:themeColor="accent2" w:themeTint="BF" w:sz="8" w:space="0"/>
           <w:insideH w:val="nil"/>
           <w:insideV w:val="nil"/>
         </w:tcBorders>
@@ -4072,10 +4151,10 @@
       <w:tblPr/>
       <w:tcPr>
         <w:tcBorders>
-          <w:top w:val="double" w:sz="6" w:space="0" w:color="CF7B79" w:themeColor="accent2" w:themeTint="BF"/>
-          <w:left w:val="single" w:sz="8" w:space="0" w:color="CF7B79" w:themeColor="accent2" w:themeTint="BF"/>
-          <w:bottom w:val="single" w:sz="8" w:space="0" w:color="CF7B79" w:themeColor="accent2" w:themeTint="BF"/>
-          <w:right w:val="single" w:sz="8" w:space="0" w:color="CF7B79" w:themeColor="accent2" w:themeTint="BF"/>
+          <w:top w:val="double" w:color="CF7B79" w:themeColor="accent2" w:themeTint="BF" w:sz="6" w:space="0"/>
+          <w:left w:val="single" w:color="CF7B79" w:themeColor="accent2" w:themeTint="BF" w:sz="8" w:space="0"/>
+          <w:bottom w:val="single" w:color="CF7B79" w:themeColor="accent2" w:themeTint="BF" w:sz="8" w:space="0"/>
+          <w:right w:val="single" w:color="CF7B79" w:themeColor="accent2" w:themeTint="BF" w:sz="8" w:space="0"/>
           <w:insideH w:val="nil"/>
           <w:insideV w:val="nil"/>
         </w:tcBorders>
@@ -4132,11 +4211,11 @@
       <w:tblStyleColBandSize w:val="1"/>
       <w:tblInd w:w="0" w:type="dxa"/>
       <w:tblBorders>
-        <w:top w:val="single" w:sz="8" w:space="0" w:color="B3CC82" w:themeColor="accent3" w:themeTint="BF"/>
-        <w:left w:val="single" w:sz="8" w:space="0" w:color="B3CC82" w:themeColor="accent3" w:themeTint="BF"/>
-        <w:bottom w:val="single" w:sz="8" w:space="0" w:color="B3CC82" w:themeColor="accent3" w:themeTint="BF"/>
-        <w:right w:val="single" w:sz="8" w:space="0" w:color="B3CC82" w:themeColor="accent3" w:themeTint="BF"/>
-        <w:insideH w:val="single" w:sz="8" w:space="0" w:color="B3CC82" w:themeColor="accent3" w:themeTint="BF"/>
+        <w:top w:val="single" w:color="B3CC82" w:themeColor="accent3" w:themeTint="BF" w:sz="8" w:space="0"/>
+        <w:left w:val="single" w:color="B3CC82" w:themeColor="accent3" w:themeTint="BF" w:sz="8" w:space="0"/>
+        <w:bottom w:val="single" w:color="B3CC82" w:themeColor="accent3" w:themeTint="BF" w:sz="8" w:space="0"/>
+        <w:right w:val="single" w:color="B3CC82" w:themeColor="accent3" w:themeTint="BF" w:sz="8" w:space="0"/>
+        <w:insideH w:val="single" w:color="B3CC82" w:themeColor="accent3" w:themeTint="BF" w:sz="8" w:space="0"/>
       </w:tblBorders>
       <w:tblCellMar>
         <w:top w:w="0" w:type="dxa"/>
@@ -4157,10 +4236,10 @@
       <w:tblPr/>
       <w:tcPr>
         <w:tcBorders>
-          <w:top w:val="single" w:sz="8" w:space="0" w:color="B3CC82" w:themeColor="accent3" w:themeTint="BF"/>
-          <w:left w:val="single" w:sz="8" w:space="0" w:color="B3CC82" w:themeColor="accent3" w:themeTint="BF"/>
-          <w:bottom w:val="single" w:sz="8" w:space="0" w:color="B3CC82" w:themeColor="accent3" w:themeTint="BF"/>
-          <w:right w:val="single" w:sz="8" w:space="0" w:color="B3CC82" w:themeColor="accent3" w:themeTint="BF"/>
+          <w:top w:val="single" w:color="B3CC82" w:themeColor="accent3" w:themeTint="BF" w:sz="8" w:space="0"/>
+          <w:left w:val="single" w:color="B3CC82" w:themeColor="accent3" w:themeTint="BF" w:sz="8" w:space="0"/>
+          <w:bottom w:val="single" w:color="B3CC82" w:themeColor="accent3" w:themeTint="BF" w:sz="8" w:space="0"/>
+          <w:right w:val="single" w:color="B3CC82" w:themeColor="accent3" w:themeTint="BF" w:sz="8" w:space="0"/>
           <w:insideH w:val="nil"/>
           <w:insideV w:val="nil"/>
         </w:tcBorders>
@@ -4178,10 +4257,10 @@
       <w:tblPr/>
       <w:tcPr>
         <w:tcBorders>
-          <w:top w:val="double" w:sz="6" w:space="0" w:color="B3CC82" w:themeColor="accent3" w:themeTint="BF"/>
-          <w:left w:val="single" w:sz="8" w:space="0" w:color="B3CC82" w:themeColor="accent3" w:themeTint="BF"/>
-          <w:bottom w:val="single" w:sz="8" w:space="0" w:color="B3CC82" w:themeColor="accent3" w:themeTint="BF"/>
-          <w:right w:val="single" w:sz="8" w:space="0" w:color="B3CC82" w:themeColor="accent3" w:themeTint="BF"/>
+          <w:top w:val="double" w:color="B3CC82" w:themeColor="accent3" w:themeTint="BF" w:sz="6" w:space="0"/>
+          <w:left w:val="single" w:color="B3CC82" w:themeColor="accent3" w:themeTint="BF" w:sz="8" w:space="0"/>
+          <w:bottom w:val="single" w:color="B3CC82" w:themeColor="accent3" w:themeTint="BF" w:sz="8" w:space="0"/>
+          <w:right w:val="single" w:color="B3CC82" w:themeColor="accent3" w:themeTint="BF" w:sz="8" w:space="0"/>
           <w:insideH w:val="nil"/>
           <w:insideV w:val="nil"/>
         </w:tcBorders>
@@ -4238,11 +4317,11 @@
       <w:tblStyleColBandSize w:val="1"/>
       <w:tblInd w:w="0" w:type="dxa"/>
       <w:tblBorders>
-        <w:top w:val="single" w:sz="8" w:space="0" w:color="9F8AB9" w:themeColor="accent4" w:themeTint="BF"/>
-        <w:left w:val="single" w:sz="8" w:space="0" w:color="9F8AB9" w:themeColor="accent4" w:themeTint="BF"/>
-        <w:bottom w:val="single" w:sz="8" w:space="0" w:color="9F8AB9" w:themeColor="accent4" w:themeTint="BF"/>
-        <w:right w:val="single" w:sz="8" w:space="0" w:color="9F8AB9" w:themeColor="accent4" w:themeTint="BF"/>
-        <w:insideH w:val="single" w:sz="8" w:space="0" w:color="9F8AB9" w:themeColor="accent4" w:themeTint="BF"/>
+        <w:top w:val="single" w:color="9F8AB9" w:themeColor="accent4" w:themeTint="BF" w:sz="8" w:space="0"/>
+        <w:left w:val="single" w:color="9F8AB9" w:themeColor="accent4" w:themeTint="BF" w:sz="8" w:space="0"/>
+        <w:bottom w:val="single" w:color="9F8AB9" w:themeColor="accent4" w:themeTint="BF" w:sz="8" w:space="0"/>
+        <w:right w:val="single" w:color="9F8AB9" w:themeColor="accent4" w:themeTint="BF" w:sz="8" w:space="0"/>
+        <w:insideH w:val="single" w:color="9F8AB9" w:themeColor="accent4" w:themeTint="BF" w:sz="8" w:space="0"/>
       </w:tblBorders>
       <w:tblCellMar>
         <w:top w:w="0" w:type="dxa"/>
@@ -4263,10 +4342,10 @@
       <w:tblPr/>
       <w:tcPr>
         <w:tcBorders>
-          <w:top w:val="single" w:sz="8" w:space="0" w:color="9F8AB9" w:themeColor="accent4" w:themeTint="BF"/>
-          <w:left w:val="single" w:sz="8" w:space="0" w:color="9F8AB9" w:themeColor="accent4" w:themeTint="BF"/>
-          <w:bottom w:val="single" w:sz="8" w:space="0" w:color="9F8AB9" w:themeColor="accent4" w:themeTint="BF"/>
-          <w:right w:val="single" w:sz="8" w:space="0" w:color="9F8AB9" w:themeColor="accent4" w:themeTint="BF"/>
+          <w:top w:val="single" w:color="9F8AB9" w:themeColor="accent4" w:themeTint="BF" w:sz="8" w:space="0"/>
+          <w:left w:val="single" w:color="9F8AB9" w:themeColor="accent4" w:themeTint="BF" w:sz="8" w:space="0"/>
+          <w:bottom w:val="single" w:color="9F8AB9" w:themeColor="accent4" w:themeTint="BF" w:sz="8" w:space="0"/>
+          <w:right w:val="single" w:color="9F8AB9" w:themeColor="accent4" w:themeTint="BF" w:sz="8" w:space="0"/>
           <w:insideH w:val="nil"/>
           <w:insideV w:val="nil"/>
         </w:tcBorders>
@@ -4284,10 +4363,10 @@
       <w:tblPr/>
       <w:tcPr>
         <w:tcBorders>
-          <w:top w:val="double" w:sz="6" w:space="0" w:color="9F8AB9" w:themeColor="accent4" w:themeTint="BF"/>
-          <w:left w:val="single" w:sz="8" w:space="0" w:color="9F8AB9" w:themeColor="accent4" w:themeTint="BF"/>
-          <w:bottom w:val="single" w:sz="8" w:space="0" w:color="9F8AB9" w:themeColor="accent4" w:themeTint="BF"/>
-          <w:right w:val="single" w:sz="8" w:space="0" w:color="9F8AB9" w:themeColor="accent4" w:themeTint="BF"/>
+          <w:top w:val="double" w:color="9F8AB9" w:themeColor="accent4" w:themeTint="BF" w:sz="6" w:space="0"/>
+          <w:left w:val="single" w:color="9F8AB9" w:themeColor="accent4" w:themeTint="BF" w:sz="8" w:space="0"/>
+          <w:bottom w:val="single" w:color="9F8AB9" w:themeColor="accent4" w:themeTint="BF" w:sz="8" w:space="0"/>
+          <w:right w:val="single" w:color="9F8AB9" w:themeColor="accent4" w:themeTint="BF" w:sz="8" w:space="0"/>
           <w:insideH w:val="nil"/>
           <w:insideV w:val="nil"/>
         </w:tcBorders>
@@ -4344,11 +4423,11 @@
       <w:tblStyleColBandSize w:val="1"/>
       <w:tblInd w:w="0" w:type="dxa"/>
       <w:tblBorders>
-        <w:top w:val="single" w:sz="8" w:space="0" w:color="78C0D4" w:themeColor="accent5" w:themeTint="BF"/>
-        <w:left w:val="single" w:sz="8" w:space="0" w:color="78C0D4" w:themeColor="accent5" w:themeTint="BF"/>
-        <w:bottom w:val="single" w:sz="8" w:space="0" w:color="78C0D4" w:themeColor="accent5" w:themeTint="BF"/>
-        <w:right w:val="single" w:sz="8" w:space="0" w:color="78C0D4" w:themeColor="accent5" w:themeTint="BF"/>
-        <w:insideH w:val="single" w:sz="8" w:space="0" w:color="78C0D4" w:themeColor="accent5" w:themeTint="BF"/>
+        <w:top w:val="single" w:color="78C0D4" w:themeColor="accent5" w:themeTint="BF" w:sz="8" w:space="0"/>
+        <w:left w:val="single" w:color="78C0D4" w:themeColor="accent5" w:themeTint="BF" w:sz="8" w:space="0"/>
+        <w:bottom w:val="single" w:color="78C0D4" w:themeColor="accent5" w:themeTint="BF" w:sz="8" w:space="0"/>
+        <w:right w:val="single" w:color="78C0D4" w:themeColor="accent5" w:themeTint="BF" w:sz="8" w:space="0"/>
+        <w:insideH w:val="single" w:color="78C0D4" w:themeColor="accent5" w:themeTint="BF" w:sz="8" w:space="0"/>
       </w:tblBorders>
       <w:tblCellMar>
         <w:top w:w="0" w:type="dxa"/>
@@ -4369,10 +4448,10 @@
       <w:tblPr/>
       <w:tcPr>
         <w:tcBorders>
-          <w:top w:val="single" w:sz="8" w:space="0" w:color="78C0D4" w:themeColor="accent5" w:themeTint="BF"/>
-          <w:left w:val="single" w:sz="8" w:space="0" w:color="78C0D4" w:themeColor="accent5" w:themeTint="BF"/>
-          <w:bottom w:val="single" w:sz="8" w:space="0" w:color="78C0D4" w:themeColor="accent5" w:themeTint="BF"/>
-          <w:right w:val="single" w:sz="8" w:space="0" w:color="78C0D4" w:themeColor="accent5" w:themeTint="BF"/>
+          <w:top w:val="single" w:color="78C0D4" w:themeColor="accent5" w:themeTint="BF" w:sz="8" w:space="0"/>
+          <w:left w:val="single" w:color="78C0D4" w:themeColor="accent5" w:themeTint="BF" w:sz="8" w:space="0"/>
+          <w:bottom w:val="single" w:color="78C0D4" w:themeColor="accent5" w:themeTint="BF" w:sz="8" w:space="0"/>
+          <w:right w:val="single" w:color="78C0D4" w:themeColor="accent5" w:themeTint="BF" w:sz="8" w:space="0"/>
           <w:insideH w:val="nil"/>
           <w:insideV w:val="nil"/>
         </w:tcBorders>
@@ -4390,10 +4469,10 @@
       <w:tblPr/>
       <w:tcPr>
         <w:tcBorders>
-          <w:top w:val="double" w:sz="6" w:space="0" w:color="78C0D4" w:themeColor="accent5" w:themeTint="BF"/>
-          <w:left w:val="single" w:sz="8" w:space="0" w:color="78C0D4" w:themeColor="accent5" w:themeTint="BF"/>
-          <w:bottom w:val="single" w:sz="8" w:space="0" w:color="78C0D4" w:themeColor="accent5" w:themeTint="BF"/>
-          <w:right w:val="single" w:sz="8" w:space="0" w:color="78C0D4" w:themeColor="accent5" w:themeTint="BF"/>
+          <w:top w:val="double" w:color="78C0D4" w:themeColor="accent5" w:themeTint="BF" w:sz="6" w:space="0"/>
+          <w:left w:val="single" w:color="78C0D4" w:themeColor="accent5" w:themeTint="BF" w:sz="8" w:space="0"/>
+          <w:bottom w:val="single" w:color="78C0D4" w:themeColor="accent5" w:themeTint="BF" w:sz="8" w:space="0"/>
+          <w:right w:val="single" w:color="78C0D4" w:themeColor="accent5" w:themeTint="BF" w:sz="8" w:space="0"/>
           <w:insideH w:val="nil"/>
           <w:insideV w:val="nil"/>
         </w:tcBorders>
@@ -4450,11 +4529,11 @@
       <w:tblStyleColBandSize w:val="1"/>
       <w:tblInd w:w="0" w:type="dxa"/>
       <w:tblBorders>
-        <w:top w:val="single" w:sz="8" w:space="0" w:color="F9B074" w:themeColor="accent6" w:themeTint="BF"/>
-        <w:left w:val="single" w:sz="8" w:space="0" w:color="F9B074" w:themeColor="accent6" w:themeTint="BF"/>
-        <w:bottom w:val="single" w:sz="8" w:space="0" w:color="F9B074" w:themeColor="accent6" w:themeTint="BF"/>
-        <w:right w:val="single" w:sz="8" w:space="0" w:color="F9B074" w:themeColor="accent6" w:themeTint="BF"/>
-        <w:insideH w:val="single" w:sz="8" w:space="0" w:color="F9B074" w:themeColor="accent6" w:themeTint="BF"/>
+        <w:top w:val="single" w:color="F9B074" w:themeColor="accent6" w:themeTint="BF" w:sz="8" w:space="0"/>
+        <w:left w:val="single" w:color="F9B074" w:themeColor="accent6" w:themeTint="BF" w:sz="8" w:space="0"/>
+        <w:bottom w:val="single" w:color="F9B074" w:themeColor="accent6" w:themeTint="BF" w:sz="8" w:space="0"/>
+        <w:right w:val="single" w:color="F9B074" w:themeColor="accent6" w:themeTint="BF" w:sz="8" w:space="0"/>
+        <w:insideH w:val="single" w:color="F9B074" w:themeColor="accent6" w:themeTint="BF" w:sz="8" w:space="0"/>
       </w:tblBorders>
       <w:tblCellMar>
         <w:top w:w="0" w:type="dxa"/>
@@ -4475,10 +4554,10 @@
       <w:tblPr/>
       <w:tcPr>
         <w:tcBorders>
-          <w:top w:val="single" w:sz="8" w:space="0" w:color="F9B074" w:themeColor="accent6" w:themeTint="BF"/>
-          <w:left w:val="single" w:sz="8" w:space="0" w:color="F9B074" w:themeColor="accent6" w:themeTint="BF"/>
-          <w:bottom w:val="single" w:sz="8" w:space="0" w:color="F9B074" w:themeColor="accent6" w:themeTint="BF"/>
-          <w:right w:val="single" w:sz="8" w:space="0" w:color="F9B074" w:themeColor="accent6" w:themeTint="BF"/>
+          <w:top w:val="single" w:color="F9B074" w:themeColor="accent6" w:themeTint="BF" w:sz="8" w:space="0"/>
+          <w:left w:val="single" w:color="F9B074" w:themeColor="accent6" w:themeTint="BF" w:sz="8" w:space="0"/>
+          <w:bottom w:val="single" w:color="F9B074" w:themeColor="accent6" w:themeTint="BF" w:sz="8" w:space="0"/>
+          <w:right w:val="single" w:color="F9B074" w:themeColor="accent6" w:themeTint="BF" w:sz="8" w:space="0"/>
           <w:insideH w:val="nil"/>
           <w:insideV w:val="nil"/>
         </w:tcBorders>
@@ -4496,10 +4575,10 @@
       <w:tblPr/>
       <w:tcPr>
         <w:tcBorders>
-          <w:top w:val="double" w:sz="6" w:space="0" w:color="F9B074" w:themeColor="accent6" w:themeTint="BF"/>
-          <w:left w:val="single" w:sz="8" w:space="0" w:color="F9B074" w:themeColor="accent6" w:themeTint="BF"/>
-          <w:bottom w:val="single" w:sz="8" w:space="0" w:color="F9B074" w:themeColor="accent6" w:themeTint="BF"/>
-          <w:right w:val="single" w:sz="8" w:space="0" w:color="F9B074" w:themeColor="accent6" w:themeTint="BF"/>
+          <w:top w:val="double" w:color="F9B074" w:themeColor="accent6" w:themeTint="BF" w:sz="6" w:space="0"/>
+          <w:left w:val="single" w:color="F9B074" w:themeColor="accent6" w:themeTint="BF" w:sz="8" w:space="0"/>
+          <w:bottom w:val="single" w:color="F9B074" w:themeColor="accent6" w:themeTint="BF" w:sz="8" w:space="0"/>
+          <w:right w:val="single" w:color="F9B074" w:themeColor="accent6" w:themeTint="BF" w:sz="8" w:space="0"/>
           <w:insideH w:val="nil"/>
           <w:insideV w:val="nil"/>
         </w:tcBorders>
@@ -4556,8 +4635,8 @@
       <w:tblStyleColBandSize w:val="1"/>
       <w:tblInd w:w="0" w:type="dxa"/>
       <w:tblBorders>
-        <w:top w:val="single" w:sz="18" w:space="0" w:color="auto"/>
-        <w:bottom w:val="single" w:sz="18" w:space="0" w:color="auto"/>
+        <w:top w:val="single" w:color="auto" w:sz="18" w:space="0"/>
+        <w:bottom w:val="single" w:color="auto" w:sz="18" w:space="0"/>
       </w:tblBorders>
       <w:tblCellMar>
         <w:top w:w="0" w:type="dxa"/>
@@ -4578,9 +4657,9 @@
       <w:tblPr/>
       <w:tcPr>
         <w:tcBorders>
-          <w:top w:val="single" w:sz="18" w:space="0" w:color="auto"/>
-          <w:left w:val="nil"/>
-          <w:bottom w:val="single" w:sz="18" w:space="0" w:color="auto"/>
+          <w:top w:val="single" w:color="auto" w:sz="18" w:space="0"/>
+          <w:left w:val="nil"/>
+          <w:bottom w:val="single" w:color="auto" w:sz="18" w:space="0"/>
           <w:right w:val="nil"/>
           <w:insideH w:val="nil"/>
           <w:insideV w:val="nil"/>
@@ -4598,9 +4677,9 @@
       <w:tblPr/>
       <w:tcPr>
         <w:tcBorders>
-          <w:top w:val="double" w:sz="6" w:space="0" w:color="auto"/>
-          <w:left w:val="nil"/>
-          <w:bottom w:val="single" w:sz="18" w:space="0" w:color="auto"/>
+          <w:top w:val="double" w:color="auto" w:sz="6" w:space="0"/>
+          <w:left w:val="nil"/>
+          <w:bottom w:val="single" w:color="auto" w:sz="18" w:space="0"/>
           <w:right w:val="nil"/>
           <w:insideH w:val="nil"/>
           <w:insideV w:val="nil"/>
@@ -4619,7 +4698,7 @@
         <w:tcBorders>
           <w:top w:val="nil"/>
           <w:left w:val="nil"/>
-          <w:bottom w:val="single" w:sz="18" w:space="0" w:color="auto"/>
+          <w:bottom w:val="single" w:color="auto" w:sz="18" w:space="0"/>
           <w:right w:val="nil"/>
           <w:insideH w:val="nil"/>
           <w:insideV w:val="nil"/>
@@ -4666,9 +4745,9 @@
       <w:tblPr/>
       <w:tcPr>
         <w:tcBorders>
-          <w:top w:val="single" w:sz="18" w:space="0" w:color="auto"/>
-          <w:left w:val="nil"/>
-          <w:bottom w:val="single" w:sz="18" w:space="0" w:color="auto"/>
+          <w:top w:val="single" w:color="auto" w:sz="18" w:space="0"/>
+          <w:left w:val="nil"/>
+          <w:bottom w:val="single" w:color="auto" w:sz="18" w:space="0"/>
           <w:right w:val="nil"/>
           <w:insideH w:val="nil"/>
           <w:insideV w:val="nil"/>
@@ -4682,9 +4761,9 @@
       <w:tblPr/>
       <w:tcPr>
         <w:tcBorders>
-          <w:top w:val="single" w:sz="18" w:space="0" w:color="auto"/>
-          <w:left w:val="nil"/>
-          <w:bottom w:val="single" w:sz="18" w:space="0" w:color="auto"/>
+          <w:top w:val="single" w:color="auto" w:sz="18" w:space="0"/>
+          <w:left w:val="nil"/>
+          <w:bottom w:val="single" w:color="auto" w:sz="18" w:space="0"/>
           <w:right w:val="nil"/>
           <w:insideH w:val="nil"/>
           <w:insideV w:val="nil"/>
@@ -4705,8 +4784,8 @@
       <w:tblStyleColBandSize w:val="1"/>
       <w:tblInd w:w="0" w:type="dxa"/>
       <w:tblBorders>
-        <w:top w:val="single" w:sz="18" w:space="0" w:color="auto"/>
-        <w:bottom w:val="single" w:sz="18" w:space="0" w:color="auto"/>
+        <w:top w:val="single" w:color="auto" w:sz="18" w:space="0"/>
+        <w:bottom w:val="single" w:color="auto" w:sz="18" w:space="0"/>
       </w:tblBorders>
       <w:tblCellMar>
         <w:top w:w="0" w:type="dxa"/>
@@ -4727,9 +4806,9 @@
       <w:tblPr/>
       <w:tcPr>
         <w:tcBorders>
-          <w:top w:val="single" w:sz="18" w:space="0" w:color="auto"/>
-          <w:left w:val="nil"/>
-          <w:bottom w:val="single" w:sz="18" w:space="0" w:color="auto"/>
+          <w:top w:val="single" w:color="auto" w:sz="18" w:space="0"/>
+          <w:left w:val="nil"/>
+          <w:bottom w:val="single" w:color="auto" w:sz="18" w:space="0"/>
           <w:right w:val="nil"/>
           <w:insideH w:val="nil"/>
           <w:insideV w:val="nil"/>
@@ -4747,9 +4826,9 @@
       <w:tblPr/>
       <w:tcPr>
         <w:tcBorders>
-          <w:top w:val="double" w:sz="6" w:space="0" w:color="auto"/>
-          <w:left w:val="nil"/>
-          <w:bottom w:val="single" w:sz="18" w:space="0" w:color="auto"/>
+          <w:top w:val="double" w:color="auto" w:sz="6" w:space="0"/>
+          <w:left w:val="nil"/>
+          <w:bottom w:val="single" w:color="auto" w:sz="18" w:space="0"/>
           <w:right w:val="nil"/>
           <w:insideH w:val="nil"/>
           <w:insideV w:val="nil"/>
@@ -4768,7 +4847,7 @@
         <w:tcBorders>
           <w:top w:val="nil"/>
           <w:left w:val="nil"/>
-          <w:bottom w:val="single" w:sz="18" w:space="0" w:color="auto"/>
+          <w:bottom w:val="single" w:color="auto" w:sz="18" w:space="0"/>
           <w:right w:val="nil"/>
           <w:insideH w:val="nil"/>
           <w:insideV w:val="nil"/>
@@ -4815,9 +4894,9 @@
       <w:tblPr/>
       <w:tcPr>
         <w:tcBorders>
-          <w:top w:val="single" w:sz="18" w:space="0" w:color="auto"/>
-          <w:left w:val="nil"/>
-          <w:bottom w:val="single" w:sz="18" w:space="0" w:color="auto"/>
+          <w:top w:val="single" w:color="auto" w:sz="18" w:space="0"/>
+          <w:left w:val="nil"/>
+          <w:bottom w:val="single" w:color="auto" w:sz="18" w:space="0"/>
           <w:right w:val="nil"/>
           <w:insideH w:val="nil"/>
           <w:insideV w:val="nil"/>
@@ -4831,9 +4910,9 @@
       <w:tblPr/>
       <w:tcPr>
         <w:tcBorders>
-          <w:top w:val="single" w:sz="18" w:space="0" w:color="auto"/>
-          <w:left w:val="nil"/>
-          <w:bottom w:val="single" w:sz="18" w:space="0" w:color="auto"/>
+          <w:top w:val="single" w:color="auto" w:sz="18" w:space="0"/>
+          <w:left w:val="nil"/>
+          <w:bottom w:val="single" w:color="auto" w:sz="18" w:space="0"/>
           <w:right w:val="nil"/>
           <w:insideH w:val="nil"/>
           <w:insideV w:val="nil"/>
@@ -4854,8 +4933,8 @@
       <w:tblStyleColBandSize w:val="1"/>
       <w:tblInd w:w="0" w:type="dxa"/>
       <w:tblBorders>
-        <w:top w:val="single" w:sz="18" w:space="0" w:color="auto"/>
-        <w:bottom w:val="single" w:sz="18" w:space="0" w:color="auto"/>
+        <w:top w:val="single" w:color="auto" w:sz="18" w:space="0"/>
+        <w:bottom w:val="single" w:color="auto" w:sz="18" w:space="0"/>
       </w:tblBorders>
       <w:tblCellMar>
         <w:top w:w="0" w:type="dxa"/>
@@ -4876,9 +4955,9 @@
       <w:tblPr/>
       <w:tcPr>
         <w:tcBorders>
-          <w:top w:val="single" w:sz="18" w:space="0" w:color="auto"/>
-          <w:left w:val="nil"/>
-          <w:bottom w:val="single" w:sz="18" w:space="0" w:color="auto"/>
+          <w:top w:val="single" w:color="auto" w:sz="18" w:space="0"/>
+          <w:left w:val="nil"/>
+          <w:bottom w:val="single" w:color="auto" w:sz="18" w:space="0"/>
           <w:right w:val="nil"/>
           <w:insideH w:val="nil"/>
           <w:insideV w:val="nil"/>
@@ -4896,9 +4975,9 @@
       <w:tblPr/>
       <w:tcPr>
         <w:tcBorders>
-          <w:top w:val="double" w:sz="6" w:space="0" w:color="auto"/>
-          <w:left w:val="nil"/>
-          <w:bottom w:val="single" w:sz="18" w:space="0" w:color="auto"/>
+          <w:top w:val="double" w:color="auto" w:sz="6" w:space="0"/>
+          <w:left w:val="nil"/>
+          <w:bottom w:val="single" w:color="auto" w:sz="18" w:space="0"/>
           <w:right w:val="nil"/>
           <w:insideH w:val="nil"/>
           <w:insideV w:val="nil"/>
@@ -4917,7 +4996,7 @@
         <w:tcBorders>
           <w:top w:val="nil"/>
           <w:left w:val="nil"/>
-          <w:bottom w:val="single" w:sz="18" w:space="0" w:color="auto"/>
+          <w:bottom w:val="single" w:color="auto" w:sz="18" w:space="0"/>
           <w:right w:val="nil"/>
           <w:insideH w:val="nil"/>
           <w:insideV w:val="nil"/>
@@ -4964,9 +5043,9 @@
       <w:tblPr/>
       <w:tcPr>
         <w:tcBorders>
-          <w:top w:val="single" w:sz="18" w:space="0" w:color="auto"/>
-          <w:left w:val="nil"/>
-          <w:bottom w:val="single" w:sz="18" w:space="0" w:color="auto"/>
+          <w:top w:val="single" w:color="auto" w:sz="18" w:space="0"/>
+          <w:left w:val="nil"/>
+          <w:bottom w:val="single" w:color="auto" w:sz="18" w:space="0"/>
           <w:right w:val="nil"/>
           <w:insideH w:val="nil"/>
           <w:insideV w:val="nil"/>
@@ -4980,9 +5059,9 @@
       <w:tblPr/>
       <w:tcPr>
         <w:tcBorders>
-          <w:top w:val="single" w:sz="18" w:space="0" w:color="auto"/>
-          <w:left w:val="nil"/>
-          <w:bottom w:val="single" w:sz="18" w:space="0" w:color="auto"/>
+          <w:top w:val="single" w:color="auto" w:sz="18" w:space="0"/>
+          <w:left w:val="nil"/>
+          <w:bottom w:val="single" w:color="auto" w:sz="18" w:space="0"/>
           <w:right w:val="nil"/>
           <w:insideH w:val="nil"/>
           <w:insideV w:val="nil"/>
@@ -5003,8 +5082,8 @@
       <w:tblStyleColBandSize w:val="1"/>
       <w:tblInd w:w="0" w:type="dxa"/>
       <w:tblBorders>
-        <w:top w:val="single" w:sz="18" w:space="0" w:color="auto"/>
-        <w:bottom w:val="single" w:sz="18" w:space="0" w:color="auto"/>
+        <w:top w:val="single" w:color="auto" w:sz="18" w:space="0"/>
+        <w:bottom w:val="single" w:color="auto" w:sz="18" w:space="0"/>
       </w:tblBorders>
       <w:tblCellMar>
         <w:top w:w="0" w:type="dxa"/>
@@ -5025,9 +5104,9 @@
       <w:tblPr/>
       <w:tcPr>
         <w:tcBorders>
-          <w:top w:val="single" w:sz="18" w:space="0" w:color="auto"/>
-          <w:left w:val="nil"/>
-          <w:bottom w:val="single" w:sz="18" w:space="0" w:color="auto"/>
+          <w:top w:val="single" w:color="auto" w:sz="18" w:space="0"/>
+          <w:left w:val="nil"/>
+          <w:bottom w:val="single" w:color="auto" w:sz="18" w:space="0"/>
           <w:right w:val="nil"/>
           <w:insideH w:val="nil"/>
           <w:insideV w:val="nil"/>
@@ -5045,9 +5124,9 @@
       <w:tblPr/>
       <w:tcPr>
         <w:tcBorders>
-          <w:top w:val="double" w:sz="6" w:space="0" w:color="auto"/>
-          <w:left w:val="nil"/>
-          <w:bottom w:val="single" w:sz="18" w:space="0" w:color="auto"/>
+          <w:top w:val="double" w:color="auto" w:sz="6" w:space="0"/>
+          <w:left w:val="nil"/>
+          <w:bottom w:val="single" w:color="auto" w:sz="18" w:space="0"/>
           <w:right w:val="nil"/>
           <w:insideH w:val="nil"/>
           <w:insideV w:val="nil"/>
@@ -5066,7 +5145,7 @@
         <w:tcBorders>
           <w:top w:val="nil"/>
           <w:left w:val="nil"/>
-          <w:bottom w:val="single" w:sz="18" w:space="0" w:color="auto"/>
+          <w:bottom w:val="single" w:color="auto" w:sz="18" w:space="0"/>
           <w:right w:val="nil"/>
           <w:insideH w:val="nil"/>
           <w:insideV w:val="nil"/>
@@ -5113,9 +5192,9 @@
       <w:tblPr/>
       <w:tcPr>
         <w:tcBorders>
-          <w:top w:val="single" w:sz="18" w:space="0" w:color="auto"/>
-          <w:left w:val="nil"/>
-          <w:bottom w:val="single" w:sz="18" w:space="0" w:color="auto"/>
+          <w:top w:val="single" w:color="auto" w:sz="18" w:space="0"/>
+          <w:left w:val="nil"/>
+          <w:bottom w:val="single" w:color="auto" w:sz="18" w:space="0"/>
           <w:right w:val="nil"/>
           <w:insideH w:val="nil"/>
           <w:insideV w:val="nil"/>
@@ -5129,9 +5208,9 @@
       <w:tblPr/>
       <w:tcPr>
         <w:tcBorders>
-          <w:top w:val="single" w:sz="18" w:space="0" w:color="auto"/>
-          <w:left w:val="nil"/>
-          <w:bottom w:val="single" w:sz="18" w:space="0" w:color="auto"/>
+          <w:top w:val="single" w:color="auto" w:sz="18" w:space="0"/>
+          <w:left w:val="nil"/>
+          <w:bottom w:val="single" w:color="auto" w:sz="18" w:space="0"/>
           <w:right w:val="nil"/>
           <w:insideH w:val="nil"/>
           <w:insideV w:val="nil"/>
@@ -5152,8 +5231,8 @@
       <w:tblStyleColBandSize w:val="1"/>
       <w:tblInd w:w="0" w:type="dxa"/>
       <w:tblBorders>
-        <w:top w:val="single" w:sz="18" w:space="0" w:color="auto"/>
-        <w:bottom w:val="single" w:sz="18" w:space="0" w:color="auto"/>
+        <w:top w:val="single" w:color="auto" w:sz="18" w:space="0"/>
+        <w:bottom w:val="single" w:color="auto" w:sz="18" w:space="0"/>
       </w:tblBorders>
       <w:tblCellMar>
         <w:top w:w="0" w:type="dxa"/>
@@ -5174,9 +5253,9 @@
       <w:tblPr/>
       <w:tcPr>
         <w:tcBorders>
-          <w:top w:val="single" w:sz="18" w:space="0" w:color="auto"/>
-          <w:left w:val="nil"/>
-          <w:bottom w:val="single" w:sz="18" w:space="0" w:color="auto"/>
+          <w:top w:val="single" w:color="auto" w:sz="18" w:space="0"/>
+          <w:left w:val="nil"/>
+          <w:bottom w:val="single" w:color="auto" w:sz="18" w:space="0"/>
           <w:right w:val="nil"/>
           <w:insideH w:val="nil"/>
           <w:insideV w:val="nil"/>
@@ -5194,9 +5273,9 @@
       <w:tblPr/>
       <w:tcPr>
         <w:tcBorders>
-          <w:top w:val="double" w:sz="6" w:space="0" w:color="auto"/>
-          <w:left w:val="nil"/>
-          <w:bottom w:val="single" w:sz="18" w:space="0" w:color="auto"/>
+          <w:top w:val="double" w:color="auto" w:sz="6" w:space="0"/>
+          <w:left w:val="nil"/>
+          <w:bottom w:val="single" w:color="auto" w:sz="18" w:space="0"/>
           <w:right w:val="nil"/>
           <w:insideH w:val="nil"/>
           <w:insideV w:val="nil"/>
@@ -5215,7 +5294,7 @@
         <w:tcBorders>
           <w:top w:val="nil"/>
           <w:left w:val="nil"/>
-          <w:bottom w:val="single" w:sz="18" w:space="0" w:color="auto"/>
+          <w:bottom w:val="single" w:color="auto" w:sz="18" w:space="0"/>
           <w:right w:val="nil"/>
           <w:insideH w:val="nil"/>
           <w:insideV w:val="nil"/>
@@ -5262,9 +5341,9 @@
       <w:tblPr/>
       <w:tcPr>
         <w:tcBorders>
-          <w:top w:val="single" w:sz="18" w:space="0" w:color="auto"/>
-          <w:left w:val="nil"/>
-          <w:bottom w:val="single" w:sz="18" w:space="0" w:color="auto"/>
+          <w:top w:val="single" w:color="auto" w:sz="18" w:space="0"/>
+          <w:left w:val="nil"/>
+          <w:bottom w:val="single" w:color="auto" w:sz="18" w:space="0"/>
           <w:right w:val="nil"/>
           <w:insideH w:val="nil"/>
           <w:insideV w:val="nil"/>
@@ -5278,9 +5357,9 @@
       <w:tblPr/>
       <w:tcPr>
         <w:tcBorders>
-          <w:top w:val="single" w:sz="18" w:space="0" w:color="auto"/>
-          <w:left w:val="nil"/>
-          <w:bottom w:val="single" w:sz="18" w:space="0" w:color="auto"/>
+          <w:top w:val="single" w:color="auto" w:sz="18" w:space="0"/>
+          <w:left w:val="nil"/>
+          <w:bottom w:val="single" w:color="auto" w:sz="18" w:space="0"/>
           <w:right w:val="nil"/>
           <w:insideH w:val="nil"/>
           <w:insideV w:val="nil"/>
@@ -5301,8 +5380,8 @@
       <w:tblStyleColBandSize w:val="1"/>
       <w:tblInd w:w="0" w:type="dxa"/>
       <w:tblBorders>
-        <w:top w:val="single" w:sz="18" w:space="0" w:color="auto"/>
-        <w:bottom w:val="single" w:sz="18" w:space="0" w:color="auto"/>
+        <w:top w:val="single" w:color="auto" w:sz="18" w:space="0"/>
+        <w:bottom w:val="single" w:color="auto" w:sz="18" w:space="0"/>
       </w:tblBorders>
       <w:tblCellMar>
         <w:top w:w="0" w:type="dxa"/>
@@ -5323,9 +5402,9 @@
       <w:tblPr/>
       <w:tcPr>
         <w:tcBorders>
-          <w:top w:val="single" w:sz="18" w:space="0" w:color="auto"/>
-          <w:left w:val="nil"/>
-          <w:bottom w:val="single" w:sz="18" w:space="0" w:color="auto"/>
+          <w:top w:val="single" w:color="auto" w:sz="18" w:space="0"/>
+          <w:left w:val="nil"/>
+          <w:bottom w:val="single" w:color="auto" w:sz="18" w:space="0"/>
           <w:right w:val="nil"/>
           <w:insideH w:val="nil"/>
           <w:insideV w:val="nil"/>
@@ -5343,9 +5422,9 @@
       <w:tblPr/>
       <w:tcPr>
         <w:tcBorders>
-          <w:top w:val="double" w:sz="6" w:space="0" w:color="auto"/>
-          <w:left w:val="nil"/>
-          <w:bottom w:val="single" w:sz="18" w:space="0" w:color="auto"/>
+          <w:top w:val="double" w:color="auto" w:sz="6" w:space="0"/>
+          <w:left w:val="nil"/>
+          <w:bottom w:val="single" w:color="auto" w:sz="18" w:space="0"/>
           <w:right w:val="nil"/>
           <w:insideH w:val="nil"/>
           <w:insideV w:val="nil"/>
@@ -5364,7 +5443,7 @@
         <w:tcBorders>
           <w:top w:val="nil"/>
           <w:left w:val="nil"/>
-          <w:bottom w:val="single" w:sz="18" w:space="0" w:color="auto"/>
+          <w:bottom w:val="single" w:color="auto" w:sz="18" w:space="0"/>
           <w:right w:val="nil"/>
           <w:insideH w:val="nil"/>
           <w:insideV w:val="nil"/>
@@ -5411,9 +5490,9 @@
       <w:tblPr/>
       <w:tcPr>
         <w:tcBorders>
-          <w:top w:val="single" w:sz="18" w:space="0" w:color="auto"/>
-          <w:left w:val="nil"/>
-          <w:bottom w:val="single" w:sz="18" w:space="0" w:color="auto"/>
+          <w:top w:val="single" w:color="auto" w:sz="18" w:space="0"/>
+          <w:left w:val="nil"/>
+          <w:bottom w:val="single" w:color="auto" w:sz="18" w:space="0"/>
           <w:right w:val="nil"/>
           <w:insideH w:val="nil"/>
           <w:insideV w:val="nil"/>
@@ -5427,9 +5506,9 @@
       <w:tblPr/>
       <w:tcPr>
         <w:tcBorders>
-          <w:top w:val="single" w:sz="18" w:space="0" w:color="auto"/>
-          <w:left w:val="nil"/>
-          <w:bottom w:val="single" w:sz="18" w:space="0" w:color="auto"/>
+          <w:top w:val="single" w:color="auto" w:sz="18" w:space="0"/>
+          <w:left w:val="nil"/>
+          <w:bottom w:val="single" w:color="auto" w:sz="18" w:space="0"/>
           <w:right w:val="nil"/>
           <w:insideH w:val="nil"/>
           <w:insideV w:val="nil"/>
@@ -5450,8 +5529,8 @@
       <w:tblStyleColBandSize w:val="1"/>
       <w:tblInd w:w="0" w:type="dxa"/>
       <w:tblBorders>
-        <w:top w:val="single" w:sz="18" w:space="0" w:color="auto"/>
-        <w:bottom w:val="single" w:sz="18" w:space="0" w:color="auto"/>
+        <w:top w:val="single" w:color="auto" w:sz="18" w:space="0"/>
+        <w:bottom w:val="single" w:color="auto" w:sz="18" w:space="0"/>
       </w:tblBorders>
       <w:tblCellMar>
         <w:top w:w="0" w:type="dxa"/>
@@ -5472,9 +5551,9 @@
       <w:tblPr/>
       <w:tcPr>
         <w:tcBorders>
-          <w:top w:val="single" w:sz="18" w:space="0" w:color="auto"/>
-          <w:left w:val="nil"/>
-          <w:bottom w:val="single" w:sz="18" w:space="0" w:color="auto"/>
+          <w:top w:val="single" w:color="auto" w:sz="18" w:space="0"/>
+          <w:left w:val="nil"/>
+          <w:bottom w:val="single" w:color="auto" w:sz="18" w:space="0"/>
           <w:right w:val="nil"/>
           <w:insideH w:val="nil"/>
           <w:insideV w:val="nil"/>
@@ -5492,9 +5571,9 @@
       <w:tblPr/>
       <w:tcPr>
         <w:tcBorders>
-          <w:top w:val="double" w:sz="6" w:space="0" w:color="auto"/>
-          <w:left w:val="nil"/>
-          <w:bottom w:val="single" w:sz="18" w:space="0" w:color="auto"/>
+          <w:top w:val="double" w:color="auto" w:sz="6" w:space="0"/>
+          <w:left w:val="nil"/>
+          <w:bottom w:val="single" w:color="auto" w:sz="18" w:space="0"/>
           <w:right w:val="nil"/>
           <w:insideH w:val="nil"/>
           <w:insideV w:val="nil"/>
@@ -5513,7 +5592,7 @@
         <w:tcBorders>
           <w:top w:val="nil"/>
           <w:left w:val="nil"/>
-          <w:bottom w:val="single" w:sz="18" w:space="0" w:color="auto"/>
+          <w:bottom w:val="single" w:color="auto" w:sz="18" w:space="0"/>
           <w:right w:val="nil"/>
           <w:insideH w:val="nil"/>
           <w:insideV w:val="nil"/>
@@ -5560,9 +5639,9 @@
       <w:tblPr/>
       <w:tcPr>
         <w:tcBorders>
-          <w:top w:val="single" w:sz="18" w:space="0" w:color="auto"/>
-          <w:left w:val="nil"/>
-          <w:bottom w:val="single" w:sz="18" w:space="0" w:color="auto"/>
+          <w:top w:val="single" w:color="auto" w:sz="18" w:space="0"/>
+          <w:left w:val="nil"/>
+          <w:bottom w:val="single" w:color="auto" w:sz="18" w:space="0"/>
           <w:right w:val="nil"/>
           <w:insideH w:val="nil"/>
           <w:insideV w:val="nil"/>
@@ -5576,9 +5655,9 @@
       <w:tblPr/>
       <w:tcPr>
         <w:tcBorders>
-          <w:top w:val="single" w:sz="18" w:space="0" w:color="auto"/>
-          <w:left w:val="nil"/>
-          <w:bottom w:val="single" w:sz="18" w:space="0" w:color="auto"/>
+          <w:top w:val="single" w:color="auto" w:sz="18" w:space="0"/>
+          <w:left w:val="nil"/>
+          <w:bottom w:val="single" w:color="auto" w:sz="18" w:space="0"/>
           <w:right w:val="nil"/>
           <w:insideH w:val="nil"/>
           <w:insideV w:val="nil"/>
@@ -5602,8 +5681,8 @@
       <w:tblStyleColBandSize w:val="1"/>
       <w:tblInd w:w="0" w:type="dxa"/>
       <w:tblBorders>
-        <w:top w:val="single" w:sz="8" w:space="0" w:color="000000" w:themeColor="text1"/>
-        <w:bottom w:val="single" w:sz="8" w:space="0" w:color="000000" w:themeColor="text1"/>
+        <w:top w:val="single" w:color="000000" w:themeColor="text1" w:sz="8" w:space="0"/>
+        <w:bottom w:val="single" w:color="000000" w:themeColor="text1" w:sz="8" w:space="0"/>
       </w:tblBorders>
       <w:tblCellMar>
         <w:top w:w="0" w:type="dxa"/>
@@ -5614,13 +5693,13 @@
     </w:tblPr>
     <w:tblStylePr w:type="firstRow">
       <w:rPr>
-        <w:rFonts w:asciiTheme="majorHAnsi" w:eastAsiaTheme="majorEastAsia" w:hAnsiTheme="majorHAnsi" w:cstheme="majorBidi"/>
-      </w:rPr>
-      <w:tblPr/>
-      <w:tcPr>
-        <w:tcBorders>
-          <w:top w:val="nil"/>
-          <w:bottom w:val="single" w:sz="8" w:space="0" w:color="000000" w:themeColor="text1"/>
+        <w:rFonts w:asciiTheme="majorHAnsi" w:hAnsiTheme="majorHAnsi" w:eastAsiaTheme="majorEastAsia" w:cstheme="majorBidi"/>
+      </w:rPr>
+      <w:tblPr/>
+      <w:tcPr>
+        <w:tcBorders>
+          <w:top w:val="nil"/>
+          <w:bottom w:val="single" w:color="000000" w:themeColor="text1" w:sz="8" w:space="0"/>
         </w:tcBorders>
       </w:tcPr>
     </w:tblStylePr>
@@ -5633,8 +5712,8 @@
       <w:tblPr/>
       <w:tcPr>
         <w:tcBorders>
-          <w:top w:val="single" w:sz="8" w:space="0" w:color="000000" w:themeColor="text1"/>
-          <w:bottom w:val="single" w:sz="8" w:space="0" w:color="000000" w:themeColor="text1"/>
+          <w:top w:val="single" w:color="000000" w:themeColor="text1" w:sz="8" w:space="0"/>
+          <w:bottom w:val="single" w:color="000000" w:themeColor="text1" w:sz="8" w:space="0"/>
         </w:tcBorders>
       </w:tcPr>
     </w:tblStylePr>
@@ -5652,8 +5731,8 @@
       <w:tblPr/>
       <w:tcPr>
         <w:tcBorders>
-          <w:top w:val="single" w:sz="8" w:space="0" w:color="000000" w:themeColor="text1"/>
-          <w:bottom w:val="single" w:sz="8" w:space="0" w:color="000000" w:themeColor="text1"/>
+          <w:top w:val="single" w:color="000000" w:themeColor="text1" w:sz="8" w:space="0"/>
+          <w:bottom w:val="single" w:color="000000" w:themeColor="text1" w:sz="8" w:space="0"/>
         </w:tcBorders>
       </w:tcPr>
     </w:tblStylePr>
@@ -5686,8 +5765,8 @@
       <w:tblStyleColBandSize w:val="1"/>
       <w:tblInd w:w="0" w:type="dxa"/>
       <w:tblBorders>
-        <w:top w:val="single" w:sz="8" w:space="0" w:color="4F81BD" w:themeColor="accent1"/>
-        <w:bottom w:val="single" w:sz="8" w:space="0" w:color="4F81BD" w:themeColor="accent1"/>
+        <w:top w:val="single" w:color="4F81BD" w:themeColor="accent1" w:sz="8" w:space="0"/>
+        <w:bottom w:val="single" w:color="4F81BD" w:themeColor="accent1" w:sz="8" w:space="0"/>
       </w:tblBorders>
       <w:tblCellMar>
         <w:top w:w="0" w:type="dxa"/>
@@ -5698,13 +5777,13 @@
     </w:tblPr>
     <w:tblStylePr w:type="firstRow">
       <w:rPr>
-        <w:rFonts w:asciiTheme="majorHAnsi" w:eastAsiaTheme="majorEastAsia" w:hAnsiTheme="majorHAnsi" w:cstheme="majorBidi"/>
-      </w:rPr>
-      <w:tblPr/>
-      <w:tcPr>
-        <w:tcBorders>
-          <w:top w:val="nil"/>
-          <w:bottom w:val="single" w:sz="8" w:space="0" w:color="4F81BD" w:themeColor="accent1"/>
+        <w:rFonts w:asciiTheme="majorHAnsi" w:hAnsiTheme="majorHAnsi" w:eastAsiaTheme="majorEastAsia" w:cstheme="majorBidi"/>
+      </w:rPr>
+      <w:tblPr/>
+      <w:tcPr>
+        <w:tcBorders>
+          <w:top w:val="nil"/>
+          <w:bottom w:val="single" w:color="4F81BD" w:themeColor="accent1" w:sz="8" w:space="0"/>
         </w:tcBorders>
       </w:tcPr>
     </w:tblStylePr>
@@ -5717,8 +5796,8 @@
       <w:tblPr/>
       <w:tcPr>
         <w:tcBorders>
-          <w:top w:val="single" w:sz="8" w:space="0" w:color="4F81BD" w:themeColor="accent1"/>
-          <w:bottom w:val="single" w:sz="8" w:space="0" w:color="4F81BD" w:themeColor="accent1"/>
+          <w:top w:val="single" w:color="4F81BD" w:themeColor="accent1" w:sz="8" w:space="0"/>
+          <w:bottom w:val="single" w:color="4F81BD" w:themeColor="accent1" w:sz="8" w:space="0"/>
         </w:tcBorders>
       </w:tcPr>
     </w:tblStylePr>
@@ -5736,8 +5815,8 @@
       <w:tblPr/>
       <w:tcPr>
         <w:tcBorders>
-          <w:top w:val="single" w:sz="8" w:space="0" w:color="4F81BD" w:themeColor="accent1"/>
-          <w:bottom w:val="single" w:sz="8" w:space="0" w:color="4F81BD" w:themeColor="accent1"/>
+          <w:top w:val="single" w:color="4F81BD" w:themeColor="accent1" w:sz="8" w:space="0"/>
+          <w:bottom w:val="single" w:color="4F81BD" w:themeColor="accent1" w:sz="8" w:space="0"/>
         </w:tcBorders>
       </w:tcPr>
     </w:tblStylePr>
@@ -5770,8 +5849,8 @@
       <w:tblStyleColBandSize w:val="1"/>
       <w:tblInd w:w="0" w:type="dxa"/>
       <w:tblBorders>
-        <w:top w:val="single" w:sz="8" w:space="0" w:color="C0504D" w:themeColor="accent2"/>
-        <w:bottom w:val="single" w:sz="8" w:space="0" w:color="C0504D" w:themeColor="accent2"/>
+        <w:top w:val="single" w:color="C0504D" w:themeColor="accent2" w:sz="8" w:space="0"/>
+        <w:bottom w:val="single" w:color="C0504D" w:themeColor="accent2" w:sz="8" w:space="0"/>
       </w:tblBorders>
       <w:tblCellMar>
         <w:top w:w="0" w:type="dxa"/>
@@ -5782,13 +5861,13 @@
     </w:tblPr>
     <w:tblStylePr w:type="firstRow">
       <w:rPr>
-        <w:rFonts w:asciiTheme="majorHAnsi" w:eastAsiaTheme="majorEastAsia" w:hAnsiTheme="majorHAnsi" w:cstheme="majorBidi"/>
-      </w:rPr>
-      <w:tblPr/>
-      <w:tcPr>
-        <w:tcBorders>
-          <w:top w:val="nil"/>
-          <w:bottom w:val="single" w:sz="8" w:space="0" w:color="C0504D" w:themeColor="accent2"/>
+        <w:rFonts w:asciiTheme="majorHAnsi" w:hAnsiTheme="majorHAnsi" w:eastAsiaTheme="majorEastAsia" w:cstheme="majorBidi"/>
+      </w:rPr>
+      <w:tblPr/>
+      <w:tcPr>
+        <w:tcBorders>
+          <w:top w:val="nil"/>
+          <w:bottom w:val="single" w:color="C0504D" w:themeColor="accent2" w:sz="8" w:space="0"/>
         </w:tcBorders>
       </w:tcPr>
     </w:tblStylePr>
@@ -5801,8 +5880,8 @@
       <w:tblPr/>
       <w:tcPr>
         <w:tcBorders>
-          <w:top w:val="single" w:sz="8" w:space="0" w:color="C0504D" w:themeColor="accent2"/>
-          <w:bottom w:val="single" w:sz="8" w:space="0" w:color="C0504D" w:themeColor="accent2"/>
+          <w:top w:val="single" w:color="C0504D" w:themeColor="accent2" w:sz="8" w:space="0"/>
+          <w:bottom w:val="single" w:color="C0504D" w:themeColor="accent2" w:sz="8" w:space="0"/>
         </w:tcBorders>
       </w:tcPr>
     </w:tblStylePr>
@@ -5820,8 +5899,8 @@
       <w:tblPr/>
       <w:tcPr>
         <w:tcBorders>
-          <w:top w:val="single" w:sz="8" w:space="0" w:color="C0504D" w:themeColor="accent2"/>
-          <w:bottom w:val="single" w:sz="8" w:space="0" w:color="C0504D" w:themeColor="accent2"/>
+          <w:top w:val="single" w:color="C0504D" w:themeColor="accent2" w:sz="8" w:space="0"/>
+          <w:bottom w:val="single" w:color="C0504D" w:themeColor="accent2" w:sz="8" w:space="0"/>
         </w:tcBorders>
       </w:tcPr>
     </w:tblStylePr>
@@ -5854,8 +5933,8 @@
       <w:tblStyleColBandSize w:val="1"/>
       <w:tblInd w:w="0" w:type="dxa"/>
       <w:tblBorders>
-        <w:top w:val="single" w:sz="8" w:space="0" w:color="9BBB59" w:themeColor="accent3"/>
-        <w:bottom w:val="single" w:sz="8" w:space="0" w:color="9BBB59" w:themeColor="accent3"/>
+        <w:top w:val="single" w:color="9BBB59" w:themeColor="accent3" w:sz="8" w:space="0"/>
+        <w:bottom w:val="single" w:color="9BBB59" w:themeColor="accent3" w:sz="8" w:space="0"/>
       </w:tblBorders>
       <w:tblCellMar>
         <w:top w:w="0" w:type="dxa"/>
@@ -5866,13 +5945,13 @@
     </w:tblPr>
     <w:tblStylePr w:type="firstRow">
       <w:rPr>
-        <w:rFonts w:asciiTheme="majorHAnsi" w:eastAsiaTheme="majorEastAsia" w:hAnsiTheme="majorHAnsi" w:cstheme="majorBidi"/>
-      </w:rPr>
-      <w:tblPr/>
-      <w:tcPr>
-        <w:tcBorders>
-          <w:top w:val="nil"/>
-          <w:bottom w:val="single" w:sz="8" w:space="0" w:color="9BBB59" w:themeColor="accent3"/>
+        <w:rFonts w:asciiTheme="majorHAnsi" w:hAnsiTheme="majorHAnsi" w:eastAsiaTheme="majorEastAsia" w:cstheme="majorBidi"/>
+      </w:rPr>
+      <w:tblPr/>
+      <w:tcPr>
+        <w:tcBorders>
+          <w:top w:val="nil"/>
+          <w:bottom w:val="single" w:color="9BBB59" w:themeColor="accent3" w:sz="8" w:space="0"/>
         </w:tcBorders>
       </w:tcPr>
     </w:tblStylePr>
@@ -5885,8 +5964,8 @@
       <w:tblPr/>
       <w:tcPr>
         <w:tcBorders>
-          <w:top w:val="single" w:sz="8" w:space="0" w:color="9BBB59" w:themeColor="accent3"/>
-          <w:bottom w:val="single" w:sz="8" w:space="0" w:color="9BBB59" w:themeColor="accent3"/>
+          <w:top w:val="single" w:color="9BBB59" w:themeColor="accent3" w:sz="8" w:space="0"/>
+          <w:bottom w:val="single" w:color="9BBB59" w:themeColor="accent3" w:sz="8" w:space="0"/>
         </w:tcBorders>
       </w:tcPr>
     </w:tblStylePr>
@@ -5904,8 +5983,8 @@
       <w:tblPr/>
       <w:tcPr>
         <w:tcBorders>
-          <w:top w:val="single" w:sz="8" w:space="0" w:color="9BBB59" w:themeColor="accent3"/>
-          <w:bottom w:val="single" w:sz="8" w:space="0" w:color="9BBB59" w:themeColor="accent3"/>
+          <w:top w:val="single" w:color="9BBB59" w:themeColor="accent3" w:sz="8" w:space="0"/>
+          <w:bottom w:val="single" w:color="9BBB59" w:themeColor="accent3" w:sz="8" w:space="0"/>
         </w:tcBorders>
       </w:tcPr>
     </w:tblStylePr>
@@ -5938,8 +6017,8 @@
       <w:tblStyleColBandSize w:val="1"/>
       <w:tblInd w:w="0" w:type="dxa"/>
       <w:tblBorders>
-        <w:top w:val="single" w:sz="8" w:space="0" w:color="8064A2" w:themeColor="accent4"/>
-        <w:bottom w:val="single" w:sz="8" w:space="0" w:color="8064A2" w:themeColor="accent4"/>
+        <w:top w:val="single" w:color="8064A2" w:themeColor="accent4" w:sz="8" w:space="0"/>
+        <w:bottom w:val="single" w:color="8064A2" w:themeColor="accent4" w:sz="8" w:space="0"/>
       </w:tblBorders>
       <w:tblCellMar>
         <w:top w:w="0" w:type="dxa"/>
@@ -5950,13 +6029,13 @@
     </w:tblPr>
     <w:tblStylePr w:type="firstRow">
       <w:rPr>
-        <w:rFonts w:asciiTheme="majorHAnsi" w:eastAsiaTheme="majorEastAsia" w:hAnsiTheme="majorHAnsi" w:cstheme="majorBidi"/>
-      </w:rPr>
-      <w:tblPr/>
-      <w:tcPr>
-        <w:tcBorders>
-          <w:top w:val="nil"/>
-          <w:bottom w:val="single" w:sz="8" w:space="0" w:color="8064A2" w:themeColor="accent4"/>
+        <w:rFonts w:asciiTheme="majorHAnsi" w:hAnsiTheme="majorHAnsi" w:eastAsiaTheme="majorEastAsia" w:cstheme="majorBidi"/>
+      </w:rPr>
+      <w:tblPr/>
+      <w:tcPr>
+        <w:tcBorders>
+          <w:top w:val="nil"/>
+          <w:bottom w:val="single" w:color="8064A2" w:themeColor="accent4" w:sz="8" w:space="0"/>
         </w:tcBorders>
       </w:tcPr>
     </w:tblStylePr>
@@ -5969,8 +6048,8 @@
       <w:tblPr/>
       <w:tcPr>
         <w:tcBorders>
-          <w:top w:val="single" w:sz="8" w:space="0" w:color="8064A2" w:themeColor="accent4"/>
-          <w:bottom w:val="single" w:sz="8" w:space="0" w:color="8064A2" w:themeColor="accent4"/>
+          <w:top w:val="single" w:color="8064A2" w:themeColor="accent4" w:sz="8" w:space="0"/>
+          <w:bottom w:val="single" w:color="8064A2" w:themeColor="accent4" w:sz="8" w:space="0"/>
         </w:tcBorders>
       </w:tcPr>
     </w:tblStylePr>
@@ -5988,8 +6067,8 @@
       <w:tblPr/>
       <w:tcPr>
         <w:tcBorders>
-          <w:top w:val="single" w:sz="8" w:space="0" w:color="8064A2" w:themeColor="accent4"/>
-          <w:bottom w:val="single" w:sz="8" w:space="0" w:color="8064A2" w:themeColor="accent4"/>
+          <w:top w:val="single" w:color="8064A2" w:themeColor="accent4" w:sz="8" w:space="0"/>
+          <w:bottom w:val="single" w:color="8064A2" w:themeColor="accent4" w:sz="8" w:space="0"/>
         </w:tcBorders>
       </w:tcPr>
     </w:tblStylePr>
@@ -6022,8 +6101,8 @@
       <w:tblStyleColBandSize w:val="1"/>
       <w:tblInd w:w="0" w:type="dxa"/>
       <w:tblBorders>
-        <w:top w:val="single" w:sz="8" w:space="0" w:color="4BACC6" w:themeColor="accent5"/>
-        <w:bottom w:val="single" w:sz="8" w:space="0" w:color="4BACC6" w:themeColor="accent5"/>
+        <w:top w:val="single" w:color="4BACC6" w:themeColor="accent5" w:sz="8" w:space="0"/>
+        <w:bottom w:val="single" w:color="4BACC6" w:themeColor="accent5" w:sz="8" w:space="0"/>
       </w:tblBorders>
       <w:tblCellMar>
         <w:top w:w="0" w:type="dxa"/>
@@ -6034,13 +6113,13 @@
     </w:tblPr>
     <w:tblStylePr w:type="firstRow">
       <w:rPr>
-        <w:rFonts w:asciiTheme="majorHAnsi" w:eastAsiaTheme="majorEastAsia" w:hAnsiTheme="majorHAnsi" w:cstheme="majorBidi"/>
-      </w:rPr>
-      <w:tblPr/>
-      <w:tcPr>
-        <w:tcBorders>
-          <w:top w:val="nil"/>
-          <w:bottom w:val="single" w:sz="8" w:space="0" w:color="4BACC6" w:themeColor="accent5"/>
+        <w:rFonts w:asciiTheme="majorHAnsi" w:hAnsiTheme="majorHAnsi" w:eastAsiaTheme="majorEastAsia" w:cstheme="majorBidi"/>
+      </w:rPr>
+      <w:tblPr/>
+      <w:tcPr>
+        <w:tcBorders>
+          <w:top w:val="nil"/>
+          <w:bottom w:val="single" w:color="4BACC6" w:themeColor="accent5" w:sz="8" w:space="0"/>
         </w:tcBorders>
       </w:tcPr>
     </w:tblStylePr>
@@ -6053,8 +6132,8 @@
       <w:tblPr/>
       <w:tcPr>
         <w:tcBorders>
-          <w:top w:val="single" w:sz="8" w:space="0" w:color="4BACC6" w:themeColor="accent5"/>
-          <w:bottom w:val="single" w:sz="8" w:space="0" w:color="4BACC6" w:themeColor="accent5"/>
+          <w:top w:val="single" w:color="4BACC6" w:themeColor="accent5" w:sz="8" w:space="0"/>
+          <w:bottom w:val="single" w:color="4BACC6" w:themeColor="accent5" w:sz="8" w:space="0"/>
         </w:tcBorders>
       </w:tcPr>
     </w:tblStylePr>
@@ -6072,8 +6151,8 @@
       <w:tblPr/>
       <w:tcPr>
         <w:tcBorders>
-          <w:top w:val="single" w:sz="8" w:space="0" w:color="4BACC6" w:themeColor="accent5"/>
-          <w:bottom w:val="single" w:sz="8" w:space="0" w:color="4BACC6" w:themeColor="accent5"/>
+          <w:top w:val="single" w:color="4BACC6" w:themeColor="accent5" w:sz="8" w:space="0"/>
+          <w:bottom w:val="single" w:color="4BACC6" w:themeColor="accent5" w:sz="8" w:space="0"/>
         </w:tcBorders>
       </w:tcPr>
     </w:tblStylePr>
@@ -6106,8 +6185,8 @@
       <w:tblStyleColBandSize w:val="1"/>
       <w:tblInd w:w="0" w:type="dxa"/>
       <w:tblBorders>
-        <w:top w:val="single" w:sz="8" w:space="0" w:color="F79646" w:themeColor="accent6"/>
-        <w:bottom w:val="single" w:sz="8" w:space="0" w:color="F79646" w:themeColor="accent6"/>
+        <w:top w:val="single" w:color="F79646" w:themeColor="accent6" w:sz="8" w:space="0"/>
+        <w:bottom w:val="single" w:color="F79646" w:themeColor="accent6" w:sz="8" w:space="0"/>
       </w:tblBorders>
       <w:tblCellMar>
         <w:top w:w="0" w:type="dxa"/>
@@ -6118,13 +6197,13 @@
     </w:tblPr>
     <w:tblStylePr w:type="firstRow">
       <w:rPr>
-        <w:rFonts w:asciiTheme="majorHAnsi" w:eastAsiaTheme="majorEastAsia" w:hAnsiTheme="majorHAnsi" w:cstheme="majorBidi"/>
-      </w:rPr>
-      <w:tblPr/>
-      <w:tcPr>
-        <w:tcBorders>
-          <w:top w:val="nil"/>
-          <w:bottom w:val="single" w:sz="8" w:space="0" w:color="F79646" w:themeColor="accent6"/>
+        <w:rFonts w:asciiTheme="majorHAnsi" w:hAnsiTheme="majorHAnsi" w:eastAsiaTheme="majorEastAsia" w:cstheme="majorBidi"/>
+      </w:rPr>
+      <w:tblPr/>
+      <w:tcPr>
+        <w:tcBorders>
+          <w:top w:val="nil"/>
+          <w:bottom w:val="single" w:color="F79646" w:themeColor="accent6" w:sz="8" w:space="0"/>
         </w:tcBorders>
       </w:tcPr>
     </w:tblStylePr>
@@ -6137,8 +6216,8 @@
       <w:tblPr/>
       <w:tcPr>
         <w:tcBorders>
-          <w:top w:val="single" w:sz="8" w:space="0" w:color="F79646" w:themeColor="accent6"/>
-          <w:bottom w:val="single" w:sz="8" w:space="0" w:color="F79646" w:themeColor="accent6"/>
+          <w:top w:val="single" w:color="F79646" w:themeColor="accent6" w:sz="8" w:space="0"/>
+          <w:bottom w:val="single" w:color="F79646" w:themeColor="accent6" w:sz="8" w:space="0"/>
         </w:tcBorders>
       </w:tcPr>
     </w:tblStylePr>
@@ -6156,8 +6235,8 @@
       <w:tblPr/>
       <w:tcPr>
         <w:tcBorders>
-          <w:top w:val="single" w:sz="8" w:space="0" w:color="F79646" w:themeColor="accent6"/>
-          <w:bottom w:val="single" w:sz="8" w:space="0" w:color="F79646" w:themeColor="accent6"/>
+          <w:top w:val="single" w:color="F79646" w:themeColor="accent6" w:sz="8" w:space="0"/>
+          <w:bottom w:val="single" w:color="F79646" w:themeColor="accent6" w:sz="8" w:space="0"/>
         </w:tcBorders>
       </w:tcPr>
     </w:tblStylePr>
@@ -6183,7 +6262,7 @@
       <w:spacing w:after="0" w:line="240" w:lineRule="auto"/>
     </w:pPr>
     <w:rPr>
-      <w:rFonts w:asciiTheme="majorHAnsi" w:eastAsiaTheme="majorEastAsia" w:hAnsiTheme="majorHAnsi" w:cstheme="majorBidi"/>
+      <w:rFonts w:asciiTheme="majorHAnsi" w:hAnsiTheme="majorHAnsi" w:eastAsiaTheme="majorEastAsia" w:cstheme="majorBidi"/>
       <w:color w:val="000000" w:themeColor="text1"/>
     </w:rPr>
     <w:tblPr>
@@ -6191,10 +6270,10 @@
       <w:tblStyleColBandSize w:val="1"/>
       <w:tblInd w:w="0" w:type="dxa"/>
       <w:tblBorders>
-        <w:top w:val="single" w:sz="8" w:space="0" w:color="000000" w:themeColor="text1"/>
-        <w:left w:val="single" w:sz="8" w:space="0" w:color="000000" w:themeColor="text1"/>
-        <w:bottom w:val="single" w:sz="8" w:space="0" w:color="000000" w:themeColor="text1"/>
-        <w:right w:val="single" w:sz="8" w:space="0" w:color="000000" w:themeColor="text1"/>
+        <w:top w:val="single" w:color="000000" w:themeColor="text1" w:sz="8" w:space="0"/>
+        <w:left w:val="single" w:color="000000" w:themeColor="text1" w:sz="8" w:space="0"/>
+        <w:bottom w:val="single" w:color="000000" w:themeColor="text1" w:sz="8" w:space="0"/>
+        <w:right w:val="single" w:color="000000" w:themeColor="text1" w:sz="8" w:space="0"/>
       </w:tblBorders>
       <w:tblCellMar>
         <w:top w:w="0" w:type="dxa"/>
@@ -6213,7 +6292,7 @@
         <w:tcBorders>
           <w:top w:val="nil"/>
           <w:left w:val="nil"/>
-          <w:bottom w:val="single" w:sz="24" w:space="0" w:color="000000" w:themeColor="text1"/>
+          <w:bottom w:val="single" w:color="000000" w:themeColor="text1" w:sz="24" w:space="0"/>
           <w:right w:val="nil"/>
           <w:insideH w:val="nil"/>
           <w:insideV w:val="nil"/>
@@ -6225,7 +6304,7 @@
       <w:tblPr/>
       <w:tcPr>
         <w:tcBorders>
-          <w:top w:val="single" w:sz="8" w:space="0" w:color="000000" w:themeColor="text1"/>
+          <w:top w:val="single" w:color="000000" w:themeColor="text1" w:sz="8" w:space="0"/>
           <w:left w:val="nil"/>
           <w:bottom w:val="nil"/>
           <w:right w:val="nil"/>
@@ -6242,7 +6321,7 @@
           <w:top w:val="nil"/>
           <w:left w:val="nil"/>
           <w:bottom w:val="nil"/>
-          <w:right w:val="single" w:sz="8" w:space="0" w:color="000000" w:themeColor="text1"/>
+          <w:right w:val="single" w:color="000000" w:themeColor="text1" w:sz="8" w:space="0"/>
           <w:insideH w:val="nil"/>
           <w:insideV w:val="nil"/>
         </w:tcBorders>
@@ -6254,7 +6333,7 @@
       <w:tcPr>
         <w:tcBorders>
           <w:top w:val="nil"/>
-          <w:left w:val="single" w:sz="8" w:space="0" w:color="000000" w:themeColor="text1"/>
+          <w:left w:val="single" w:color="000000" w:themeColor="text1" w:sz="8" w:space="0"/>
           <w:bottom w:val="nil"/>
           <w:right w:val="nil"/>
           <w:insideH w:val="nil"/>
@@ -6311,7 +6390,7 @@
       <w:spacing w:after="0" w:line="240" w:lineRule="auto"/>
     </w:pPr>
     <w:rPr>
-      <w:rFonts w:asciiTheme="majorHAnsi" w:eastAsiaTheme="majorEastAsia" w:hAnsiTheme="majorHAnsi" w:cstheme="majorBidi"/>
+      <w:rFonts w:asciiTheme="majorHAnsi" w:hAnsiTheme="majorHAnsi" w:eastAsiaTheme="majorEastAsia" w:cstheme="majorBidi"/>
       <w:color w:val="000000" w:themeColor="text1"/>
     </w:rPr>
     <w:tblPr>
@@ -6319,10 +6398,10 @@
       <w:tblStyleColBandSize w:val="1"/>
       <w:tblInd w:w="0" w:type="dxa"/>
       <w:tblBorders>
-        <w:top w:val="single" w:sz="8" w:space="0" w:color="4F81BD" w:themeColor="accent1"/>
-        <w:left w:val="single" w:sz="8" w:space="0" w:color="4F81BD" w:themeColor="accent1"/>
-        <w:bottom w:val="single" w:sz="8" w:space="0" w:color="4F81BD" w:themeColor="accent1"/>
-        <w:right w:val="single" w:sz="8" w:space="0" w:color="4F81BD" w:themeColor="accent1"/>
+        <w:top w:val="single" w:color="4F81BD" w:themeColor="accent1" w:sz="8" w:space="0"/>
+        <w:left w:val="single" w:color="4F81BD" w:themeColor="accent1" w:sz="8" w:space="0"/>
+        <w:bottom w:val="single" w:color="4F81BD" w:themeColor="accent1" w:sz="8" w:space="0"/>
+        <w:right w:val="single" w:color="4F81BD" w:themeColor="accent1" w:sz="8" w:space="0"/>
       </w:tblBorders>
       <w:tblCellMar>
         <w:top w:w="0" w:type="dxa"/>
@@ -6341,7 +6420,7 @@
         <w:tcBorders>
           <w:top w:val="nil"/>
           <w:left w:val="nil"/>
-          <w:bottom w:val="single" w:sz="24" w:space="0" w:color="4F81BD" w:themeColor="accent1"/>
+          <w:bottom w:val="single" w:color="4F81BD" w:themeColor="accent1" w:sz="24" w:space="0"/>
           <w:right w:val="nil"/>
           <w:insideH w:val="nil"/>
           <w:insideV w:val="nil"/>
@@ -6353,7 +6432,7 @@
       <w:tblPr/>
       <w:tcPr>
         <w:tcBorders>
-          <w:top w:val="single" w:sz="8" w:space="0" w:color="4F81BD" w:themeColor="accent1"/>
+          <w:top w:val="single" w:color="4F81BD" w:themeColor="accent1" w:sz="8" w:space="0"/>
           <w:left w:val="nil"/>
           <w:bottom w:val="nil"/>
           <w:right w:val="nil"/>
@@ -6370,7 +6449,7 @@
           <w:top w:val="nil"/>
           <w:left w:val="nil"/>
           <w:bottom w:val="nil"/>
-          <w:right w:val="single" w:sz="8" w:space="0" w:color="4F81BD" w:themeColor="accent1"/>
+          <w:right w:val="single" w:color="4F81BD" w:themeColor="accent1" w:sz="8" w:space="0"/>
           <w:insideH w:val="nil"/>
           <w:insideV w:val="nil"/>
         </w:tcBorders>
@@ -6382,7 +6461,7 @@
       <w:tcPr>
         <w:tcBorders>
           <w:top w:val="nil"/>
-          <w:left w:val="single" w:sz="8" w:space="0" w:color="4F81BD" w:themeColor="accent1"/>
+          <w:left w:val="single" w:color="4F81BD" w:themeColor="accent1" w:sz="8" w:space="0"/>
           <w:bottom w:val="nil"/>
           <w:right w:val="nil"/>
           <w:insideH w:val="nil"/>
@@ -6439,7 +6518,7 @@
       <w:spacing w:after="0" w:line="240" w:lineRule="auto"/>
     </w:pPr>
     <w:rPr>
-      <w:rFonts w:asciiTheme="majorHAnsi" w:eastAsiaTheme="majorEastAsia" w:hAnsiTheme="majorHAnsi" w:cstheme="majorBidi"/>
+      <w:rFonts w:asciiTheme="majorHAnsi" w:hAnsiTheme="majorHAnsi" w:eastAsiaTheme="majorEastAsia" w:cstheme="majorBidi"/>
       <w:color w:val="000000" w:themeColor="text1"/>
     </w:rPr>
     <w:tblPr>
@@ -6447,10 +6526,10 @@
       <w:tblStyleColBandSize w:val="1"/>
       <w:tblInd w:w="0" w:type="dxa"/>
       <w:tblBorders>
-        <w:top w:val="single" w:sz="8" w:space="0" w:color="C0504D" w:themeColor="accent2"/>
-        <w:left w:val="single" w:sz="8" w:space="0" w:color="C0504D" w:themeColor="accent2"/>
-        <w:bottom w:val="single" w:sz="8" w:space="0" w:color="C0504D" w:themeColor="accent2"/>
-        <w:right w:val="single" w:sz="8" w:space="0" w:color="C0504D" w:themeColor="accent2"/>
+        <w:top w:val="single" w:color="C0504D" w:themeColor="accent2" w:sz="8" w:space="0"/>
+        <w:left w:val="single" w:color="C0504D" w:themeColor="accent2" w:sz="8" w:space="0"/>
+        <w:bottom w:val="single" w:color="C0504D" w:themeColor="accent2" w:sz="8" w:space="0"/>
+        <w:right w:val="single" w:color="C0504D" w:themeColor="accent2" w:sz="8" w:space="0"/>
       </w:tblBorders>
       <w:tblCellMar>
         <w:top w:w="0" w:type="dxa"/>
@@ -6469,7 +6548,7 @@
         <w:tcBorders>
           <w:top w:val="nil"/>
           <w:left w:val="nil"/>
-          <w:bottom w:val="single" w:sz="24" w:space="0" w:color="C0504D" w:themeColor="accent2"/>
+          <w:bottom w:val="single" w:color="C0504D" w:themeColor="accent2" w:sz="24" w:space="0"/>
           <w:right w:val="nil"/>
           <w:insideH w:val="nil"/>
           <w:insideV w:val="nil"/>
@@ -6481,7 +6560,7 @@
       <w:tblPr/>
       <w:tcPr>
         <w:tcBorders>
-          <w:top w:val="single" w:sz="8" w:space="0" w:color="C0504D" w:themeColor="accent2"/>
+          <w:top w:val="single" w:color="C0504D" w:themeColor="accent2" w:sz="8" w:space="0"/>
           <w:left w:val="nil"/>
           <w:bottom w:val="nil"/>
           <w:right w:val="nil"/>
@@ -6498,7 +6577,7 @@
           <w:top w:val="nil"/>
           <w:left w:val="nil"/>
           <w:bottom w:val="nil"/>
-          <w:right w:val="single" w:sz="8" w:space="0" w:color="C0504D" w:themeColor="accent2"/>
+          <w:right w:val="single" w:color="C0504D" w:themeColor="accent2" w:sz="8" w:space="0"/>
           <w:insideH w:val="nil"/>
           <w:insideV w:val="nil"/>
         </w:tcBorders>
@@ -6510,7 +6589,7 @@
       <w:tcPr>
         <w:tcBorders>
           <w:top w:val="nil"/>
-          <w:left w:val="single" w:sz="8" w:space="0" w:color="C0504D" w:themeColor="accent2"/>
+          <w:left w:val="single" w:color="C0504D" w:themeColor="accent2" w:sz="8" w:space="0"/>
           <w:bottom w:val="nil"/>
           <w:right w:val="nil"/>
           <w:insideH w:val="nil"/>
@@ -6567,7 +6646,7 @@
       <w:spacing w:after="0" w:line="240" w:lineRule="auto"/>
     </w:pPr>
     <w:rPr>
-      <w:rFonts w:asciiTheme="majorHAnsi" w:eastAsiaTheme="majorEastAsia" w:hAnsiTheme="majorHAnsi" w:cstheme="majorBidi"/>
+      <w:rFonts w:asciiTheme="majorHAnsi" w:hAnsiTheme="majorHAnsi" w:eastAsiaTheme="majorEastAsia" w:cstheme="majorBidi"/>
       <w:color w:val="000000" w:themeColor="text1"/>
     </w:rPr>
     <w:tblPr>
@@ -6575,10 +6654,10 @@
       <w:tblStyleColBandSize w:val="1"/>
       <w:tblInd w:w="0" w:type="dxa"/>
       <w:tblBorders>
-        <w:top w:val="single" w:sz="8" w:space="0" w:color="9BBB59" w:themeColor="accent3"/>
-        <w:left w:val="single" w:sz="8" w:space="0" w:color="9BBB59" w:themeColor="accent3"/>
-        <w:bottom w:val="single" w:sz="8" w:space="0" w:color="9BBB59" w:themeColor="accent3"/>
-        <w:right w:val="single" w:sz="8" w:space="0" w:color="9BBB59" w:themeColor="accent3"/>
+        <w:top w:val="single" w:color="9BBB59" w:themeColor="accent3" w:sz="8" w:space="0"/>
+        <w:left w:val="single" w:color="9BBB59" w:themeColor="accent3" w:sz="8" w:space="0"/>
+        <w:bottom w:val="single" w:color="9BBB59" w:themeColor="accent3" w:sz="8" w:space="0"/>
+        <w:right w:val="single" w:color="9BBB59" w:themeColor="accent3" w:sz="8" w:space="0"/>
       </w:tblBorders>
       <w:tblCellMar>
         <w:top w:w="0" w:type="dxa"/>
@@ -6597,7 +6676,7 @@
         <w:tcBorders>
           <w:top w:val="nil"/>
           <w:left w:val="nil"/>
-          <w:bottom w:val="single" w:sz="24" w:space="0" w:color="9BBB59" w:themeColor="accent3"/>
+          <w:bottom w:val="single" w:color="9BBB59" w:themeColor="accent3" w:sz="24" w:space="0"/>
           <w:right w:val="nil"/>
           <w:insideH w:val="nil"/>
           <w:insideV w:val="nil"/>
@@ -6609,7 +6688,7 @@
       <w:tblPr/>
       <w:tcPr>
         <w:tcBorders>
-          <w:top w:val="single" w:sz="8" w:space="0" w:color="9BBB59" w:themeColor="accent3"/>
+          <w:top w:val="single" w:color="9BBB59" w:themeColor="accent3" w:sz="8" w:space="0"/>
           <w:left w:val="nil"/>
           <w:bottom w:val="nil"/>
           <w:right w:val="nil"/>
@@ -6626,7 +6705,7 @@
           <w:top w:val="nil"/>
           <w:left w:val="nil"/>
           <w:bottom w:val="nil"/>
-          <w:right w:val="single" w:sz="8" w:space="0" w:color="9BBB59" w:themeColor="accent3"/>
+          <w:right w:val="single" w:color="9BBB59" w:themeColor="accent3" w:sz="8" w:space="0"/>
           <w:insideH w:val="nil"/>
           <w:insideV w:val="nil"/>
         </w:tcBorders>
@@ -6638,7 +6717,7 @@
       <w:tcPr>
         <w:tcBorders>
           <w:top w:val="nil"/>
-          <w:left w:val="single" w:sz="8" w:space="0" w:color="9BBB59" w:themeColor="accent3"/>
+          <w:left w:val="single" w:color="9BBB59" w:themeColor="accent3" w:sz="8" w:space="0"/>
           <w:bottom w:val="nil"/>
           <w:right w:val="nil"/>
           <w:insideH w:val="nil"/>
@@ -6695,7 +6774,7 @@
       <w:spacing w:after="0" w:line="240" w:lineRule="auto"/>
     </w:pPr>
     <w:rPr>
-      <w:rFonts w:asciiTheme="majorHAnsi" w:eastAsiaTheme="majorEastAsia" w:hAnsiTheme="majorHAnsi" w:cstheme="majorBidi"/>
+      <w:rFonts w:asciiTheme="majorHAnsi" w:hAnsiTheme="majorHAnsi" w:eastAsiaTheme="majorEastAsia" w:cstheme="majorBidi"/>
       <w:color w:val="000000" w:themeColor="text1"/>
     </w:rPr>
     <w:tblPr>
@@ -6703,10 +6782,10 @@
       <w:tblStyleColBandSize w:val="1"/>
       <w:tblInd w:w="0" w:type="dxa"/>
       <w:tblBorders>
-        <w:top w:val="single" w:sz="8" w:space="0" w:color="8064A2" w:themeColor="accent4"/>
-        <w:left w:val="single" w:sz="8" w:space="0" w:color="8064A2" w:themeColor="accent4"/>
-        <w:bottom w:val="single" w:sz="8" w:space="0" w:color="8064A2" w:themeColor="accent4"/>
-        <w:right w:val="single" w:sz="8" w:space="0" w:color="8064A2" w:themeColor="accent4"/>
+        <w:top w:val="single" w:color="8064A2" w:themeColor="accent4" w:sz="8" w:space="0"/>
+        <w:left w:val="single" w:color="8064A2" w:themeColor="accent4" w:sz="8" w:space="0"/>
+        <w:bottom w:val="single" w:color="8064A2" w:themeColor="accent4" w:sz="8" w:space="0"/>
+        <w:right w:val="single" w:color="8064A2" w:themeColor="accent4" w:sz="8" w:space="0"/>
       </w:tblBorders>
       <w:tblCellMar>
         <w:top w:w="0" w:type="dxa"/>
@@ -6725,7 +6804,7 @@
         <w:tcBorders>
           <w:top w:val="nil"/>
           <w:left w:val="nil"/>
-          <w:bottom w:val="single" w:sz="24" w:space="0" w:color="8064A2" w:themeColor="accent4"/>
+          <w:bottom w:val="single" w:color="8064A2" w:themeColor="accent4" w:sz="24" w:space="0"/>
           <w:right w:val="nil"/>
           <w:insideH w:val="nil"/>
           <w:insideV w:val="nil"/>
@@ -6737,7 +6816,7 @@
       <w:tblPr/>
       <w:tcPr>
         <w:tcBorders>
-          <w:top w:val="single" w:sz="8" w:space="0" w:color="8064A2" w:themeColor="accent4"/>
+          <w:top w:val="single" w:color="8064A2" w:themeColor="accent4" w:sz="8" w:space="0"/>
           <w:left w:val="nil"/>
           <w:bottom w:val="nil"/>
           <w:right w:val="nil"/>
@@ -6754,7 +6833,7 @@
           <w:top w:val="nil"/>
           <w:left w:val="nil"/>
           <w:bottom w:val="nil"/>
-          <w:right w:val="single" w:sz="8" w:space="0" w:color="8064A2" w:themeColor="accent4"/>
+          <w:right w:val="single" w:color="8064A2" w:themeColor="accent4" w:sz="8" w:space="0"/>
           <w:insideH w:val="nil"/>
           <w:insideV w:val="nil"/>
         </w:tcBorders>
@@ -6766,7 +6845,7 @@
       <w:tcPr>
         <w:tcBorders>
           <w:top w:val="nil"/>
-          <w:left w:val="single" w:sz="8" w:space="0" w:color="8064A2" w:themeColor="accent4"/>
+          <w:left w:val="single" w:color="8064A2" w:themeColor="accent4" w:sz="8" w:space="0"/>
           <w:bottom w:val="nil"/>
           <w:right w:val="nil"/>
           <w:insideH w:val="nil"/>
@@ -6823,7 +6902,7 @@
       <w:spacing w:after="0" w:line="240" w:lineRule="auto"/>
     </w:pPr>
     <w:rPr>
-      <w:rFonts w:asciiTheme="majorHAnsi" w:eastAsiaTheme="majorEastAsia" w:hAnsiTheme="majorHAnsi" w:cstheme="majorBidi"/>
+      <w:rFonts w:asciiTheme="majorHAnsi" w:hAnsiTheme="majorHAnsi" w:eastAsiaTheme="majorEastAsia" w:cstheme="majorBidi"/>
       <w:color w:val="000000" w:themeColor="text1"/>
     </w:rPr>
     <w:tblPr>
@@ -6831,10 +6910,10 @@
       <w:tblStyleColBandSize w:val="1"/>
       <w:tblInd w:w="0" w:type="dxa"/>
       <w:tblBorders>
-        <w:top w:val="single" w:sz="8" w:space="0" w:color="4BACC6" w:themeColor="accent5"/>
-        <w:left w:val="single" w:sz="8" w:space="0" w:color="4BACC6" w:themeColor="accent5"/>
-        <w:bottom w:val="single" w:sz="8" w:space="0" w:color="4BACC6" w:themeColor="accent5"/>
-        <w:right w:val="single" w:sz="8" w:space="0" w:color="4BACC6" w:themeColor="accent5"/>
+        <w:top w:val="single" w:color="4BACC6" w:themeColor="accent5" w:sz="8" w:space="0"/>
+        <w:left w:val="single" w:color="4BACC6" w:themeColor="accent5" w:sz="8" w:space="0"/>
+        <w:bottom w:val="single" w:color="4BACC6" w:themeColor="accent5" w:sz="8" w:space="0"/>
+        <w:right w:val="single" w:color="4BACC6" w:themeColor="accent5" w:sz="8" w:space="0"/>
       </w:tblBorders>
       <w:tblCellMar>
         <w:top w:w="0" w:type="dxa"/>
@@ -6853,7 +6932,7 @@
         <w:tcBorders>
           <w:top w:val="nil"/>
           <w:left w:val="nil"/>
-          <w:bottom w:val="single" w:sz="24" w:space="0" w:color="4BACC6" w:themeColor="accent5"/>
+          <w:bottom w:val="single" w:color="4BACC6" w:themeColor="accent5" w:sz="24" w:space="0"/>
           <w:right w:val="nil"/>
           <w:insideH w:val="nil"/>
           <w:insideV w:val="nil"/>
@@ -6865,7 +6944,7 @@
       <w:tblPr/>
       <w:tcPr>
         <w:tcBorders>
-          <w:top w:val="single" w:sz="8" w:space="0" w:color="4BACC6" w:themeColor="accent5"/>
+          <w:top w:val="single" w:color="4BACC6" w:themeColor="accent5" w:sz="8" w:space="0"/>
           <w:left w:val="nil"/>
           <w:bottom w:val="nil"/>
           <w:right w:val="nil"/>
@@ -6882,7 +6961,7 @@
           <w:top w:val="nil"/>
           <w:left w:val="nil"/>
           <w:bottom w:val="nil"/>
-          <w:right w:val="single" w:sz="8" w:space="0" w:color="4BACC6" w:themeColor="accent5"/>
+          <w:right w:val="single" w:color="4BACC6" w:themeColor="accent5" w:sz="8" w:space="0"/>
           <w:insideH w:val="nil"/>
           <w:insideV w:val="nil"/>
         </w:tcBorders>
@@ -6894,7 +6973,7 @@
       <w:tcPr>
         <w:tcBorders>
           <w:top w:val="nil"/>
-          <w:left w:val="single" w:sz="8" w:space="0" w:color="4BACC6" w:themeColor="accent5"/>
+          <w:left w:val="single" w:color="4BACC6" w:themeColor="accent5" w:sz="8" w:space="0"/>
           <w:bottom w:val="nil"/>
           <w:right w:val="nil"/>
           <w:insideH w:val="nil"/>
@@ -6951,7 +7030,7 @@
       <w:spacing w:after="0" w:line="240" w:lineRule="auto"/>
     </w:pPr>
     <w:rPr>
-      <w:rFonts w:asciiTheme="majorHAnsi" w:eastAsiaTheme="majorEastAsia" w:hAnsiTheme="majorHAnsi" w:cstheme="majorBidi"/>
+      <w:rFonts w:asciiTheme="majorHAnsi" w:hAnsiTheme="majorHAnsi" w:eastAsiaTheme="majorEastAsia" w:cstheme="majorBidi"/>
       <w:color w:val="000000" w:themeColor="text1"/>
     </w:rPr>
     <w:tblPr>
@@ -6959,10 +7038,10 @@
       <w:tblStyleColBandSize w:val="1"/>
       <w:tblInd w:w="0" w:type="dxa"/>
       <w:tblBorders>
-        <w:top w:val="single" w:sz="8" w:space="0" w:color="F79646" w:themeColor="accent6"/>
-        <w:left w:val="single" w:sz="8" w:space="0" w:color="F79646" w:themeColor="accent6"/>
-        <w:bottom w:val="single" w:sz="8" w:space="0" w:color="F79646" w:themeColor="accent6"/>
-        <w:right w:val="single" w:sz="8" w:space="0" w:color="F79646" w:themeColor="accent6"/>
+        <w:top w:val="single" w:color="F79646" w:themeColor="accent6" w:sz="8" w:space="0"/>
+        <w:left w:val="single" w:color="F79646" w:themeColor="accent6" w:sz="8" w:space="0"/>
+        <w:bottom w:val="single" w:color="F79646" w:themeColor="accent6" w:sz="8" w:space="0"/>
+        <w:right w:val="single" w:color="F79646" w:themeColor="accent6" w:sz="8" w:space="0"/>
       </w:tblBorders>
       <w:tblCellMar>
         <w:top w:w="0" w:type="dxa"/>
@@ -6981,7 +7060,7 @@
         <w:tcBorders>
           <w:top w:val="nil"/>
           <w:left w:val="nil"/>
-          <w:bottom w:val="single" w:sz="24" w:space="0" w:color="F79646" w:themeColor="accent6"/>
+          <w:bottom w:val="single" w:color="F79646" w:themeColor="accent6" w:sz="24" w:space="0"/>
           <w:right w:val="nil"/>
           <w:insideH w:val="nil"/>
           <w:insideV w:val="nil"/>
@@ -6993,7 +7072,7 @@
       <w:tblPr/>
       <w:tcPr>
         <w:tcBorders>
-          <w:top w:val="single" w:sz="8" w:space="0" w:color="F79646" w:themeColor="accent6"/>
+          <w:top w:val="single" w:color="F79646" w:themeColor="accent6" w:sz="8" w:space="0"/>
           <w:left w:val="nil"/>
           <w:bottom w:val="nil"/>
           <w:right w:val="nil"/>
@@ -7010,7 +7089,7 @@
           <w:top w:val="nil"/>
           <w:left w:val="nil"/>
           <w:bottom w:val="nil"/>
-          <w:right w:val="single" w:sz="8" w:space="0" w:color="F79646" w:themeColor="accent6"/>
+          <w:right w:val="single" w:color="F79646" w:themeColor="accent6" w:sz="8" w:space="0"/>
           <w:insideH w:val="nil"/>
           <w:insideV w:val="nil"/>
         </w:tcBorders>
@@ -7022,7 +7101,7 @@
       <w:tcPr>
         <w:tcBorders>
           <w:top w:val="nil"/>
-          <w:left w:val="single" w:sz="8" w:space="0" w:color="F79646" w:themeColor="accent6"/>
+          <w:left w:val="single" w:color="F79646" w:themeColor="accent6" w:sz="8" w:space="0"/>
           <w:bottom w:val="nil"/>
           <w:right w:val="nil"/>
           <w:insideH w:val="nil"/>
@@ -7083,12 +7162,12 @@
       <w:tblStyleColBandSize w:val="1"/>
       <w:tblInd w:w="0" w:type="dxa"/>
       <w:tblBorders>
-        <w:top w:val="single" w:sz="8" w:space="0" w:color="404040" w:themeColor="text1" w:themeTint="BF"/>
-        <w:left w:val="single" w:sz="8" w:space="0" w:color="404040" w:themeColor="text1" w:themeTint="BF"/>
-        <w:bottom w:val="single" w:sz="8" w:space="0" w:color="404040" w:themeColor="text1" w:themeTint="BF"/>
-        <w:right w:val="single" w:sz="8" w:space="0" w:color="404040" w:themeColor="text1" w:themeTint="BF"/>
-        <w:insideH w:val="single" w:sz="8" w:space="0" w:color="404040" w:themeColor="text1" w:themeTint="BF"/>
-        <w:insideV w:val="single" w:sz="8" w:space="0" w:color="404040" w:themeColor="text1" w:themeTint="BF"/>
+        <w:top w:val="single" w:color="404040" w:themeColor="text1" w:themeTint="BF" w:sz="8" w:space="0"/>
+        <w:left w:val="single" w:color="404040" w:themeColor="text1" w:themeTint="BF" w:sz="8" w:space="0"/>
+        <w:bottom w:val="single" w:color="404040" w:themeColor="text1" w:themeTint="BF" w:sz="8" w:space="0"/>
+        <w:right w:val="single" w:color="404040" w:themeColor="text1" w:themeTint="BF" w:sz="8" w:space="0"/>
+        <w:insideH w:val="single" w:color="404040" w:themeColor="text1" w:themeTint="BF" w:sz="8" w:space="0"/>
+        <w:insideV w:val="single" w:color="404040" w:themeColor="text1" w:themeTint="BF" w:sz="8" w:space="0"/>
       </w:tblBorders>
       <w:tblCellMar>
         <w:top w:w="0" w:type="dxa"/>
@@ -7114,7 +7193,7 @@
       <w:tblPr/>
       <w:tcPr>
         <w:tcBorders>
-          <w:top w:val="single" w:sz="18" w:space="0" w:color="404040" w:themeColor="text1" w:themeTint="BF"/>
+          <w:top w:val="single" w:color="404040" w:themeColor="text1" w:themeTint="BF" w:sz="18" w:space="0"/>
         </w:tcBorders>
       </w:tcPr>
     </w:tblStylePr>
@@ -7156,12 +7235,12 @@
       <w:tblStyleColBandSize w:val="1"/>
       <w:tblInd w:w="0" w:type="dxa"/>
       <w:tblBorders>
-        <w:top w:val="single" w:sz="8" w:space="0" w:color="7BA0CD" w:themeColor="accent1" w:themeTint="BF"/>
-        <w:left w:val="single" w:sz="8" w:space="0" w:color="7BA0CD" w:themeColor="accent1" w:themeTint="BF"/>
-        <w:bottom w:val="single" w:sz="8" w:space="0" w:color="7BA0CD" w:themeColor="accent1" w:themeTint="BF"/>
-        <w:right w:val="single" w:sz="8" w:space="0" w:color="7BA0CD" w:themeColor="accent1" w:themeTint="BF"/>
-        <w:insideH w:val="single" w:sz="8" w:space="0" w:color="7BA0CD" w:themeColor="accent1" w:themeTint="BF"/>
-        <w:insideV w:val="single" w:sz="8" w:space="0" w:color="7BA0CD" w:themeColor="accent1" w:themeTint="BF"/>
+        <w:top w:val="single" w:color="7BA0CD" w:themeColor="accent1" w:themeTint="BF" w:sz="8" w:space="0"/>
+        <w:left w:val="single" w:color="7BA0CD" w:themeColor="accent1" w:themeTint="BF" w:sz="8" w:space="0"/>
+        <w:bottom w:val="single" w:color="7BA0CD" w:themeColor="accent1" w:themeTint="BF" w:sz="8" w:space="0"/>
+        <w:right w:val="single" w:color="7BA0CD" w:themeColor="accent1" w:themeTint="BF" w:sz="8" w:space="0"/>
+        <w:insideH w:val="single" w:color="7BA0CD" w:themeColor="accent1" w:themeTint="BF" w:sz="8" w:space="0"/>
+        <w:insideV w:val="single" w:color="7BA0CD" w:themeColor="accent1" w:themeTint="BF" w:sz="8" w:space="0"/>
       </w:tblBorders>
       <w:tblCellMar>
         <w:top w:w="0" w:type="dxa"/>
@@ -7187,7 +7266,7 @@
       <w:tblPr/>
       <w:tcPr>
         <w:tcBorders>
-          <w:top w:val="single" w:sz="18" w:space="0" w:color="7BA0CD" w:themeColor="accent1" w:themeTint="BF"/>
+          <w:top w:val="single" w:color="7BA0CD" w:themeColor="accent1" w:themeTint="BF" w:sz="18" w:space="0"/>
         </w:tcBorders>
       </w:tcPr>
     </w:tblStylePr>
@@ -7229,12 +7308,12 @@
       <w:tblStyleColBandSize w:val="1"/>
       <w:tblInd w:w="0" w:type="dxa"/>
       <w:tblBorders>
-        <w:top w:val="single" w:sz="8" w:space="0" w:color="CF7B79" w:themeColor="accent2" w:themeTint="BF"/>
-        <w:left w:val="single" w:sz="8" w:space="0" w:color="CF7B79" w:themeColor="accent2" w:themeTint="BF"/>
-        <w:bottom w:val="single" w:sz="8" w:space="0" w:color="CF7B79" w:themeColor="accent2" w:themeTint="BF"/>
-        <w:right w:val="single" w:sz="8" w:space="0" w:color="CF7B79" w:themeColor="accent2" w:themeTint="BF"/>
-        <w:insideH w:val="single" w:sz="8" w:space="0" w:color="CF7B79" w:themeColor="accent2" w:themeTint="BF"/>
-        <w:insideV w:val="single" w:sz="8" w:space="0" w:color="CF7B79" w:themeColor="accent2" w:themeTint="BF"/>
+        <w:top w:val="single" w:color="CF7B79" w:themeColor="accent2" w:themeTint="BF" w:sz="8" w:space="0"/>
+        <w:left w:val="single" w:color="CF7B79" w:themeColor="accent2" w:themeTint="BF" w:sz="8" w:space="0"/>
+        <w:bottom w:val="single" w:color="CF7B79" w:themeColor="accent2" w:themeTint="BF" w:sz="8" w:space="0"/>
+        <w:right w:val="single" w:color="CF7B79" w:themeColor="accent2" w:themeTint="BF" w:sz="8" w:space="0"/>
+        <w:insideH w:val="single" w:color="CF7B79" w:themeColor="accent2" w:themeTint="BF" w:sz="8" w:space="0"/>
+        <w:insideV w:val="single" w:color="CF7B79" w:themeColor="accent2" w:themeTint="BF" w:sz="8" w:space="0"/>
       </w:tblBorders>
       <w:tblCellMar>
         <w:top w:w="0" w:type="dxa"/>
@@ -7260,7 +7339,7 @@
       <w:tblPr/>
       <w:tcPr>
         <w:tcBorders>
-          <w:top w:val="single" w:sz="18" w:space="0" w:color="CF7B79" w:themeColor="accent2" w:themeTint="BF"/>
+          <w:top w:val="single" w:color="CF7B79" w:themeColor="accent2" w:themeTint="BF" w:sz="18" w:space="0"/>
         </w:tcBorders>
       </w:tcPr>
     </w:tblStylePr>
@@ -7302,12 +7381,12 @@
       <w:tblStyleColBandSize w:val="1"/>
       <w:tblInd w:w="0" w:type="dxa"/>
       <w:tblBorders>
-        <w:top w:val="single" w:sz="8" w:space="0" w:color="B3CC82" w:themeColor="accent3" w:themeTint="BF"/>
-        <w:left w:val="single" w:sz="8" w:space="0" w:color="B3CC82" w:themeColor="accent3" w:themeTint="BF"/>
-        <w:bottom w:val="single" w:sz="8" w:space="0" w:color="B3CC82" w:themeColor="accent3" w:themeTint="BF"/>
-        <w:right w:val="single" w:sz="8" w:space="0" w:color="B3CC82" w:themeColor="accent3" w:themeTint="BF"/>
-        <w:insideH w:val="single" w:sz="8" w:space="0" w:color="B3CC82" w:themeColor="accent3" w:themeTint="BF"/>
-        <w:insideV w:val="single" w:sz="8" w:space="0" w:color="B3CC82" w:themeColor="accent3" w:themeTint="BF"/>
+        <w:top w:val="single" w:color="B3CC82" w:themeColor="accent3" w:themeTint="BF" w:sz="8" w:space="0"/>
+        <w:left w:val="single" w:color="B3CC82" w:themeColor="accent3" w:themeTint="BF" w:sz="8" w:space="0"/>
+        <w:bottom w:val="single" w:color="B3CC82" w:themeColor="accent3" w:themeTint="BF" w:sz="8" w:space="0"/>
+        <w:right w:val="single" w:color="B3CC82" w:themeColor="accent3" w:themeTint="BF" w:sz="8" w:space="0"/>
+        <w:insideH w:val="single" w:color="B3CC82" w:themeColor="accent3" w:themeTint="BF" w:sz="8" w:space="0"/>
+        <w:insideV w:val="single" w:color="B3CC82" w:themeColor="accent3" w:themeTint="BF" w:sz="8" w:space="0"/>
       </w:tblBorders>
       <w:tblCellMar>
         <w:top w:w="0" w:type="dxa"/>
@@ -7333,7 +7412,7 @@
       <w:tblPr/>
       <w:tcPr>
         <w:tcBorders>
-          <w:top w:val="single" w:sz="18" w:space="0" w:color="B3CC82" w:themeColor="accent3" w:themeTint="BF"/>
+          <w:top w:val="single" w:color="B3CC82" w:themeColor="accent3" w:themeTint="BF" w:sz="18" w:space="0"/>
         </w:tcBorders>
       </w:tcPr>
     </w:tblStylePr>
@@ -7375,12 +7454,12 @@
       <w:tblStyleColBandSize w:val="1"/>
       <w:tblInd w:w="0" w:type="dxa"/>
       <w:tblBorders>
-        <w:top w:val="single" w:sz="8" w:space="0" w:color="9F8AB9" w:themeColor="accent4" w:themeTint="BF"/>
-        <w:left w:val="single" w:sz="8" w:space="0" w:color="9F8AB9" w:themeColor="accent4" w:themeTint="BF"/>
-        <w:bottom w:val="single" w:sz="8" w:space="0" w:color="9F8AB9" w:themeColor="accent4" w:themeTint="BF"/>
-        <w:right w:val="single" w:sz="8" w:space="0" w:color="9F8AB9" w:themeColor="accent4" w:themeTint="BF"/>
-        <w:insideH w:val="single" w:sz="8" w:space="0" w:color="9F8AB9" w:themeColor="accent4" w:themeTint="BF"/>
-        <w:insideV w:val="single" w:sz="8" w:space="0" w:color="9F8AB9" w:themeColor="accent4" w:themeTint="BF"/>
+        <w:top w:val="single" w:color="9F8AB9" w:themeColor="accent4" w:themeTint="BF" w:sz="8" w:space="0"/>
+        <w:left w:val="single" w:color="9F8AB9" w:themeColor="accent4" w:themeTint="BF" w:sz="8" w:space="0"/>
+        <w:bottom w:val="single" w:color="9F8AB9" w:themeColor="accent4" w:themeTint="BF" w:sz="8" w:space="0"/>
+        <w:right w:val="single" w:color="9F8AB9" w:themeColor="accent4" w:themeTint="BF" w:sz="8" w:space="0"/>
+        <w:insideH w:val="single" w:color="9F8AB9" w:themeColor="accent4" w:themeTint="BF" w:sz="8" w:space="0"/>
+        <w:insideV w:val="single" w:color="9F8AB9" w:themeColor="accent4" w:themeTint="BF" w:sz="8" w:space="0"/>
       </w:tblBorders>
       <w:tblCellMar>
         <w:top w:w="0" w:type="dxa"/>
@@ -7406,7 +7485,7 @@
       <w:tblPr/>
       <w:tcPr>
         <w:tcBorders>
-          <w:top w:val="single" w:sz="18" w:space="0" w:color="9F8AB9" w:themeColor="accent4" w:themeTint="BF"/>
+          <w:top w:val="single" w:color="9F8AB9" w:themeColor="accent4" w:themeTint="BF" w:sz="18" w:space="0"/>
         </w:tcBorders>
       </w:tcPr>
     </w:tblStylePr>
@@ -7448,12 +7527,12 @@
       <w:tblStyleColBandSize w:val="1"/>
       <w:tblInd w:w="0" w:type="dxa"/>
       <w:tblBorders>
-        <w:top w:val="single" w:sz="8" w:space="0" w:color="78C0D4" w:themeColor="accent5" w:themeTint="BF"/>
-        <w:left w:val="single" w:sz="8" w:space="0" w:color="78C0D4" w:themeColor="accent5" w:themeTint="BF"/>
-        <w:bottom w:val="single" w:sz="8" w:space="0" w:color="78C0D4" w:themeColor="accent5" w:themeTint="BF"/>
-        <w:right w:val="single" w:sz="8" w:space="0" w:color="78C0D4" w:themeColor="accent5" w:themeTint="BF"/>
-        <w:insideH w:val="single" w:sz="8" w:space="0" w:color="78C0D4" w:themeColor="accent5" w:themeTint="BF"/>
-        <w:insideV w:val="single" w:sz="8" w:space="0" w:color="78C0D4" w:themeColor="accent5" w:themeTint="BF"/>
+        <w:top w:val="single" w:color="78C0D4" w:themeColor="accent5" w:themeTint="BF" w:sz="8" w:space="0"/>
+        <w:left w:val="single" w:color="78C0D4" w:themeColor="accent5" w:themeTint="BF" w:sz="8" w:space="0"/>
+        <w:bottom w:val="single" w:color="78C0D4" w:themeColor="accent5" w:themeTint="BF" w:sz="8" w:space="0"/>
+        <w:right w:val="single" w:color="78C0D4" w:themeColor="accent5" w:themeTint="BF" w:sz="8" w:space="0"/>
+        <w:insideH w:val="single" w:color="78C0D4" w:themeColor="accent5" w:themeTint="BF" w:sz="8" w:space="0"/>
+        <w:insideV w:val="single" w:color="78C0D4" w:themeColor="accent5" w:themeTint="BF" w:sz="8" w:space="0"/>
       </w:tblBorders>
       <w:tblCellMar>
         <w:top w:w="0" w:type="dxa"/>
@@ -7479,7 +7558,7 @@
       <w:tblPr/>
       <w:tcPr>
         <w:tcBorders>
-          <w:top w:val="single" w:sz="18" w:space="0" w:color="78C0D4" w:themeColor="accent5" w:themeTint="BF"/>
+          <w:top w:val="single" w:color="78C0D4" w:themeColor="accent5" w:themeTint="BF" w:sz="18" w:space="0"/>
         </w:tcBorders>
       </w:tcPr>
     </w:tblStylePr>
@@ -7521,12 +7600,12 @@
       <w:tblStyleColBandSize w:val="1"/>
       <w:tblInd w:w="0" w:type="dxa"/>
       <w:tblBorders>
-        <w:top w:val="single" w:sz="8" w:space="0" w:color="F9B074" w:themeColor="accent6" w:themeTint="BF"/>
-        <w:left w:val="single" w:sz="8" w:space="0" w:color="F9B074" w:themeColor="accent6" w:themeTint="BF"/>
-        <w:bottom w:val="single" w:sz="8" w:space="0" w:color="F9B074" w:themeColor="accent6" w:themeTint="BF"/>
-        <w:right w:val="single" w:sz="8" w:space="0" w:color="F9B074" w:themeColor="accent6" w:themeTint="BF"/>
-        <w:insideH w:val="single" w:sz="8" w:space="0" w:color="F9B074" w:themeColor="accent6" w:themeTint="BF"/>
-        <w:insideV w:val="single" w:sz="8" w:space="0" w:color="F9B074" w:themeColor="accent6" w:themeTint="BF"/>
+        <w:top w:val="single" w:color="F9B074" w:themeColor="accent6" w:themeTint="BF" w:sz="8" w:space="0"/>
+        <w:left w:val="single" w:color="F9B074" w:themeColor="accent6" w:themeTint="BF" w:sz="8" w:space="0"/>
+        <w:bottom w:val="single" w:color="F9B074" w:themeColor="accent6" w:themeTint="BF" w:sz="8" w:space="0"/>
+        <w:right w:val="single" w:color="F9B074" w:themeColor="accent6" w:themeTint="BF" w:sz="8" w:space="0"/>
+        <w:insideH w:val="single" w:color="F9B074" w:themeColor="accent6" w:themeTint="BF" w:sz="8" w:space="0"/>
+        <w:insideV w:val="single" w:color="F9B074" w:themeColor="accent6" w:themeTint="BF" w:sz="8" w:space="0"/>
       </w:tblBorders>
       <w:tblCellMar>
         <w:top w:w="0" w:type="dxa"/>
@@ -7552,7 +7631,7 @@
       <w:tblPr/>
       <w:tcPr>
         <w:tcBorders>
-          <w:top w:val="single" w:sz="18" w:space="0" w:color="F9B074" w:themeColor="accent6" w:themeTint="BF"/>
+          <w:top w:val="single" w:color="F9B074" w:themeColor="accent6" w:themeTint="BF" w:sz="18" w:space="0"/>
         </w:tcBorders>
       </w:tcPr>
     </w:tblStylePr>
@@ -7590,7 +7669,7 @@
       <w:spacing w:after="0" w:line="240" w:lineRule="auto"/>
     </w:pPr>
     <w:rPr>
-      <w:rFonts w:asciiTheme="majorHAnsi" w:eastAsiaTheme="majorEastAsia" w:hAnsiTheme="majorHAnsi" w:cstheme="majorBidi"/>
+      <w:rFonts w:asciiTheme="majorHAnsi" w:hAnsiTheme="majorHAnsi" w:eastAsiaTheme="majorEastAsia" w:cstheme="majorBidi"/>
       <w:color w:val="000000" w:themeColor="text1"/>
     </w:rPr>
     <w:tblPr>
@@ -7598,12 +7677,12 @@
       <w:tblStyleColBandSize w:val="1"/>
       <w:tblInd w:w="0" w:type="dxa"/>
       <w:tblBorders>
-        <w:top w:val="single" w:sz="8" w:space="0" w:color="000000" w:themeColor="text1"/>
-        <w:left w:val="single" w:sz="8" w:space="0" w:color="000000" w:themeColor="text1"/>
-        <w:bottom w:val="single" w:sz="8" w:space="0" w:color="000000" w:themeColor="text1"/>
-        <w:right w:val="single" w:sz="8" w:space="0" w:color="000000" w:themeColor="text1"/>
-        <w:insideH w:val="single" w:sz="8" w:space="0" w:color="000000" w:themeColor="text1"/>
-        <w:insideV w:val="single" w:sz="8" w:space="0" w:color="000000" w:themeColor="text1"/>
+        <w:top w:val="single" w:color="000000" w:themeColor="text1" w:sz="8" w:space="0"/>
+        <w:left w:val="single" w:color="000000" w:themeColor="text1" w:sz="8" w:space="0"/>
+        <w:bottom w:val="single" w:color="000000" w:themeColor="text1" w:sz="8" w:space="0"/>
+        <w:right w:val="single" w:color="000000" w:themeColor="text1" w:sz="8" w:space="0"/>
+        <w:insideH w:val="single" w:color="000000" w:themeColor="text1" w:sz="8" w:space="0"/>
+        <w:insideV w:val="single" w:color="000000" w:themeColor="text1" w:sz="8" w:space="0"/>
       </w:tblBorders>
       <w:tblCellMar>
         <w:top w:w="0" w:type="dxa"/>
@@ -7635,7 +7714,7 @@
       <w:tblPr/>
       <w:tcPr>
         <w:tcBorders>
-          <w:top w:val="single" w:sz="12" w:space="0" w:color="000000" w:themeColor="text1"/>
+          <w:top w:val="single" w:color="000000" w:themeColor="text1" w:sz="12" w:space="0"/>
           <w:left w:val="nil"/>
           <w:bottom w:val="nil"/>
           <w:right w:val="nil"/>
@@ -7693,8 +7772,8 @@
       <w:tblPr/>
       <w:tcPr>
         <w:tcBorders>
-          <w:insideH w:val="single" w:sz="6" w:space="0" w:color="000000" w:themeColor="text1"/>
-          <w:insideV w:val="single" w:sz="6" w:space="0" w:color="000000" w:themeColor="text1"/>
+          <w:insideH w:val="single" w:color="000000" w:themeColor="text1" w:sz="6" w:space="0"/>
+          <w:insideV w:val="single" w:color="000000" w:themeColor="text1" w:sz="6" w:space="0"/>
         </w:tcBorders>
         <w:shd w:val="clear" w:color="auto" w:fill="808080" w:themeFill="text1" w:themeFillTint="7F"/>
       </w:tcPr>
@@ -7715,7 +7794,7 @@
       <w:spacing w:after="0" w:line="240" w:lineRule="auto"/>
     </w:pPr>
     <w:rPr>
-      <w:rFonts w:asciiTheme="majorHAnsi" w:eastAsiaTheme="majorEastAsia" w:hAnsiTheme="majorHAnsi" w:cstheme="majorBidi"/>
+      <w:rFonts w:asciiTheme="majorHAnsi" w:hAnsiTheme="majorHAnsi" w:eastAsiaTheme="majorEastAsia" w:cstheme="majorBidi"/>
       <w:color w:val="000000" w:themeColor="text1"/>
     </w:rPr>
     <w:tblPr>
@@ -7723,12 +7802,12 @@
       <w:tblStyleColBandSize w:val="1"/>
       <w:tblInd w:w="0" w:type="dxa"/>
       <w:tblBorders>
-        <w:top w:val="single" w:sz="8" w:space="0" w:color="4F81BD" w:themeColor="accent1"/>
-        <w:left w:val="single" w:sz="8" w:space="0" w:color="4F81BD" w:themeColor="accent1"/>
-        <w:bottom w:val="single" w:sz="8" w:space="0" w:color="4F81BD" w:themeColor="accent1"/>
-        <w:right w:val="single" w:sz="8" w:space="0" w:color="4F81BD" w:themeColor="accent1"/>
-        <w:insideH w:val="single" w:sz="8" w:space="0" w:color="4F81BD" w:themeColor="accent1"/>
-        <w:insideV w:val="single" w:sz="8" w:space="0" w:color="4F81BD" w:themeColor="accent1"/>
+        <w:top w:val="single" w:color="4F81BD" w:themeColor="accent1" w:sz="8" w:space="0"/>
+        <w:left w:val="single" w:color="4F81BD" w:themeColor="accent1" w:sz="8" w:space="0"/>
+        <w:bottom w:val="single" w:color="4F81BD" w:themeColor="accent1" w:sz="8" w:space="0"/>
+        <w:right w:val="single" w:color="4F81BD" w:themeColor="accent1" w:sz="8" w:space="0"/>
+        <w:insideH w:val="single" w:color="4F81BD" w:themeColor="accent1" w:sz="8" w:space="0"/>
+        <w:insideV w:val="single" w:color="4F81BD" w:themeColor="accent1" w:sz="8" w:space="0"/>
       </w:tblBorders>
       <w:tblCellMar>
         <w:top w:w="0" w:type="dxa"/>
@@ -7760,7 +7839,7 @@
       <w:tblPr/>
       <w:tcPr>
         <w:tcBorders>
-          <w:top w:val="single" w:sz="12" w:space="0" w:color="000000" w:themeColor="text1"/>
+          <w:top w:val="single" w:color="000000" w:themeColor="text1" w:sz="12" w:space="0"/>
           <w:left w:val="nil"/>
           <w:bottom w:val="nil"/>
           <w:right w:val="nil"/>
@@ -7818,8 +7897,8 @@
       <w:tblPr/>
       <w:tcPr>
         <w:tcBorders>
-          <w:insideH w:val="single" w:sz="6" w:space="0" w:color="4F81BD" w:themeColor="accent1"/>
-          <w:insideV w:val="single" w:sz="6" w:space="0" w:color="4F81BD" w:themeColor="accent1"/>
+          <w:insideH w:val="single" w:color="4F81BD" w:themeColor="accent1" w:sz="6" w:space="0"/>
+          <w:insideV w:val="single" w:color="4F81BD" w:themeColor="accent1" w:sz="6" w:space="0"/>
         </w:tcBorders>
         <w:shd w:val="clear" w:color="auto" w:fill="A7BFDE" w:themeFill="accent1" w:themeFillTint="7F"/>
       </w:tcPr>
@@ -7840,7 +7919,7 @@
       <w:spacing w:after="0" w:line="240" w:lineRule="auto"/>
     </w:pPr>
     <w:rPr>
-      <w:rFonts w:asciiTheme="majorHAnsi" w:eastAsiaTheme="majorEastAsia" w:hAnsiTheme="majorHAnsi" w:cstheme="majorBidi"/>
+      <w:rFonts w:asciiTheme="majorHAnsi" w:hAnsiTheme="majorHAnsi" w:eastAsiaTheme="majorEastAsia" w:cstheme="majorBidi"/>
       <w:color w:val="000000" w:themeColor="text1"/>
     </w:rPr>
     <w:tblPr>
@@ -7848,12 +7927,12 @@
       <w:tblStyleColBandSize w:val="1"/>
       <w:tblInd w:w="0" w:type="dxa"/>
       <w:tblBorders>
-        <w:top w:val="single" w:sz="8" w:space="0" w:color="C0504D" w:themeColor="accent2"/>
-        <w:left w:val="single" w:sz="8" w:space="0" w:color="C0504D" w:themeColor="accent2"/>
-        <w:bottom w:val="single" w:sz="8" w:space="0" w:color="C0504D" w:themeColor="accent2"/>
-        <w:right w:val="single" w:sz="8" w:space="0" w:color="C0504D" w:themeColor="accent2"/>
-        <w:insideH w:val="single" w:sz="8" w:space="0" w:color="C0504D" w:themeColor="accent2"/>
-        <w:insideV w:val="single" w:sz="8" w:space="0" w:color="C0504D" w:themeColor="accent2"/>
+        <w:top w:val="single" w:color="C0504D" w:themeColor="accent2" w:sz="8" w:space="0"/>
+        <w:left w:val="single" w:color="C0504D" w:themeColor="accent2" w:sz="8" w:space="0"/>
+        <w:bottom w:val="single" w:color="C0504D" w:themeColor="accent2" w:sz="8" w:space="0"/>
+        <w:right w:val="single" w:color="C0504D" w:themeColor="accent2" w:sz="8" w:space="0"/>
+        <w:insideH w:val="single" w:color="C0504D" w:themeColor="accent2" w:sz="8" w:space="0"/>
+        <w:insideV w:val="single" w:color="C0504D" w:themeColor="accent2" w:sz="8" w:space="0"/>
       </w:tblBorders>
       <w:tblCellMar>
         <w:top w:w="0" w:type="dxa"/>
@@ -7885,7 +7964,7 @@
       <w:tblPr/>
       <w:tcPr>
         <w:tcBorders>
-          <w:top w:val="single" w:sz="12" w:space="0" w:color="000000" w:themeColor="text1"/>
+          <w:top w:val="single" w:color="000000" w:themeColor="text1" w:sz="12" w:space="0"/>
           <w:left w:val="nil"/>
           <w:bottom w:val="nil"/>
           <w:right w:val="nil"/>
@@ -7943,8 +8022,8 @@
       <w:tblPr/>
       <w:tcPr>
         <w:tcBorders>
-          <w:insideH w:val="single" w:sz="6" w:space="0" w:color="C0504D" w:themeColor="accent2"/>
-          <w:insideV w:val="single" w:sz="6" w:space="0" w:color="C0504D" w:themeColor="accent2"/>
+          <w:insideH w:val="single" w:color="C0504D" w:themeColor="accent2" w:sz="6" w:space="0"/>
+          <w:insideV w:val="single" w:color="C0504D" w:themeColor="accent2" w:sz="6" w:space="0"/>
         </w:tcBorders>
         <w:shd w:val="clear" w:color="auto" w:fill="DFA7A6" w:themeFill="accent2" w:themeFillTint="7F"/>
       </w:tcPr>
@@ -7965,7 +8044,7 @@
       <w:spacing w:after="0" w:line="240" w:lineRule="auto"/>
     </w:pPr>
     <w:rPr>
-      <w:rFonts w:asciiTheme="majorHAnsi" w:eastAsiaTheme="majorEastAsia" w:hAnsiTheme="majorHAnsi" w:cstheme="majorBidi"/>
+      <w:rFonts w:asciiTheme="majorHAnsi" w:hAnsiTheme="majorHAnsi" w:eastAsiaTheme="majorEastAsia" w:cstheme="majorBidi"/>
       <w:color w:val="000000" w:themeColor="text1"/>
     </w:rPr>
     <w:tblPr>
@@ -7973,12 +8052,12 @@
       <w:tblStyleColBandSize w:val="1"/>
       <w:tblInd w:w="0" w:type="dxa"/>
       <w:tblBorders>
-        <w:top w:val="single" w:sz="8" w:space="0" w:color="9BBB59" w:themeColor="accent3"/>
-        <w:left w:val="single" w:sz="8" w:space="0" w:color="9BBB59" w:themeColor="accent3"/>
-        <w:bottom w:val="single" w:sz="8" w:space="0" w:color="9BBB59" w:themeColor="accent3"/>
-        <w:right w:val="single" w:sz="8" w:space="0" w:color="9BBB59" w:themeColor="accent3"/>
-        <w:insideH w:val="single" w:sz="8" w:space="0" w:color="9BBB59" w:themeColor="accent3"/>
-        <w:insideV w:val="single" w:sz="8" w:space="0" w:color="9BBB59" w:themeColor="accent3"/>
+        <w:top w:val="single" w:color="9BBB59" w:themeColor="accent3" w:sz="8" w:space="0"/>
+        <w:left w:val="single" w:color="9BBB59" w:themeColor="accent3" w:sz="8" w:space="0"/>
+        <w:bottom w:val="single" w:color="9BBB59" w:themeColor="accent3" w:sz="8" w:space="0"/>
+        <w:right w:val="single" w:color="9BBB59" w:themeColor="accent3" w:sz="8" w:space="0"/>
+        <w:insideH w:val="single" w:color="9BBB59" w:themeColor="accent3" w:sz="8" w:space="0"/>
+        <w:insideV w:val="single" w:color="9BBB59" w:themeColor="accent3" w:sz="8" w:space="0"/>
       </w:tblBorders>
       <w:tblCellMar>
         <w:top w:w="0" w:type="dxa"/>
@@ -8010,7 +8089,7 @@
       <w:tblPr/>
       <w:tcPr>
         <w:tcBorders>
-          <w:top w:val="single" w:sz="12" w:space="0" w:color="000000" w:themeColor="text1"/>
+          <w:top w:val="single" w:color="000000" w:themeColor="text1" w:sz="12" w:space="0"/>
           <w:left w:val="nil"/>
           <w:bottom w:val="nil"/>
           <w:right w:val="nil"/>
@@ -8068,8 +8147,8 @@
       <w:tblPr/>
       <w:tcPr>
         <w:tcBorders>
-          <w:insideH w:val="single" w:sz="6" w:space="0" w:color="9BBB59" w:themeColor="accent3"/>
-          <w:insideV w:val="single" w:sz="6" w:space="0" w:color="9BBB59" w:themeColor="accent3"/>
+          <w:insideH w:val="single" w:color="9BBB59" w:themeColor="accent3" w:sz="6" w:space="0"/>
+          <w:insideV w:val="single" w:color="9BBB59" w:themeColor="accent3" w:sz="6" w:space="0"/>
         </w:tcBorders>
         <w:shd w:val="clear" w:color="auto" w:fill="CDDDAC" w:themeFill="accent3" w:themeFillTint="7F"/>
       </w:tcPr>
@@ -8090,7 +8169,7 @@
       <w:spacing w:after="0" w:line="240" w:lineRule="auto"/>
     </w:pPr>
     <w:rPr>
-      <w:rFonts w:asciiTheme="majorHAnsi" w:eastAsiaTheme="majorEastAsia" w:hAnsiTheme="majorHAnsi" w:cstheme="majorBidi"/>
+      <w:rFonts w:asciiTheme="majorHAnsi" w:hAnsiTheme="majorHAnsi" w:eastAsiaTheme="majorEastAsia" w:cstheme="majorBidi"/>
       <w:color w:val="000000" w:themeColor="text1"/>
     </w:rPr>
     <w:tblPr>
@@ -8098,12 +8177,12 @@
       <w:tblStyleColBandSize w:val="1"/>
       <w:tblInd w:w="0" w:type="dxa"/>
       <w:tblBorders>
-        <w:top w:val="single" w:sz="8" w:space="0" w:color="8064A2" w:themeColor="accent4"/>
-        <w:left w:val="single" w:sz="8" w:space="0" w:color="8064A2" w:themeColor="accent4"/>
-        <w:bottom w:val="single" w:sz="8" w:space="0" w:color="8064A2" w:themeColor="accent4"/>
-        <w:right w:val="single" w:sz="8" w:space="0" w:color="8064A2" w:themeColor="accent4"/>
-        <w:insideH w:val="single" w:sz="8" w:space="0" w:color="8064A2" w:themeColor="accent4"/>
-        <w:insideV w:val="single" w:sz="8" w:space="0" w:color="8064A2" w:themeColor="accent4"/>
+        <w:top w:val="single" w:color="8064A2" w:themeColor="accent4" w:sz="8" w:space="0"/>
+        <w:left w:val="single" w:color="8064A2" w:themeColor="accent4" w:sz="8" w:space="0"/>
+        <w:bottom w:val="single" w:color="8064A2" w:themeColor="accent4" w:sz="8" w:space="0"/>
+        <w:right w:val="single" w:color="8064A2" w:themeColor="accent4" w:sz="8" w:space="0"/>
+        <w:insideH w:val="single" w:color="8064A2" w:themeColor="accent4" w:sz="8" w:space="0"/>
+        <w:insideV w:val="single" w:color="8064A2" w:themeColor="accent4" w:sz="8" w:space="0"/>
       </w:tblBorders>
       <w:tblCellMar>
         <w:top w:w="0" w:type="dxa"/>
@@ -8135,7 +8214,7 @@
       <w:tblPr/>
       <w:tcPr>
         <w:tcBorders>
-          <w:top w:val="single" w:sz="12" w:space="0" w:color="000000" w:themeColor="text1"/>
+          <w:top w:val="single" w:color="000000" w:themeColor="text1" w:sz="12" w:space="0"/>
           <w:left w:val="nil"/>
           <w:bottom w:val="nil"/>
           <w:right w:val="nil"/>
@@ -8193,8 +8272,8 @@
       <w:tblPr/>
       <w:tcPr>
         <w:tcBorders>
-          <w:insideH w:val="single" w:sz="6" w:space="0" w:color="8064A2" w:themeColor="accent4"/>
-          <w:insideV w:val="single" w:sz="6" w:space="0" w:color="8064A2" w:themeColor="accent4"/>
+          <w:insideH w:val="single" w:color="8064A2" w:themeColor="accent4" w:sz="6" w:space="0"/>
+          <w:insideV w:val="single" w:color="8064A2" w:themeColor="accent4" w:sz="6" w:space="0"/>
         </w:tcBorders>
         <w:shd w:val="clear" w:color="auto" w:fill="BFB1D0" w:themeFill="accent4" w:themeFillTint="7F"/>
       </w:tcPr>
@@ -8215,7 +8294,7 @@
       <w:spacing w:after="0" w:line="240" w:lineRule="auto"/>
     </w:pPr>
     <w:rPr>
-      <w:rFonts w:asciiTheme="majorHAnsi" w:eastAsiaTheme="majorEastAsia" w:hAnsiTheme="majorHAnsi" w:cstheme="majorBidi"/>
+      <w:rFonts w:asciiTheme="majorHAnsi" w:hAnsiTheme="majorHAnsi" w:eastAsiaTheme="majorEastAsia" w:cstheme="majorBidi"/>
       <w:color w:val="000000" w:themeColor="text1"/>
     </w:rPr>
     <w:tblPr>
@@ -8223,12 +8302,12 @@
       <w:tblStyleColBandSize w:val="1"/>
       <w:tblInd w:w="0" w:type="dxa"/>
       <w:tblBorders>
-        <w:top w:val="single" w:sz="8" w:space="0" w:color="4BACC6" w:themeColor="accent5"/>
-        <w:left w:val="single" w:sz="8" w:space="0" w:color="4BACC6" w:themeColor="accent5"/>
-        <w:bottom w:val="single" w:sz="8" w:space="0" w:color="4BACC6" w:themeColor="accent5"/>
-        <w:right w:val="single" w:sz="8" w:space="0" w:color="4BACC6" w:themeColor="accent5"/>
-        <w:insideH w:val="single" w:sz="8" w:space="0" w:color="4BACC6" w:themeColor="accent5"/>
-        <w:insideV w:val="single" w:sz="8" w:space="0" w:color="4BACC6" w:themeColor="accent5"/>
+        <w:top w:val="single" w:color="4BACC6" w:themeColor="accent5" w:sz="8" w:space="0"/>
+        <w:left w:val="single" w:color="4BACC6" w:themeColor="accent5" w:sz="8" w:space="0"/>
+        <w:bottom w:val="single" w:color="4BACC6" w:themeColor="accent5" w:sz="8" w:space="0"/>
+        <w:right w:val="single" w:color="4BACC6" w:themeColor="accent5" w:sz="8" w:space="0"/>
+        <w:insideH w:val="single" w:color="4BACC6" w:themeColor="accent5" w:sz="8" w:space="0"/>
+        <w:insideV w:val="single" w:color="4BACC6" w:themeColor="accent5" w:sz="8" w:space="0"/>
       </w:tblBorders>
       <w:tblCellMar>
         <w:top w:w="0" w:type="dxa"/>
@@ -8260,7 +8339,7 @@
       <w:tblPr/>
       <w:tcPr>
         <w:tcBorders>
-          <w:top w:val="single" w:sz="12" w:space="0" w:color="000000" w:themeColor="text1"/>
+          <w:top w:val="single" w:color="000000" w:themeColor="text1" w:sz="12" w:space="0"/>
           <w:left w:val="nil"/>
           <w:bottom w:val="nil"/>
           <w:right w:val="nil"/>
@@ -8318,8 +8397,8 @@
       <w:tblPr/>
       <w:tcPr>
         <w:tcBorders>
-          <w:insideH w:val="single" w:sz="6" w:space="0" w:color="4BACC6" w:themeColor="accent5"/>
-          <w:insideV w:val="single" w:sz="6" w:space="0" w:color="4BACC6" w:themeColor="accent5"/>
+          <w:insideH w:val="single" w:color="4BACC6" w:themeColor="accent5" w:sz="6" w:space="0"/>
+          <w:insideV w:val="single" w:color="4BACC6" w:themeColor="accent5" w:sz="6" w:space="0"/>
         </w:tcBorders>
         <w:shd w:val="clear" w:color="auto" w:fill="A5D5E2" w:themeFill="accent5" w:themeFillTint="7F"/>
       </w:tcPr>
@@ -8340,7 +8419,7 @@
       <w:spacing w:after="0" w:line="240" w:lineRule="auto"/>
     </w:pPr>
     <w:rPr>
-      <w:rFonts w:asciiTheme="majorHAnsi" w:eastAsiaTheme="majorEastAsia" w:hAnsiTheme="majorHAnsi" w:cstheme="majorBidi"/>
+      <w:rFonts w:asciiTheme="majorHAnsi" w:hAnsiTheme="majorHAnsi" w:eastAsiaTheme="majorEastAsia" w:cstheme="majorBidi"/>
       <w:color w:val="000000" w:themeColor="text1"/>
     </w:rPr>
     <w:tblPr>
@@ -8348,12 +8427,12 @@
       <w:tblStyleColBandSize w:val="1"/>
       <w:tblInd w:w="0" w:type="dxa"/>
       <w:tblBorders>
-        <w:top w:val="single" w:sz="8" w:space="0" w:color="F79646" w:themeColor="accent6"/>
-        <w:left w:val="single" w:sz="8" w:space="0" w:color="F79646" w:themeColor="accent6"/>
-        <w:bottom w:val="single" w:sz="8" w:space="0" w:color="F79646" w:themeColor="accent6"/>
-        <w:right w:val="single" w:sz="8" w:space="0" w:color="F79646" w:themeColor="accent6"/>
-        <w:insideH w:val="single" w:sz="8" w:space="0" w:color="F79646" w:themeColor="accent6"/>
-        <w:insideV w:val="single" w:sz="8" w:space="0" w:color="F79646" w:themeColor="accent6"/>
+        <w:top w:val="single" w:color="F79646" w:themeColor="accent6" w:sz="8" w:space="0"/>
+        <w:left w:val="single" w:color="F79646" w:themeColor="accent6" w:sz="8" w:space="0"/>
+        <w:bottom w:val="single" w:color="F79646" w:themeColor="accent6" w:sz="8" w:space="0"/>
+        <w:right w:val="single" w:color="F79646" w:themeColor="accent6" w:sz="8" w:space="0"/>
+        <w:insideH w:val="single" w:color="F79646" w:themeColor="accent6" w:sz="8" w:space="0"/>
+        <w:insideV w:val="single" w:color="F79646" w:themeColor="accent6" w:sz="8" w:space="0"/>
       </w:tblBorders>
       <w:tblCellMar>
         <w:top w:w="0" w:type="dxa"/>
@@ -8385,7 +8464,7 @@
       <w:tblPr/>
       <w:tcPr>
         <w:tcBorders>
-          <w:top w:val="single" w:sz="12" w:space="0" w:color="000000" w:themeColor="text1"/>
+          <w:top w:val="single" w:color="000000" w:themeColor="text1" w:sz="12" w:space="0"/>
           <w:left w:val="nil"/>
           <w:bottom w:val="nil"/>
           <w:right w:val="nil"/>
@@ -8443,8 +8522,8 @@
       <w:tblPr/>
       <w:tcPr>
         <w:tcBorders>
-          <w:insideH w:val="single" w:sz="6" w:space="0" w:color="F79646" w:themeColor="accent6"/>
-          <w:insideV w:val="single" w:sz="6" w:space="0" w:color="F79646" w:themeColor="accent6"/>
+          <w:insideH w:val="single" w:color="F79646" w:themeColor="accent6" w:sz="6" w:space="0"/>
+          <w:insideV w:val="single" w:color="F79646" w:themeColor="accent6" w:sz="6" w:space="0"/>
         </w:tcBorders>
         <w:shd w:val="clear" w:color="auto" w:fill="FBCAA2" w:themeFill="accent6" w:themeFillTint="7F"/>
       </w:tcPr>
@@ -8469,12 +8548,12 @@
       <w:tblStyleColBandSize w:val="1"/>
       <w:tblInd w:w="0" w:type="dxa"/>
       <w:tblBorders>
-        <w:top w:val="single" w:sz="8" w:space="0" w:color="FFFFFF" w:themeColor="background1"/>
-        <w:left w:val="single" w:sz="8" w:space="0" w:color="FFFFFF" w:themeColor="background1"/>
-        <w:bottom w:val="single" w:sz="8" w:space="0" w:color="FFFFFF" w:themeColor="background1"/>
-        <w:right w:val="single" w:sz="8" w:space="0" w:color="FFFFFF" w:themeColor="background1"/>
-        <w:insideH w:val="single" w:sz="6" w:space="0" w:color="FFFFFF" w:themeColor="background1"/>
-        <w:insideV w:val="single" w:sz="6" w:space="0" w:color="FFFFFF" w:themeColor="background1"/>
+        <w:top w:val="single" w:color="FFFFFF" w:themeColor="background1" w:sz="8" w:space="0"/>
+        <w:left w:val="single" w:color="FFFFFF" w:themeColor="background1" w:sz="8" w:space="0"/>
+        <w:bottom w:val="single" w:color="FFFFFF" w:themeColor="background1" w:sz="8" w:space="0"/>
+        <w:right w:val="single" w:color="FFFFFF" w:themeColor="background1" w:sz="8" w:space="0"/>
+        <w:insideH w:val="single" w:color="FFFFFF" w:themeColor="background1" w:sz="6" w:space="0"/>
+        <w:insideV w:val="single" w:color="FFFFFF" w:themeColor="background1" w:sz="6" w:space="0"/>
       </w:tblBorders>
       <w:tblCellMar>
         <w:top w:w="0" w:type="dxa"/>
@@ -8497,12 +8576,12 @@
       <w:tblPr/>
       <w:tcPr>
         <w:tcBorders>
-          <w:top w:val="single" w:sz="8" w:space="0" w:color="FFFFFF" w:themeColor="background1"/>
-          <w:left w:val="single" w:sz="8" w:space="0" w:color="FFFFFF" w:themeColor="background1"/>
-          <w:bottom w:val="single" w:sz="24" w:space="0" w:color="FFFFFF" w:themeColor="background1"/>
-          <w:right w:val="single" w:sz="8" w:space="0" w:color="FFFFFF" w:themeColor="background1"/>
-          <w:insideH w:val="nil"/>
-          <w:insideV w:val="single" w:sz="8" w:space="0" w:color="FFFFFF" w:themeColor="background1"/>
+          <w:top w:val="single" w:color="FFFFFF" w:themeColor="background1" w:sz="8" w:space="0"/>
+          <w:left w:val="single" w:color="FFFFFF" w:themeColor="background1" w:sz="8" w:space="0"/>
+          <w:bottom w:val="single" w:color="FFFFFF" w:themeColor="background1" w:sz="24" w:space="0"/>
+          <w:right w:val="single" w:color="FFFFFF" w:themeColor="background1" w:sz="8" w:space="0"/>
+          <w:insideH w:val="nil"/>
+          <w:insideV w:val="single" w:color="FFFFFF" w:themeColor="background1" w:sz="8" w:space="0"/>
         </w:tcBorders>
         <w:shd w:val="clear" w:color="auto" w:fill="000000" w:themeFill="text1"/>
       </w:tcPr>
@@ -8518,12 +8597,12 @@
       <w:tblPr/>
       <w:tcPr>
         <w:tcBorders>
-          <w:top w:val="single" w:sz="24" w:space="0" w:color="FFFFFF" w:themeColor="background1"/>
-          <w:left w:val="single" w:sz="8" w:space="0" w:color="FFFFFF" w:themeColor="background1"/>
-          <w:bottom w:val="single" w:sz="8" w:space="0" w:color="FFFFFF" w:themeColor="background1"/>
-          <w:right w:val="single" w:sz="8" w:space="0" w:color="FFFFFF" w:themeColor="background1"/>
-          <w:insideH w:val="nil"/>
-          <w:insideV w:val="single" w:sz="8" w:space="0" w:color="FFFFFF" w:themeColor="background1"/>
+          <w:top w:val="single" w:color="FFFFFF" w:themeColor="background1" w:sz="24" w:space="0"/>
+          <w:left w:val="single" w:color="FFFFFF" w:themeColor="background1" w:sz="8" w:space="0"/>
+          <w:bottom w:val="single" w:color="FFFFFF" w:themeColor="background1" w:sz="8" w:space="0"/>
+          <w:right w:val="single" w:color="FFFFFF" w:themeColor="background1" w:sz="8" w:space="0"/>
+          <w:insideH w:val="nil"/>
+          <w:insideV w:val="single" w:color="FFFFFF" w:themeColor="background1" w:sz="8" w:space="0"/>
         </w:tcBorders>
         <w:shd w:val="clear" w:color="auto" w:fill="000000" w:themeFill="text1"/>
       </w:tcPr>
@@ -8539,8 +8618,8 @@
       <w:tblPr/>
       <w:tcPr>
         <w:tcBorders>
-          <w:left w:val="single" w:sz="8" w:space="0" w:color="FFFFFF" w:themeColor="background1"/>
-          <w:right w:val="single" w:sz="24" w:space="0" w:color="FFFFFF" w:themeColor="background1"/>
+          <w:left w:val="single" w:color="FFFFFF" w:themeColor="background1" w:sz="8" w:space="0"/>
+          <w:right w:val="single" w:color="FFFFFF" w:themeColor="background1" w:sz="24" w:space="0"/>
           <w:insideH w:val="nil"/>
           <w:insideV w:val="nil"/>
         </w:tcBorders>
@@ -8559,7 +8638,7 @@
       <w:tcPr>
         <w:tcBorders>
           <w:top w:val="nil"/>
-          <w:left w:val="single" w:sz="24" w:space="0" w:color="FFFFFF" w:themeColor="background1"/>
+          <w:left w:val="single" w:color="FFFFFF" w:themeColor="background1" w:sz="24" w:space="0"/>
           <w:bottom w:val="nil"/>
           <w:right w:val="nil"/>
           <w:insideH w:val="nil"/>
@@ -8572,10 +8651,10 @@
       <w:tblPr/>
       <w:tcPr>
         <w:tcBorders>
-          <w:top w:val="single" w:sz="8" w:space="0" w:color="FFFFFF" w:themeColor="background1"/>
-          <w:left w:val="single" w:sz="8" w:space="0" w:color="FFFFFF" w:themeColor="background1"/>
-          <w:bottom w:val="single" w:sz="8" w:space="0" w:color="FFFFFF" w:themeColor="background1"/>
-          <w:right w:val="single" w:sz="8" w:space="0" w:color="FFFFFF" w:themeColor="background1"/>
+          <w:top w:val="single" w:color="FFFFFF" w:themeColor="background1" w:sz="8" w:space="0"/>
+          <w:left w:val="single" w:color="FFFFFF" w:themeColor="background1" w:sz="8" w:space="0"/>
+          <w:bottom w:val="single" w:color="FFFFFF" w:themeColor="background1" w:sz="8" w:space="0"/>
+          <w:right w:val="single" w:color="FFFFFF" w:themeColor="background1" w:sz="8" w:space="0"/>
           <w:insideH w:val="nil"/>
           <w:insideV w:val="nil"/>
         </w:tcBorders>
@@ -8586,12 +8665,12 @@
       <w:tblPr/>
       <w:tcPr>
         <w:tcBorders>
-          <w:top w:val="single" w:sz="8" w:space="0" w:color="FFFFFF" w:themeColor="background1"/>
-          <w:left w:val="single" w:sz="8" w:space="0" w:color="FFFFFF" w:themeColor="background1"/>
-          <w:bottom w:val="single" w:sz="8" w:space="0" w:color="FFFFFF" w:themeColor="background1"/>
-          <w:right w:val="single" w:sz="8" w:space="0" w:color="FFFFFF" w:themeColor="background1"/>
-          <w:insideH w:val="single" w:sz="8" w:space="0" w:color="FFFFFF" w:themeColor="background1"/>
-          <w:insideV w:val="single" w:sz="8" w:space="0" w:color="FFFFFF" w:themeColor="background1"/>
+          <w:top w:val="single" w:color="FFFFFF" w:themeColor="background1" w:sz="8" w:space="0"/>
+          <w:left w:val="single" w:color="FFFFFF" w:themeColor="background1" w:sz="8" w:space="0"/>
+          <w:bottom w:val="single" w:color="FFFFFF" w:themeColor="background1" w:sz="8" w:space="0"/>
+          <w:right w:val="single" w:color="FFFFFF" w:themeColor="background1" w:sz="8" w:space="0"/>
+          <w:insideH w:val="single" w:color="FFFFFF" w:themeColor="background1" w:sz="8" w:space="0"/>
+          <w:insideV w:val="single" w:color="FFFFFF" w:themeColor="background1" w:sz="8" w:space="0"/>
         </w:tcBorders>
         <w:shd w:val="clear" w:color="auto" w:fill="808080" w:themeFill="text1" w:themeFillTint="7F"/>
       </w:tcPr>
@@ -8610,12 +8689,12 @@
       <w:tblStyleColBandSize w:val="1"/>
       <w:tblInd w:w="0" w:type="dxa"/>
       <w:tblBorders>
-        <w:top w:val="single" w:sz="8" w:space="0" w:color="FFFFFF" w:themeColor="background1"/>
-        <w:left w:val="single" w:sz="8" w:space="0" w:color="FFFFFF" w:themeColor="background1"/>
-        <w:bottom w:val="single" w:sz="8" w:space="0" w:color="FFFFFF" w:themeColor="background1"/>
-        <w:right w:val="single" w:sz="8" w:space="0" w:color="FFFFFF" w:themeColor="background1"/>
-        <w:insideH w:val="single" w:sz="6" w:space="0" w:color="FFFFFF" w:themeColor="background1"/>
-        <w:insideV w:val="single" w:sz="6" w:space="0" w:color="FFFFFF" w:themeColor="background1"/>
+        <w:top w:val="single" w:color="FFFFFF" w:themeColor="background1" w:sz="8" w:space="0"/>
+        <w:left w:val="single" w:color="FFFFFF" w:themeColor="background1" w:sz="8" w:space="0"/>
+        <w:bottom w:val="single" w:color="FFFFFF" w:themeColor="background1" w:sz="8" w:space="0"/>
+        <w:right w:val="single" w:color="FFFFFF" w:themeColor="background1" w:sz="8" w:space="0"/>
+        <w:insideH w:val="single" w:color="FFFFFF" w:themeColor="background1" w:sz="6" w:space="0"/>
+        <w:insideV w:val="single" w:color="FFFFFF" w:themeColor="background1" w:sz="6" w:space="0"/>
       </w:tblBorders>
       <w:tblCellMar>
         <w:top w:w="0" w:type="dxa"/>
@@ -8638,12 +8717,12 @@
       <w:tblPr/>
       <w:tcPr>
         <w:tcBorders>
-          <w:top w:val="single" w:sz="8" w:space="0" w:color="FFFFFF" w:themeColor="background1"/>
-          <w:left w:val="single" w:sz="8" w:space="0" w:color="FFFFFF" w:themeColor="background1"/>
-          <w:bottom w:val="single" w:sz="24" w:space="0" w:color="FFFFFF" w:themeColor="background1"/>
-          <w:right w:val="single" w:sz="8" w:space="0" w:color="FFFFFF" w:themeColor="background1"/>
-          <w:insideH w:val="nil"/>
-          <w:insideV w:val="single" w:sz="8" w:space="0" w:color="FFFFFF" w:themeColor="background1"/>
+          <w:top w:val="single" w:color="FFFFFF" w:themeColor="background1" w:sz="8" w:space="0"/>
+          <w:left w:val="single" w:color="FFFFFF" w:themeColor="background1" w:sz="8" w:space="0"/>
+          <w:bottom w:val="single" w:color="FFFFFF" w:themeColor="background1" w:sz="24" w:space="0"/>
+          <w:right w:val="single" w:color="FFFFFF" w:themeColor="background1" w:sz="8" w:space="0"/>
+          <w:insideH w:val="nil"/>
+          <w:insideV w:val="single" w:color="FFFFFF" w:themeColor="background1" w:sz="8" w:space="0"/>
         </w:tcBorders>
         <w:shd w:val="clear" w:color="auto" w:fill="4F81BD" w:themeFill="accent1"/>
       </w:tcPr>
@@ -8659,12 +8738,12 @@
       <w:tblPr/>
       <w:tcPr>
         <w:tcBorders>
-          <w:top w:val="single" w:sz="24" w:space="0" w:color="FFFFFF" w:themeColor="background1"/>
-          <w:left w:val="single" w:sz="8" w:space="0" w:color="FFFFFF" w:themeColor="background1"/>
-          <w:bottom w:val="single" w:sz="8" w:space="0" w:color="FFFFFF" w:themeColor="background1"/>
-          <w:right w:val="single" w:sz="8" w:space="0" w:color="FFFFFF" w:themeColor="background1"/>
-          <w:insideH w:val="nil"/>
-          <w:insideV w:val="single" w:sz="8" w:space="0" w:color="FFFFFF" w:themeColor="background1"/>
+          <w:top w:val="single" w:color="FFFFFF" w:themeColor="background1" w:sz="24" w:space="0"/>
+          <w:left w:val="single" w:color="FFFFFF" w:themeColor="background1" w:sz="8" w:space="0"/>
+          <w:bottom w:val="single" w:color="FFFFFF" w:themeColor="background1" w:sz="8" w:space="0"/>
+          <w:right w:val="single" w:color="FFFFFF" w:themeColor="background1" w:sz="8" w:space="0"/>
+          <w:insideH w:val="nil"/>
+          <w:insideV w:val="single" w:color="FFFFFF" w:themeColor="background1" w:sz="8" w:space="0"/>
         </w:tcBorders>
         <w:shd w:val="clear" w:color="auto" w:fill="4F81BD" w:themeFill="accent1"/>
       </w:tcPr>
@@ -8680,8 +8759,8 @@
       <w:tblPr/>
       <w:tcPr>
         <w:tcBorders>
-          <w:left w:val="single" w:sz="8" w:space="0" w:color="FFFFFF" w:themeColor="background1"/>
-          <w:right w:val="single" w:sz="24" w:space="0" w:color="FFFFFF" w:themeColor="background1"/>
+          <w:left w:val="single" w:color="FFFFFF" w:themeColor="background1" w:sz="8" w:space="0"/>
+          <w:right w:val="single" w:color="FFFFFF" w:themeColor="background1" w:sz="24" w:space="0"/>
           <w:insideH w:val="nil"/>
           <w:insideV w:val="nil"/>
         </w:tcBorders>
@@ -8700,7 +8779,7 @@
       <w:tcPr>
         <w:tcBorders>
           <w:top w:val="nil"/>
-          <w:left w:val="single" w:sz="24" w:space="0" w:color="FFFFFF" w:themeColor="background1"/>
+          <w:left w:val="single" w:color="FFFFFF" w:themeColor="background1" w:sz="24" w:space="0"/>
           <w:bottom w:val="nil"/>
           <w:right w:val="nil"/>
           <w:insideH w:val="nil"/>
@@ -8713,10 +8792,10 @@
       <w:tblPr/>
       <w:tcPr>
         <w:tcBorders>
-          <w:top w:val="single" w:sz="8" w:space="0" w:color="FFFFFF" w:themeColor="background1"/>
-          <w:left w:val="single" w:sz="8" w:space="0" w:color="FFFFFF" w:themeColor="background1"/>
-          <w:bottom w:val="single" w:sz="8" w:space="0" w:color="FFFFFF" w:themeColor="background1"/>
-          <w:right w:val="single" w:sz="8" w:space="0" w:color="FFFFFF" w:themeColor="background1"/>
+          <w:top w:val="single" w:color="FFFFFF" w:themeColor="background1" w:sz="8" w:space="0"/>
+          <w:left w:val="single" w:color="FFFFFF" w:themeColor="background1" w:sz="8" w:space="0"/>
+          <w:bottom w:val="single" w:color="FFFFFF" w:themeColor="background1" w:sz="8" w:space="0"/>
+          <w:right w:val="single" w:color="FFFFFF" w:themeColor="background1" w:sz="8" w:space="0"/>
           <w:insideH w:val="nil"/>
           <w:insideV w:val="nil"/>
         </w:tcBorders>
@@ -8727,12 +8806,12 @@
       <w:tblPr/>
       <w:tcPr>
         <w:tcBorders>
-          <w:top w:val="single" w:sz="8" w:space="0" w:color="FFFFFF" w:themeColor="background1"/>
-          <w:left w:val="single" w:sz="8" w:space="0" w:color="FFFFFF" w:themeColor="background1"/>
-          <w:bottom w:val="single" w:sz="8" w:space="0" w:color="FFFFFF" w:themeColor="background1"/>
-          <w:right w:val="single" w:sz="8" w:space="0" w:color="FFFFFF" w:themeColor="background1"/>
-          <w:insideH w:val="single" w:sz="8" w:space="0" w:color="FFFFFF" w:themeColor="background1"/>
-          <w:insideV w:val="single" w:sz="8" w:space="0" w:color="FFFFFF" w:themeColor="background1"/>
+          <w:top w:val="single" w:color="FFFFFF" w:themeColor="background1" w:sz="8" w:space="0"/>
+          <w:left w:val="single" w:color="FFFFFF" w:themeColor="background1" w:sz="8" w:space="0"/>
+          <w:bottom w:val="single" w:color="FFFFFF" w:themeColor="background1" w:sz="8" w:space="0"/>
+          <w:right w:val="single" w:color="FFFFFF" w:themeColor="background1" w:sz="8" w:space="0"/>
+          <w:insideH w:val="single" w:color="FFFFFF" w:themeColor="background1" w:sz="8" w:space="0"/>
+          <w:insideV w:val="single" w:color="FFFFFF" w:themeColor="background1" w:sz="8" w:space="0"/>
         </w:tcBorders>
         <w:shd w:val="clear" w:color="auto" w:fill="A7BFDE" w:themeFill="accent1" w:themeFillTint="7F"/>
       </w:tcPr>
@@ -8751,12 +8830,12 @@
       <w:tblStyleColBandSize w:val="1"/>
       <w:tblInd w:w="0" w:type="dxa"/>
       <w:tblBorders>
-        <w:top w:val="single" w:sz="8" w:space="0" w:color="FFFFFF" w:themeColor="background1"/>
-        <w:left w:val="single" w:sz="8" w:space="0" w:color="FFFFFF" w:themeColor="background1"/>
-        <w:bottom w:val="single" w:sz="8" w:space="0" w:color="FFFFFF" w:themeColor="background1"/>
-        <w:right w:val="single" w:sz="8" w:space="0" w:color="FFFFFF" w:themeColor="background1"/>
-        <w:insideH w:val="single" w:sz="6" w:space="0" w:color="FFFFFF" w:themeColor="background1"/>
-        <w:insideV w:val="single" w:sz="6" w:space="0" w:color="FFFFFF" w:themeColor="background1"/>
+        <w:top w:val="single" w:color="FFFFFF" w:themeColor="background1" w:sz="8" w:space="0"/>
+        <w:left w:val="single" w:color="FFFFFF" w:themeColor="background1" w:sz="8" w:space="0"/>
+        <w:bottom w:val="single" w:color="FFFFFF" w:themeColor="background1" w:sz="8" w:space="0"/>
+        <w:right w:val="single" w:color="FFFFFF" w:themeColor="background1" w:sz="8" w:space="0"/>
+        <w:insideH w:val="single" w:color="FFFFFF" w:themeColor="background1" w:sz="6" w:space="0"/>
+        <w:insideV w:val="single" w:color="FFFFFF" w:themeColor="background1" w:sz="6" w:space="0"/>
       </w:tblBorders>
       <w:tblCellMar>
         <w:top w:w="0" w:type="dxa"/>
@@ -8779,12 +8858,12 @@
       <w:tblPr/>
       <w:tcPr>
         <w:tcBorders>
-          <w:top w:val="single" w:sz="8" w:space="0" w:color="FFFFFF" w:themeColor="background1"/>
-          <w:left w:val="single" w:sz="8" w:space="0" w:color="FFFFFF" w:themeColor="background1"/>
-          <w:bottom w:val="single" w:sz="24" w:space="0" w:color="FFFFFF" w:themeColor="background1"/>
-          <w:right w:val="single" w:sz="8" w:space="0" w:color="FFFFFF" w:themeColor="background1"/>
-          <w:insideH w:val="nil"/>
-          <w:insideV w:val="single" w:sz="8" w:space="0" w:color="FFFFFF" w:themeColor="background1"/>
+          <w:top w:val="single" w:color="FFFFFF" w:themeColor="background1" w:sz="8" w:space="0"/>
+          <w:left w:val="single" w:color="FFFFFF" w:themeColor="background1" w:sz="8" w:space="0"/>
+          <w:bottom w:val="single" w:color="FFFFFF" w:themeColor="background1" w:sz="24" w:space="0"/>
+          <w:right w:val="single" w:color="FFFFFF" w:themeColor="background1" w:sz="8" w:space="0"/>
+          <w:insideH w:val="nil"/>
+          <w:insideV w:val="single" w:color="FFFFFF" w:themeColor="background1" w:sz="8" w:space="0"/>
         </w:tcBorders>
         <w:shd w:val="clear" w:color="auto" w:fill="C0504D" w:themeFill="accent2"/>
       </w:tcPr>
@@ -8800,12 +8879,12 @@
       <w:tblPr/>
       <w:tcPr>
         <w:tcBorders>
-          <w:top w:val="single" w:sz="24" w:space="0" w:color="FFFFFF" w:themeColor="background1"/>
-          <w:left w:val="single" w:sz="8" w:space="0" w:color="FFFFFF" w:themeColor="background1"/>
-          <w:bottom w:val="single" w:sz="8" w:space="0" w:color="FFFFFF" w:themeColor="background1"/>
-          <w:right w:val="single" w:sz="8" w:space="0" w:color="FFFFFF" w:themeColor="background1"/>
-          <w:insideH w:val="nil"/>
-          <w:insideV w:val="single" w:sz="8" w:space="0" w:color="FFFFFF" w:themeColor="background1"/>
+          <w:top w:val="single" w:color="FFFFFF" w:themeColor="background1" w:sz="24" w:space="0"/>
+          <w:left w:val="single" w:color="FFFFFF" w:themeColor="background1" w:sz="8" w:space="0"/>
+          <w:bottom w:val="single" w:color="FFFFFF" w:themeColor="background1" w:sz="8" w:space="0"/>
+          <w:right w:val="single" w:color="FFFFFF" w:themeColor="background1" w:sz="8" w:space="0"/>
+          <w:insideH w:val="nil"/>
+          <w:insideV w:val="single" w:color="FFFFFF" w:themeColor="background1" w:sz="8" w:space="0"/>
         </w:tcBorders>
         <w:shd w:val="clear" w:color="auto" w:fill="C0504D" w:themeFill="accent2"/>
       </w:tcPr>
@@ -8821,8 +8900,8 @@
       <w:tblPr/>
       <w:tcPr>
         <w:tcBorders>
-          <w:left w:val="single" w:sz="8" w:space="0" w:color="FFFFFF" w:themeColor="background1"/>
-          <w:right w:val="single" w:sz="24" w:space="0" w:color="FFFFFF" w:themeColor="background1"/>
+          <w:left w:val="single" w:color="FFFFFF" w:themeColor="background1" w:sz="8" w:space="0"/>
+          <w:right w:val="single" w:color="FFFFFF" w:themeColor="background1" w:sz="24" w:space="0"/>
           <w:insideH w:val="nil"/>
           <w:insideV w:val="nil"/>
         </w:tcBorders>
@@ -8841,7 +8920,7 @@
       <w:tcPr>
         <w:tcBorders>
           <w:top w:val="nil"/>
-          <w:left w:val="single" w:sz="24" w:space="0" w:color="FFFFFF" w:themeColor="background1"/>
+          <w:left w:val="single" w:color="FFFFFF" w:themeColor="background1" w:sz="24" w:space="0"/>
           <w:bottom w:val="nil"/>
           <w:right w:val="nil"/>
           <w:insideH w:val="nil"/>
@@ -8854,10 +8933,10 @@
       <w:tblPr/>
       <w:tcPr>
         <w:tcBorders>
-          <w:top w:val="single" w:sz="8" w:space="0" w:color="FFFFFF" w:themeColor="background1"/>
-          <w:left w:val="single" w:sz="8" w:space="0" w:color="FFFFFF" w:themeColor="background1"/>
-          <w:bottom w:val="single" w:sz="8" w:space="0" w:color="FFFFFF" w:themeColor="background1"/>
-          <w:right w:val="single" w:sz="8" w:space="0" w:color="FFFFFF" w:themeColor="background1"/>
+          <w:top w:val="single" w:color="FFFFFF" w:themeColor="background1" w:sz="8" w:space="0"/>
+          <w:left w:val="single" w:color="FFFFFF" w:themeColor="background1" w:sz="8" w:space="0"/>
+          <w:bottom w:val="single" w:color="FFFFFF" w:themeColor="background1" w:sz="8" w:space="0"/>
+          <w:right w:val="single" w:color="FFFFFF" w:themeColor="background1" w:sz="8" w:space="0"/>
           <w:insideH w:val="nil"/>
           <w:insideV w:val="nil"/>
         </w:tcBorders>
@@ -8868,12 +8947,12 @@
       <w:tblPr/>
       <w:tcPr>
         <w:tcBorders>
-          <w:top w:val="single" w:sz="8" w:space="0" w:color="FFFFFF" w:themeColor="background1"/>
-          <w:left w:val="single" w:sz="8" w:space="0" w:color="FFFFFF" w:themeColor="background1"/>
-          <w:bottom w:val="single" w:sz="8" w:space="0" w:color="FFFFFF" w:themeColor="background1"/>
-          <w:right w:val="single" w:sz="8" w:space="0" w:color="FFFFFF" w:themeColor="background1"/>
-          <w:insideH w:val="single" w:sz="8" w:space="0" w:color="FFFFFF" w:themeColor="background1"/>
-          <w:insideV w:val="single" w:sz="8" w:space="0" w:color="FFFFFF" w:themeColor="background1"/>
+          <w:top w:val="single" w:color="FFFFFF" w:themeColor="background1" w:sz="8" w:space="0"/>
+          <w:left w:val="single" w:color="FFFFFF" w:themeColor="background1" w:sz="8" w:space="0"/>
+          <w:bottom w:val="single" w:color="FFFFFF" w:themeColor="background1" w:sz="8" w:space="0"/>
+          <w:right w:val="single" w:color="FFFFFF" w:themeColor="background1" w:sz="8" w:space="0"/>
+          <w:insideH w:val="single" w:color="FFFFFF" w:themeColor="background1" w:sz="8" w:space="0"/>
+          <w:insideV w:val="single" w:color="FFFFFF" w:themeColor="background1" w:sz="8" w:space="0"/>
         </w:tcBorders>
         <w:shd w:val="clear" w:color="auto" w:fill="DFA7A6" w:themeFill="accent2" w:themeFillTint="7F"/>
       </w:tcPr>
@@ -8892,12 +8971,12 @@
       <w:tblStyleColBandSize w:val="1"/>
       <w:tblInd w:w="0" w:type="dxa"/>
       <w:tblBorders>
-        <w:top w:val="single" w:sz="8" w:space="0" w:color="FFFFFF" w:themeColor="background1"/>
-        <w:left w:val="single" w:sz="8" w:space="0" w:color="FFFFFF" w:themeColor="background1"/>
-        <w:bottom w:val="single" w:sz="8" w:space="0" w:color="FFFFFF" w:themeColor="background1"/>
-        <w:right w:val="single" w:sz="8" w:space="0" w:color="FFFFFF" w:themeColor="background1"/>
-        <w:insideH w:val="single" w:sz="6" w:space="0" w:color="FFFFFF" w:themeColor="background1"/>
-        <w:insideV w:val="single" w:sz="6" w:space="0" w:color="FFFFFF" w:themeColor="background1"/>
+        <w:top w:val="single" w:color="FFFFFF" w:themeColor="background1" w:sz="8" w:space="0"/>
+        <w:left w:val="single" w:color="FFFFFF" w:themeColor="background1" w:sz="8" w:space="0"/>
+        <w:bottom w:val="single" w:color="FFFFFF" w:themeColor="background1" w:sz="8" w:space="0"/>
+        <w:right w:val="single" w:color="FFFFFF" w:themeColor="background1" w:sz="8" w:space="0"/>
+        <w:insideH w:val="single" w:color="FFFFFF" w:themeColor="background1" w:sz="6" w:space="0"/>
+        <w:insideV w:val="single" w:color="FFFFFF" w:themeColor="background1" w:sz="6" w:space="0"/>
       </w:tblBorders>
       <w:tblCellMar>
         <w:top w:w="0" w:type="dxa"/>
@@ -8920,12 +8999,12 @@
       <w:tblPr/>
       <w:tcPr>
         <w:tcBorders>
-          <w:top w:val="single" w:sz="8" w:space="0" w:color="FFFFFF" w:themeColor="background1"/>
-          <w:left w:val="single" w:sz="8" w:space="0" w:color="FFFFFF" w:themeColor="background1"/>
-          <w:bottom w:val="single" w:sz="24" w:space="0" w:color="FFFFFF" w:themeColor="background1"/>
-          <w:right w:val="single" w:sz="8" w:space="0" w:color="FFFFFF" w:themeColor="background1"/>
-          <w:insideH w:val="nil"/>
-          <w:insideV w:val="single" w:sz="8" w:space="0" w:color="FFFFFF" w:themeColor="background1"/>
+          <w:top w:val="single" w:color="FFFFFF" w:themeColor="background1" w:sz="8" w:space="0"/>
+          <w:left w:val="single" w:color="FFFFFF" w:themeColor="background1" w:sz="8" w:space="0"/>
+          <w:bottom w:val="single" w:color="FFFFFF" w:themeColor="background1" w:sz="24" w:space="0"/>
+          <w:right w:val="single" w:color="FFFFFF" w:themeColor="background1" w:sz="8" w:space="0"/>
+          <w:insideH w:val="nil"/>
+          <w:insideV w:val="single" w:color="FFFFFF" w:themeColor="background1" w:sz="8" w:space="0"/>
         </w:tcBorders>
         <w:shd w:val="clear" w:color="auto" w:fill="9BBB59" w:themeFill="accent3"/>
       </w:tcPr>
@@ -8941,12 +9020,12 @@
       <w:tblPr/>
       <w:tcPr>
         <w:tcBorders>
-          <w:top w:val="single" w:sz="24" w:space="0" w:color="FFFFFF" w:themeColor="background1"/>
-          <w:left w:val="single" w:sz="8" w:space="0" w:color="FFFFFF" w:themeColor="background1"/>
-          <w:bottom w:val="single" w:sz="8" w:space="0" w:color="FFFFFF" w:themeColor="background1"/>
-          <w:right w:val="single" w:sz="8" w:space="0" w:color="FFFFFF" w:themeColor="background1"/>
-          <w:insideH w:val="nil"/>
-          <w:insideV w:val="single" w:sz="8" w:space="0" w:color="FFFFFF" w:themeColor="background1"/>
+          <w:top w:val="single" w:color="FFFFFF" w:themeColor="background1" w:sz="24" w:space="0"/>
+          <w:left w:val="single" w:color="FFFFFF" w:themeColor="background1" w:sz="8" w:space="0"/>
+          <w:bottom w:val="single" w:color="FFFFFF" w:themeColor="background1" w:sz="8" w:space="0"/>
+          <w:right w:val="single" w:color="FFFFFF" w:themeColor="background1" w:sz="8" w:space="0"/>
+          <w:insideH w:val="nil"/>
+          <w:insideV w:val="single" w:color="FFFFFF" w:themeColor="background1" w:sz="8" w:space="0"/>
         </w:tcBorders>
         <w:shd w:val="clear" w:color="auto" w:fill="9BBB59" w:themeFill="accent3"/>
       </w:tcPr>
@@ -8962,8 +9041,8 @@
       <w:tblPr/>
       <w:tcPr>
         <w:tcBorders>
-          <w:left w:val="single" w:sz="8" w:space="0" w:color="FFFFFF" w:themeColor="background1"/>
-          <w:right w:val="single" w:sz="24" w:space="0" w:color="FFFFFF" w:themeColor="background1"/>
+          <w:left w:val="single" w:color="FFFFFF" w:themeColor="background1" w:sz="8" w:space="0"/>
+          <w:right w:val="single" w:color="FFFFFF" w:themeColor="background1" w:sz="24" w:space="0"/>
           <w:insideH w:val="nil"/>
           <w:insideV w:val="nil"/>
         </w:tcBorders>
@@ -8982,7 +9061,7 @@
       <w:tcPr>
         <w:tcBorders>
           <w:top w:val="nil"/>
-          <w:left w:val="single" w:sz="24" w:space="0" w:color="FFFFFF" w:themeColor="background1"/>
+          <w:left w:val="single" w:color="FFFFFF" w:themeColor="background1" w:sz="24" w:space="0"/>
           <w:bottom w:val="nil"/>
           <w:right w:val="nil"/>
           <w:insideH w:val="nil"/>
@@ -8995,10 +9074,10 @@
       <w:tblPr/>
       <w:tcPr>
         <w:tcBorders>
-          <w:top w:val="single" w:sz="8" w:space="0" w:color="FFFFFF" w:themeColor="background1"/>
-          <w:left w:val="single" w:sz="8" w:space="0" w:color="FFFFFF" w:themeColor="background1"/>
-          <w:bottom w:val="single" w:sz="8" w:space="0" w:color="FFFFFF" w:themeColor="background1"/>
-          <w:right w:val="single" w:sz="8" w:space="0" w:color="FFFFFF" w:themeColor="background1"/>
+          <w:top w:val="single" w:color="FFFFFF" w:themeColor="background1" w:sz="8" w:space="0"/>
+          <w:left w:val="single" w:color="FFFFFF" w:themeColor="background1" w:sz="8" w:space="0"/>
+          <w:bottom w:val="single" w:color="FFFFFF" w:themeColor="background1" w:sz="8" w:space="0"/>
+          <w:right w:val="single" w:color="FFFFFF" w:themeColor="background1" w:sz="8" w:space="0"/>
           <w:insideH w:val="nil"/>
           <w:insideV w:val="nil"/>
         </w:tcBorders>
@@ -9009,12 +9088,12 @@
       <w:tblPr/>
       <w:tcPr>
         <w:tcBorders>
-          <w:top w:val="single" w:sz="8" w:space="0" w:color="FFFFFF" w:themeColor="background1"/>
-          <w:left w:val="single" w:sz="8" w:space="0" w:color="FFFFFF" w:themeColor="background1"/>
-          <w:bottom w:val="single" w:sz="8" w:space="0" w:color="FFFFFF" w:themeColor="background1"/>
-          <w:right w:val="single" w:sz="8" w:space="0" w:color="FFFFFF" w:themeColor="background1"/>
-          <w:insideH w:val="single" w:sz="8" w:space="0" w:color="FFFFFF" w:themeColor="background1"/>
-          <w:insideV w:val="single" w:sz="8" w:space="0" w:color="FFFFFF" w:themeColor="background1"/>
+          <w:top w:val="single" w:color="FFFFFF" w:themeColor="background1" w:sz="8" w:space="0"/>
+          <w:left w:val="single" w:color="FFFFFF" w:themeColor="background1" w:sz="8" w:space="0"/>
+          <w:bottom w:val="single" w:color="FFFFFF" w:themeColor="background1" w:sz="8" w:space="0"/>
+          <w:right w:val="single" w:color="FFFFFF" w:themeColor="background1" w:sz="8" w:space="0"/>
+          <w:insideH w:val="single" w:color="FFFFFF" w:themeColor="background1" w:sz="8" w:space="0"/>
+          <w:insideV w:val="single" w:color="FFFFFF" w:themeColor="background1" w:sz="8" w:space="0"/>
         </w:tcBorders>
         <w:shd w:val="clear" w:color="auto" w:fill="CDDDAC" w:themeFill="accent3" w:themeFillTint="7F"/>
       </w:tcPr>
@@ -9033,12 +9112,12 @@
       <w:tblStyleColBandSize w:val="1"/>
       <w:tblInd w:w="0" w:type="dxa"/>
       <w:tblBorders>
-        <w:top w:val="single" w:sz="8" w:space="0" w:color="FFFFFF" w:themeColor="background1"/>
-        <w:left w:val="single" w:sz="8" w:space="0" w:color="FFFFFF" w:themeColor="background1"/>
-        <w:bottom w:val="single" w:sz="8" w:space="0" w:color="FFFFFF" w:themeColor="background1"/>
-        <w:right w:val="single" w:sz="8" w:space="0" w:color="FFFFFF" w:themeColor="background1"/>
-        <w:insideH w:val="single" w:sz="6" w:space="0" w:color="FFFFFF" w:themeColor="background1"/>
-        <w:insideV w:val="single" w:sz="6" w:space="0" w:color="FFFFFF" w:themeColor="background1"/>
+        <w:top w:val="single" w:color="FFFFFF" w:themeColor="background1" w:sz="8" w:space="0"/>
+        <w:left w:val="single" w:color="FFFFFF" w:themeColor="background1" w:sz="8" w:space="0"/>
+        <w:bottom w:val="single" w:color="FFFFFF" w:themeColor="background1" w:sz="8" w:space="0"/>
+        <w:right w:val="single" w:color="FFFFFF" w:themeColor="background1" w:sz="8" w:space="0"/>
+        <w:insideH w:val="single" w:color="FFFFFF" w:themeColor="background1" w:sz="6" w:space="0"/>
+        <w:insideV w:val="single" w:color="FFFFFF" w:themeColor="background1" w:sz="6" w:space="0"/>
       </w:tblBorders>
       <w:tblCellMar>
         <w:top w:w="0" w:type="dxa"/>
@@ -9061,12 +9140,12 @@
       <w:tblPr/>
       <w:tcPr>
         <w:tcBorders>
-          <w:top w:val="single" w:sz="8" w:space="0" w:color="FFFFFF" w:themeColor="background1"/>
-          <w:left w:val="single" w:sz="8" w:space="0" w:color="FFFFFF" w:themeColor="background1"/>
-          <w:bottom w:val="single" w:sz="24" w:space="0" w:color="FFFFFF" w:themeColor="background1"/>
-          <w:right w:val="single" w:sz="8" w:space="0" w:color="FFFFFF" w:themeColor="background1"/>
-          <w:insideH w:val="nil"/>
-          <w:insideV w:val="single" w:sz="8" w:space="0" w:color="FFFFFF" w:themeColor="background1"/>
+          <w:top w:val="single" w:color="FFFFFF" w:themeColor="background1" w:sz="8" w:space="0"/>
+          <w:left w:val="single" w:color="FFFFFF" w:themeColor="background1" w:sz="8" w:space="0"/>
+          <w:bottom w:val="single" w:color="FFFFFF" w:themeColor="background1" w:sz="24" w:space="0"/>
+          <w:right w:val="single" w:color="FFFFFF" w:themeColor="background1" w:sz="8" w:space="0"/>
+          <w:insideH w:val="nil"/>
+          <w:insideV w:val="single" w:color="FFFFFF" w:themeColor="background1" w:sz="8" w:space="0"/>
         </w:tcBorders>
         <w:shd w:val="clear" w:color="auto" w:fill="8064A2" w:themeFill="accent4"/>
       </w:tcPr>
@@ -9082,12 +9161,12 @@
       <w:tblPr/>
       <w:tcPr>
         <w:tcBorders>
-          <w:top w:val="single" w:sz="24" w:space="0" w:color="FFFFFF" w:themeColor="background1"/>
-          <w:left w:val="single" w:sz="8" w:space="0" w:color="FFFFFF" w:themeColor="background1"/>
-          <w:bottom w:val="single" w:sz="8" w:space="0" w:color="FFFFFF" w:themeColor="background1"/>
-          <w:right w:val="single" w:sz="8" w:space="0" w:color="FFFFFF" w:themeColor="background1"/>
-          <w:insideH w:val="nil"/>
-          <w:insideV w:val="single" w:sz="8" w:space="0" w:color="FFFFFF" w:themeColor="background1"/>
+          <w:top w:val="single" w:color="FFFFFF" w:themeColor="background1" w:sz="24" w:space="0"/>
+          <w:left w:val="single" w:color="FFFFFF" w:themeColor="background1" w:sz="8" w:space="0"/>
+          <w:bottom w:val="single" w:color="FFFFFF" w:themeColor="background1" w:sz="8" w:space="0"/>
+          <w:right w:val="single" w:color="FFFFFF" w:themeColor="background1" w:sz="8" w:space="0"/>
+          <w:insideH w:val="nil"/>
+          <w:insideV w:val="single" w:color="FFFFFF" w:themeColor="background1" w:sz="8" w:space="0"/>
         </w:tcBorders>
         <w:shd w:val="clear" w:color="auto" w:fill="8064A2" w:themeFill="accent4"/>
       </w:tcPr>
@@ -9103,8 +9182,8 @@
       <w:tblPr/>
       <w:tcPr>
         <w:tcBorders>
-          <w:left w:val="single" w:sz="8" w:space="0" w:color="FFFFFF" w:themeColor="background1"/>
-          <w:right w:val="single" w:sz="24" w:space="0" w:color="FFFFFF" w:themeColor="background1"/>
+          <w:left w:val="single" w:color="FFFFFF" w:themeColor="background1" w:sz="8" w:space="0"/>
+          <w:right w:val="single" w:color="FFFFFF" w:themeColor="background1" w:sz="24" w:space="0"/>
           <w:insideH w:val="nil"/>
           <w:insideV w:val="nil"/>
         </w:tcBorders>
@@ -9123,7 +9202,7 @@
       <w:tcPr>
         <w:tcBorders>
           <w:top w:val="nil"/>
-          <w:left w:val="single" w:sz="24" w:space="0" w:color="FFFFFF" w:themeColor="background1"/>
+          <w:left w:val="single" w:color="FFFFFF" w:themeColor="background1" w:sz="24" w:space="0"/>
           <w:bottom w:val="nil"/>
           <w:right w:val="nil"/>
           <w:insideH w:val="nil"/>
@@ -9136,10 +9215,10 @@
       <w:tblPr/>
       <w:tcPr>
         <w:tcBorders>
-          <w:top w:val="single" w:sz="8" w:space="0" w:color="FFFFFF" w:themeColor="background1"/>
-          <w:left w:val="single" w:sz="8" w:space="0" w:color="FFFFFF" w:themeColor="background1"/>
-          <w:bottom w:val="single" w:sz="8" w:space="0" w:color="FFFFFF" w:themeColor="background1"/>
-          <w:right w:val="single" w:sz="8" w:space="0" w:color="FFFFFF" w:themeColor="background1"/>
+          <w:top w:val="single" w:color="FFFFFF" w:themeColor="background1" w:sz="8" w:space="0"/>
+          <w:left w:val="single" w:color="FFFFFF" w:themeColor="background1" w:sz="8" w:space="0"/>
+          <w:bottom w:val="single" w:color="FFFFFF" w:themeColor="background1" w:sz="8" w:space="0"/>
+          <w:right w:val="single" w:color="FFFFFF" w:themeColor="background1" w:sz="8" w:space="0"/>
           <w:insideH w:val="nil"/>
           <w:insideV w:val="nil"/>
         </w:tcBorders>
@@ -9150,12 +9229,12 @@
       <w:tblPr/>
       <w:tcPr>
         <w:tcBorders>
-          <w:top w:val="single" w:sz="8" w:space="0" w:color="FFFFFF" w:themeColor="background1"/>
-          <w:left w:val="single" w:sz="8" w:space="0" w:color="FFFFFF" w:themeColor="background1"/>
-          <w:bottom w:val="single" w:sz="8" w:space="0" w:color="FFFFFF" w:themeColor="background1"/>
-          <w:right w:val="single" w:sz="8" w:space="0" w:color="FFFFFF" w:themeColor="background1"/>
-          <w:insideH w:val="single" w:sz="8" w:space="0" w:color="FFFFFF" w:themeColor="background1"/>
-          <w:insideV w:val="single" w:sz="8" w:space="0" w:color="FFFFFF" w:themeColor="background1"/>
+          <w:top w:val="single" w:color="FFFFFF" w:themeColor="background1" w:sz="8" w:space="0"/>
+          <w:left w:val="single" w:color="FFFFFF" w:themeColor="background1" w:sz="8" w:space="0"/>
+          <w:bottom w:val="single" w:color="FFFFFF" w:themeColor="background1" w:sz="8" w:space="0"/>
+          <w:right w:val="single" w:color="FFFFFF" w:themeColor="background1" w:sz="8" w:space="0"/>
+          <w:insideH w:val="single" w:color="FFFFFF" w:themeColor="background1" w:sz="8" w:space="0"/>
+          <w:insideV w:val="single" w:color="FFFFFF" w:themeColor="background1" w:sz="8" w:space="0"/>
         </w:tcBorders>
         <w:shd w:val="clear" w:color="auto" w:fill="BFB1D0" w:themeFill="accent4" w:themeFillTint="7F"/>
       </w:tcPr>
@@ -9174,12 +9253,12 @@
       <w:tblStyleColBandSize w:val="1"/>
       <w:tblInd w:w="0" w:type="dxa"/>
       <w:tblBorders>
-        <w:top w:val="single" w:sz="8" w:space="0" w:color="FFFFFF" w:themeColor="background1"/>
-        <w:left w:val="single" w:sz="8" w:space="0" w:color="FFFFFF" w:themeColor="background1"/>
-        <w:bottom w:val="single" w:sz="8" w:space="0" w:color="FFFFFF" w:themeColor="background1"/>
-        <w:right w:val="single" w:sz="8" w:space="0" w:color="FFFFFF" w:themeColor="background1"/>
-        <w:insideH w:val="single" w:sz="6" w:space="0" w:color="FFFFFF" w:themeColor="background1"/>
-        <w:insideV w:val="single" w:sz="6" w:space="0" w:color="FFFFFF" w:themeColor="background1"/>
+        <w:top w:val="single" w:color="FFFFFF" w:themeColor="background1" w:sz="8" w:space="0"/>
+        <w:left w:val="single" w:color="FFFFFF" w:themeColor="background1" w:sz="8" w:space="0"/>
+        <w:bottom w:val="single" w:color="FFFFFF" w:themeColor="background1" w:sz="8" w:space="0"/>
+        <w:right w:val="single" w:color="FFFFFF" w:themeColor="background1" w:sz="8" w:space="0"/>
+        <w:insideH w:val="single" w:color="FFFFFF" w:themeColor="background1" w:sz="6" w:space="0"/>
+        <w:insideV w:val="single" w:color="FFFFFF" w:themeColor="background1" w:sz="6" w:space="0"/>
       </w:tblBorders>
       <w:tblCellMar>
         <w:top w:w="0" w:type="dxa"/>
@@ -9202,12 +9281,12 @@
       <w:tblPr/>
       <w:tcPr>
         <w:tcBorders>
-          <w:top w:val="single" w:sz="8" w:space="0" w:color="FFFFFF" w:themeColor="background1"/>
-          <w:left w:val="single" w:sz="8" w:space="0" w:color="FFFFFF" w:themeColor="background1"/>
-          <w:bottom w:val="single" w:sz="24" w:space="0" w:color="FFFFFF" w:themeColor="background1"/>
-          <w:right w:val="single" w:sz="8" w:space="0" w:color="FFFFFF" w:themeColor="background1"/>
-          <w:insideH w:val="nil"/>
-          <w:insideV w:val="single" w:sz="8" w:space="0" w:color="FFFFFF" w:themeColor="background1"/>
+          <w:top w:val="single" w:color="FFFFFF" w:themeColor="background1" w:sz="8" w:space="0"/>
+          <w:left w:val="single" w:color="FFFFFF" w:themeColor="background1" w:sz="8" w:space="0"/>
+          <w:bottom w:val="single" w:color="FFFFFF" w:themeColor="background1" w:sz="24" w:space="0"/>
+          <w:right w:val="single" w:color="FFFFFF" w:themeColor="background1" w:sz="8" w:space="0"/>
+          <w:insideH w:val="nil"/>
+          <w:insideV w:val="single" w:color="FFFFFF" w:themeColor="background1" w:sz="8" w:space="0"/>
         </w:tcBorders>
         <w:shd w:val="clear" w:color="auto" w:fill="4BACC6" w:themeFill="accent5"/>
       </w:tcPr>
@@ -9223,12 +9302,12 @@
       <w:tblPr/>
       <w:tcPr>
         <w:tcBorders>
-          <w:top w:val="single" w:sz="24" w:space="0" w:color="FFFFFF" w:themeColor="background1"/>
-          <w:left w:val="single" w:sz="8" w:space="0" w:color="FFFFFF" w:themeColor="background1"/>
-          <w:bottom w:val="single" w:sz="8" w:space="0" w:color="FFFFFF" w:themeColor="background1"/>
-          <w:right w:val="single" w:sz="8" w:space="0" w:color="FFFFFF" w:themeColor="background1"/>
-          <w:insideH w:val="nil"/>
-          <w:insideV w:val="single" w:sz="8" w:space="0" w:color="FFFFFF" w:themeColor="background1"/>
+          <w:top w:val="single" w:color="FFFFFF" w:themeColor="background1" w:sz="24" w:space="0"/>
+          <w:left w:val="single" w:color="FFFFFF" w:themeColor="background1" w:sz="8" w:space="0"/>
+          <w:bottom w:val="single" w:color="FFFFFF" w:themeColor="background1" w:sz="8" w:space="0"/>
+          <w:right w:val="single" w:color="FFFFFF" w:themeColor="background1" w:sz="8" w:space="0"/>
+          <w:insideH w:val="nil"/>
+          <w:insideV w:val="single" w:color="FFFFFF" w:themeColor="background1" w:sz="8" w:space="0"/>
         </w:tcBorders>
         <w:shd w:val="clear" w:color="auto" w:fill="4BACC6" w:themeFill="accent5"/>
       </w:tcPr>
@@ -9244,8 +9323,8 @@
       <w:tblPr/>
       <w:tcPr>
         <w:tcBorders>
-          <w:left w:val="single" w:sz="8" w:space="0" w:color="FFFFFF" w:themeColor="background1"/>
-          <w:right w:val="single" w:sz="24" w:space="0" w:color="FFFFFF" w:themeColor="background1"/>
+          <w:left w:val="single" w:color="FFFFFF" w:themeColor="background1" w:sz="8" w:space="0"/>
+          <w:right w:val="single" w:color="FFFFFF" w:themeColor="background1" w:sz="24" w:space="0"/>
           <w:insideH w:val="nil"/>
           <w:insideV w:val="nil"/>
         </w:tcBorders>
@@ -9264,7 +9343,7 @@
       <w:tcPr>
         <w:tcBorders>
           <w:top w:val="nil"/>
-          <w:left w:val="single" w:sz="24" w:space="0" w:color="FFFFFF" w:themeColor="background1"/>
+          <w:left w:val="single" w:color="FFFFFF" w:themeColor="background1" w:sz="24" w:space="0"/>
           <w:bottom w:val="nil"/>
           <w:right w:val="nil"/>
           <w:insideH w:val="nil"/>
@@ -9277,10 +9356,10 @@
       <w:tblPr/>
       <w:tcPr>
         <w:tcBorders>
-          <w:top w:val="single" w:sz="8" w:space="0" w:color="FFFFFF" w:themeColor="background1"/>
-          <w:left w:val="single" w:sz="8" w:space="0" w:color="FFFFFF" w:themeColor="background1"/>
-          <w:bottom w:val="single" w:sz="8" w:space="0" w:color="FFFFFF" w:themeColor="background1"/>
-          <w:right w:val="single" w:sz="8" w:space="0" w:color="FFFFFF" w:themeColor="background1"/>
+          <w:top w:val="single" w:color="FFFFFF" w:themeColor="background1" w:sz="8" w:space="0"/>
+          <w:left w:val="single" w:color="FFFFFF" w:themeColor="background1" w:sz="8" w:space="0"/>
+          <w:bottom w:val="single" w:color="FFFFFF" w:themeColor="background1" w:sz="8" w:space="0"/>
+          <w:right w:val="single" w:color="FFFFFF" w:themeColor="background1" w:sz="8" w:space="0"/>
           <w:insideH w:val="nil"/>
           <w:insideV w:val="nil"/>
         </w:tcBorders>
@@ -9291,12 +9370,12 @@
       <w:tblPr/>
       <w:tcPr>
         <w:tcBorders>
-          <w:top w:val="single" w:sz="8" w:space="0" w:color="FFFFFF" w:themeColor="background1"/>
-          <w:left w:val="single" w:sz="8" w:space="0" w:color="FFFFFF" w:themeColor="background1"/>
-          <w:bottom w:val="single" w:sz="8" w:space="0" w:color="FFFFFF" w:themeColor="background1"/>
-          <w:right w:val="single" w:sz="8" w:space="0" w:color="FFFFFF" w:themeColor="background1"/>
-          <w:insideH w:val="single" w:sz="8" w:space="0" w:color="FFFFFF" w:themeColor="background1"/>
-          <w:insideV w:val="single" w:sz="8" w:space="0" w:color="FFFFFF" w:themeColor="background1"/>
+          <w:top w:val="single" w:color="FFFFFF" w:themeColor="background1" w:sz="8" w:space="0"/>
+          <w:left w:val="single" w:color="FFFFFF" w:themeColor="background1" w:sz="8" w:space="0"/>
+          <w:bottom w:val="single" w:color="FFFFFF" w:themeColor="background1" w:sz="8" w:space="0"/>
+          <w:right w:val="single" w:color="FFFFFF" w:themeColor="background1" w:sz="8" w:space="0"/>
+          <w:insideH w:val="single" w:color="FFFFFF" w:themeColor="background1" w:sz="8" w:space="0"/>
+          <w:insideV w:val="single" w:color="FFFFFF" w:themeColor="background1" w:sz="8" w:space="0"/>
         </w:tcBorders>
         <w:shd w:val="clear" w:color="auto" w:fill="A5D5E2" w:themeFill="accent5" w:themeFillTint="7F"/>
       </w:tcPr>
@@ -9315,12 +9394,12 @@
       <w:tblStyleColBandSize w:val="1"/>
       <w:tblInd w:w="0" w:type="dxa"/>
       <w:tblBorders>
-        <w:top w:val="single" w:sz="8" w:space="0" w:color="FFFFFF" w:themeColor="background1"/>
-        <w:left w:val="single" w:sz="8" w:space="0" w:color="FFFFFF" w:themeColor="background1"/>
-        <w:bottom w:val="single" w:sz="8" w:space="0" w:color="FFFFFF" w:themeColor="background1"/>
-        <w:right w:val="single" w:sz="8" w:space="0" w:color="FFFFFF" w:themeColor="background1"/>
-        <w:insideH w:val="single" w:sz="6" w:space="0" w:color="FFFFFF" w:themeColor="background1"/>
-        <w:insideV w:val="single" w:sz="6" w:space="0" w:color="FFFFFF" w:themeColor="background1"/>
+        <w:top w:val="single" w:color="FFFFFF" w:themeColor="background1" w:sz="8" w:space="0"/>
+        <w:left w:val="single" w:color="FFFFFF" w:themeColor="background1" w:sz="8" w:space="0"/>
+        <w:bottom w:val="single" w:color="FFFFFF" w:themeColor="background1" w:sz="8" w:space="0"/>
+        <w:right w:val="single" w:color="FFFFFF" w:themeColor="background1" w:sz="8" w:space="0"/>
+        <w:insideH w:val="single" w:color="FFFFFF" w:themeColor="background1" w:sz="6" w:space="0"/>
+        <w:insideV w:val="single" w:color="FFFFFF" w:themeColor="background1" w:sz="6" w:space="0"/>
       </w:tblBorders>
       <w:tblCellMar>
         <w:top w:w="0" w:type="dxa"/>
@@ -9343,12 +9422,12 @@
       <w:tblPr/>
       <w:tcPr>
         <w:tcBorders>
-          <w:top w:val="single" w:sz="8" w:space="0" w:color="FFFFFF" w:themeColor="background1"/>
-          <w:left w:val="single" w:sz="8" w:space="0" w:color="FFFFFF" w:themeColor="background1"/>
-          <w:bottom w:val="single" w:sz="24" w:space="0" w:color="FFFFFF" w:themeColor="background1"/>
-          <w:right w:val="single" w:sz="8" w:space="0" w:color="FFFFFF" w:themeColor="background1"/>
-          <w:insideH w:val="nil"/>
-          <w:insideV w:val="single" w:sz="8" w:space="0" w:color="FFFFFF" w:themeColor="background1"/>
+          <w:top w:val="single" w:color="FFFFFF" w:themeColor="background1" w:sz="8" w:space="0"/>
+          <w:left w:val="single" w:color="FFFFFF" w:themeColor="background1" w:sz="8" w:space="0"/>
+          <w:bottom w:val="single" w:color="FFFFFF" w:themeColor="background1" w:sz="24" w:space="0"/>
+          <w:right w:val="single" w:color="FFFFFF" w:themeColor="background1" w:sz="8" w:space="0"/>
+          <w:insideH w:val="nil"/>
+          <w:insideV w:val="single" w:color="FFFFFF" w:themeColor="background1" w:sz="8" w:space="0"/>
         </w:tcBorders>
         <w:shd w:val="clear" w:color="auto" w:fill="F79646" w:themeFill="accent6"/>
       </w:tcPr>
@@ -9364,12 +9443,12 @@
       <w:tblPr/>
       <w:tcPr>
         <w:tcBorders>
-          <w:top w:val="single" w:sz="24" w:space="0" w:color="FFFFFF" w:themeColor="background1"/>
-          <w:left w:val="single" w:sz="8" w:space="0" w:color="FFFFFF" w:themeColor="background1"/>
-          <w:bottom w:val="single" w:sz="8" w:space="0" w:color="FFFFFF" w:themeColor="background1"/>
-          <w:right w:val="single" w:sz="8" w:space="0" w:color="FFFFFF" w:themeColor="background1"/>
-          <w:insideH w:val="nil"/>
-          <w:insideV w:val="single" w:sz="8" w:space="0" w:color="FFFFFF" w:themeColor="background1"/>
+          <w:top w:val="single" w:color="FFFFFF" w:themeColor="background1" w:sz="24" w:space="0"/>
+          <w:left w:val="single" w:color="FFFFFF" w:themeColor="background1" w:sz="8" w:space="0"/>
+          <w:bottom w:val="single" w:color="FFFFFF" w:themeColor="background1" w:sz="8" w:space="0"/>
+          <w:right w:val="single" w:color="FFFFFF" w:themeColor="background1" w:sz="8" w:space="0"/>
+          <w:insideH w:val="nil"/>
+          <w:insideV w:val="single" w:color="FFFFFF" w:themeColor="background1" w:sz="8" w:space="0"/>
         </w:tcBorders>
         <w:shd w:val="clear" w:color="auto" w:fill="F79646" w:themeFill="accent6"/>
       </w:tcPr>
@@ -9385,8 +9464,8 @@
       <w:tblPr/>
       <w:tcPr>
         <w:tcBorders>
-          <w:left w:val="single" w:sz="8" w:space="0" w:color="FFFFFF" w:themeColor="background1"/>
-          <w:right w:val="single" w:sz="24" w:space="0" w:color="FFFFFF" w:themeColor="background1"/>
+          <w:left w:val="single" w:color="FFFFFF" w:themeColor="background1" w:sz="8" w:space="0"/>
+          <w:right w:val="single" w:color="FFFFFF" w:themeColor="background1" w:sz="24" w:space="0"/>
           <w:insideH w:val="nil"/>
           <w:insideV w:val="nil"/>
         </w:tcBorders>
@@ -9405,7 +9484,7 @@
       <w:tcPr>
         <w:tcBorders>
           <w:top w:val="nil"/>
-          <w:left w:val="single" w:sz="24" w:space="0" w:color="FFFFFF" w:themeColor="background1"/>
+          <w:left w:val="single" w:color="FFFFFF" w:themeColor="background1" w:sz="24" w:space="0"/>
           <w:bottom w:val="nil"/>
           <w:right w:val="nil"/>
           <w:insideH w:val="nil"/>
@@ -9418,10 +9497,10 @@
       <w:tblPr/>
       <w:tcPr>
         <w:tcBorders>
-          <w:top w:val="single" w:sz="8" w:space="0" w:color="FFFFFF" w:themeColor="background1"/>
-          <w:left w:val="single" w:sz="8" w:space="0" w:color="FFFFFF" w:themeColor="background1"/>
-          <w:bottom w:val="single" w:sz="8" w:space="0" w:color="FFFFFF" w:themeColor="background1"/>
-          <w:right w:val="single" w:sz="8" w:space="0" w:color="FFFFFF" w:themeColor="background1"/>
+          <w:top w:val="single" w:color="FFFFFF" w:themeColor="background1" w:sz="8" w:space="0"/>
+          <w:left w:val="single" w:color="FFFFFF" w:themeColor="background1" w:sz="8" w:space="0"/>
+          <w:bottom w:val="single" w:color="FFFFFF" w:themeColor="background1" w:sz="8" w:space="0"/>
+          <w:right w:val="single" w:color="FFFFFF" w:themeColor="background1" w:sz="8" w:space="0"/>
           <w:insideH w:val="nil"/>
           <w:insideV w:val="nil"/>
         </w:tcBorders>
@@ -9432,12 +9511,12 @@
       <w:tblPr/>
       <w:tcPr>
         <w:tcBorders>
-          <w:top w:val="single" w:sz="8" w:space="0" w:color="FFFFFF" w:themeColor="background1"/>
-          <w:left w:val="single" w:sz="8" w:space="0" w:color="FFFFFF" w:themeColor="background1"/>
-          <w:bottom w:val="single" w:sz="8" w:space="0" w:color="FFFFFF" w:themeColor="background1"/>
-          <w:right w:val="single" w:sz="8" w:space="0" w:color="FFFFFF" w:themeColor="background1"/>
-          <w:insideH w:val="single" w:sz="8" w:space="0" w:color="FFFFFF" w:themeColor="background1"/>
-          <w:insideV w:val="single" w:sz="8" w:space="0" w:color="FFFFFF" w:themeColor="background1"/>
+          <w:top w:val="single" w:color="FFFFFF" w:themeColor="background1" w:sz="8" w:space="0"/>
+          <w:left w:val="single" w:color="FFFFFF" w:themeColor="background1" w:sz="8" w:space="0"/>
+          <w:bottom w:val="single" w:color="FFFFFF" w:themeColor="background1" w:sz="8" w:space="0"/>
+          <w:right w:val="single" w:color="FFFFFF" w:themeColor="background1" w:sz="8" w:space="0"/>
+          <w:insideH w:val="single" w:color="FFFFFF" w:themeColor="background1" w:sz="8" w:space="0"/>
+          <w:insideV w:val="single" w:color="FFFFFF" w:themeColor="background1" w:sz="8" w:space="0"/>
         </w:tcBorders>
         <w:shd w:val="clear" w:color="auto" w:fill="FBCAA2" w:themeFill="accent6" w:themeFillTint="7F"/>
       </w:tcPr>
@@ -9478,7 +9557,7 @@
         <w:tcBorders>
           <w:top w:val="nil"/>
           <w:left w:val="nil"/>
-          <w:bottom w:val="single" w:sz="18" w:space="0" w:color="FFFFFF" w:themeColor="background1"/>
+          <w:bottom w:val="single" w:color="FFFFFF" w:themeColor="background1" w:sz="18" w:space="0"/>
           <w:right w:val="nil"/>
           <w:insideH w:val="nil"/>
           <w:insideV w:val="nil"/>
@@ -9490,7 +9569,7 @@
       <w:tblPr/>
       <w:tcPr>
         <w:tcBorders>
-          <w:top w:val="single" w:sz="18" w:space="0" w:color="FFFFFF" w:themeColor="background1"/>
+          <w:top w:val="single" w:color="FFFFFF" w:themeColor="background1" w:sz="18" w:space="0"/>
           <w:left w:val="nil"/>
           <w:bottom w:val="nil"/>
           <w:right w:val="nil"/>
@@ -9507,7 +9586,7 @@
           <w:top w:val="nil"/>
           <w:left w:val="nil"/>
           <w:bottom w:val="nil"/>
-          <w:right w:val="single" w:sz="18" w:space="0" w:color="FFFFFF" w:themeColor="background1"/>
+          <w:right w:val="single" w:color="FFFFFF" w:themeColor="background1" w:sz="18" w:space="0"/>
           <w:insideH w:val="nil"/>
           <w:insideV w:val="nil"/>
         </w:tcBorders>
@@ -9519,7 +9598,7 @@
       <w:tcPr>
         <w:tcBorders>
           <w:top w:val="nil"/>
-          <w:left w:val="single" w:sz="18" w:space="0" w:color="FFFFFF" w:themeColor="background1"/>
+          <w:left w:val="single" w:color="FFFFFF" w:themeColor="background1" w:sz="18" w:space="0"/>
           <w:bottom w:val="nil"/>
           <w:right w:val="nil"/>
           <w:insideH w:val="nil"/>
@@ -9592,7 +9671,7 @@
         <w:tcBorders>
           <w:top w:val="nil"/>
           <w:left w:val="nil"/>
-          <w:bottom w:val="single" w:sz="18" w:space="0" w:color="FFFFFF" w:themeColor="background1"/>
+          <w:bottom w:val="single" w:color="FFFFFF" w:themeColor="background1" w:sz="18" w:space="0"/>
           <w:right w:val="nil"/>
           <w:insideH w:val="nil"/>
           <w:insideV w:val="nil"/>
@@ -9604,7 +9683,7 @@
       <w:tblPr/>
       <w:tcPr>
         <w:tcBorders>
-          <w:top w:val="single" w:sz="18" w:space="0" w:color="FFFFFF" w:themeColor="background1"/>
+          <w:top w:val="single" w:color="FFFFFF" w:themeColor="background1" w:sz="18" w:space="0"/>
           <w:left w:val="nil"/>
           <w:bottom w:val="nil"/>
           <w:right w:val="nil"/>
@@ -9621,7 +9700,7 @@
           <w:top w:val="nil"/>
           <w:left w:val="nil"/>
           <w:bottom w:val="nil"/>
-          <w:right w:val="single" w:sz="18" w:space="0" w:color="FFFFFF" w:themeColor="background1"/>
+          <w:right w:val="single" w:color="FFFFFF" w:themeColor="background1" w:sz="18" w:space="0"/>
           <w:insideH w:val="nil"/>
           <w:insideV w:val="nil"/>
         </w:tcBorders>
@@ -9633,7 +9712,7 @@
       <w:tcPr>
         <w:tcBorders>
           <w:top w:val="nil"/>
-          <w:left w:val="single" w:sz="18" w:space="0" w:color="FFFFFF" w:themeColor="background1"/>
+          <w:left w:val="single" w:color="FFFFFF" w:themeColor="background1" w:sz="18" w:space="0"/>
           <w:bottom w:val="nil"/>
           <w:right w:val="nil"/>
           <w:insideH w:val="nil"/>
@@ -9706,7 +9785,7 @@
         <w:tcBorders>
           <w:top w:val="nil"/>
           <w:left w:val="nil"/>
-          <w:bottom w:val="single" w:sz="18" w:space="0" w:color="FFFFFF" w:themeColor="background1"/>
+          <w:bottom w:val="single" w:color="FFFFFF" w:themeColor="background1" w:sz="18" w:space="0"/>
           <w:right w:val="nil"/>
           <w:insideH w:val="nil"/>
           <w:insideV w:val="nil"/>
@@ -9718,7 +9797,7 @@
       <w:tblPr/>
       <w:tcPr>
         <w:tcBorders>
-          <w:top w:val="single" w:sz="18" w:space="0" w:color="FFFFFF" w:themeColor="background1"/>
+          <w:top w:val="single" w:color="FFFFFF" w:themeColor="background1" w:sz="18" w:space="0"/>
           <w:left w:val="nil"/>
           <w:bottom w:val="nil"/>
           <w:right w:val="nil"/>
@@ -9735,7 +9814,7 @@
           <w:top w:val="nil"/>
           <w:left w:val="nil"/>
           <w:bottom w:val="nil"/>
-          <w:right w:val="single" w:sz="18" w:space="0" w:color="FFFFFF" w:themeColor="background1"/>
+          <w:right w:val="single" w:color="FFFFFF" w:themeColor="background1" w:sz="18" w:space="0"/>
           <w:insideH w:val="nil"/>
           <w:insideV w:val="nil"/>
         </w:tcBorders>
@@ -9747,7 +9826,7 @@
       <w:tcPr>
         <w:tcBorders>
           <w:top w:val="nil"/>
-          <w:left w:val="single" w:sz="18" w:space="0" w:color="FFFFFF" w:themeColor="background1"/>
+          <w:left w:val="single" w:color="FFFFFF" w:themeColor="background1" w:sz="18" w:space="0"/>
           <w:bottom w:val="nil"/>
           <w:right w:val="nil"/>
           <w:insideH w:val="nil"/>
@@ -9820,7 +9899,7 @@
         <w:tcBorders>
           <w:top w:val="nil"/>
           <w:left w:val="nil"/>
-          <w:bottom w:val="single" w:sz="18" w:space="0" w:color="FFFFFF" w:themeColor="background1"/>
+          <w:bottom w:val="single" w:color="FFFFFF" w:themeColor="background1" w:sz="18" w:space="0"/>
           <w:right w:val="nil"/>
           <w:insideH w:val="nil"/>
           <w:insideV w:val="nil"/>
@@ -9832,7 +9911,7 @@
       <w:tblPr/>
       <w:tcPr>
         <w:tcBorders>
-          <w:top w:val="single" w:sz="18" w:space="0" w:color="FFFFFF" w:themeColor="background1"/>
+          <w:top w:val="single" w:color="FFFFFF" w:themeColor="background1" w:sz="18" w:space="0"/>
           <w:left w:val="nil"/>
           <w:bottom w:val="nil"/>
           <w:right w:val="nil"/>
@@ -9849,7 +9928,7 @@
           <w:top w:val="nil"/>
           <w:left w:val="nil"/>
           <w:bottom w:val="nil"/>
-          <w:right w:val="single" w:sz="18" w:space="0" w:color="FFFFFF" w:themeColor="background1"/>
+          <w:right w:val="single" w:color="FFFFFF" w:themeColor="background1" w:sz="18" w:space="0"/>
           <w:insideH w:val="nil"/>
           <w:insideV w:val="nil"/>
         </w:tcBorders>
@@ -9861,7 +9940,7 @@
       <w:tcPr>
         <w:tcBorders>
           <w:top w:val="nil"/>
-          <w:left w:val="single" w:sz="18" w:space="0" w:color="FFFFFF" w:themeColor="background1"/>
+          <w:left w:val="single" w:color="FFFFFF" w:themeColor="background1" w:sz="18" w:space="0"/>
           <w:bottom w:val="nil"/>
           <w:right w:val="nil"/>
           <w:insideH w:val="nil"/>
@@ -9934,7 +10013,7 @@
         <w:tcBorders>
           <w:top w:val="nil"/>
           <w:left w:val="nil"/>
-          <w:bottom w:val="single" w:sz="18" w:space="0" w:color="FFFFFF" w:themeColor="background1"/>
+          <w:bottom w:val="single" w:color="FFFFFF" w:themeColor="background1" w:sz="18" w:space="0"/>
           <w:right w:val="nil"/>
           <w:insideH w:val="nil"/>
           <w:insideV w:val="nil"/>
@@ -9946,7 +10025,7 @@
       <w:tblPr/>
       <w:tcPr>
         <w:tcBorders>
-          <w:top w:val="single" w:sz="18" w:space="0" w:color="FFFFFF" w:themeColor="background1"/>
+          <w:top w:val="single" w:color="FFFFFF" w:themeColor="background1" w:sz="18" w:space="0"/>
           <w:left w:val="nil"/>
           <w:bottom w:val="nil"/>
           <w:right w:val="nil"/>
@@ -9963,7 +10042,7 @@
           <w:top w:val="nil"/>
           <w:left w:val="nil"/>
           <w:bottom w:val="nil"/>
-          <w:right w:val="single" w:sz="18" w:space="0" w:color="FFFFFF" w:themeColor="background1"/>
+          <w:right w:val="single" w:color="FFFFFF" w:themeColor="background1" w:sz="18" w:space="0"/>
           <w:insideH w:val="nil"/>
           <w:insideV w:val="nil"/>
         </w:tcBorders>
@@ -9975,7 +10054,7 @@
       <w:tcPr>
         <w:tcBorders>
           <w:top w:val="nil"/>
-          <w:left w:val="single" w:sz="18" w:space="0" w:color="FFFFFF" w:themeColor="background1"/>
+          <w:left w:val="single" w:color="FFFFFF" w:themeColor="background1" w:sz="18" w:space="0"/>
           <w:bottom w:val="nil"/>
           <w:right w:val="nil"/>
           <w:insideH w:val="nil"/>
@@ -10048,7 +10127,7 @@
         <w:tcBorders>
           <w:top w:val="nil"/>
           <w:left w:val="nil"/>
-          <w:bottom w:val="single" w:sz="18" w:space="0" w:color="FFFFFF" w:themeColor="background1"/>
+          <w:bottom w:val="single" w:color="FFFFFF" w:themeColor="background1" w:sz="18" w:space="0"/>
           <w:right w:val="nil"/>
           <w:insideH w:val="nil"/>
           <w:insideV w:val="nil"/>
@@ -10060,7 +10139,7 @@
       <w:tblPr/>
       <w:tcPr>
         <w:tcBorders>
-          <w:top w:val="single" w:sz="18" w:space="0" w:color="FFFFFF" w:themeColor="background1"/>
+          <w:top w:val="single" w:color="FFFFFF" w:themeColor="background1" w:sz="18" w:space="0"/>
           <w:left w:val="nil"/>
           <w:bottom w:val="nil"/>
           <w:right w:val="nil"/>
@@ -10077,7 +10156,7 @@
           <w:top w:val="nil"/>
           <w:left w:val="nil"/>
           <w:bottom w:val="nil"/>
-          <w:right w:val="single" w:sz="18" w:space="0" w:color="FFFFFF" w:themeColor="background1"/>
+          <w:right w:val="single" w:color="FFFFFF" w:themeColor="background1" w:sz="18" w:space="0"/>
           <w:insideH w:val="nil"/>
           <w:insideV w:val="nil"/>
         </w:tcBorders>
@@ -10089,7 +10168,7 @@
       <w:tcPr>
         <w:tcBorders>
           <w:top w:val="nil"/>
-          <w:left w:val="single" w:sz="18" w:space="0" w:color="FFFFFF" w:themeColor="background1"/>
+          <w:left w:val="single" w:color="FFFFFF" w:themeColor="background1" w:sz="18" w:space="0"/>
           <w:bottom w:val="nil"/>
           <w:right w:val="nil"/>
           <w:insideH w:val="nil"/>
@@ -10162,7 +10241,7 @@
         <w:tcBorders>
           <w:top w:val="nil"/>
           <w:left w:val="nil"/>
-          <w:bottom w:val="single" w:sz="18" w:space="0" w:color="FFFFFF" w:themeColor="background1"/>
+          <w:bottom w:val="single" w:color="FFFFFF" w:themeColor="background1" w:sz="18" w:space="0"/>
           <w:right w:val="nil"/>
           <w:insideH w:val="nil"/>
           <w:insideV w:val="nil"/>
@@ -10174,7 +10253,7 @@
       <w:tblPr/>
       <w:tcPr>
         <w:tcBorders>
-          <w:top w:val="single" w:sz="18" w:space="0" w:color="FFFFFF" w:themeColor="background1"/>
+          <w:top w:val="single" w:color="FFFFFF" w:themeColor="background1" w:sz="18" w:space="0"/>
           <w:left w:val="nil"/>
           <w:bottom w:val="nil"/>
           <w:right w:val="nil"/>
@@ -10191,7 +10270,7 @@
           <w:top w:val="nil"/>
           <w:left w:val="nil"/>
           <w:bottom w:val="nil"/>
-          <w:right w:val="single" w:sz="18" w:space="0" w:color="FFFFFF" w:themeColor="background1"/>
+          <w:right w:val="single" w:color="FFFFFF" w:themeColor="background1" w:sz="18" w:space="0"/>
           <w:insideH w:val="nil"/>
           <w:insideV w:val="nil"/>
         </w:tcBorders>
@@ -10203,7 +10282,7 @@
       <w:tcPr>
         <w:tcBorders>
           <w:top w:val="nil"/>
-          <w:left w:val="single" w:sz="18" w:space="0" w:color="FFFFFF" w:themeColor="background1"/>
+          <w:left w:val="single" w:color="FFFFFF" w:themeColor="background1" w:sz="18" w:space="0"/>
           <w:bottom w:val="nil"/>
           <w:right w:val="nil"/>
           <w:insideH w:val="nil"/>
@@ -10257,12 +10336,12 @@
       <w:tblStyleColBandSize w:val="1"/>
       <w:tblInd w:w="0" w:type="dxa"/>
       <w:tblBorders>
-        <w:top w:val="single" w:sz="24" w:space="0" w:color="C0504D" w:themeColor="accent2"/>
-        <w:left w:val="single" w:sz="4" w:space="0" w:color="000000" w:themeColor="text1"/>
-        <w:bottom w:val="single" w:sz="4" w:space="0" w:color="000000" w:themeColor="text1"/>
-        <w:right w:val="single" w:sz="4" w:space="0" w:color="000000" w:themeColor="text1"/>
-        <w:insideH w:val="single" w:sz="4" w:space="0" w:color="FFFFFF" w:themeColor="background1"/>
-        <w:insideV w:val="single" w:sz="4" w:space="0" w:color="FFFFFF" w:themeColor="background1"/>
+        <w:top w:val="single" w:color="C0504D" w:themeColor="accent2" w:sz="24" w:space="0"/>
+        <w:left w:val="single" w:color="000000" w:themeColor="text1" w:sz="4" w:space="0"/>
+        <w:bottom w:val="single" w:color="000000" w:themeColor="text1" w:sz="4" w:space="0"/>
+        <w:right w:val="single" w:color="000000" w:themeColor="text1" w:sz="4" w:space="0"/>
+        <w:insideH w:val="single" w:color="FFFFFF" w:themeColor="background1" w:sz="4" w:space="0"/>
+        <w:insideV w:val="single" w:color="FFFFFF" w:themeColor="background1" w:sz="4" w:space="0"/>
       </w:tblBorders>
       <w:tblCellMar>
         <w:top w:w="0" w:type="dxa"/>
@@ -10284,7 +10363,7 @@
         <w:tcBorders>
           <w:top w:val="nil"/>
           <w:left w:val="nil"/>
-          <w:bottom w:val="single" w:sz="24" w:space="0" w:color="C0504D" w:themeColor="accent2"/>
+          <w:bottom w:val="single" w:color="C0504D" w:themeColor="accent2" w:sz="24" w:space="0"/>
           <w:right w:val="nil"/>
           <w:insideH w:val="nil"/>
           <w:insideV w:val="nil"/>
@@ -10301,7 +10380,7 @@
       <w:tblPr/>
       <w:tcPr>
         <w:tcBorders>
-          <w:top w:val="single" w:sz="6" w:space="0" w:color="FFFFFF" w:themeColor="background1"/>
+          <w:top w:val="single" w:color="FFFFFF" w:themeColor="background1" w:sz="6" w:space="0"/>
         </w:tcBorders>
         <w:shd w:val="clear" w:color="auto" w:fill="000000" w:themeFill="text1" w:themeFillShade="99"/>
       </w:tcPr>
@@ -10317,7 +10396,7 @@
           <w:left w:val="nil"/>
           <w:bottom w:val="nil"/>
           <w:right w:val="nil"/>
-          <w:insideH w:val="single" w:sz="4" w:space="0" w:color="000000" w:themeColor="text1" w:themeShade="99"/>
+          <w:insideH w:val="single" w:color="000000" w:themeColor="text1" w:themeShade="99" w:sz="4" w:space="0"/>
           <w:insideV w:val="nil"/>
         </w:tcBorders>
         <w:shd w:val="clear" w:color="auto" w:fill="000000" w:themeFill="text1" w:themeFillShade="99"/>
@@ -10379,12 +10458,12 @@
       <w:tblStyleColBandSize w:val="1"/>
       <w:tblInd w:w="0" w:type="dxa"/>
       <w:tblBorders>
-        <w:top w:val="single" w:sz="24" w:space="0" w:color="C0504D" w:themeColor="accent2"/>
-        <w:left w:val="single" w:sz="4" w:space="0" w:color="4F81BD" w:themeColor="accent1"/>
-        <w:bottom w:val="single" w:sz="4" w:space="0" w:color="4F81BD" w:themeColor="accent1"/>
-        <w:right w:val="single" w:sz="4" w:space="0" w:color="4F81BD" w:themeColor="accent1"/>
-        <w:insideH w:val="single" w:sz="4" w:space="0" w:color="FFFFFF" w:themeColor="background1"/>
-        <w:insideV w:val="single" w:sz="4" w:space="0" w:color="FFFFFF" w:themeColor="background1"/>
+        <w:top w:val="single" w:color="C0504D" w:themeColor="accent2" w:sz="24" w:space="0"/>
+        <w:left w:val="single" w:color="4F81BD" w:themeColor="accent1" w:sz="4" w:space="0"/>
+        <w:bottom w:val="single" w:color="4F81BD" w:themeColor="accent1" w:sz="4" w:space="0"/>
+        <w:right w:val="single" w:color="4F81BD" w:themeColor="accent1" w:sz="4" w:space="0"/>
+        <w:insideH w:val="single" w:color="FFFFFF" w:themeColor="background1" w:sz="4" w:space="0"/>
+        <w:insideV w:val="single" w:color="FFFFFF" w:themeColor="background1" w:sz="4" w:space="0"/>
       </w:tblBorders>
       <w:tblCellMar>
         <w:top w:w="0" w:type="dxa"/>
@@ -10406,7 +10485,7 @@
         <w:tcBorders>
           <w:top w:val="nil"/>
           <w:left w:val="nil"/>
-          <w:bottom w:val="single" w:sz="24" w:space="0" w:color="C0504D" w:themeColor="accent2"/>
+          <w:bottom w:val="single" w:color="C0504D" w:themeColor="accent2" w:sz="24" w:space="0"/>
           <w:right w:val="nil"/>
           <w:insideH w:val="nil"/>
           <w:insideV w:val="nil"/>
@@ -10423,7 +10502,7 @@
       <w:tblPr/>
       <w:tcPr>
         <w:tcBorders>
-          <w:top w:val="single" w:sz="6" w:space="0" w:color="FFFFFF" w:themeColor="background1"/>
+          <w:top w:val="single" w:color="FFFFFF" w:themeColor="background1" w:sz="6" w:space="0"/>
         </w:tcBorders>
         <w:shd w:val="clear" w:color="auto" w:fill="2C4C74" w:themeFill="accent1" w:themeFillShade="99"/>
       </w:tcPr>
@@ -10439,7 +10518,7 @@
           <w:left w:val="nil"/>
           <w:bottom w:val="nil"/>
           <w:right w:val="nil"/>
-          <w:insideH w:val="single" w:sz="4" w:space="0" w:color="2C4C74" w:themeColor="accent1" w:themeShade="99"/>
+          <w:insideH w:val="single" w:color="2C4C74" w:themeColor="accent1" w:themeShade="99" w:sz="4" w:space="0"/>
           <w:insideV w:val="nil"/>
         </w:tcBorders>
         <w:shd w:val="clear" w:color="auto" w:fill="2C4C74" w:themeFill="accent1" w:themeFillShade="99"/>
@@ -10501,12 +10580,12 @@
       <w:tblStyleColBandSize w:val="1"/>
       <w:tblInd w:w="0" w:type="dxa"/>
       <w:tblBorders>
-        <w:top w:val="single" w:sz="24" w:space="0" w:color="C0504D" w:themeColor="accent2"/>
-        <w:left w:val="single" w:sz="4" w:space="0" w:color="C0504D" w:themeColor="accent2"/>
-        <w:bottom w:val="single" w:sz="4" w:space="0" w:color="C0504D" w:themeColor="accent2"/>
-        <w:right w:val="single" w:sz="4" w:space="0" w:color="C0504D" w:themeColor="accent2"/>
-        <w:insideH w:val="single" w:sz="4" w:space="0" w:color="FFFFFF" w:themeColor="background1"/>
-        <w:insideV w:val="single" w:sz="4" w:space="0" w:color="FFFFFF" w:themeColor="background1"/>
+        <w:top w:val="single" w:color="C0504D" w:themeColor="accent2" w:sz="24" w:space="0"/>
+        <w:left w:val="single" w:color="C0504D" w:themeColor="accent2" w:sz="4" w:space="0"/>
+        <w:bottom w:val="single" w:color="C0504D" w:themeColor="accent2" w:sz="4" w:space="0"/>
+        <w:right w:val="single" w:color="C0504D" w:themeColor="accent2" w:sz="4" w:space="0"/>
+        <w:insideH w:val="single" w:color="FFFFFF" w:themeColor="background1" w:sz="4" w:space="0"/>
+        <w:insideV w:val="single" w:color="FFFFFF" w:themeColor="background1" w:sz="4" w:space="0"/>
       </w:tblBorders>
       <w:tblCellMar>
         <w:top w:w="0" w:type="dxa"/>
@@ -10528,7 +10607,7 @@
         <w:tcBorders>
           <w:top w:val="nil"/>
           <w:left w:val="nil"/>
-          <w:bottom w:val="single" w:sz="24" w:space="0" w:color="C0504D" w:themeColor="accent2"/>
+          <w:bottom w:val="single" w:color="C0504D" w:themeColor="accent2" w:sz="24" w:space="0"/>
           <w:right w:val="nil"/>
           <w:insideH w:val="nil"/>
           <w:insideV w:val="nil"/>
@@ -10545,7 +10624,7 @@
       <w:tblPr/>
       <w:tcPr>
         <w:tcBorders>
-          <w:top w:val="single" w:sz="6" w:space="0" w:color="FFFFFF" w:themeColor="background1"/>
+          <w:top w:val="single" w:color="FFFFFF" w:themeColor="background1" w:sz="6" w:space="0"/>
         </w:tcBorders>
         <w:shd w:val="clear" w:color="auto" w:fill="772C2A" w:themeFill="accent2" w:themeFillShade="99"/>
       </w:tcPr>
@@ -10561,7 +10640,7 @@
           <w:left w:val="nil"/>
           <w:bottom w:val="nil"/>
           <w:right w:val="nil"/>
-          <w:insideH w:val="single" w:sz="4" w:space="0" w:color="772C2A" w:themeColor="accent2" w:themeShade="99"/>
+          <w:insideH w:val="single" w:color="772C2A" w:themeColor="accent2" w:themeShade="99" w:sz="4" w:space="0"/>
           <w:insideV w:val="nil"/>
         </w:tcBorders>
         <w:shd w:val="clear" w:color="auto" w:fill="772C2A" w:themeFill="accent2" w:themeFillShade="99"/>
@@ -10623,12 +10702,12 @@
       <w:tblStyleColBandSize w:val="1"/>
       <w:tblInd w:w="0" w:type="dxa"/>
       <w:tblBorders>
-        <w:top w:val="single" w:sz="24" w:space="0" w:color="8064A2" w:themeColor="accent4"/>
-        <w:left w:val="single" w:sz="4" w:space="0" w:color="9BBB59" w:themeColor="accent3"/>
-        <w:bottom w:val="single" w:sz="4" w:space="0" w:color="9BBB59" w:themeColor="accent3"/>
-        <w:right w:val="single" w:sz="4" w:space="0" w:color="9BBB59" w:themeColor="accent3"/>
-        <w:insideH w:val="single" w:sz="4" w:space="0" w:color="FFFFFF" w:themeColor="background1"/>
-        <w:insideV w:val="single" w:sz="4" w:space="0" w:color="FFFFFF" w:themeColor="background1"/>
+        <w:top w:val="single" w:color="8064A2" w:themeColor="accent4" w:sz="24" w:space="0"/>
+        <w:left w:val="single" w:color="9BBB59" w:themeColor="accent3" w:sz="4" w:space="0"/>
+        <w:bottom w:val="single" w:color="9BBB59" w:themeColor="accent3" w:sz="4" w:space="0"/>
+        <w:right w:val="single" w:color="9BBB59" w:themeColor="accent3" w:sz="4" w:space="0"/>
+        <w:insideH w:val="single" w:color="FFFFFF" w:themeColor="background1" w:sz="4" w:space="0"/>
+        <w:insideV w:val="single" w:color="FFFFFF" w:themeColor="background1" w:sz="4" w:space="0"/>
       </w:tblBorders>
       <w:tblCellMar>
         <w:top w:w="0" w:type="dxa"/>
@@ -10650,7 +10729,7 @@
         <w:tcBorders>
           <w:top w:val="nil"/>
           <w:left w:val="nil"/>
-          <w:bottom w:val="single" w:sz="24" w:space="0" w:color="8064A2" w:themeColor="accent4"/>
+          <w:bottom w:val="single" w:color="8064A2" w:themeColor="accent4" w:sz="24" w:space="0"/>
           <w:right w:val="nil"/>
           <w:insideH w:val="nil"/>
           <w:insideV w:val="nil"/>
@@ -10667,7 +10746,7 @@
       <w:tblPr/>
       <w:tcPr>
         <w:tcBorders>
-          <w:top w:val="single" w:sz="6" w:space="0" w:color="FFFFFF" w:themeColor="background1"/>
+          <w:top w:val="single" w:color="FFFFFF" w:themeColor="background1" w:sz="6" w:space="0"/>
         </w:tcBorders>
         <w:shd w:val="clear" w:color="auto" w:fill="5E7530" w:themeFill="accent3" w:themeFillShade="99"/>
       </w:tcPr>
@@ -10683,7 +10762,7 @@
           <w:left w:val="nil"/>
           <w:bottom w:val="nil"/>
           <w:right w:val="nil"/>
-          <w:insideH w:val="single" w:sz="4" w:space="0" w:color="5E7530" w:themeColor="accent3" w:themeShade="99"/>
+          <w:insideH w:val="single" w:color="5E7530" w:themeColor="accent3" w:themeShade="99" w:sz="4" w:space="0"/>
           <w:insideV w:val="nil"/>
         </w:tcBorders>
         <w:shd w:val="clear" w:color="auto" w:fill="5E7530" w:themeFill="accent3" w:themeFillShade="99"/>
@@ -10735,12 +10814,12 @@
       <w:tblStyleColBandSize w:val="1"/>
       <w:tblInd w:w="0" w:type="dxa"/>
       <w:tblBorders>
-        <w:top w:val="single" w:sz="24" w:space="0" w:color="9BBB59" w:themeColor="accent3"/>
-        <w:left w:val="single" w:sz="4" w:space="0" w:color="8064A2" w:themeColor="accent4"/>
-        <w:bottom w:val="single" w:sz="4" w:space="0" w:color="8064A2" w:themeColor="accent4"/>
-        <w:right w:val="single" w:sz="4" w:space="0" w:color="8064A2" w:themeColor="accent4"/>
-        <w:insideH w:val="single" w:sz="4" w:space="0" w:color="FFFFFF" w:themeColor="background1"/>
-        <w:insideV w:val="single" w:sz="4" w:space="0" w:color="FFFFFF" w:themeColor="background1"/>
+        <w:top w:val="single" w:color="9BBB59" w:themeColor="accent3" w:sz="24" w:space="0"/>
+        <w:left w:val="single" w:color="8064A2" w:themeColor="accent4" w:sz="4" w:space="0"/>
+        <w:bottom w:val="single" w:color="8064A2" w:themeColor="accent4" w:sz="4" w:space="0"/>
+        <w:right w:val="single" w:color="8064A2" w:themeColor="accent4" w:sz="4" w:space="0"/>
+        <w:insideH w:val="single" w:color="FFFFFF" w:themeColor="background1" w:sz="4" w:space="0"/>
+        <w:insideV w:val="single" w:color="FFFFFF" w:themeColor="background1" w:sz="4" w:space="0"/>
       </w:tblBorders>
       <w:tblCellMar>
         <w:top w:w="0" w:type="dxa"/>
@@ -10762,7 +10841,7 @@
         <w:tcBorders>
           <w:top w:val="nil"/>
           <w:left w:val="nil"/>
-          <w:bottom w:val="single" w:sz="24" w:space="0" w:color="9BBB59" w:themeColor="accent3"/>
+          <w:bottom w:val="single" w:color="9BBB59" w:themeColor="accent3" w:sz="24" w:space="0"/>
           <w:right w:val="nil"/>
           <w:insideH w:val="nil"/>
           <w:insideV w:val="nil"/>
@@ -10779,7 +10858,7 @@
       <w:tblPr/>
       <w:tcPr>
         <w:tcBorders>
-          <w:top w:val="single" w:sz="6" w:space="0" w:color="FFFFFF" w:themeColor="background1"/>
+          <w:top w:val="single" w:color="FFFFFF" w:themeColor="background1" w:sz="6" w:space="0"/>
         </w:tcBorders>
         <w:shd w:val="clear" w:color="auto" w:fill="4C3B62" w:themeFill="accent4" w:themeFillShade="99"/>
       </w:tcPr>
@@ -10795,7 +10874,7 @@
           <w:left w:val="nil"/>
           <w:bottom w:val="nil"/>
           <w:right w:val="nil"/>
-          <w:insideH w:val="single" w:sz="4" w:space="0" w:color="4C3B62" w:themeColor="accent4" w:themeShade="99"/>
+          <w:insideH w:val="single" w:color="4C3B62" w:themeColor="accent4" w:themeShade="99" w:sz="4" w:space="0"/>
           <w:insideV w:val="nil"/>
         </w:tcBorders>
         <w:shd w:val="clear" w:color="auto" w:fill="4C3B62" w:themeFill="accent4" w:themeFillShade="99"/>
@@ -10857,12 +10936,12 @@
       <w:tblStyleColBandSize w:val="1"/>
       <w:tblInd w:w="0" w:type="dxa"/>
       <w:tblBorders>
-        <w:top w:val="single" w:sz="24" w:space="0" w:color="F79646" w:themeColor="accent6"/>
-        <w:left w:val="single" w:sz="4" w:space="0" w:color="4BACC6" w:themeColor="accent5"/>
-        <w:bottom w:val="single" w:sz="4" w:space="0" w:color="4BACC6" w:themeColor="accent5"/>
-        <w:right w:val="single" w:sz="4" w:space="0" w:color="4BACC6" w:themeColor="accent5"/>
-        <w:insideH w:val="single" w:sz="4" w:space="0" w:color="FFFFFF" w:themeColor="background1"/>
-        <w:insideV w:val="single" w:sz="4" w:space="0" w:color="FFFFFF" w:themeColor="background1"/>
+        <w:top w:val="single" w:color="F79646" w:themeColor="accent6" w:sz="24" w:space="0"/>
+        <w:left w:val="single" w:color="4BACC6" w:themeColor="accent5" w:sz="4" w:space="0"/>
+        <w:bottom w:val="single" w:color="4BACC6" w:themeColor="accent5" w:sz="4" w:space="0"/>
+        <w:right w:val="single" w:color="4BACC6" w:themeColor="accent5" w:sz="4" w:space="0"/>
+        <w:insideH w:val="single" w:color="FFFFFF" w:themeColor="background1" w:sz="4" w:space="0"/>
+        <w:insideV w:val="single" w:color="FFFFFF" w:themeColor="background1" w:sz="4" w:space="0"/>
       </w:tblBorders>
       <w:tblCellMar>
         <w:top w:w="0" w:type="dxa"/>
@@ -10884,7 +10963,7 @@
         <w:tcBorders>
           <w:top w:val="nil"/>
           <w:left w:val="nil"/>
-          <w:bottom w:val="single" w:sz="24" w:space="0" w:color="F79646" w:themeColor="accent6"/>
+          <w:bottom w:val="single" w:color="F79646" w:themeColor="accent6" w:sz="24" w:space="0"/>
           <w:right w:val="nil"/>
           <w:insideH w:val="nil"/>
           <w:insideV w:val="nil"/>
@@ -10901,7 +10980,7 @@
       <w:tblPr/>
       <w:tcPr>
         <w:tcBorders>
-          <w:top w:val="single" w:sz="6" w:space="0" w:color="FFFFFF" w:themeColor="background1"/>
+          <w:top w:val="single" w:color="FFFFFF" w:themeColor="background1" w:sz="6" w:space="0"/>
         </w:tcBorders>
         <w:shd w:val="clear" w:color="auto" w:fill="276A7C" w:themeFill="accent5" w:themeFillShade="99"/>
       </w:tcPr>
@@ -10917,7 +10996,7 @@
           <w:left w:val="nil"/>
           <w:bottom w:val="nil"/>
           <w:right w:val="nil"/>
-          <w:insideH w:val="single" w:sz="4" w:space="0" w:color="276A7C" w:themeColor="accent5" w:themeShade="99"/>
+          <w:insideH w:val="single" w:color="276A7C" w:themeColor="accent5" w:themeShade="99" w:sz="4" w:space="0"/>
           <w:insideV w:val="nil"/>
         </w:tcBorders>
         <w:shd w:val="clear" w:color="auto" w:fill="276A7C" w:themeFill="accent5" w:themeFillShade="99"/>
@@ -10979,12 +11058,12 @@
       <w:tblStyleColBandSize w:val="1"/>
       <w:tblInd w:w="0" w:type="dxa"/>
       <w:tblBorders>
-        <w:top w:val="single" w:sz="24" w:space="0" w:color="4BACC6" w:themeColor="accent5"/>
-        <w:left w:val="single" w:sz="4" w:space="0" w:color="F79646" w:themeColor="accent6"/>
-        <w:bottom w:val="single" w:sz="4" w:space="0" w:color="F79646" w:themeColor="accent6"/>
-        <w:right w:val="single" w:sz="4" w:space="0" w:color="F79646" w:themeColor="accent6"/>
-        <w:insideH w:val="single" w:sz="4" w:space="0" w:color="FFFFFF" w:themeColor="background1"/>
-        <w:insideV w:val="single" w:sz="4" w:space="0" w:color="FFFFFF" w:themeColor="background1"/>
+        <w:top w:val="single" w:color="4BACC6" w:themeColor="accent5" w:sz="24" w:space="0"/>
+        <w:left w:val="single" w:color="F79646" w:themeColor="accent6" w:sz="4" w:space="0"/>
+        <w:bottom w:val="single" w:color="F79646" w:themeColor="accent6" w:sz="4" w:space="0"/>
+        <w:right w:val="single" w:color="F79646" w:themeColor="accent6" w:sz="4" w:space="0"/>
+        <w:insideH w:val="single" w:color="FFFFFF" w:themeColor="background1" w:sz="4" w:space="0"/>
+        <w:insideV w:val="single" w:color="FFFFFF" w:themeColor="background1" w:sz="4" w:space="0"/>
       </w:tblBorders>
       <w:tblCellMar>
         <w:top w:w="0" w:type="dxa"/>
@@ -11006,7 +11085,7 @@
         <w:tcBorders>
           <w:top w:val="nil"/>
           <w:left w:val="nil"/>
-          <w:bottom w:val="single" w:sz="24" w:space="0" w:color="4BACC6" w:themeColor="accent5"/>
+          <w:bottom w:val="single" w:color="4BACC6" w:themeColor="accent5" w:sz="24" w:space="0"/>
           <w:right w:val="nil"/>
           <w:insideH w:val="nil"/>
           <w:insideV w:val="nil"/>
@@ -11023,7 +11102,7 @@
       <w:tblPr/>
       <w:tcPr>
         <w:tcBorders>
-          <w:top w:val="single" w:sz="6" w:space="0" w:color="FFFFFF" w:themeColor="background1"/>
+          <w:top w:val="single" w:color="FFFFFF" w:themeColor="background1" w:sz="6" w:space="0"/>
         </w:tcBorders>
         <w:shd w:val="clear" w:color="auto" w:fill="B65608" w:themeFill="accent6" w:themeFillShade="99"/>
       </w:tcPr>
@@ -11039,7 +11118,7 @@
           <w:left w:val="nil"/>
           <w:bottom w:val="nil"/>
           <w:right w:val="nil"/>
-          <w:insideH w:val="single" w:sz="4" w:space="0" w:color="B65608" w:themeColor="accent6" w:themeShade="99"/>
+          <w:insideH w:val="single" w:color="B65608" w:themeColor="accent6" w:themeShade="99" w:sz="4" w:space="0"/>
           <w:insideV w:val="nil"/>
         </w:tcBorders>
         <w:shd w:val="clear" w:color="auto" w:fill="B65608" w:themeFill="accent6" w:themeFillShade="99"/>
@@ -11119,7 +11198,7 @@
       <w:tblPr/>
       <w:tcPr>
         <w:tcBorders>
-          <w:bottom w:val="single" w:sz="12" w:space="0" w:color="FFFFFF" w:themeColor="background1"/>
+          <w:bottom w:val="single" w:color="FFFFFF" w:themeColor="background1" w:sz="12" w:space="0"/>
         </w:tcBorders>
         <w:shd w:val="clear" w:color="auto" w:fill="9E3A38" w:themeFill="accent2" w:themeFillShade="CC"/>
       </w:tcPr>
@@ -11133,7 +11212,7 @@
       <w:tblPr/>
       <w:tcPr>
         <w:tcBorders>
-          <w:top w:val="single" w:sz="12" w:space="0" w:color="000000" w:themeColor="text1"/>
+          <w:top w:val="single" w:color="000000" w:themeColor="text1" w:sz="12" w:space="0"/>
         </w:tcBorders>
         <w:shd w:val="clear" w:color="auto" w:fill="FFFFFF" w:themeFill="background1"/>
       </w:tcPr>
@@ -11205,7 +11284,7 @@
       <w:tblPr/>
       <w:tcPr>
         <w:tcBorders>
-          <w:bottom w:val="single" w:sz="12" w:space="0" w:color="FFFFFF" w:themeColor="background1"/>
+          <w:bottom w:val="single" w:color="FFFFFF" w:themeColor="background1" w:sz="12" w:space="0"/>
         </w:tcBorders>
         <w:shd w:val="clear" w:color="auto" w:fill="9E3A38" w:themeFill="accent2" w:themeFillShade="CC"/>
       </w:tcPr>
@@ -11219,7 +11298,7 @@
       <w:tblPr/>
       <w:tcPr>
         <w:tcBorders>
-          <w:top w:val="single" w:sz="12" w:space="0" w:color="000000" w:themeColor="text1"/>
+          <w:top w:val="single" w:color="000000" w:themeColor="text1" w:sz="12" w:space="0"/>
         </w:tcBorders>
         <w:shd w:val="clear" w:color="auto" w:fill="FFFFFF" w:themeFill="background1"/>
       </w:tcPr>
@@ -11291,7 +11370,7 @@
       <w:tblPr/>
       <w:tcPr>
         <w:tcBorders>
-          <w:bottom w:val="single" w:sz="12" w:space="0" w:color="FFFFFF" w:themeColor="background1"/>
+          <w:bottom w:val="single" w:color="FFFFFF" w:themeColor="background1" w:sz="12" w:space="0"/>
         </w:tcBorders>
         <w:shd w:val="clear" w:color="auto" w:fill="9E3A38" w:themeFill="accent2" w:themeFillShade="CC"/>
       </w:tcPr>
@@ -11305,7 +11384,7 @@
       <w:tblPr/>
       <w:tcPr>
         <w:tcBorders>
-          <w:top w:val="single" w:sz="12" w:space="0" w:color="000000" w:themeColor="text1"/>
+          <w:top w:val="single" w:color="000000" w:themeColor="text1" w:sz="12" w:space="0"/>
         </w:tcBorders>
         <w:shd w:val="clear" w:color="auto" w:fill="FFFFFF" w:themeFill="background1"/>
       </w:tcPr>
@@ -11377,7 +11456,7 @@
       <w:tblPr/>
       <w:tcPr>
         <w:tcBorders>
-          <w:bottom w:val="single" w:sz="12" w:space="0" w:color="FFFFFF" w:themeColor="background1"/>
+          <w:bottom w:val="single" w:color="FFFFFF" w:themeColor="background1" w:sz="12" w:space="0"/>
         </w:tcBorders>
         <w:shd w:val="clear" w:color="auto" w:fill="664E82" w:themeFill="accent4" w:themeFillShade="CC"/>
       </w:tcPr>
@@ -11391,7 +11470,7 @@
       <w:tblPr/>
       <w:tcPr>
         <w:tcBorders>
-          <w:top w:val="single" w:sz="12" w:space="0" w:color="000000" w:themeColor="text1"/>
+          <w:top w:val="single" w:color="000000" w:themeColor="text1" w:sz="12" w:space="0"/>
         </w:tcBorders>
         <w:shd w:val="clear" w:color="auto" w:fill="FFFFFF" w:themeFill="background1"/>
       </w:tcPr>
@@ -11463,7 +11542,7 @@
       <w:tblPr/>
       <w:tcPr>
         <w:tcBorders>
-          <w:bottom w:val="single" w:sz="12" w:space="0" w:color="FFFFFF" w:themeColor="background1"/>
+          <w:bottom w:val="single" w:color="FFFFFF" w:themeColor="background1" w:sz="12" w:space="0"/>
         </w:tcBorders>
         <w:shd w:val="clear" w:color="auto" w:fill="7E9C40" w:themeFill="accent3" w:themeFillShade="CC"/>
       </w:tcPr>
@@ -11477,7 +11556,7 @@
       <w:tblPr/>
       <w:tcPr>
         <w:tcBorders>
-          <w:top w:val="single" w:sz="12" w:space="0" w:color="000000" w:themeColor="text1"/>
+          <w:top w:val="single" w:color="000000" w:themeColor="text1" w:sz="12" w:space="0"/>
         </w:tcBorders>
         <w:shd w:val="clear" w:color="auto" w:fill="FFFFFF" w:themeFill="background1"/>
       </w:tcPr>
@@ -11549,7 +11628,7 @@
       <w:tblPr/>
       <w:tcPr>
         <w:tcBorders>
-          <w:bottom w:val="single" w:sz="12" w:space="0" w:color="FFFFFF" w:themeColor="background1"/>
+          <w:bottom w:val="single" w:color="FFFFFF" w:themeColor="background1" w:sz="12" w:space="0"/>
         </w:tcBorders>
         <w:shd w:val="clear" w:color="auto" w:fill="F2730A" w:themeFill="accent6" w:themeFillShade="CC"/>
       </w:tcPr>
@@ -11563,7 +11642,7 @@
       <w:tblPr/>
       <w:tcPr>
         <w:tcBorders>
-          <w:top w:val="single" w:sz="12" w:space="0" w:color="000000" w:themeColor="text1"/>
+          <w:top w:val="single" w:color="000000" w:themeColor="text1" w:sz="12" w:space="0"/>
         </w:tcBorders>
         <w:shd w:val="clear" w:color="auto" w:fill="FFFFFF" w:themeFill="background1"/>
       </w:tcPr>
@@ -11635,7 +11714,7 @@
       <w:tblPr/>
       <w:tcPr>
         <w:tcBorders>
-          <w:bottom w:val="single" w:sz="12" w:space="0" w:color="FFFFFF" w:themeColor="background1"/>
+          <w:bottom w:val="single" w:color="FFFFFF" w:themeColor="background1" w:sz="12" w:space="0"/>
         </w:tcBorders>
         <w:shd w:val="clear" w:color="auto" w:fill="348DA5" w:themeFill="accent5" w:themeFillShade="CC"/>
       </w:tcPr>
@@ -11649,7 +11728,7 @@
       <w:tblPr/>
       <w:tcPr>
         <w:tcBorders>
-          <w:top w:val="single" w:sz="12" w:space="0" w:color="000000" w:themeColor="text1"/>
+          <w:top w:val="single" w:color="000000" w:themeColor="text1" w:sz="12" w:space="0"/>
         </w:tcBorders>
         <w:shd w:val="clear" w:color="auto" w:fill="FFFFFF" w:themeFill="background1"/>
       </w:tcPr>
@@ -11703,7 +11782,7 @@
       <w:tblStyleColBandSize w:val="1"/>
       <w:tblInd w:w="0" w:type="dxa"/>
       <w:tblBorders>
-        <w:insideH w:val="single" w:sz="4" w:space="0" w:color="FFFFFF" w:themeColor="background1"/>
+        <w:insideH w:val="single" w:color="FFFFFF" w:themeColor="background1" w:sz="4" w:space="0"/>
       </w:tblBorders>
       <w:tblCellMar>
         <w:top w:w="0" w:type="dxa"/>
@@ -11783,7 +11862,7 @@
       <w:tblStyleColBandSize w:val="1"/>
       <w:tblInd w:w="0" w:type="dxa"/>
       <w:tblBorders>
-        <w:insideH w:val="single" w:sz="4" w:space="0" w:color="FFFFFF" w:themeColor="background1"/>
+        <w:insideH w:val="single" w:color="FFFFFF" w:themeColor="background1" w:sz="4" w:space="0"/>
       </w:tblBorders>
       <w:tblCellMar>
         <w:top w:w="0" w:type="dxa"/>
@@ -11863,7 +11942,7 @@
       <w:tblStyleColBandSize w:val="1"/>
       <w:tblInd w:w="0" w:type="dxa"/>
       <w:tblBorders>
-        <w:insideH w:val="single" w:sz="4" w:space="0" w:color="FFFFFF" w:themeColor="background1"/>
+        <w:insideH w:val="single" w:color="FFFFFF" w:themeColor="background1" w:sz="4" w:space="0"/>
       </w:tblBorders>
       <w:tblCellMar>
         <w:top w:w="0" w:type="dxa"/>
@@ -11943,7 +12022,7 @@
       <w:tblStyleColBandSize w:val="1"/>
       <w:tblInd w:w="0" w:type="dxa"/>
       <w:tblBorders>
-        <w:insideH w:val="single" w:sz="4" w:space="0" w:color="FFFFFF" w:themeColor="background1"/>
+        <w:insideH w:val="single" w:color="FFFFFF" w:themeColor="background1" w:sz="4" w:space="0"/>
       </w:tblBorders>
       <w:tblCellMar>
         <w:top w:w="0" w:type="dxa"/>
@@ -12023,7 +12102,7 @@
       <w:tblStyleColBandSize w:val="1"/>
       <w:tblInd w:w="0" w:type="dxa"/>
       <w:tblBorders>
-        <w:insideH w:val="single" w:sz="4" w:space="0" w:color="FFFFFF" w:themeColor="background1"/>
+        <w:insideH w:val="single" w:color="FFFFFF" w:themeColor="background1" w:sz="4" w:space="0"/>
       </w:tblBorders>
       <w:tblCellMar>
         <w:top w:w="0" w:type="dxa"/>
@@ -12103,7 +12182,7 @@
       <w:tblStyleColBandSize w:val="1"/>
       <w:tblInd w:w="0" w:type="dxa"/>
       <w:tblBorders>
-        <w:insideH w:val="single" w:sz="4" w:space="0" w:color="FFFFFF" w:themeColor="background1"/>
+        <w:insideH w:val="single" w:color="FFFFFF" w:themeColor="background1" w:sz="4" w:space="0"/>
       </w:tblBorders>
       <w:tblCellMar>
         <w:top w:w="0" w:type="dxa"/>
@@ -12183,7 +12262,7 @@
       <w:tblStyleColBandSize w:val="1"/>
       <w:tblInd w:w="0" w:type="dxa"/>
       <w:tblBorders>
-        <w:insideH w:val="single" w:sz="4" w:space="0" w:color="FFFFFF" w:themeColor="background1"/>
+        <w:insideH w:val="single" w:color="FFFFFF" w:themeColor="background1" w:sz="4" w:space="0"/>
       </w:tblBorders>
       <w:tblCellMar>
         <w:top w:w="0" w:type="dxa"/>
